--- a/WebDetectionSystem/基于Python的Web木材表面缺陷智能检测系统的设计与实现.docx
+++ b/WebDetectionSystem/基于Python的Web木材表面缺陷智能检测系统的设计与实现.docx
@@ -14565,8 +14565,60 @@
     <w:p>
       <w:pPr>
         <w:spacing w:line="360" w:lineRule="auto"/>
+        <w:ind w:firstLine="480"/>
         <w:jc w:val="center"/>
         <w:rPr>
+          <w:rFonts w:hint="eastAsia"/>
+          <w:lang w:eastAsia="zh-CN"/>
+        </w:rPr>
+      </w:pPr>
+      <w:r>
+        <w:rPr>
+          <w:noProof/>
+        </w:rPr>
+        <w:lastRenderedPageBreak/>
+        <w:drawing>
+          <wp:inline distT="0" distB="0" distL="0" distR="0" wp14:anchorId="653E09B6" wp14:editId="51D0CFC5">
+            <wp:extent cx="3157268" cy="3069769"/>
+            <wp:effectExtent l="0" t="0" r="5080" b="0"/>
+            <wp:docPr id="2022288429" name="图片 1" descr="图形用户界面, 应用程序&#10;&#10;AI 生成的内容可能不正确。"/>
+            <wp:cNvGraphicFramePr>
+              <a:graphicFrameLocks xmlns:a="http://schemas.openxmlformats.org/drawingml/2006/main" noChangeAspect="1"/>
+            </wp:cNvGraphicFramePr>
+            <a:graphic xmlns:a="http://schemas.openxmlformats.org/drawingml/2006/main">
+              <a:graphicData uri="http://schemas.openxmlformats.org/drawingml/2006/picture">
+                <pic:pic xmlns:pic="http://schemas.openxmlformats.org/drawingml/2006/picture">
+                  <pic:nvPicPr>
+                    <pic:cNvPr id="2022288429" name="图片 1" descr="图形用户界面, 应用程序&#10;&#10;AI 生成的内容可能不正确。"/>
+                    <pic:cNvPicPr/>
+                  </pic:nvPicPr>
+                  <pic:blipFill>
+                    <a:blip r:embed="rId10"/>
+                    <a:stretch>
+                      <a:fillRect/>
+                    </a:stretch>
+                  </pic:blipFill>
+                  <pic:spPr>
+                    <a:xfrm>
+                      <a:off x="0" y="0"/>
+                      <a:ext cx="3161161" cy="3073554"/>
+                    </a:xfrm>
+                    <a:prstGeom prst="rect">
+                      <a:avLst/>
+                    </a:prstGeom>
+                  </pic:spPr>
+                </pic:pic>
+              </a:graphicData>
+            </a:graphic>
+          </wp:inline>
+        </w:drawing>
+      </w:r>
+    </w:p>
+    <w:p>
+      <w:pPr>
+        <w:spacing w:line="360" w:lineRule="auto"/>
+        <w:jc w:val="center"/>
+        <w:rPr>
           <w:lang w:eastAsia="zh-CN"/>
         </w:rPr>
       </w:pPr>
@@ -14575,7 +14627,7 @@
           <w:sz w:val="22"/>
           <w:lang w:eastAsia="zh-CN"/>
         </w:rPr>
-        <w:t>【此处后期补充图</w:t>
+        <w:t>【图</w:t>
       </w:r>
       <w:r>
         <w:rPr>
@@ -14635,36 +14687,94 @@
     <w:p>
       <w:pPr>
         <w:spacing w:line="360" w:lineRule="auto"/>
-        <w:jc w:val="center"/>
-        <w:rPr>
-          <w:lang w:eastAsia="zh-CN"/>
-        </w:rPr>
-      </w:pPr>
-      <w:r>
-        <w:rPr>
-          <w:sz w:val="22"/>
-          <w:lang w:eastAsia="zh-CN"/>
-        </w:rPr>
-        <w:lastRenderedPageBreak/>
-        <w:t>【此处后期补充图</w:t>
-      </w:r>
-      <w:r>
-        <w:rPr>
-          <w:sz w:val="22"/>
-          <w:lang w:eastAsia="zh-CN"/>
-        </w:rPr>
-        <w:t xml:space="preserve">5-2 </w:t>
-      </w:r>
-      <w:r>
-        <w:rPr>
-          <w:sz w:val="22"/>
-          <w:lang w:eastAsia="zh-CN"/>
-        </w:rPr>
-        <w:t>仪表盘与个人中心截图】</w:t>
+        <w:ind w:firstLine="480"/>
+        <w:rPr>
+          <w:rFonts w:hint="eastAsia"/>
+          <w:lang w:eastAsia="zh-CN"/>
+        </w:rPr>
+      </w:pPr>
+      <w:r>
+        <w:rPr>
+          <w:noProof/>
+        </w:rPr>
+        <w:drawing>
+          <wp:inline distT="0" distB="0" distL="0" distR="0" wp14:anchorId="7BA0C440" wp14:editId="7985AA8C">
+            <wp:extent cx="5504903" cy="2639683"/>
+            <wp:effectExtent l="0" t="0" r="635" b="8890"/>
+            <wp:docPr id="532290678" name="图片 1" descr="图形用户界面, 应用程序&#10;&#10;AI 生成的内容可能不正确。"/>
+            <wp:cNvGraphicFramePr>
+              <a:graphicFrameLocks xmlns:a="http://schemas.openxmlformats.org/drawingml/2006/main" noChangeAspect="1"/>
+            </wp:cNvGraphicFramePr>
+            <a:graphic xmlns:a="http://schemas.openxmlformats.org/drawingml/2006/main">
+              <a:graphicData uri="http://schemas.openxmlformats.org/drawingml/2006/picture">
+                <pic:pic xmlns:pic="http://schemas.openxmlformats.org/drawingml/2006/picture">
+                  <pic:nvPicPr>
+                    <pic:cNvPr id="532290678" name="图片 1" descr="图形用户界面, 应用程序&#10;&#10;AI 生成的内容可能不正确。"/>
+                    <pic:cNvPicPr/>
+                  </pic:nvPicPr>
+                  <pic:blipFill rotWithShape="1">
+                    <a:blip r:embed="rId11"/>
+                    <a:srcRect l="28308"/>
+                    <a:stretch>
+                      <a:fillRect/>
+                    </a:stretch>
+                  </pic:blipFill>
+                  <pic:spPr bwMode="auto">
+                    <a:xfrm>
+                      <a:off x="0" y="0"/>
+                      <a:ext cx="5554112" cy="2663280"/>
+                    </a:xfrm>
+                    <a:prstGeom prst="rect">
+                      <a:avLst/>
+                    </a:prstGeom>
+                    <a:ln>
+                      <a:noFill/>
+                    </a:ln>
+                    <a:extLst>
+                      <a:ext uri="{53640926-AAD7-44D8-BBD7-CCE9431645EC}">
+                        <a14:shadowObscured xmlns:a14="http://schemas.microsoft.com/office/drawing/2010/main"/>
+                      </a:ext>
+                    </a:extLst>
+                  </pic:spPr>
+                </pic:pic>
+              </a:graphicData>
+            </a:graphic>
+          </wp:inline>
+        </w:drawing>
       </w:r>
     </w:p>
     <w:p>
       <w:pPr>
+        <w:spacing w:line="360" w:lineRule="auto"/>
+        <w:jc w:val="center"/>
+        <w:rPr>
+          <w:lang w:eastAsia="zh-CN"/>
+        </w:rPr>
+      </w:pPr>
+      <w:r>
+        <w:rPr>
+          <w:sz w:val="22"/>
+          <w:lang w:eastAsia="zh-CN"/>
+        </w:rPr>
+        <w:t>【图</w:t>
+      </w:r>
+      <w:r>
+        <w:rPr>
+          <w:sz w:val="22"/>
+          <w:lang w:eastAsia="zh-CN"/>
+        </w:rPr>
+        <w:t xml:space="preserve">5-2 </w:t>
+      </w:r>
+      <w:r>
+        <w:rPr>
+          <w:sz w:val="22"/>
+          <w:lang w:eastAsia="zh-CN"/>
+        </w:rPr>
+        <w:t>仪表盘与个人中心截图】</w:t>
+      </w:r>
+    </w:p>
+    <w:p>
+      <w:pPr>
         <w:pStyle w:val="31"/>
         <w:spacing w:line="360" w:lineRule="auto"/>
         <w:rPr>
@@ -14677,6 +14787,7 @@
           <w:rFonts w:ascii="Times New Roman" w:eastAsia="黑体" w:hAnsi="Times New Roman"/>
           <w:lang w:eastAsia="zh-CN"/>
         </w:rPr>
+        <w:lastRenderedPageBreak/>
         <w:t xml:space="preserve">5.1.3 </w:t>
       </w:r>
       <w:r>
@@ -14851,8 +14962,59 @@
     <w:p>
       <w:pPr>
         <w:spacing w:line="360" w:lineRule="auto"/>
+        <w:ind w:firstLine="480"/>
         <w:jc w:val="center"/>
         <w:rPr>
+          <w:rFonts w:hint="eastAsia"/>
+          <w:lang w:eastAsia="zh-CN"/>
+        </w:rPr>
+      </w:pPr>
+      <w:r>
+        <w:rPr>
+          <w:noProof/>
+        </w:rPr>
+        <w:drawing>
+          <wp:inline distT="0" distB="0" distL="0" distR="0" wp14:anchorId="6B6236DC" wp14:editId="2B621B27">
+            <wp:extent cx="2121804" cy="4149305"/>
+            <wp:effectExtent l="0" t="0" r="0" b="3810"/>
+            <wp:docPr id="865071042" name="图片 1"/>
+            <wp:cNvGraphicFramePr>
+              <a:graphicFrameLocks xmlns:a="http://schemas.openxmlformats.org/drawingml/2006/main" noChangeAspect="1"/>
+            </wp:cNvGraphicFramePr>
+            <a:graphic xmlns:a="http://schemas.openxmlformats.org/drawingml/2006/main">
+              <a:graphicData uri="http://schemas.openxmlformats.org/drawingml/2006/picture">
+                <pic:pic xmlns:pic="http://schemas.openxmlformats.org/drawingml/2006/picture">
+                  <pic:nvPicPr>
+                    <pic:cNvPr id="865071042" name=""/>
+                    <pic:cNvPicPr/>
+                  </pic:nvPicPr>
+                  <pic:blipFill>
+                    <a:blip r:embed="rId12"/>
+                    <a:stretch>
+                      <a:fillRect/>
+                    </a:stretch>
+                  </pic:blipFill>
+                  <pic:spPr>
+                    <a:xfrm>
+                      <a:off x="0" y="0"/>
+                      <a:ext cx="2125524" cy="4156581"/>
+                    </a:xfrm>
+                    <a:prstGeom prst="rect">
+                      <a:avLst/>
+                    </a:prstGeom>
+                  </pic:spPr>
+                </pic:pic>
+              </a:graphicData>
+            </a:graphic>
+          </wp:inline>
+        </w:drawing>
+      </w:r>
+    </w:p>
+    <w:p>
+      <w:pPr>
+        <w:spacing w:line="360" w:lineRule="auto"/>
+        <w:jc w:val="center"/>
+        <w:rPr>
           <w:lang w:eastAsia="zh-CN"/>
         </w:rPr>
       </w:pPr>
@@ -14861,7 +15023,7 @@
           <w:sz w:val="22"/>
           <w:lang w:eastAsia="zh-CN"/>
         </w:rPr>
-        <w:t>【此处后期补充图</w:t>
+        <w:t>【图</w:t>
       </w:r>
       <w:r>
         <w:rPr>
@@ -14990,7 +15152,14 @@
         <w:rPr>
           <w:lang w:eastAsia="zh-CN"/>
         </w:rPr>
-        <w:t>两种检测模式整合到同一界面。用户可直接上传单张或多张图片，系统支持批量检测；也可调用浏览器摄像头进行实时拍照，再将拍摄结果转换为</w:t>
+        <w:t>两种检测模式整合到同一界面。用户可直接上传单张或多张图片，系统支持批量检测；也可调用浏览器摄像头进行实时</w:t>
+      </w:r>
+      <w:r>
+        <w:rPr>
+          <w:lang w:eastAsia="zh-CN"/>
+        </w:rPr>
+        <w:lastRenderedPageBreak/>
+        <w:t>拍照，再将拍摄结果转换为</w:t>
       </w:r>
       <w:r>
         <w:rPr>
@@ -15008,6 +15177,56 @@
     <w:p>
       <w:pPr>
         <w:spacing w:line="360" w:lineRule="auto"/>
+        <w:ind w:firstLine="480"/>
+        <w:rPr>
+          <w:rFonts w:hint="eastAsia"/>
+          <w:lang w:eastAsia="zh-CN"/>
+        </w:rPr>
+      </w:pPr>
+      <w:r>
+        <w:rPr>
+          <w:noProof/>
+        </w:rPr>
+        <w:drawing>
+          <wp:inline distT="0" distB="0" distL="0" distR="0" wp14:anchorId="1F3581ED" wp14:editId="095AC55E">
+            <wp:extent cx="5940425" cy="2863850"/>
+            <wp:effectExtent l="0" t="0" r="3175" b="0"/>
+            <wp:docPr id="719957081" name="图片 1" descr="图形用户界面, 文本, 应用程序&#10;&#10;AI 生成的内容可能不正确。"/>
+            <wp:cNvGraphicFramePr>
+              <a:graphicFrameLocks xmlns:a="http://schemas.openxmlformats.org/drawingml/2006/main" noChangeAspect="1"/>
+            </wp:cNvGraphicFramePr>
+            <a:graphic xmlns:a="http://schemas.openxmlformats.org/drawingml/2006/main">
+              <a:graphicData uri="http://schemas.openxmlformats.org/drawingml/2006/picture">
+                <pic:pic xmlns:pic="http://schemas.openxmlformats.org/drawingml/2006/picture">
+                  <pic:nvPicPr>
+                    <pic:cNvPr id="719957081" name="图片 1" descr="图形用户界面, 文本, 应用程序&#10;&#10;AI 生成的内容可能不正确。"/>
+                    <pic:cNvPicPr/>
+                  </pic:nvPicPr>
+                  <pic:blipFill>
+                    <a:blip r:embed="rId13"/>
+                    <a:stretch>
+                      <a:fillRect/>
+                    </a:stretch>
+                  </pic:blipFill>
+                  <pic:spPr>
+                    <a:xfrm>
+                      <a:off x="0" y="0"/>
+                      <a:ext cx="5940425" cy="2863850"/>
+                    </a:xfrm>
+                    <a:prstGeom prst="rect">
+                      <a:avLst/>
+                    </a:prstGeom>
+                  </pic:spPr>
+                </pic:pic>
+              </a:graphicData>
+            </a:graphic>
+          </wp:inline>
+        </w:drawing>
+      </w:r>
+    </w:p>
+    <w:p>
+      <w:pPr>
+        <w:spacing w:line="360" w:lineRule="auto"/>
         <w:jc w:val="center"/>
         <w:rPr>
           <w:lang w:eastAsia="zh-CN"/>
@@ -15018,7 +15237,7 @@
           <w:sz w:val="22"/>
           <w:lang w:eastAsia="zh-CN"/>
         </w:rPr>
-        <w:t>【此处后期补充图</w:t>
+        <w:t>【图</w:t>
       </w:r>
       <w:r>
         <w:rPr>
@@ -15155,35 +15374,87 @@
     <w:p>
       <w:pPr>
         <w:spacing w:line="360" w:lineRule="auto"/>
+        <w:ind w:firstLine="480"/>
         <w:jc w:val="center"/>
         <w:rPr>
-          <w:lang w:eastAsia="zh-CN"/>
-        </w:rPr>
-      </w:pPr>
-      <w:r>
-        <w:rPr>
-          <w:sz w:val="22"/>
-          <w:lang w:eastAsia="zh-CN"/>
-        </w:rPr>
-        <w:t>【此处后期补充图</w:t>
-      </w:r>
-      <w:r>
-        <w:rPr>
-          <w:sz w:val="22"/>
-          <w:lang w:eastAsia="zh-CN"/>
-        </w:rPr>
-        <w:t xml:space="preserve">5-5 </w:t>
-      </w:r>
-      <w:r>
-        <w:rPr>
-          <w:sz w:val="22"/>
-          <w:lang w:eastAsia="zh-CN"/>
-        </w:rPr>
-        <w:t>推理结果展示截图】</w:t>
+          <w:rFonts w:hint="eastAsia"/>
+          <w:lang w:eastAsia="zh-CN"/>
+        </w:rPr>
+      </w:pPr>
+      <w:r>
+        <w:rPr>
+          <w:noProof/>
+        </w:rPr>
+        <w:lastRenderedPageBreak/>
+        <w:drawing>
+          <wp:inline distT="0" distB="0" distL="0" distR="0" wp14:anchorId="7D8E475D" wp14:editId="5654BBBC">
+            <wp:extent cx="3019425" cy="2381250"/>
+            <wp:effectExtent l="0" t="0" r="9525" b="0"/>
+            <wp:docPr id="475090580" name="图片 1"/>
+            <wp:cNvGraphicFramePr>
+              <a:graphicFrameLocks xmlns:a="http://schemas.openxmlformats.org/drawingml/2006/main" noChangeAspect="1"/>
+            </wp:cNvGraphicFramePr>
+            <a:graphic xmlns:a="http://schemas.openxmlformats.org/drawingml/2006/main">
+              <a:graphicData uri="http://schemas.openxmlformats.org/drawingml/2006/picture">
+                <pic:pic xmlns:pic="http://schemas.openxmlformats.org/drawingml/2006/picture">
+                  <pic:nvPicPr>
+                    <pic:cNvPr id="475090580" name=""/>
+                    <pic:cNvPicPr/>
+                  </pic:nvPicPr>
+                  <pic:blipFill>
+                    <a:blip r:embed="rId14"/>
+                    <a:stretch>
+                      <a:fillRect/>
+                    </a:stretch>
+                  </pic:blipFill>
+                  <pic:spPr>
+                    <a:xfrm>
+                      <a:off x="0" y="0"/>
+                      <a:ext cx="3019425" cy="2381250"/>
+                    </a:xfrm>
+                    <a:prstGeom prst="rect">
+                      <a:avLst/>
+                    </a:prstGeom>
+                  </pic:spPr>
+                </pic:pic>
+              </a:graphicData>
+            </a:graphic>
+          </wp:inline>
+        </w:drawing>
       </w:r>
     </w:p>
     <w:p>
       <w:pPr>
+        <w:spacing w:line="360" w:lineRule="auto"/>
+        <w:jc w:val="center"/>
+        <w:rPr>
+          <w:lang w:eastAsia="zh-CN"/>
+        </w:rPr>
+      </w:pPr>
+      <w:r>
+        <w:rPr>
+          <w:sz w:val="22"/>
+          <w:lang w:eastAsia="zh-CN"/>
+        </w:rPr>
+        <w:t>【图</w:t>
+      </w:r>
+      <w:r>
+        <w:rPr>
+          <w:sz w:val="22"/>
+          <w:lang w:eastAsia="zh-CN"/>
+        </w:rPr>
+        <w:t xml:space="preserve">5-5 </w:t>
+      </w:r>
+      <w:r>
+        <w:rPr>
+          <w:sz w:val="22"/>
+          <w:lang w:eastAsia="zh-CN"/>
+        </w:rPr>
+        <w:t>推理结果展示截图】</w:t>
+      </w:r>
+    </w:p>
+    <w:p>
+      <w:pPr>
         <w:pStyle w:val="31"/>
         <w:spacing w:line="360" w:lineRule="auto"/>
         <w:rPr>
@@ -15196,7 +15467,6 @@
           <w:rFonts w:ascii="Times New Roman" w:eastAsia="黑体" w:hAnsi="Times New Roman"/>
           <w:lang w:eastAsia="zh-CN"/>
         </w:rPr>
-        <w:lastRenderedPageBreak/>
         <w:t xml:space="preserve">5.2.3 </w:t>
       </w:r>
       <w:r>
@@ -15286,6 +15556,56 @@
     <w:p>
       <w:pPr>
         <w:spacing w:line="360" w:lineRule="auto"/>
+        <w:ind w:firstLine="480"/>
+        <w:rPr>
+          <w:rFonts w:hint="eastAsia"/>
+          <w:lang w:eastAsia="zh-CN"/>
+        </w:rPr>
+      </w:pPr>
+      <w:r>
+        <w:rPr>
+          <w:noProof/>
+        </w:rPr>
+        <w:drawing>
+          <wp:inline distT="0" distB="0" distL="0" distR="0" wp14:anchorId="074C2524" wp14:editId="7EF0A250">
+            <wp:extent cx="5940425" cy="2616835"/>
+            <wp:effectExtent l="0" t="0" r="3175" b="0"/>
+            <wp:docPr id="1375853139" name="图片 1" descr="图形用户界面, 应用程序&#10;&#10;AI 生成的内容可能不正确。"/>
+            <wp:cNvGraphicFramePr>
+              <a:graphicFrameLocks xmlns:a="http://schemas.openxmlformats.org/drawingml/2006/main" noChangeAspect="1"/>
+            </wp:cNvGraphicFramePr>
+            <a:graphic xmlns:a="http://schemas.openxmlformats.org/drawingml/2006/main">
+              <a:graphicData uri="http://schemas.openxmlformats.org/drawingml/2006/picture">
+                <pic:pic xmlns:pic="http://schemas.openxmlformats.org/drawingml/2006/picture">
+                  <pic:nvPicPr>
+                    <pic:cNvPr id="1375853139" name="图片 1" descr="图形用户界面, 应用程序&#10;&#10;AI 生成的内容可能不正确。"/>
+                    <pic:cNvPicPr/>
+                  </pic:nvPicPr>
+                  <pic:blipFill>
+                    <a:blip r:embed="rId15"/>
+                    <a:stretch>
+                      <a:fillRect/>
+                    </a:stretch>
+                  </pic:blipFill>
+                  <pic:spPr>
+                    <a:xfrm>
+                      <a:off x="0" y="0"/>
+                      <a:ext cx="5940425" cy="2616835"/>
+                    </a:xfrm>
+                    <a:prstGeom prst="rect">
+                      <a:avLst/>
+                    </a:prstGeom>
+                  </pic:spPr>
+                </pic:pic>
+              </a:graphicData>
+            </a:graphic>
+          </wp:inline>
+        </w:drawing>
+      </w:r>
+    </w:p>
+    <w:p>
+      <w:pPr>
+        <w:spacing w:line="360" w:lineRule="auto"/>
         <w:jc w:val="center"/>
         <w:rPr>
           <w:lang w:eastAsia="zh-CN"/>
@@ -15296,7 +15616,7 @@
           <w:sz w:val="22"/>
           <w:lang w:eastAsia="zh-CN"/>
         </w:rPr>
-        <w:t>【此处后期补充图</w:t>
+        <w:t>【图</w:t>
       </w:r>
       <w:r>
         <w:rPr>
@@ -15429,6 +15749,7 @@
         <w:rPr>
           <w:lang w:eastAsia="zh-CN"/>
         </w:rPr>
+        <w:lastRenderedPageBreak/>
         <w:t>这种设计使检测结果既能够被系统页面立即消费，也能够在后续历史记录和报表分析中重复使用，是系统实现</w:t>
       </w:r>
       <w:r>
@@ -15459,6 +15780,56 @@
     <w:p>
       <w:pPr>
         <w:spacing w:line="360" w:lineRule="auto"/>
+        <w:ind w:firstLine="480"/>
+        <w:rPr>
+          <w:rFonts w:hint="eastAsia"/>
+          <w:lang w:eastAsia="zh-CN"/>
+        </w:rPr>
+      </w:pPr>
+      <w:r>
+        <w:rPr>
+          <w:noProof/>
+        </w:rPr>
+        <w:drawing>
+          <wp:inline distT="0" distB="0" distL="0" distR="0" wp14:anchorId="5E19D8A6" wp14:editId="4C8CE4F6">
+            <wp:extent cx="5940425" cy="2543175"/>
+            <wp:effectExtent l="0" t="0" r="3175" b="9525"/>
+            <wp:docPr id="1158483859" name="图片 1" descr="截图里有图片&#10;&#10;AI 生成的内容可能不正确。"/>
+            <wp:cNvGraphicFramePr>
+              <a:graphicFrameLocks xmlns:a="http://schemas.openxmlformats.org/drawingml/2006/main" noChangeAspect="1"/>
+            </wp:cNvGraphicFramePr>
+            <a:graphic xmlns:a="http://schemas.openxmlformats.org/drawingml/2006/main">
+              <a:graphicData uri="http://schemas.openxmlformats.org/drawingml/2006/picture">
+                <pic:pic xmlns:pic="http://schemas.openxmlformats.org/drawingml/2006/picture">
+                  <pic:nvPicPr>
+                    <pic:cNvPr id="1158483859" name="图片 1" descr="截图里有图片&#10;&#10;AI 生成的内容可能不正确。"/>
+                    <pic:cNvPicPr/>
+                  </pic:nvPicPr>
+                  <pic:blipFill>
+                    <a:blip r:embed="rId16"/>
+                    <a:stretch>
+                      <a:fillRect/>
+                    </a:stretch>
+                  </pic:blipFill>
+                  <pic:spPr>
+                    <a:xfrm>
+                      <a:off x="0" y="0"/>
+                      <a:ext cx="5940425" cy="2543175"/>
+                    </a:xfrm>
+                    <a:prstGeom prst="rect">
+                      <a:avLst/>
+                    </a:prstGeom>
+                  </pic:spPr>
+                </pic:pic>
+              </a:graphicData>
+            </a:graphic>
+          </wp:inline>
+        </w:drawing>
+      </w:r>
+    </w:p>
+    <w:p>
+      <w:pPr>
+        <w:spacing w:line="360" w:lineRule="auto"/>
         <w:jc w:val="center"/>
         <w:rPr>
           <w:lang w:eastAsia="zh-CN"/>
@@ -15469,7 +15840,7 @@
           <w:sz w:val="22"/>
           <w:lang w:eastAsia="zh-CN"/>
         </w:rPr>
-        <w:t>【此处后期补充图</w:t>
+        <w:t>【图</w:t>
       </w:r>
       <w:r>
         <w:rPr>
@@ -15611,6 +15982,57 @@
     <w:p>
       <w:pPr>
         <w:spacing w:line="360" w:lineRule="auto"/>
+        <w:ind w:firstLine="480"/>
+        <w:rPr>
+          <w:rFonts w:hint="eastAsia"/>
+          <w:lang w:eastAsia="zh-CN"/>
+        </w:rPr>
+      </w:pPr>
+      <w:r>
+        <w:rPr>
+          <w:noProof/>
+        </w:rPr>
+        <w:lastRenderedPageBreak/>
+        <w:drawing>
+          <wp:inline distT="0" distB="0" distL="0" distR="0" wp14:anchorId="3CDA7BCB" wp14:editId="4741D330">
+            <wp:extent cx="5558979" cy="3536830"/>
+            <wp:effectExtent l="0" t="0" r="3810" b="6985"/>
+            <wp:docPr id="310731533" name="图片 1" descr="图形用户界面, 应用程序&#10;&#10;AI 生成的内容可能不正确。"/>
+            <wp:cNvGraphicFramePr>
+              <a:graphicFrameLocks xmlns:a="http://schemas.openxmlformats.org/drawingml/2006/main" noChangeAspect="1"/>
+            </wp:cNvGraphicFramePr>
+            <a:graphic xmlns:a="http://schemas.openxmlformats.org/drawingml/2006/main">
+              <a:graphicData uri="http://schemas.openxmlformats.org/drawingml/2006/picture">
+                <pic:pic xmlns:pic="http://schemas.openxmlformats.org/drawingml/2006/picture">
+                  <pic:nvPicPr>
+                    <pic:cNvPr id="310731533" name="图片 1" descr="图形用户界面, 应用程序&#10;&#10;AI 生成的内容可能不正确。"/>
+                    <pic:cNvPicPr/>
+                  </pic:nvPicPr>
+                  <pic:blipFill>
+                    <a:blip r:embed="rId17"/>
+                    <a:stretch>
+                      <a:fillRect/>
+                    </a:stretch>
+                  </pic:blipFill>
+                  <pic:spPr>
+                    <a:xfrm>
+                      <a:off x="0" y="0"/>
+                      <a:ext cx="5569252" cy="3543366"/>
+                    </a:xfrm>
+                    <a:prstGeom prst="rect">
+                      <a:avLst/>
+                    </a:prstGeom>
+                  </pic:spPr>
+                </pic:pic>
+              </a:graphicData>
+            </a:graphic>
+          </wp:inline>
+        </w:drawing>
+      </w:r>
+    </w:p>
+    <w:p>
+      <w:pPr>
+        <w:spacing w:line="360" w:lineRule="auto"/>
         <w:jc w:val="center"/>
         <w:rPr>
           <w:lang w:eastAsia="zh-CN"/>
@@ -15621,7 +16043,7 @@
           <w:sz w:val="22"/>
           <w:lang w:eastAsia="zh-CN"/>
         </w:rPr>
-        <w:t>【此处后期补充图</w:t>
+        <w:t>【图</w:t>
       </w:r>
       <w:r>
         <w:rPr>
@@ -15738,7 +16160,6 @@
         <w:rPr>
           <w:lang w:eastAsia="zh-CN"/>
         </w:rPr>
-        <w:lastRenderedPageBreak/>
         <w:t>在数据导出方面，系统利用</w:t>
       </w:r>
       <w:r>
@@ -15829,35 +16250,94 @@
     <w:p>
       <w:pPr>
         <w:spacing w:line="360" w:lineRule="auto"/>
-        <w:jc w:val="center"/>
-        <w:rPr>
-          <w:lang w:eastAsia="zh-CN"/>
-        </w:rPr>
-      </w:pPr>
-      <w:r>
-        <w:rPr>
-          <w:sz w:val="22"/>
-          <w:lang w:eastAsia="zh-CN"/>
-        </w:rPr>
-        <w:t>【此处后期补充图</w:t>
-      </w:r>
-      <w:r>
-        <w:rPr>
-          <w:sz w:val="22"/>
-          <w:lang w:eastAsia="zh-CN"/>
-        </w:rPr>
-        <w:t xml:space="preserve">5-9 </w:t>
-      </w:r>
-      <w:r>
-        <w:rPr>
-          <w:sz w:val="22"/>
-          <w:lang w:eastAsia="zh-CN"/>
-        </w:rPr>
-        <w:t>日志与报表页面截图】</w:t>
+        <w:ind w:firstLine="480"/>
+        <w:rPr>
+          <w:rFonts w:hint="eastAsia"/>
+          <w:lang w:eastAsia="zh-CN"/>
+        </w:rPr>
+      </w:pPr>
+      <w:r>
+        <w:rPr>
+          <w:noProof/>
+        </w:rPr>
+        <w:drawing>
+          <wp:inline distT="0" distB="0" distL="0" distR="0" wp14:anchorId="6B379793" wp14:editId="16DF2E84">
+            <wp:extent cx="5598160" cy="1759789"/>
+            <wp:effectExtent l="0" t="0" r="2540" b="0"/>
+            <wp:docPr id="702591342" name="图片 1" descr="图表, 折线图&#10;&#10;AI 生成的内容可能不正确。"/>
+            <wp:cNvGraphicFramePr>
+              <a:graphicFrameLocks xmlns:a="http://schemas.openxmlformats.org/drawingml/2006/main" noChangeAspect="1"/>
+            </wp:cNvGraphicFramePr>
+            <a:graphic xmlns:a="http://schemas.openxmlformats.org/drawingml/2006/main">
+              <a:graphicData uri="http://schemas.openxmlformats.org/drawingml/2006/picture">
+                <pic:pic xmlns:pic="http://schemas.openxmlformats.org/drawingml/2006/picture">
+                  <pic:nvPicPr>
+                    <pic:cNvPr id="702591342" name="图片 1" descr="图表, 折线图&#10;&#10;AI 生成的内容可能不正确。"/>
+                    <pic:cNvPicPr/>
+                  </pic:nvPicPr>
+                  <pic:blipFill rotWithShape="1">
+                    <a:blip r:embed="rId18"/>
+                    <a:srcRect b="22632"/>
+                    <a:stretch>
+                      <a:fillRect/>
+                    </a:stretch>
+                  </pic:blipFill>
+                  <pic:spPr bwMode="auto">
+                    <a:xfrm>
+                      <a:off x="0" y="0"/>
+                      <a:ext cx="5605453" cy="1762082"/>
+                    </a:xfrm>
+                    <a:prstGeom prst="rect">
+                      <a:avLst/>
+                    </a:prstGeom>
+                    <a:ln>
+                      <a:noFill/>
+                    </a:ln>
+                    <a:extLst>
+                      <a:ext uri="{53640926-AAD7-44D8-BBD7-CCE9431645EC}">
+                        <a14:shadowObscured xmlns:a14="http://schemas.microsoft.com/office/drawing/2010/main"/>
+                      </a:ext>
+                    </a:extLst>
+                  </pic:spPr>
+                </pic:pic>
+              </a:graphicData>
+            </a:graphic>
+          </wp:inline>
+        </w:drawing>
       </w:r>
     </w:p>
     <w:p>
       <w:pPr>
+        <w:spacing w:line="360" w:lineRule="auto"/>
+        <w:jc w:val="center"/>
+        <w:rPr>
+          <w:lang w:eastAsia="zh-CN"/>
+        </w:rPr>
+      </w:pPr>
+      <w:r>
+        <w:rPr>
+          <w:sz w:val="22"/>
+          <w:lang w:eastAsia="zh-CN"/>
+        </w:rPr>
+        <w:t>【图</w:t>
+      </w:r>
+      <w:r>
+        <w:rPr>
+          <w:sz w:val="22"/>
+          <w:lang w:eastAsia="zh-CN"/>
+        </w:rPr>
+        <w:t xml:space="preserve">5-9 </w:t>
+      </w:r>
+      <w:r>
+        <w:rPr>
+          <w:sz w:val="22"/>
+          <w:lang w:eastAsia="zh-CN"/>
+        </w:rPr>
+        <w:t>日志与报表页面截图】</w:t>
+      </w:r>
+    </w:p>
+    <w:p>
+      <w:pPr>
         <w:pStyle w:val="31"/>
         <w:spacing w:line="360" w:lineRule="auto"/>
         <w:rPr>
@@ -15870,6 +16350,7 @@
           <w:rFonts w:ascii="Times New Roman" w:eastAsia="黑体" w:hAnsi="Times New Roman"/>
           <w:lang w:eastAsia="zh-CN"/>
         </w:rPr>
+        <w:lastRenderedPageBreak/>
         <w:t xml:space="preserve">5.3.3 </w:t>
       </w:r>
       <w:r>
@@ -15954,6 +16435,56 @@
     <w:p>
       <w:pPr>
         <w:spacing w:line="360" w:lineRule="auto"/>
+        <w:ind w:firstLine="480"/>
+        <w:rPr>
+          <w:rFonts w:hint="eastAsia"/>
+          <w:lang w:eastAsia="zh-CN"/>
+        </w:rPr>
+      </w:pPr>
+      <w:r>
+        <w:rPr>
+          <w:noProof/>
+        </w:rPr>
+        <w:drawing>
+          <wp:inline distT="0" distB="0" distL="0" distR="0" wp14:anchorId="6DA0EEB4" wp14:editId="26C1AEDD">
+            <wp:extent cx="5940425" cy="3593465"/>
+            <wp:effectExtent l="0" t="0" r="3175" b="6985"/>
+            <wp:docPr id="1116203833" name="图片 1" descr="图表, 折线图&#10;&#10;AI 生成的内容可能不正确。"/>
+            <wp:cNvGraphicFramePr>
+              <a:graphicFrameLocks xmlns:a="http://schemas.openxmlformats.org/drawingml/2006/main" noChangeAspect="1"/>
+            </wp:cNvGraphicFramePr>
+            <a:graphic xmlns:a="http://schemas.openxmlformats.org/drawingml/2006/main">
+              <a:graphicData uri="http://schemas.openxmlformats.org/drawingml/2006/picture">
+                <pic:pic xmlns:pic="http://schemas.openxmlformats.org/drawingml/2006/picture">
+                  <pic:nvPicPr>
+                    <pic:cNvPr id="1116203833" name="图片 1" descr="图表, 折线图&#10;&#10;AI 生成的内容可能不正确。"/>
+                    <pic:cNvPicPr/>
+                  </pic:nvPicPr>
+                  <pic:blipFill>
+                    <a:blip r:embed="rId19"/>
+                    <a:stretch>
+                      <a:fillRect/>
+                    </a:stretch>
+                  </pic:blipFill>
+                  <pic:spPr>
+                    <a:xfrm>
+                      <a:off x="0" y="0"/>
+                      <a:ext cx="5940425" cy="3593465"/>
+                    </a:xfrm>
+                    <a:prstGeom prst="rect">
+                      <a:avLst/>
+                    </a:prstGeom>
+                  </pic:spPr>
+                </pic:pic>
+              </a:graphicData>
+            </a:graphic>
+          </wp:inline>
+        </w:drawing>
+      </w:r>
+    </w:p>
+    <w:p>
+      <w:pPr>
+        <w:spacing w:line="360" w:lineRule="auto"/>
         <w:jc w:val="center"/>
         <w:rPr>
           <w:lang w:eastAsia="zh-CN"/>
@@ -15964,7 +16495,7 @@
           <w:sz w:val="22"/>
           <w:lang w:eastAsia="zh-CN"/>
         </w:rPr>
-        <w:t>【此处后期补充图</w:t>
+        <w:t>【图</w:t>
       </w:r>
       <w:r>
         <w:rPr>
@@ -16087,6 +16618,57 @@
     <w:p>
       <w:pPr>
         <w:spacing w:line="360" w:lineRule="auto"/>
+        <w:ind w:firstLine="480"/>
+        <w:rPr>
+          <w:rFonts w:hint="eastAsia"/>
+          <w:lang w:eastAsia="zh-CN"/>
+        </w:rPr>
+      </w:pPr>
+      <w:r>
+        <w:rPr>
+          <w:noProof/>
+        </w:rPr>
+        <w:lastRenderedPageBreak/>
+        <w:drawing>
+          <wp:inline distT="0" distB="0" distL="0" distR="0" wp14:anchorId="127759A2" wp14:editId="2B362B90">
+            <wp:extent cx="5503653" cy="2883314"/>
+            <wp:effectExtent l="0" t="0" r="1905" b="0"/>
+            <wp:docPr id="1466306156" name="图片 1" descr="表格&#10;&#10;AI 生成的内容可能不正确。"/>
+            <wp:cNvGraphicFramePr>
+              <a:graphicFrameLocks xmlns:a="http://schemas.openxmlformats.org/drawingml/2006/main" noChangeAspect="1"/>
+            </wp:cNvGraphicFramePr>
+            <a:graphic xmlns:a="http://schemas.openxmlformats.org/drawingml/2006/main">
+              <a:graphicData uri="http://schemas.openxmlformats.org/drawingml/2006/picture">
+                <pic:pic xmlns:pic="http://schemas.openxmlformats.org/drawingml/2006/picture">
+                  <pic:nvPicPr>
+                    <pic:cNvPr id="1466306156" name="图片 1" descr="表格&#10;&#10;AI 生成的内容可能不正确。"/>
+                    <pic:cNvPicPr/>
+                  </pic:nvPicPr>
+                  <pic:blipFill>
+                    <a:blip r:embed="rId20"/>
+                    <a:stretch>
+                      <a:fillRect/>
+                    </a:stretch>
+                  </pic:blipFill>
+                  <pic:spPr>
+                    <a:xfrm>
+                      <a:off x="0" y="0"/>
+                      <a:ext cx="5508029" cy="2885606"/>
+                    </a:xfrm>
+                    <a:prstGeom prst="rect">
+                      <a:avLst/>
+                    </a:prstGeom>
+                  </pic:spPr>
+                </pic:pic>
+              </a:graphicData>
+            </a:graphic>
+          </wp:inline>
+        </w:drawing>
+      </w:r>
+    </w:p>
+    <w:p>
+      <w:pPr>
+        <w:spacing w:line="360" w:lineRule="auto"/>
         <w:jc w:val="center"/>
         <w:rPr>
           <w:lang w:eastAsia="zh-CN"/>
@@ -16097,7 +16679,7 @@
           <w:sz w:val="22"/>
           <w:lang w:eastAsia="zh-CN"/>
         </w:rPr>
-        <w:t>【此处后期补充图</w:t>
+        <w:t>【图</w:t>
       </w:r>
       <w:r>
         <w:rPr>
@@ -16157,35 +16739,85 @@
     <w:p>
       <w:pPr>
         <w:spacing w:line="360" w:lineRule="auto"/>
-        <w:jc w:val="center"/>
-        <w:rPr>
-          <w:lang w:eastAsia="zh-CN"/>
-        </w:rPr>
-      </w:pPr>
-      <w:r>
-        <w:rPr>
-          <w:sz w:val="22"/>
-          <w:lang w:eastAsia="zh-CN"/>
-        </w:rPr>
-        <w:t>【此处后期补充图</w:t>
-      </w:r>
-      <w:r>
-        <w:rPr>
-          <w:sz w:val="22"/>
-          <w:lang w:eastAsia="zh-CN"/>
-        </w:rPr>
-        <w:t xml:space="preserve">5-12 </w:t>
-      </w:r>
-      <w:r>
-        <w:rPr>
-          <w:sz w:val="22"/>
-          <w:lang w:eastAsia="zh-CN"/>
-        </w:rPr>
-        <w:t>用户管理页面截图】</w:t>
+        <w:ind w:firstLine="480"/>
+        <w:rPr>
+          <w:rFonts w:hint="eastAsia"/>
+          <w:lang w:eastAsia="zh-CN"/>
+        </w:rPr>
+      </w:pPr>
+      <w:r>
+        <w:rPr>
+          <w:noProof/>
+        </w:rPr>
+        <w:drawing>
+          <wp:inline distT="0" distB="0" distL="0" distR="0" wp14:anchorId="639B07D4" wp14:editId="694EF3D2">
+            <wp:extent cx="5589917" cy="1721491"/>
+            <wp:effectExtent l="0" t="0" r="0" b="0"/>
+            <wp:docPr id="1038587683" name="图片 1" descr="图形用户界面, 文本, 应用程序&#10;&#10;AI 生成的内容可能不正确。"/>
+            <wp:cNvGraphicFramePr>
+              <a:graphicFrameLocks xmlns:a="http://schemas.openxmlformats.org/drawingml/2006/main" noChangeAspect="1"/>
+            </wp:cNvGraphicFramePr>
+            <a:graphic xmlns:a="http://schemas.openxmlformats.org/drawingml/2006/main">
+              <a:graphicData uri="http://schemas.openxmlformats.org/drawingml/2006/picture">
+                <pic:pic xmlns:pic="http://schemas.openxmlformats.org/drawingml/2006/picture">
+                  <pic:nvPicPr>
+                    <pic:cNvPr id="1038587683" name="图片 1" descr="图形用户界面, 文本, 应用程序&#10;&#10;AI 生成的内容可能不正确。"/>
+                    <pic:cNvPicPr/>
+                  </pic:nvPicPr>
+                  <pic:blipFill>
+                    <a:blip r:embed="rId21"/>
+                    <a:stretch>
+                      <a:fillRect/>
+                    </a:stretch>
+                  </pic:blipFill>
+                  <pic:spPr>
+                    <a:xfrm>
+                      <a:off x="0" y="0"/>
+                      <a:ext cx="5603620" cy="1725711"/>
+                    </a:xfrm>
+                    <a:prstGeom prst="rect">
+                      <a:avLst/>
+                    </a:prstGeom>
+                  </pic:spPr>
+                </pic:pic>
+              </a:graphicData>
+            </a:graphic>
+          </wp:inline>
+        </w:drawing>
       </w:r>
     </w:p>
     <w:p>
       <w:pPr>
+        <w:spacing w:line="360" w:lineRule="auto"/>
+        <w:jc w:val="center"/>
+        <w:rPr>
+          <w:lang w:eastAsia="zh-CN"/>
+        </w:rPr>
+      </w:pPr>
+      <w:r>
+        <w:rPr>
+          <w:sz w:val="22"/>
+          <w:lang w:eastAsia="zh-CN"/>
+        </w:rPr>
+        <w:t>【图</w:t>
+      </w:r>
+      <w:r>
+        <w:rPr>
+          <w:sz w:val="22"/>
+          <w:lang w:eastAsia="zh-CN"/>
+        </w:rPr>
+        <w:t xml:space="preserve">5-12 </w:t>
+      </w:r>
+      <w:r>
+        <w:rPr>
+          <w:sz w:val="22"/>
+          <w:lang w:eastAsia="zh-CN"/>
+        </w:rPr>
+        <w:t>用户管理页面截图】</w:t>
+      </w:r>
+    </w:p>
+    <w:p>
+      <w:pPr>
         <w:pStyle w:val="31"/>
         <w:spacing w:line="360" w:lineRule="auto"/>
         <w:rPr>
@@ -16198,7 +16830,6 @@
           <w:rFonts w:ascii="Times New Roman" w:eastAsia="黑体" w:hAnsi="Times New Roman"/>
           <w:lang w:eastAsia="zh-CN"/>
         </w:rPr>
-        <w:lastRenderedPageBreak/>
         <w:t xml:space="preserve">5.4.3 </w:t>
       </w:r>
       <w:r>
@@ -16252,6 +16883,57 @@
     <w:p>
       <w:pPr>
         <w:spacing w:line="360" w:lineRule="auto"/>
+        <w:ind w:firstLine="480"/>
+        <w:rPr>
+          <w:rFonts w:hint="eastAsia"/>
+          <w:lang w:eastAsia="zh-CN"/>
+        </w:rPr>
+      </w:pPr>
+      <w:r>
+        <w:rPr>
+          <w:noProof/>
+        </w:rPr>
+        <w:lastRenderedPageBreak/>
+        <w:drawing>
+          <wp:inline distT="0" distB="0" distL="0" distR="0" wp14:anchorId="5504E1F5" wp14:editId="65690375">
+            <wp:extent cx="5457498" cy="4252823"/>
+            <wp:effectExtent l="0" t="0" r="0" b="0"/>
+            <wp:docPr id="908736082" name="图片 1" descr="图形用户界面, 文本, 应用程序&#10;&#10;AI 生成的内容可能不正确。"/>
+            <wp:cNvGraphicFramePr>
+              <a:graphicFrameLocks xmlns:a="http://schemas.openxmlformats.org/drawingml/2006/main" noChangeAspect="1"/>
+            </wp:cNvGraphicFramePr>
+            <a:graphic xmlns:a="http://schemas.openxmlformats.org/drawingml/2006/main">
+              <a:graphicData uri="http://schemas.openxmlformats.org/drawingml/2006/picture">
+                <pic:pic xmlns:pic="http://schemas.openxmlformats.org/drawingml/2006/picture">
+                  <pic:nvPicPr>
+                    <pic:cNvPr id="908736082" name="图片 1" descr="图形用户界面, 文本, 应用程序&#10;&#10;AI 生成的内容可能不正确。"/>
+                    <pic:cNvPicPr/>
+                  </pic:nvPicPr>
+                  <pic:blipFill>
+                    <a:blip r:embed="rId22"/>
+                    <a:stretch>
+                      <a:fillRect/>
+                    </a:stretch>
+                  </pic:blipFill>
+                  <pic:spPr>
+                    <a:xfrm>
+                      <a:off x="0" y="0"/>
+                      <a:ext cx="5462019" cy="4256346"/>
+                    </a:xfrm>
+                    <a:prstGeom prst="rect">
+                      <a:avLst/>
+                    </a:prstGeom>
+                  </pic:spPr>
+                </pic:pic>
+              </a:graphicData>
+            </a:graphic>
+          </wp:inline>
+        </w:drawing>
+      </w:r>
+    </w:p>
+    <w:p>
+      <w:pPr>
+        <w:spacing w:line="360" w:lineRule="auto"/>
         <w:jc w:val="center"/>
         <w:rPr>
           <w:lang w:eastAsia="zh-CN"/>
@@ -16262,7 +16944,7 @@
           <w:sz w:val="22"/>
           <w:lang w:eastAsia="zh-CN"/>
         </w:rPr>
-        <w:t>【此处后期补充图</w:t>
+        <w:t>【图</w:t>
       </w:r>
       <w:r>
         <w:rPr>
@@ -16373,35 +17055,94 @@
     <w:p>
       <w:pPr>
         <w:spacing w:line="360" w:lineRule="auto"/>
-        <w:jc w:val="center"/>
-        <w:rPr>
-          <w:lang w:eastAsia="zh-CN"/>
-        </w:rPr>
-      </w:pPr>
-      <w:r>
-        <w:rPr>
-          <w:sz w:val="22"/>
-          <w:lang w:eastAsia="zh-CN"/>
-        </w:rPr>
-        <w:t>【此处后期补充图</w:t>
-      </w:r>
-      <w:r>
-        <w:rPr>
-          <w:sz w:val="22"/>
-          <w:lang w:eastAsia="zh-CN"/>
-        </w:rPr>
-        <w:t xml:space="preserve">5-14 </w:t>
-      </w:r>
-      <w:r>
-        <w:rPr>
-          <w:sz w:val="22"/>
-          <w:lang w:eastAsia="zh-CN"/>
-        </w:rPr>
-        <w:t>初始化后系统运行截图】</w:t>
+        <w:ind w:firstLine="480"/>
+        <w:rPr>
+          <w:rFonts w:hint="eastAsia"/>
+          <w:lang w:eastAsia="zh-CN"/>
+        </w:rPr>
+      </w:pPr>
+      <w:r>
+        <w:rPr>
+          <w:noProof/>
+        </w:rPr>
+        <w:drawing>
+          <wp:inline distT="0" distB="0" distL="0" distR="0" wp14:anchorId="5A3DB9F5" wp14:editId="7C76DCF8">
+            <wp:extent cx="5457190" cy="1295096"/>
+            <wp:effectExtent l="0" t="0" r="0" b="635"/>
+            <wp:docPr id="138895439" name="图片 1"/>
+            <wp:cNvGraphicFramePr>
+              <a:graphicFrameLocks xmlns:a="http://schemas.openxmlformats.org/drawingml/2006/main" noChangeAspect="1"/>
+            </wp:cNvGraphicFramePr>
+            <a:graphic xmlns:a="http://schemas.openxmlformats.org/drawingml/2006/main">
+              <a:graphicData uri="http://schemas.openxmlformats.org/drawingml/2006/picture">
+                <pic:pic xmlns:pic="http://schemas.openxmlformats.org/drawingml/2006/picture">
+                  <pic:nvPicPr>
+                    <pic:cNvPr id="138895439" name=""/>
+                    <pic:cNvPicPr/>
+                  </pic:nvPicPr>
+                  <pic:blipFill rotWithShape="1">
+                    <a:blip r:embed="rId23"/>
+                    <a:srcRect l="726"/>
+                    <a:stretch>
+                      <a:fillRect/>
+                    </a:stretch>
+                  </pic:blipFill>
+                  <pic:spPr bwMode="auto">
+                    <a:xfrm>
+                      <a:off x="0" y="0"/>
+                      <a:ext cx="5469632" cy="1298049"/>
+                    </a:xfrm>
+                    <a:prstGeom prst="rect">
+                      <a:avLst/>
+                    </a:prstGeom>
+                    <a:ln>
+                      <a:noFill/>
+                    </a:ln>
+                    <a:extLst>
+                      <a:ext uri="{53640926-AAD7-44D8-BBD7-CCE9431645EC}">
+                        <a14:shadowObscured xmlns:a14="http://schemas.microsoft.com/office/drawing/2010/main"/>
+                      </a:ext>
+                    </a:extLst>
+                  </pic:spPr>
+                </pic:pic>
+              </a:graphicData>
+            </a:graphic>
+          </wp:inline>
+        </w:drawing>
       </w:r>
     </w:p>
     <w:p>
       <w:pPr>
+        <w:spacing w:line="360" w:lineRule="auto"/>
+        <w:jc w:val="center"/>
+        <w:rPr>
+          <w:lang w:eastAsia="zh-CN"/>
+        </w:rPr>
+      </w:pPr>
+      <w:r>
+        <w:rPr>
+          <w:sz w:val="22"/>
+          <w:lang w:eastAsia="zh-CN"/>
+        </w:rPr>
+        <w:t>【图</w:t>
+      </w:r>
+      <w:r>
+        <w:rPr>
+          <w:sz w:val="22"/>
+          <w:lang w:eastAsia="zh-CN"/>
+        </w:rPr>
+        <w:t xml:space="preserve">5-14 </w:t>
+      </w:r>
+      <w:r>
+        <w:rPr>
+          <w:sz w:val="22"/>
+          <w:lang w:eastAsia="zh-CN"/>
+        </w:rPr>
+        <w:t>初始化后系统运行截图】</w:t>
+      </w:r>
+    </w:p>
+    <w:p>
+      <w:pPr>
         <w:pStyle w:val="21"/>
         <w:spacing w:line="360" w:lineRule="auto"/>
         <w:rPr>
@@ -16415,6 +17156,7 @@
           <w:sz w:val="28"/>
           <w:lang w:eastAsia="zh-CN"/>
         </w:rPr>
+        <w:lastRenderedPageBreak/>
         <w:t xml:space="preserve">5.5 </w:t>
       </w:r>
       <w:r>
@@ -16471,6 +17213,56 @@
     <w:p>
       <w:pPr>
         <w:spacing w:line="360" w:lineRule="auto"/>
+        <w:ind w:firstLine="480"/>
+        <w:rPr>
+          <w:rFonts w:hint="eastAsia"/>
+          <w:lang w:eastAsia="zh-CN"/>
+        </w:rPr>
+      </w:pPr>
+      <w:r>
+        <w:rPr>
+          <w:noProof/>
+        </w:rPr>
+        <w:drawing>
+          <wp:inline distT="0" distB="0" distL="0" distR="0" wp14:anchorId="781365EB" wp14:editId="48031D47">
+            <wp:extent cx="5517573" cy="3183147"/>
+            <wp:effectExtent l="0" t="0" r="6985" b="0"/>
+            <wp:docPr id="1899454264" name="图片 1" descr="图形用户界面, 网站&#10;&#10;AI 生成的内容可能不正确。"/>
+            <wp:cNvGraphicFramePr>
+              <a:graphicFrameLocks xmlns:a="http://schemas.openxmlformats.org/drawingml/2006/main" noChangeAspect="1"/>
+            </wp:cNvGraphicFramePr>
+            <a:graphic xmlns:a="http://schemas.openxmlformats.org/drawingml/2006/main">
+              <a:graphicData uri="http://schemas.openxmlformats.org/drawingml/2006/picture">
+                <pic:pic xmlns:pic="http://schemas.openxmlformats.org/drawingml/2006/picture">
+                  <pic:nvPicPr>
+                    <pic:cNvPr id="1899454264" name="图片 1" descr="图形用户界面, 网站&#10;&#10;AI 生成的内容可能不正确。"/>
+                    <pic:cNvPicPr/>
+                  </pic:nvPicPr>
+                  <pic:blipFill>
+                    <a:blip r:embed="rId24"/>
+                    <a:stretch>
+                      <a:fillRect/>
+                    </a:stretch>
+                  </pic:blipFill>
+                  <pic:spPr>
+                    <a:xfrm>
+                      <a:off x="0" y="0"/>
+                      <a:ext cx="5521713" cy="3185535"/>
+                    </a:xfrm>
+                    <a:prstGeom prst="rect">
+                      <a:avLst/>
+                    </a:prstGeom>
+                  </pic:spPr>
+                </pic:pic>
+              </a:graphicData>
+            </a:graphic>
+          </wp:inline>
+        </w:drawing>
+      </w:r>
+    </w:p>
+    <w:p>
+      <w:pPr>
+        <w:spacing w:line="360" w:lineRule="auto"/>
         <w:jc w:val="center"/>
         <w:rPr>
           <w:lang w:eastAsia="zh-CN"/>
@@ -16481,7 +17273,7 @@
           <w:sz w:val="22"/>
           <w:lang w:eastAsia="zh-CN"/>
         </w:rPr>
-        <w:t>【此处后期补充图</w:t>
+        <w:t>【图</w:t>
       </w:r>
       <w:r>
         <w:rPr>
@@ -16608,7 +17400,6 @@
           <w:sz w:val="28"/>
           <w:lang w:eastAsia="zh-CN"/>
         </w:rPr>
-        <w:lastRenderedPageBreak/>
         <w:t xml:space="preserve">6.2 </w:t>
       </w:r>
       <w:r>
@@ -16742,6 +17533,7 @@
         <w:rPr>
           <w:lang w:eastAsia="zh-CN"/>
         </w:rPr>
+        <w:lastRenderedPageBreak/>
         <w:t>在测试过程中，分别以普通用户和管理员两种身份进入系统，对登录鉴权、检测、查询、统计、导出、销售和设置等功能进行验证。测试方式以功能测试为主，辅以业务流程检查和异常输入检查。</w:t>
       </w:r>
     </w:p>
@@ -17655,7 +18447,6 @@
           <w:sz w:val="28"/>
           <w:lang w:eastAsia="zh-CN"/>
         </w:rPr>
-        <w:lastRenderedPageBreak/>
         <w:t xml:space="preserve">6.4 </w:t>
       </w:r>
       <w:r>
@@ -17709,6 +18500,7 @@
         <w:rPr>
           <w:lang w:eastAsia="zh-CN"/>
         </w:rPr>
+        <w:lastRenderedPageBreak/>
         <w:t>需要指出的是，现阶段系统仍以单机</w:t>
       </w:r>
       <w:r>
@@ -18091,7 +18883,6 @@
         <w:rPr>
           <w:sz w:val="22"/>
         </w:rPr>
-        <w:lastRenderedPageBreak/>
         <w:t xml:space="preserve">[4] </w:t>
       </w:r>
       <w:proofErr w:type="spellStart"/>
@@ -18259,6 +19050,7 @@
         <w:rPr>
           <w:sz w:val="22"/>
         </w:rPr>
+        <w:lastRenderedPageBreak/>
         <w:t xml:space="preserve">[9] Redmon J, Farhadi A. YOLOv3: An Incremental </w:t>
       </w:r>
       <w:proofErr w:type="gramStart"/>
@@ -18538,7 +19330,7 @@
       </w:r>
     </w:p>
     <w:sectPr>
-      <w:footerReference w:type="default" r:id="rId10"/>
+      <w:footerReference w:type="default" r:id="rId25"/>
       <w:pgSz w:w="11906" w:h="16838"/>
       <w:pgMar w:top="1417" w:right="1134" w:bottom="1134" w:left="1417" w:header="720" w:footer="720" w:gutter="0"/>
       <w:cols w:space="720"/>
@@ -19437,6 +20229,7 @@
   <w:style w:type="character" w:default="1" w:styleId="a2">
     <w:name w:val="Default Paragraph Font"/>
     <w:uiPriority w:val="1"/>
+    <w:semiHidden/>
     <w:unhideWhenUsed/>
   </w:style>
   <w:style w:type="table" w:default="1" w:styleId="a3">

--- a/WebDetectionSystem/基于Python的Web木材表面缺陷智能检测系统的设计与实现.docx
+++ b/WebDetectionSystem/基于Python的Web木材表面缺陷智能检测系统的设计与实现.docx
@@ -260,7 +260,6 @@
                       <w:sz w:val="32"/>
                     </w:rPr>
                   </w:pPr>
-                  <w:proofErr w:type="gramStart"/>
                   <w:r>
                     <w:rPr>
                       <w:rFonts w:eastAsia="方正姚体"/>
@@ -269,7 +268,6 @@
                     </w:rPr>
                     <w:t>题　　目</w:t>
                   </w:r>
-                  <w:proofErr w:type="gramEnd"/>
                 </w:p>
               </w:tc>
               <w:tc>
@@ -493,7 +491,6 @@
                       <w:sz w:val="32"/>
                     </w:rPr>
                   </w:pPr>
-                  <w:proofErr w:type="gramStart"/>
                   <w:r>
                     <w:rPr>
                       <w:rFonts w:eastAsia="方正姚体"/>
@@ -502,7 +499,6 @@
                     </w:rPr>
                     <w:t>姓　　名</w:t>
                   </w:r>
-                  <w:proofErr w:type="gramEnd"/>
                 </w:p>
               </w:tc>
               <w:tc>
@@ -528,7 +524,6 @@
                     </w:rPr>
                     <w:t xml:space="preserve">     </w:t>
                   </w:r>
-                  <w:proofErr w:type="spellStart"/>
                   <w:r>
                     <w:rPr>
                       <w:rFonts w:eastAsia="方正姚体" w:hint="eastAsia"/>
@@ -538,7 +533,6 @@
                     </w:rPr>
                     <w:t>张海娇</w:t>
                   </w:r>
-                  <w:proofErr w:type="spellEnd"/>
                   <w:r>
                     <w:rPr>
                       <w:rFonts w:eastAsia="方正姚体"/>
@@ -556,7 +550,6 @@
                     </w:rPr>
                     <w:t xml:space="preserve"> </w:t>
                   </w:r>
-                  <w:proofErr w:type="spellStart"/>
                   <w:r>
                     <w:rPr>
                       <w:rFonts w:eastAsia="方正姚体"/>
@@ -565,7 +558,6 @@
                     </w:rPr>
                     <w:t>学号</w:t>
                   </w:r>
-                  <w:proofErr w:type="spellEnd"/>
                   <w:r>
                     <w:rPr>
                       <w:rFonts w:eastAsia="方正姚体"/>
@@ -647,7 +639,6 @@
                       <w:sz w:val="32"/>
                     </w:rPr>
                   </w:pPr>
-                  <w:proofErr w:type="spellStart"/>
                   <w:r>
                     <w:rPr>
                       <w:rFonts w:eastAsia="方正姚体"/>
@@ -656,7 +647,6 @@
                     </w:rPr>
                     <w:t>二级学院</w:t>
                   </w:r>
-                  <w:proofErr w:type="spellEnd"/>
                 </w:p>
               </w:tc>
               <w:tc>
@@ -742,7 +732,6 @@
                       <w:sz w:val="32"/>
                     </w:rPr>
                   </w:pPr>
-                  <w:proofErr w:type="gramStart"/>
                   <w:r>
                     <w:rPr>
                       <w:rFonts w:eastAsia="方正姚体"/>
@@ -751,7 +740,6 @@
                     </w:rPr>
                     <w:t>专　　业</w:t>
                   </w:r>
-                  <w:proofErr w:type="gramEnd"/>
                 </w:p>
               </w:tc>
               <w:tc>
@@ -777,7 +765,6 @@
                     </w:rPr>
                     <w:t xml:space="preserve">             </w:t>
                   </w:r>
-                  <w:proofErr w:type="spellStart"/>
                   <w:r>
                     <w:rPr>
                       <w:rFonts w:eastAsia="方正姚体"/>
@@ -787,7 +774,6 @@
                     </w:rPr>
                     <w:t>计算机科学与技术</w:t>
                   </w:r>
-                  <w:proofErr w:type="spellEnd"/>
                   <w:r>
                     <w:rPr>
                       <w:rFonts w:eastAsia="方正姚体"/>
@@ -834,7 +820,6 @@
                       <w:sz w:val="32"/>
                     </w:rPr>
                   </w:pPr>
-                  <w:proofErr w:type="spellStart"/>
                   <w:r>
                     <w:rPr>
                       <w:rFonts w:eastAsia="方正姚体"/>
@@ -843,7 +828,6 @@
                     </w:rPr>
                     <w:t>指导教师</w:t>
                   </w:r>
-                  <w:proofErr w:type="spellEnd"/>
                 </w:p>
               </w:tc>
               <w:tc>
@@ -869,7 +853,6 @@
                     </w:rPr>
                     <w:t xml:space="preserve">       </w:t>
                   </w:r>
-                  <w:proofErr w:type="spellStart"/>
                   <w:r>
                     <w:rPr>
                       <w:rFonts w:eastAsia="方正姚体" w:hint="eastAsia"/>
@@ -879,7 +862,6 @@
                     </w:rPr>
                     <w:t>黄浩英</w:t>
                   </w:r>
-                  <w:proofErr w:type="spellEnd"/>
                   <w:r>
                     <w:rPr>
                       <w:rFonts w:eastAsia="方正姚体"/>
@@ -897,7 +879,6 @@
                     </w:rPr>
                     <w:t xml:space="preserve"> </w:t>
                   </w:r>
-                  <w:proofErr w:type="spellStart"/>
                   <w:r>
                     <w:rPr>
                       <w:rFonts w:eastAsia="方正姚体"/>
@@ -906,7 +887,6 @@
                     </w:rPr>
                     <w:t>职称</w:t>
                   </w:r>
-                  <w:proofErr w:type="spellEnd"/>
                   <w:r>
                     <w:rPr>
                       <w:rFonts w:eastAsia="方正姚体"/>
@@ -924,7 +904,6 @@
                     </w:rPr>
                     <w:t xml:space="preserve">     </w:t>
                   </w:r>
-                  <w:proofErr w:type="spellStart"/>
                   <w:r>
                     <w:rPr>
                       <w:rFonts w:eastAsia="方正姚体" w:hint="eastAsia"/>
@@ -934,7 +913,6 @@
                     </w:rPr>
                     <w:t>讲师</w:t>
                   </w:r>
-                  <w:proofErr w:type="spellEnd"/>
                   <w:r>
                     <w:rPr>
                       <w:rFonts w:eastAsia="方正姚体"/>
@@ -7569,9 +7547,31 @@
           <w:szCs w:val="21"/>
           <w:lang w:eastAsia="zh-CN"/>
         </w:rPr>
-        <w:t>木材表面缺陷检测是木材加工、质量分级和销售流转中的关键环节。传统人工检测方式虽然直观，但长期存在主观性强、效率受限、记录难以追溯等问题。结合当前项目 `</w:t>
-      </w:r>
-      <w:proofErr w:type="spellStart"/>
+        <w:t>木材表面缺陷检测是木材加工、质量分级和销售流转中的关键环节。传统人工检测方式虽然直观，但长期存在主观性强、效率受限、记录难以追溯等问题。结合当前项目 `WebDetectionSystem` 的真实实现情况，本文设计并整理了一套基于 Python 的 Web 木材表面缺陷智能检测系统。系统以后端 Flask 框架为基础，以 Ultralytics YOLO 模型为核心检测引擎，集成用户登录、图片上传检测、摄像头采集、缺陷中文映射、等级判定、检测历史追溯、日志统计分析、Excel 数据导出、库存联动、销售出库、知识图谱展示与管理员模型切换等功能。系统识别的缺陷类别主要包括裂纹、死节和活节，并依据业务规则自动划分为 A 级、B 级和 C 级板材。在工程实现层面，系统利用 SQLAlchemy 完成数据建模，采用 Jinja2 模板、Bootstrap 5、Chart.js 和 Viewer.js 构建交互界面，实现了检测业务与库存销售业务的一体化联动。论文从系统背景、关键技术、需求分析、总体设计、功能实现和测试验证等方面，对当前系统进行完整梳理。实践表明，该系统能够满足课程设计和教学演示场景下的基本需求，具备检测流程清晰、操作门槛较低、结果可追溯、业务闭环完整等特点，对木材缺陷检测系统的教学研究和原型验证具有一定参考价值。</w:t>
+      </w:r>
+    </w:p>
+    <w:p>
+      <w:pPr>
+        <w:spacing w:line="360" w:lineRule="auto"/>
+        <w:rPr>
+          <w:lang w:eastAsia="zh-CN"/>
+        </w:rPr>
+      </w:pPr>
+      <w:r>
+        <w:rPr>
+          <w:rFonts w:ascii="黑体" w:eastAsia="黑体" w:hAnsi="黑体"/>
+          <w:sz w:val="21"/>
+          <w:szCs w:val="21"/>
+          <w:lang w:eastAsia="zh-CN"/>
+        </w:rPr>
+        <w:t>关键词</w:t>
+      </w:r>
+      <w:r>
+        <w:rPr>
+          <w:lang w:eastAsia="zh-CN"/>
+        </w:rPr>
+        <w:t>：</w:t>
+      </w:r>
       <w:r>
         <w:rPr>
           <w:rFonts w:ascii="楷体" w:eastAsia="楷体" w:hAnsi="楷体"/>
@@ -7579,9 +7579,17 @@
           <w:szCs w:val="21"/>
           <w:lang w:eastAsia="zh-CN"/>
         </w:rPr>
-        <w:t>WebDetectionSystem</w:t>
-      </w:r>
-      <w:proofErr w:type="spellEnd"/>
+        <w:t>Python</w:t>
+      </w:r>
+      <w:r>
+        <w:rPr>
+          <w:rFonts w:ascii="楷体" w:eastAsia="楷体" w:hAnsi="楷体" w:hint="eastAsia"/>
+          <w:sz w:val="21"/>
+          <w:szCs w:val="21"/>
+          <w:lang w:eastAsia="zh-CN"/>
+        </w:rPr>
+        <w:t xml:space="preserve"> </w:t>
+      </w:r>
       <w:r>
         <w:rPr>
           <w:rFonts w:ascii="楷体" w:eastAsia="楷体" w:hAnsi="楷体"/>
@@ -7589,9 +7597,17 @@
           <w:szCs w:val="21"/>
           <w:lang w:eastAsia="zh-CN"/>
         </w:rPr>
-        <w:t xml:space="preserve">` 的真实实现情况，本文设计并整理了一套基于 Python 的 Web 木材表面缺陷智能检测系统。系统以后端 Flask 框架为基础，以 </w:t>
-      </w:r>
-      <w:proofErr w:type="spellStart"/>
+        <w:t>木材缺陷检测</w:t>
+      </w:r>
+      <w:r>
+        <w:rPr>
+          <w:rFonts w:ascii="楷体" w:eastAsia="楷体" w:hAnsi="楷体" w:hint="eastAsia"/>
+          <w:sz w:val="21"/>
+          <w:szCs w:val="21"/>
+          <w:lang w:eastAsia="zh-CN"/>
+        </w:rPr>
+        <w:t xml:space="preserve"> </w:t>
+      </w:r>
       <w:r>
         <w:rPr>
           <w:rFonts w:ascii="楷体" w:eastAsia="楷体" w:hAnsi="楷体"/>
@@ -7599,9 +7615,17 @@
           <w:szCs w:val="21"/>
           <w:lang w:eastAsia="zh-CN"/>
         </w:rPr>
-        <w:t>Ultralytics</w:t>
-      </w:r>
-      <w:proofErr w:type="spellEnd"/>
+        <w:t>YOLO</w:t>
+      </w:r>
+      <w:r>
+        <w:rPr>
+          <w:rFonts w:ascii="楷体" w:eastAsia="楷体" w:hAnsi="楷体" w:hint="eastAsia"/>
+          <w:sz w:val="21"/>
+          <w:szCs w:val="21"/>
+          <w:lang w:eastAsia="zh-CN"/>
+        </w:rPr>
+        <w:t xml:space="preserve"> </w:t>
+      </w:r>
       <w:r>
         <w:rPr>
           <w:rFonts w:ascii="楷体" w:eastAsia="楷体" w:hAnsi="楷体"/>
@@ -7609,9 +7633,17 @@
           <w:szCs w:val="21"/>
           <w:lang w:eastAsia="zh-CN"/>
         </w:rPr>
-        <w:t xml:space="preserve"> YOLO 模型为核心检测引擎，集成用户登录、图片上传检测、摄像头采集、缺陷中文映射、等级判定、检测历史追溯、日志统计分析、Excel 数据导出、库存联动、销售出库、知识图谱展示与管理员模型切换等功能。系统识别的缺陷类别主要包括裂纹、死节和活节，并依据业务规则自动划分为 A 级、B 级和 C 级板材。在工程实现层面，系统利用 </w:t>
-      </w:r>
-      <w:proofErr w:type="spellStart"/>
+        <w:t>Flask</w:t>
+      </w:r>
+      <w:r>
+        <w:rPr>
+          <w:rFonts w:ascii="楷体" w:eastAsia="楷体" w:hAnsi="楷体" w:hint="eastAsia"/>
+          <w:sz w:val="21"/>
+          <w:szCs w:val="21"/>
+          <w:lang w:eastAsia="zh-CN"/>
+        </w:rPr>
+        <w:t xml:space="preserve"> </w:t>
+      </w:r>
       <w:r>
         <w:rPr>
           <w:rFonts w:ascii="楷体" w:eastAsia="楷体" w:hAnsi="楷体"/>
@@ -7619,9 +7651,17 @@
           <w:szCs w:val="21"/>
           <w:lang w:eastAsia="zh-CN"/>
         </w:rPr>
-        <w:t>SQLAlchemy</w:t>
-      </w:r>
-      <w:proofErr w:type="spellEnd"/>
+        <w:t>Web 系统</w:t>
+      </w:r>
+      <w:r>
+        <w:rPr>
+          <w:rFonts w:ascii="楷体" w:eastAsia="楷体" w:hAnsi="楷体" w:hint="eastAsia"/>
+          <w:sz w:val="21"/>
+          <w:szCs w:val="21"/>
+          <w:lang w:eastAsia="zh-CN"/>
+        </w:rPr>
+        <w:t xml:space="preserve"> </w:t>
+      </w:r>
       <w:r>
         <w:rPr>
           <w:rFonts w:ascii="楷体" w:eastAsia="楷体" w:hAnsi="楷体"/>
@@ -7629,269 +7669,77 @@
           <w:szCs w:val="21"/>
           <w:lang w:eastAsia="zh-CN"/>
         </w:rPr>
-        <w:t xml:space="preserve"> 完成数据建模，采用 Jinja2 模板、Bootstrap 5、Chart.js 和 Viewer.js 构建交互界面，实现了检测业务与库存销售业务的一体化联动。论文从系统背景、关键技术、需求分析、总体设计、功能实现和测试验证等方面，对当前系统进行完整梳理。实践表明，该系统能够满足课程设计和教学演示场景下的基本需求，具备检测流程清晰、操作门槛较低、结果可追溯、业务闭环完整等特点，对木材缺陷检测系统的教学研究和原型验证具有一定参考价值。</w:t>
+        <w:t>库存销售联动</w:t>
       </w:r>
     </w:p>
     <w:p>
       <w:pPr>
+        <w:rPr>
+          <w:lang w:eastAsia="zh-CN"/>
+        </w:rPr>
+      </w:pPr>
+    </w:p>
+    <w:p>
+      <w:pPr>
         <w:spacing w:line="360" w:lineRule="auto"/>
-        <w:rPr>
-          <w:lang w:eastAsia="zh-CN"/>
-        </w:rPr>
-      </w:pPr>
-      <w:r>
-        <w:rPr>
-          <w:rFonts w:ascii="黑体" w:eastAsia="黑体" w:hAnsi="黑体"/>
+        <w:jc w:val="center"/>
+        <w:rPr>
+          <w:sz w:val="32"/>
+          <w:szCs w:val="32"/>
+        </w:rPr>
+      </w:pPr>
+      <w:r>
+        <w:rPr>
+          <w:sz w:val="32"/>
+          <w:szCs w:val="32"/>
+        </w:rPr>
+        <w:t>Design and Implementation of a Python-based Web Wood Surface Defect Detection System</w:t>
+      </w:r>
+    </w:p>
+    <w:p>
+      <w:pPr>
+        <w:spacing w:line="360" w:lineRule="auto"/>
+        <w:jc w:val="center"/>
+        <w:rPr>
+          <w:szCs w:val="24"/>
+        </w:rPr>
+      </w:pPr>
+      <w:r>
+        <w:rPr>
+          <w:szCs w:val="24"/>
+        </w:rPr>
+        <w:t>Computer Science and Technology  To be filled</w:t>
+      </w:r>
+    </w:p>
+    <w:p>
+      <w:pPr>
+        <w:spacing w:line="360" w:lineRule="auto"/>
+        <w:jc w:val="center"/>
+        <w:rPr>
+          <w:szCs w:val="24"/>
+        </w:rPr>
+      </w:pPr>
+      <w:r>
+        <w:rPr>
+          <w:szCs w:val="24"/>
+        </w:rPr>
+        <w:t>Tutor  To be filled</w:t>
+      </w:r>
+    </w:p>
+    <w:p>
+      <w:pPr>
+        <w:spacing w:line="360" w:lineRule="auto"/>
+        <w:rPr>
           <w:sz w:val="21"/>
           <w:szCs w:val="21"/>
-          <w:lang w:eastAsia="zh-CN"/>
-        </w:rPr>
-        <w:t>关键词</w:t>
-      </w:r>
-      <w:r>
-        <w:rPr>
-          <w:lang w:eastAsia="zh-CN"/>
-        </w:rPr>
-        <w:t>：</w:t>
-      </w:r>
-      <w:r>
-        <w:rPr>
-          <w:rFonts w:ascii="楷体" w:eastAsia="楷体" w:hAnsi="楷体"/>
+        </w:rPr>
+      </w:pPr>
+      <w:r>
+        <w:rPr>
           <w:sz w:val="21"/>
           <w:szCs w:val="21"/>
-          <w:lang w:eastAsia="zh-CN"/>
-        </w:rPr>
-        <w:t>Python</w:t>
-      </w:r>
-      <w:r>
-        <w:rPr>
-          <w:rFonts w:ascii="楷体" w:eastAsia="楷体" w:hAnsi="楷体" w:hint="eastAsia"/>
-          <w:sz w:val="21"/>
-          <w:szCs w:val="21"/>
-          <w:lang w:eastAsia="zh-CN"/>
-        </w:rPr>
-        <w:t xml:space="preserve"> </w:t>
-      </w:r>
-      <w:r>
-        <w:rPr>
-          <w:rFonts w:ascii="楷体" w:eastAsia="楷体" w:hAnsi="楷体"/>
-          <w:sz w:val="21"/>
-          <w:szCs w:val="21"/>
-          <w:lang w:eastAsia="zh-CN"/>
-        </w:rPr>
-        <w:t>木材缺陷检测</w:t>
-      </w:r>
-      <w:r>
-        <w:rPr>
-          <w:rFonts w:ascii="楷体" w:eastAsia="楷体" w:hAnsi="楷体" w:hint="eastAsia"/>
-          <w:sz w:val="21"/>
-          <w:szCs w:val="21"/>
-          <w:lang w:eastAsia="zh-CN"/>
-        </w:rPr>
-        <w:t xml:space="preserve"> </w:t>
-      </w:r>
-      <w:r>
-        <w:rPr>
-          <w:rFonts w:ascii="楷体" w:eastAsia="楷体" w:hAnsi="楷体"/>
-          <w:sz w:val="21"/>
-          <w:szCs w:val="21"/>
-          <w:lang w:eastAsia="zh-CN"/>
-        </w:rPr>
-        <w:t>YOLO</w:t>
-      </w:r>
-      <w:r>
-        <w:rPr>
-          <w:rFonts w:ascii="楷体" w:eastAsia="楷体" w:hAnsi="楷体" w:hint="eastAsia"/>
-          <w:sz w:val="21"/>
-          <w:szCs w:val="21"/>
-          <w:lang w:eastAsia="zh-CN"/>
-        </w:rPr>
-        <w:t xml:space="preserve"> </w:t>
-      </w:r>
-      <w:r>
-        <w:rPr>
-          <w:rFonts w:ascii="楷体" w:eastAsia="楷体" w:hAnsi="楷体"/>
-          <w:sz w:val="21"/>
-          <w:szCs w:val="21"/>
-          <w:lang w:eastAsia="zh-CN"/>
-        </w:rPr>
-        <w:t>Flask</w:t>
-      </w:r>
-      <w:r>
-        <w:rPr>
-          <w:rFonts w:ascii="楷体" w:eastAsia="楷体" w:hAnsi="楷体" w:hint="eastAsia"/>
-          <w:sz w:val="21"/>
-          <w:szCs w:val="21"/>
-          <w:lang w:eastAsia="zh-CN"/>
-        </w:rPr>
-        <w:t xml:space="preserve"> </w:t>
-      </w:r>
-      <w:r>
-        <w:rPr>
-          <w:rFonts w:ascii="楷体" w:eastAsia="楷体" w:hAnsi="楷体"/>
-          <w:sz w:val="21"/>
-          <w:szCs w:val="21"/>
-          <w:lang w:eastAsia="zh-CN"/>
-        </w:rPr>
-        <w:t>Web 系统</w:t>
-      </w:r>
-      <w:r>
-        <w:rPr>
-          <w:rFonts w:ascii="楷体" w:eastAsia="楷体" w:hAnsi="楷体" w:hint="eastAsia"/>
-          <w:sz w:val="21"/>
-          <w:szCs w:val="21"/>
-          <w:lang w:eastAsia="zh-CN"/>
-        </w:rPr>
-        <w:t xml:space="preserve"> </w:t>
-      </w:r>
-      <w:r>
-        <w:rPr>
-          <w:rFonts w:ascii="楷体" w:eastAsia="楷体" w:hAnsi="楷体"/>
-          <w:sz w:val="21"/>
-          <w:szCs w:val="21"/>
-          <w:lang w:eastAsia="zh-CN"/>
-        </w:rPr>
-        <w:t>库存销售联动</w:t>
-      </w:r>
-    </w:p>
-    <w:p>
-      <w:pPr>
-        <w:rPr>
-          <w:lang w:eastAsia="zh-CN"/>
-        </w:rPr>
-      </w:pPr>
-    </w:p>
-    <w:p>
-      <w:pPr>
-        <w:spacing w:line="360" w:lineRule="auto"/>
-        <w:jc w:val="center"/>
-        <w:rPr>
-          <w:sz w:val="32"/>
-          <w:szCs w:val="32"/>
-        </w:rPr>
-      </w:pPr>
-      <w:r>
-        <w:rPr>
-          <w:sz w:val="32"/>
-          <w:szCs w:val="32"/>
-        </w:rPr>
-        <w:t>Design and Implementation of a Python-based Web Wood Surface Defect Detection System</w:t>
-      </w:r>
-    </w:p>
-    <w:p>
-      <w:pPr>
-        <w:spacing w:line="360" w:lineRule="auto"/>
-        <w:jc w:val="center"/>
-        <w:rPr>
-          <w:szCs w:val="24"/>
-        </w:rPr>
-      </w:pPr>
-      <w:r>
-        <w:rPr>
-          <w:szCs w:val="24"/>
-        </w:rPr>
-        <w:t xml:space="preserve">Computer Science and </w:t>
-      </w:r>
-      <w:proofErr w:type="gramStart"/>
-      <w:r>
-        <w:rPr>
-          <w:szCs w:val="24"/>
-        </w:rPr>
-        <w:t>Technology  To</w:t>
-      </w:r>
-      <w:proofErr w:type="gramEnd"/>
-      <w:r>
-        <w:rPr>
-          <w:szCs w:val="24"/>
-        </w:rPr>
-        <w:t xml:space="preserve"> be filled</w:t>
-      </w:r>
-    </w:p>
-    <w:p>
-      <w:pPr>
-        <w:spacing w:line="360" w:lineRule="auto"/>
-        <w:jc w:val="center"/>
-        <w:rPr>
-          <w:szCs w:val="24"/>
-        </w:rPr>
-      </w:pPr>
-      <w:proofErr w:type="gramStart"/>
-      <w:r>
-        <w:rPr>
-          <w:szCs w:val="24"/>
-        </w:rPr>
-        <w:t>Tutor  To</w:t>
-      </w:r>
-      <w:proofErr w:type="gramEnd"/>
-      <w:r>
-        <w:rPr>
-          <w:szCs w:val="24"/>
-        </w:rPr>
-        <w:t xml:space="preserve"> be filled</w:t>
-      </w:r>
-    </w:p>
-    <w:p>
-      <w:pPr>
-        <w:spacing w:line="360" w:lineRule="auto"/>
-        <w:rPr>
-          <w:sz w:val="21"/>
-          <w:szCs w:val="21"/>
-        </w:rPr>
-      </w:pPr>
-      <w:r>
-        <w:rPr>
-          <w:sz w:val="21"/>
-          <w:szCs w:val="21"/>
-        </w:rPr>
-        <w:t xml:space="preserve">Abstract: Wood surface defect inspection is a critical procedure in timber processing, quality grading and sales circulation. Conventional manual inspection is intuitive, but it often suffers from unstable standards, low efficiency and poor traceability. Based on the current implementation of the </w:t>
-      </w:r>
-      <w:proofErr w:type="spellStart"/>
-      <w:r>
-        <w:rPr>
-          <w:sz w:val="21"/>
-          <w:szCs w:val="21"/>
-        </w:rPr>
-        <w:t>WebDetectionSystem</w:t>
-      </w:r>
-      <w:proofErr w:type="spellEnd"/>
-      <w:r>
-        <w:rPr>
-          <w:sz w:val="21"/>
-          <w:szCs w:val="21"/>
-        </w:rPr>
-        <w:t xml:space="preserve"> project, this paper presents a Python-based web wood surface defect detection system. The system adopts Flask as the backend framework and </w:t>
-      </w:r>
-      <w:proofErr w:type="spellStart"/>
-      <w:r>
-        <w:rPr>
-          <w:sz w:val="21"/>
-          <w:szCs w:val="21"/>
-        </w:rPr>
-        <w:t>Ultralytics</w:t>
-      </w:r>
-      <w:proofErr w:type="spellEnd"/>
-      <w:r>
-        <w:rPr>
-          <w:sz w:val="21"/>
-          <w:szCs w:val="21"/>
-        </w:rPr>
-        <w:t xml:space="preserve"> YOLO as the core detection engine, and integrates user login, image upload detection, camera capture, Chinese defect mapping, automatic grading, history tracing, statistical reporting, Excel export, inventory linkage, sales management, help center and administrator-side model switching. The system mainly recognizes Crack, Dead Knot and Live Knot, and maps them to grade A, grade B and grade C according to business rules. On the engineering side, </w:t>
-      </w:r>
-      <w:proofErr w:type="spellStart"/>
-      <w:r>
-        <w:rPr>
-          <w:sz w:val="21"/>
-          <w:szCs w:val="21"/>
-        </w:rPr>
-        <w:t>SQLAlchemy</w:t>
-      </w:r>
-      <w:proofErr w:type="spellEnd"/>
-      <w:r>
-        <w:rPr>
-          <w:sz w:val="21"/>
-          <w:szCs w:val="21"/>
-        </w:rPr>
-        <w:t xml:space="preserve"> is used for data modeling, </w:t>
+        </w:rPr>
+        <w:t xml:space="preserve">Abstract: Wood surface defect inspection is a critical procedure in timber processing, quality grading and sales circulation. Conventional manual inspection is intuitive, but it often suffers from unstable standards, low efficiency and poor traceability. Based on the current implementation of the WebDetectionSystem project, this paper presents a Python-based web wood surface defect detection system. The system adopts Flask as the backend framework and Ultralytics YOLO as the core detection engine, and integrates user login, image upload detection, camera capture, Chinese defect mapping, automatic grading, history tracing, statistical reporting, Excel export, inventory linkage, sales management, help center and administrator-side model switching. The system mainly recognizes Crack, Dead Knot and Live Knot, and maps them to grade A, grade B and grade C according to business rules. On the engineering side, SQLAlchemy is used for data modeling, </w:t>
       </w:r>
       <w:r>
         <w:rPr>
@@ -8050,21 +7898,7 @@
         <w:rPr>
           <w:lang w:eastAsia="zh-CN"/>
         </w:rPr>
-        <w:t xml:space="preserve"> `</w:t>
-      </w:r>
-      <w:proofErr w:type="spellStart"/>
-      <w:r>
-        <w:rPr>
-          <w:lang w:eastAsia="zh-CN"/>
-        </w:rPr>
-        <w:t>WebDetectionSystem</w:t>
-      </w:r>
-      <w:proofErr w:type="spellEnd"/>
-      <w:r>
-        <w:rPr>
-          <w:lang w:eastAsia="zh-CN"/>
-        </w:rPr>
-        <w:t xml:space="preserve">` </w:t>
+        <w:t xml:space="preserve"> `WebDetectionSystem` </w:t>
       </w:r>
       <w:r>
         <w:rPr>
@@ -8213,35 +8047,7 @@
           <w:lang w:eastAsia="zh-CN"/>
         </w:rPr>
         <w:lastRenderedPageBreak/>
-        <w:t>在工程应用层面，国外木材、钢材、纺织和电子制造行业较早尝试将机器视觉系统嵌入生产线，实现缺陷自动报警、在线分级和品质统计。尤其是</w:t>
-      </w:r>
-      <w:proofErr w:type="gramStart"/>
-      <w:r>
-        <w:rPr>
-          <w:lang w:eastAsia="zh-CN"/>
-        </w:rPr>
-        <w:t>单阶段</w:t>
-      </w:r>
-      <w:proofErr w:type="gramEnd"/>
-      <w:r>
-        <w:rPr>
-          <w:lang w:eastAsia="zh-CN"/>
-        </w:rPr>
-        <w:t>检测算法在速度方面的优势，使其更加适合实时质检和边缘部署场景。研究趋势已从单纯提高识别准确率，逐渐扩展到可解释检测、跨设备泛化、小样本训练和端到</w:t>
-      </w:r>
-      <w:proofErr w:type="gramStart"/>
-      <w:r>
-        <w:rPr>
-          <w:lang w:eastAsia="zh-CN"/>
-        </w:rPr>
-        <w:t>端业务</w:t>
-      </w:r>
-      <w:proofErr w:type="gramEnd"/>
-      <w:r>
-        <w:rPr>
-          <w:lang w:eastAsia="zh-CN"/>
-        </w:rPr>
-        <w:t>协同。</w:t>
+        <w:t>在工程应用层面，国外木材、钢材、纺织和电子制造行业较早尝试将机器视觉系统嵌入生产线，实现缺陷自动报警、在线分级和品质统计。尤其是单阶段检测算法在速度方面的优势，使其更加适合实时质检和边缘部署场景。研究趋势已从单纯提高识别准确率，逐渐扩展到可解释检测、跨设备泛化、小样本训练和端到端业务协同。</w:t>
       </w:r>
     </w:p>
     <w:p>
@@ -8293,21 +8099,7 @@
         <w:rPr>
           <w:lang w:eastAsia="zh-CN"/>
         </w:rPr>
-        <w:t>生态、深度学习框架和开源视觉库，越来越多的研究工作将目标检测算法应用于木材节子、裂纹、虫孔等表面缺陷识别。不少研究已经实现从数据集采集、模型训练到可视化演示平台搭建的完整流程，但在系统化工程落地方面，仍存在重模型、</w:t>
-      </w:r>
-      <w:proofErr w:type="gramStart"/>
-      <w:r>
-        <w:rPr>
-          <w:lang w:eastAsia="zh-CN"/>
-        </w:rPr>
-        <w:t>轻业务</w:t>
-      </w:r>
-      <w:proofErr w:type="gramEnd"/>
-      <w:r>
-        <w:rPr>
-          <w:lang w:eastAsia="zh-CN"/>
-        </w:rPr>
-        <w:t>的现象，即检测结果与实际管理流程缺少深度耦合。</w:t>
+        <w:t>生态、深度学习框架和开源视觉库，越来越多的研究工作将目标检测算法应用于木材节子、裂纹、虫孔等表面缺陷识别。不少研究已经实现从数据集采集、模型训练到可视化演示平台搭建的完整流程，但在系统化工程落地方面，仍存在重模型、轻业务的现象，即检测结果与实际管理流程缺少深度耦合。</w:t>
       </w:r>
     </w:p>
     <w:p>
@@ -8346,21 +8138,7 @@
         <w:rPr>
           <w:lang w:eastAsia="zh-CN"/>
         </w:rPr>
-        <w:t>的智能检测系统数量逐年增加，项目往往能够完成图像上传、模型推理、结果显示等基础功能。然而若要满足</w:t>
-      </w:r>
-      <w:proofErr w:type="gramStart"/>
-      <w:r>
-        <w:rPr>
-          <w:lang w:eastAsia="zh-CN"/>
-        </w:rPr>
-        <w:t>真实业务</w:t>
-      </w:r>
-      <w:proofErr w:type="gramEnd"/>
-      <w:r>
-        <w:rPr>
-          <w:lang w:eastAsia="zh-CN"/>
-        </w:rPr>
-        <w:t>需求，还需要进一步解决检测结果长期存储、操作行为追踪、检测报表生成、库存数量变化和多角色权限划分等问题。因此，将检测算法与</w:t>
+        <w:t>的智能检测系统数量逐年增加，项目往往能够完成图像上传、模型推理、结果显示等基础功能。然而若要满足真实业务需求，还需要进一步解决检测结果长期存储、操作行为追踪、检测报表生成、库存数量变化和多角色权限划分等问题。因此，将检测算法与</w:t>
       </w:r>
       <w:r>
         <w:rPr>
@@ -8795,65 +8573,38 @@
           <w:lang w:eastAsia="zh-CN"/>
         </w:rPr>
       </w:pPr>
-      <w:proofErr w:type="spellStart"/>
-      <w:r>
-        <w:t>从项目代码来看</w:t>
-      </w:r>
-      <w:proofErr w:type="spellEnd"/>
-      <w:r>
-        <w:t>，</w:t>
+      <w:r>
+        <w:t>从项目代码来看，</w:t>
       </w:r>
       <w:r>
         <w:t xml:space="preserve">`app.py` </w:t>
       </w:r>
-      <w:proofErr w:type="spellStart"/>
       <w:r>
         <w:t>统一处理路由、表单提交、数据库交互和</w:t>
       </w:r>
-      <w:proofErr w:type="spellEnd"/>
       <w:r>
         <w:t xml:space="preserve"> JSON </w:t>
       </w:r>
-      <w:proofErr w:type="spellStart"/>
-      <w:r>
-        <w:t>响应</w:t>
-      </w:r>
-      <w:proofErr w:type="spellEnd"/>
-      <w:r>
-        <w:t>；</w:t>
+      <w:r>
+        <w:t>响应；</w:t>
       </w:r>
       <w:r>
         <w:t xml:space="preserve">`utils/detection.py` </w:t>
       </w:r>
-      <w:proofErr w:type="spellStart"/>
-      <w:r>
-        <w:t>封装模型加载与图片推理流程</w:t>
-      </w:r>
-      <w:proofErr w:type="spellEnd"/>
-      <w:r>
-        <w:t>；</w:t>
+      <w:r>
+        <w:t>封装模型加载与图片推理流程；</w:t>
       </w:r>
       <w:r>
         <w:t xml:space="preserve">`models.py` </w:t>
       </w:r>
-      <w:proofErr w:type="spellStart"/>
-      <w:r>
-        <w:t>定义数据库实体</w:t>
-      </w:r>
-      <w:proofErr w:type="spellEnd"/>
-      <w:r>
-        <w:t>；</w:t>
+      <w:r>
+        <w:t>定义数据库实体；</w:t>
       </w:r>
       <w:r>
         <w:t xml:space="preserve">`config.py` </w:t>
       </w:r>
-      <w:proofErr w:type="spellStart"/>
-      <w:r>
-        <w:t>管理路径与数据库配置</w:t>
-      </w:r>
-      <w:proofErr w:type="spellEnd"/>
-      <w:r>
-        <w:t>。</w:t>
+      <w:r>
+        <w:t>管理路径与数据库配置。</w:t>
       </w:r>
       <w:r>
         <w:rPr>
@@ -8949,21 +8700,7 @@
         <w:rPr>
           <w:lang w:eastAsia="zh-CN"/>
         </w:rPr>
-        <w:t xml:space="preserve"> `</w:t>
-      </w:r>
-      <w:proofErr w:type="spellStart"/>
-      <w:r>
-        <w:rPr>
-          <w:lang w:eastAsia="zh-CN"/>
-        </w:rPr>
-        <w:t>render_template</w:t>
-      </w:r>
-      <w:proofErr w:type="spellEnd"/>
-      <w:r>
-        <w:rPr>
-          <w:lang w:eastAsia="zh-CN"/>
-        </w:rPr>
-        <w:t xml:space="preserve">` </w:t>
+        <w:t xml:space="preserve"> `render_template` </w:t>
       </w:r>
       <w:r>
         <w:rPr>
@@ -8987,21 +8724,7 @@
         <w:rPr>
           <w:lang w:eastAsia="zh-CN"/>
         </w:rPr>
-        <w:t xml:space="preserve"> `</w:t>
-      </w:r>
-      <w:proofErr w:type="spellStart"/>
-      <w:r>
-        <w:rPr>
-          <w:lang w:eastAsia="zh-CN"/>
-        </w:rPr>
-        <w:t>jsonify</w:t>
-      </w:r>
-      <w:proofErr w:type="spellEnd"/>
-      <w:r>
-        <w:rPr>
-          <w:lang w:eastAsia="zh-CN"/>
-        </w:rPr>
-        <w:t xml:space="preserve">` </w:t>
+        <w:t xml:space="preserve"> `jsonify` </w:t>
       </w:r>
       <w:r>
         <w:rPr>
@@ -9013,21 +8736,7 @@
         <w:rPr>
           <w:lang w:eastAsia="zh-CN"/>
         </w:rPr>
-        <w:t xml:space="preserve"> `</w:t>
-      </w:r>
-      <w:proofErr w:type="spellStart"/>
-      <w:r>
-        <w:rPr>
-          <w:lang w:eastAsia="zh-CN"/>
-        </w:rPr>
-        <w:t>send_file</w:t>
-      </w:r>
-      <w:proofErr w:type="spellEnd"/>
-      <w:r>
-        <w:rPr>
-          <w:lang w:eastAsia="zh-CN"/>
-        </w:rPr>
-        <w:t xml:space="preserve">` </w:t>
+        <w:t xml:space="preserve"> `send_file` </w:t>
       </w:r>
       <w:r>
         <w:rPr>
@@ -9112,7 +8821,6 @@
         </w:rPr>
         <w:t xml:space="preserve">2.3 YOLO </w:t>
       </w:r>
-      <w:proofErr w:type="spellStart"/>
       <w:r>
         <w:rPr>
           <w:rFonts w:ascii="Times New Roman" w:eastAsia="黑体" w:hAnsi="Times New Roman"/>
@@ -9121,14 +8829,12 @@
         <w:t>目标检测算法</w:t>
       </w:r>
       <w:bookmarkEnd w:id="9"/>
-      <w:proofErr w:type="spellEnd"/>
     </w:p>
     <w:p>
       <w:pPr>
         <w:spacing w:line="360" w:lineRule="auto"/>
         <w:ind w:firstLine="480"/>
       </w:pPr>
-      <w:proofErr w:type="spellStart"/>
       <w:r>
         <w:t>YOLO</w:t>
       </w:r>
@@ -9136,65 +8842,34 @@
         <w:t>（</w:t>
       </w:r>
       <w:r>
-        <w:t>You</w:t>
-      </w:r>
-      <w:proofErr w:type="spellEnd"/>
-      <w:r>
-        <w:t xml:space="preserve"> Only Look Once</w:t>
+        <w:t>You Only Look Once</w:t>
       </w:r>
       <w:r>
         <w:t>）是一种典型的单阶段目标检测算法，其核心思想是将目标定位与分类统一到一次前向推理中完成，兼顾较快推理速度与较高检测精度。本系统通过</w:t>
       </w:r>
       <w:r>
-        <w:t xml:space="preserve"> </w:t>
-      </w:r>
-      <w:proofErr w:type="spellStart"/>
-      <w:r>
-        <w:t>Ultralytics</w:t>
-      </w:r>
-      <w:proofErr w:type="spellEnd"/>
-      <w:r>
-        <w:t xml:space="preserve"> </w:t>
-      </w:r>
-      <w:proofErr w:type="spellStart"/>
+        <w:t xml:space="preserve"> Ultralytics </w:t>
+      </w:r>
       <w:r>
         <w:t>提供的</w:t>
       </w:r>
-      <w:proofErr w:type="spellEnd"/>
       <w:r>
         <w:t xml:space="preserve"> Python </w:t>
       </w:r>
-      <w:proofErr w:type="spellStart"/>
       <w:r>
         <w:t>接口加载</w:t>
       </w:r>
-      <w:proofErr w:type="spellEnd"/>
       <w:r>
         <w:t xml:space="preserve"> `.pt` </w:t>
       </w:r>
-      <w:proofErr w:type="spellStart"/>
       <w:r>
         <w:t>权重文件，在</w:t>
       </w:r>
-      <w:proofErr w:type="spellEnd"/>
-      <w:r>
-        <w:t xml:space="preserve"> `</w:t>
-      </w:r>
-      <w:proofErr w:type="spellStart"/>
-      <w:r>
-        <w:t>process_image</w:t>
-      </w:r>
-      <w:proofErr w:type="spellEnd"/>
-      <w:r>
-        <w:t xml:space="preserve">` </w:t>
-      </w:r>
-      <w:proofErr w:type="spellStart"/>
-      <w:r>
-        <w:t>函数中完成图像读取、模型推理、检测框解析、最大置信度计算和结果图保存</w:t>
-      </w:r>
-      <w:proofErr w:type="spellEnd"/>
-      <w:r>
-        <w:t>。</w:t>
+      <w:r>
+        <w:t xml:space="preserve"> `process_image` </w:t>
+      </w:r>
+      <w:r>
+        <w:t>函数中完成图像读取、模型推理、检测框解析、最大置信度计算和结果图保存。</w:t>
       </w:r>
     </w:p>
     <w:p>
@@ -9280,218 +8955,154 @@
           <w:sz w:val="28"/>
           <w:lang w:eastAsia="zh-CN"/>
         </w:rPr>
-        <w:t xml:space="preserve"> </w:t>
-      </w:r>
-      <w:proofErr w:type="spellStart"/>
+        <w:t xml:space="preserve"> SQLAlchemy</w:t>
+      </w:r>
+      <w:bookmarkEnd w:id="10"/>
+    </w:p>
+    <w:p>
+      <w:pPr>
+        <w:spacing w:line="360" w:lineRule="auto"/>
+        <w:ind w:firstLine="480"/>
+        <w:rPr>
+          <w:lang w:eastAsia="zh-CN"/>
+        </w:rPr>
+      </w:pPr>
+      <w:r>
+        <w:rPr>
+          <w:lang w:eastAsia="zh-CN"/>
+        </w:rPr>
+        <w:t xml:space="preserve">SQLite </w:t>
+      </w:r>
+      <w:r>
+        <w:rPr>
+          <w:lang w:eastAsia="zh-CN"/>
+        </w:rPr>
+        <w:t>是轻量级关系型数据库，部署方便、无需单独数据库服务进程，适合课程设计、单机原型和教学演示场景。本项目默认数据库文件为</w:t>
+      </w:r>
+      <w:r>
+        <w:rPr>
+          <w:lang w:eastAsia="zh-CN"/>
+        </w:rPr>
+        <w:t xml:space="preserve"> `wood_system.db`</w:t>
+      </w:r>
+      <w:r>
+        <w:rPr>
+          <w:lang w:eastAsia="zh-CN"/>
+        </w:rPr>
+        <w:t>，使用</w:t>
+      </w:r>
+      <w:r>
+        <w:rPr>
+          <w:lang w:eastAsia="zh-CN"/>
+        </w:rPr>
+        <w:t xml:space="preserve"> SQLAlchemy </w:t>
+      </w:r>
+      <w:r>
+        <w:rPr>
+          <w:lang w:eastAsia="zh-CN"/>
+        </w:rPr>
+        <w:t>作为</w:t>
+      </w:r>
+      <w:r>
+        <w:rPr>
+          <w:lang w:eastAsia="zh-CN"/>
+        </w:rPr>
+        <w:t xml:space="preserve"> ORM </w:t>
+      </w:r>
+      <w:r>
+        <w:rPr>
+          <w:lang w:eastAsia="zh-CN"/>
+        </w:rPr>
+        <w:t>层完成实体建模与数据读写。通过对象映射方式，系统可以较为直观地处理用户、检测记录、工作日志、销售记录、系统设置和库存等业务数据，降低了直接书写</w:t>
+      </w:r>
+      <w:r>
+        <w:rPr>
+          <w:lang w:eastAsia="zh-CN"/>
+        </w:rPr>
+        <w:t xml:space="preserve"> SQL </w:t>
+      </w:r>
+      <w:r>
+        <w:rPr>
+          <w:lang w:eastAsia="zh-CN"/>
+        </w:rPr>
+        <w:t>的复杂度。</w:t>
+      </w:r>
+    </w:p>
+    <w:p>
+      <w:pPr>
+        <w:spacing w:line="360" w:lineRule="auto"/>
+        <w:ind w:firstLine="480"/>
+        <w:rPr>
+          <w:lang w:eastAsia="zh-CN"/>
+        </w:rPr>
+      </w:pPr>
+      <w:r>
+        <w:rPr>
+          <w:lang w:eastAsia="zh-CN"/>
+        </w:rPr>
+        <w:t>由于检测历史、报表统计与销售管理都依赖结构化数据支撑，数据库不仅承担存储功能，还为后续分页查询、趋势统计、数据导出和业务联动提供基础。从系统的使用场景看，</w:t>
+      </w:r>
+      <w:r>
+        <w:rPr>
+          <w:lang w:eastAsia="zh-CN"/>
+        </w:rPr>
+        <w:t xml:space="preserve">SQLite </w:t>
+      </w:r>
+      <w:r>
+        <w:rPr>
+          <w:lang w:eastAsia="zh-CN"/>
+        </w:rPr>
+        <w:t>已能满足本阶段需求，若后期面向多人并发访问，可进一步迁移至</w:t>
+      </w:r>
+      <w:r>
+        <w:rPr>
+          <w:lang w:eastAsia="zh-CN"/>
+        </w:rPr>
+        <w:t xml:space="preserve"> MySQL </w:t>
+      </w:r>
+      <w:r>
+        <w:rPr>
+          <w:lang w:eastAsia="zh-CN"/>
+        </w:rPr>
+        <w:t>或</w:t>
+      </w:r>
+      <w:r>
+        <w:rPr>
+          <w:lang w:eastAsia="zh-CN"/>
+        </w:rPr>
+        <w:t xml:space="preserve"> PostgreSQL</w:t>
+      </w:r>
+      <w:r>
+        <w:rPr>
+          <w:lang w:eastAsia="zh-CN"/>
+        </w:rPr>
+        <w:t>。</w:t>
+      </w:r>
+    </w:p>
+    <w:p>
+      <w:pPr>
+        <w:pStyle w:val="21"/>
+        <w:spacing w:line="360" w:lineRule="auto"/>
+        <w:rPr>
+          <w:lang w:eastAsia="zh-CN"/>
+        </w:rPr>
+      </w:pPr>
+      <w:bookmarkStart w:id="11" w:name="_Toc226562747"/>
       <w:r>
         <w:rPr>
           <w:rFonts w:ascii="Times New Roman" w:eastAsia="黑体" w:hAnsi="Times New Roman"/>
           <w:sz w:val="28"/>
           <w:lang w:eastAsia="zh-CN"/>
         </w:rPr>
-        <w:t>SQLAlchemy</w:t>
-      </w:r>
-      <w:bookmarkEnd w:id="10"/>
-      <w:proofErr w:type="spellEnd"/>
-    </w:p>
-    <w:p>
-      <w:pPr>
-        <w:spacing w:line="360" w:lineRule="auto"/>
-        <w:ind w:firstLine="480"/>
-        <w:rPr>
-          <w:lang w:eastAsia="zh-CN"/>
-        </w:rPr>
-      </w:pPr>
-      <w:r>
-        <w:rPr>
-          <w:lang w:eastAsia="zh-CN"/>
-        </w:rPr>
-        <w:t xml:space="preserve">SQLite </w:t>
-      </w:r>
-      <w:r>
-        <w:rPr>
-          <w:lang w:eastAsia="zh-CN"/>
-        </w:rPr>
-        <w:t>是轻量级关系型数据库，部署方便、无需单独数据库服务进程，适合课程设计、单机原型和教学演示场景。本项目默认数据库文件为</w:t>
-      </w:r>
-      <w:r>
-        <w:rPr>
-          <w:lang w:eastAsia="zh-CN"/>
-        </w:rPr>
-        <w:t xml:space="preserve"> `</w:t>
-      </w:r>
-      <w:proofErr w:type="spellStart"/>
-      <w:r>
-        <w:rPr>
-          <w:lang w:eastAsia="zh-CN"/>
-        </w:rPr>
-        <w:t>wood_system.db</w:t>
-      </w:r>
-      <w:proofErr w:type="spellEnd"/>
-      <w:r>
-        <w:rPr>
-          <w:lang w:eastAsia="zh-CN"/>
-        </w:rPr>
-        <w:t>`</w:t>
-      </w:r>
-      <w:r>
-        <w:rPr>
-          <w:lang w:eastAsia="zh-CN"/>
-        </w:rPr>
-        <w:t>，使用</w:t>
-      </w:r>
-      <w:r>
-        <w:rPr>
-          <w:lang w:eastAsia="zh-CN"/>
-        </w:rPr>
-        <w:t xml:space="preserve"> </w:t>
-      </w:r>
-      <w:proofErr w:type="spellStart"/>
-      <w:r>
-        <w:rPr>
-          <w:lang w:eastAsia="zh-CN"/>
-        </w:rPr>
-        <w:t>SQLAlchemy</w:t>
-      </w:r>
-      <w:proofErr w:type="spellEnd"/>
-      <w:r>
-        <w:rPr>
-          <w:lang w:eastAsia="zh-CN"/>
-        </w:rPr>
-        <w:t xml:space="preserve"> </w:t>
-      </w:r>
-      <w:r>
-        <w:rPr>
-          <w:lang w:eastAsia="zh-CN"/>
-        </w:rPr>
-        <w:t>作为</w:t>
-      </w:r>
-      <w:r>
-        <w:rPr>
-          <w:lang w:eastAsia="zh-CN"/>
-        </w:rPr>
-        <w:t xml:space="preserve"> ORM </w:t>
-      </w:r>
-      <w:proofErr w:type="gramStart"/>
-      <w:r>
-        <w:rPr>
-          <w:lang w:eastAsia="zh-CN"/>
-        </w:rPr>
-        <w:t>层完成</w:t>
-      </w:r>
-      <w:proofErr w:type="gramEnd"/>
-      <w:r>
-        <w:rPr>
-          <w:lang w:eastAsia="zh-CN"/>
-        </w:rPr>
-        <w:t>实体建模与数据读写。通过对象映射方式，系统可以较为直观地处理用户、检测记录、工作日志、销售记录、系统设置和库存等业务数据，降低了直接书写</w:t>
-      </w:r>
-      <w:r>
-        <w:rPr>
-          <w:lang w:eastAsia="zh-CN"/>
-        </w:rPr>
-        <w:t xml:space="preserve"> SQL </w:t>
-      </w:r>
-      <w:r>
-        <w:rPr>
-          <w:lang w:eastAsia="zh-CN"/>
-        </w:rPr>
-        <w:t>的复杂度。</w:t>
-      </w:r>
-    </w:p>
-    <w:p>
-      <w:pPr>
-        <w:spacing w:line="360" w:lineRule="auto"/>
-        <w:ind w:firstLine="480"/>
-        <w:rPr>
-          <w:lang w:eastAsia="zh-CN"/>
-        </w:rPr>
-      </w:pPr>
-      <w:r>
-        <w:rPr>
-          <w:lang w:eastAsia="zh-CN"/>
-        </w:rPr>
-        <w:t>由于检测历史、报表统计与销售管理都依赖结构化数据支撑，数据库不仅承担存储功能，还为后续分页查询、趋势统计、数据导出和业务联动提供基础。从系统的使用场景看，</w:t>
-      </w:r>
-      <w:r>
-        <w:rPr>
-          <w:lang w:eastAsia="zh-CN"/>
-        </w:rPr>
-        <w:t xml:space="preserve">SQLite </w:t>
-      </w:r>
-      <w:r>
-        <w:rPr>
-          <w:lang w:eastAsia="zh-CN"/>
-        </w:rPr>
-        <w:t>已能满足本阶段需求，若后期面向多人并发访问，可进一步迁移至</w:t>
-      </w:r>
-      <w:r>
-        <w:rPr>
-          <w:lang w:eastAsia="zh-CN"/>
-        </w:rPr>
-        <w:t xml:space="preserve"> MySQL </w:t>
-      </w:r>
-      <w:r>
-        <w:rPr>
-          <w:lang w:eastAsia="zh-CN"/>
-        </w:rPr>
-        <w:t>或</w:t>
-      </w:r>
-      <w:r>
-        <w:rPr>
-          <w:lang w:eastAsia="zh-CN"/>
-        </w:rPr>
-        <w:t xml:space="preserve"> PostgreSQL</w:t>
-      </w:r>
-      <w:r>
-        <w:rPr>
-          <w:lang w:eastAsia="zh-CN"/>
-        </w:rPr>
-        <w:t>。</w:t>
-      </w:r>
-    </w:p>
-    <w:p>
-      <w:pPr>
-        <w:pStyle w:val="21"/>
-        <w:spacing w:line="360" w:lineRule="auto"/>
-        <w:rPr>
-          <w:lang w:eastAsia="zh-CN"/>
-        </w:rPr>
-      </w:pPr>
-      <w:bookmarkStart w:id="11" w:name="_Toc226562747"/>
+        <w:t xml:space="preserve">2.5 </w:t>
+      </w:r>
       <w:r>
         <w:rPr>
           <w:rFonts w:ascii="Times New Roman" w:eastAsia="黑体" w:hAnsi="Times New Roman"/>
           <w:sz w:val="28"/>
           <w:lang w:eastAsia="zh-CN"/>
         </w:rPr>
-        <w:t xml:space="preserve">2.5 </w:t>
-      </w:r>
-      <w:r>
-        <w:rPr>
-          <w:rFonts w:ascii="Times New Roman" w:eastAsia="黑体" w:hAnsi="Times New Roman"/>
-          <w:sz w:val="28"/>
-          <w:lang w:eastAsia="zh-CN"/>
-        </w:rPr>
-        <w:t>前端</w:t>
-      </w:r>
-      <w:proofErr w:type="gramStart"/>
-      <w:r>
-        <w:rPr>
-          <w:rFonts w:ascii="Times New Roman" w:eastAsia="黑体" w:hAnsi="Times New Roman"/>
-          <w:sz w:val="28"/>
-          <w:lang w:eastAsia="zh-CN"/>
-        </w:rPr>
-        <w:t>交互与</w:t>
-      </w:r>
-      <w:proofErr w:type="gramEnd"/>
-      <w:r>
-        <w:rPr>
-          <w:rFonts w:ascii="Times New Roman" w:eastAsia="黑体" w:hAnsi="Times New Roman"/>
-          <w:sz w:val="28"/>
-          <w:lang w:eastAsia="zh-CN"/>
-        </w:rPr>
-        <w:t>可视化技术</w:t>
+        <w:t>前端交互与可视化技术</w:t>
       </w:r>
       <w:bookmarkEnd w:id="11"/>
     </w:p>
@@ -9738,14 +9349,12 @@
         </w:rPr>
         <w:t>、</w:t>
       </w:r>
-      <w:proofErr w:type="spellStart"/>
       <w:r>
         <w:rPr>
           <w:lang w:eastAsia="zh-CN"/>
         </w:rPr>
         <w:t>Ultralytics</w:t>
       </w:r>
-      <w:proofErr w:type="spellEnd"/>
       <w:r>
         <w:rPr>
           <w:lang w:eastAsia="zh-CN"/>
@@ -9786,21 +9395,7 @@
         <w:rPr>
           <w:lang w:eastAsia="zh-CN"/>
         </w:rPr>
-        <w:t>等开源技术，能够显著降低软件采购成本。硬件方面，演示环境仅</w:t>
-      </w:r>
-      <w:proofErr w:type="gramStart"/>
-      <w:r>
-        <w:rPr>
-          <w:lang w:eastAsia="zh-CN"/>
-        </w:rPr>
-        <w:t>需普通</w:t>
-      </w:r>
-      <w:proofErr w:type="gramEnd"/>
-      <w:r>
-        <w:rPr>
-          <w:lang w:eastAsia="zh-CN"/>
-        </w:rPr>
-        <w:t>开发电脑即可</w:t>
+        <w:t>等开源技术，能够显著降低软件采购成本。硬件方面，演示环境仅需普通开发电脑即可</w:t>
       </w:r>
       <w:r>
         <w:rPr>
@@ -9859,21 +9454,7 @@
         <w:rPr>
           <w:lang w:eastAsia="zh-CN"/>
         </w:rPr>
-        <w:t>从页面交互看，系统采用统一</w:t>
-      </w:r>
-      <w:proofErr w:type="gramStart"/>
-      <w:r>
-        <w:rPr>
-          <w:lang w:eastAsia="zh-CN"/>
-        </w:rPr>
-        <w:t>侧边栏导航</w:t>
-      </w:r>
-      <w:proofErr w:type="gramEnd"/>
-      <w:r>
-        <w:rPr>
-          <w:lang w:eastAsia="zh-CN"/>
-        </w:rPr>
-        <w:t>组织功能，用户可以在仪表盘、开始检测、历史记录、日志报表、销售管理和帮助中心之间快速切换。检测页面同时支持本地图片上传与摄像头采集，管理页面使用表单式交互完成用户添加、阈值设置和模型切换，整体操作逻辑直观。即便是非技术背景的木材检测人员，也可以在简单培训后完成基本使用。</w:t>
+        <w:t>从页面交互看，系统采用统一侧边栏导航组织功能，用户可以在仪表盘、开始检测、历史记录、日志报表、销售管理和帮助中心之间快速切换。检测页面同时支持本地图片上传与摄像头采集，管理页面使用表单式交互完成用户添加、阈值设置和模型切换，整体操作逻辑直观。即便是非技术背景的木材检测人员，也可以在简单培训后完成基本使用。</w:t>
       </w:r>
     </w:p>
     <w:p>
@@ -9955,21 +9536,7 @@
         <w:rPr>
           <w:lang w:eastAsia="zh-CN"/>
         </w:rPr>
-        <w:t xml:space="preserve"> </w:t>
-      </w:r>
-      <w:proofErr w:type="spellStart"/>
-      <w:r>
-        <w:rPr>
-          <w:lang w:eastAsia="zh-CN"/>
-        </w:rPr>
-        <w:t>SQLAlchemy</w:t>
-      </w:r>
-      <w:proofErr w:type="spellEnd"/>
-      <w:r>
-        <w:rPr>
-          <w:lang w:eastAsia="zh-CN"/>
-        </w:rPr>
-        <w:t xml:space="preserve"> </w:t>
+        <w:t xml:space="preserve"> SQLAlchemy </w:t>
       </w:r>
       <w:r>
         <w:rPr>
@@ -9981,21 +9548,7 @@
         <w:rPr>
           <w:lang w:eastAsia="zh-CN"/>
         </w:rPr>
-        <w:t xml:space="preserve"> </w:t>
-      </w:r>
-      <w:proofErr w:type="spellStart"/>
-      <w:r>
-        <w:rPr>
-          <w:lang w:eastAsia="zh-CN"/>
-        </w:rPr>
-        <w:t>Ultralytics</w:t>
-      </w:r>
-      <w:proofErr w:type="spellEnd"/>
-      <w:r>
-        <w:rPr>
-          <w:lang w:eastAsia="zh-CN"/>
-        </w:rPr>
-        <w:t xml:space="preserve"> YOLO </w:t>
+        <w:t xml:space="preserve"> Ultralytics YOLO </w:t>
       </w:r>
       <w:r>
         <w:rPr>
@@ -10301,125 +9854,68 @@
           <w:lang w:eastAsia="zh-CN"/>
         </w:rPr>
       </w:pPr>
-      <w:proofErr w:type="spellStart"/>
       <w:r>
         <w:t>若按照程序入口进一步细分，系统主要包含</w:t>
       </w:r>
-      <w:proofErr w:type="spellEnd"/>
       <w:r>
         <w:t xml:space="preserve"> `/login` </w:t>
       </w:r>
-      <w:proofErr w:type="spellStart"/>
-      <w:r>
-        <w:t>登录</w:t>
-      </w:r>
-      <w:proofErr w:type="spellEnd"/>
-      <w:r>
-        <w:t>、</w:t>
+      <w:r>
+        <w:t>登录、</w:t>
       </w:r>
       <w:r>
         <w:t xml:space="preserve">`/dashboard` </w:t>
       </w:r>
-      <w:proofErr w:type="spellStart"/>
-      <w:r>
-        <w:t>仪表盘</w:t>
-      </w:r>
-      <w:proofErr w:type="spellEnd"/>
-      <w:r>
-        <w:t>、</w:t>
+      <w:r>
+        <w:t>仪表盘、</w:t>
       </w:r>
       <w:r>
         <w:t xml:space="preserve">`/detect` </w:t>
       </w:r>
-      <w:proofErr w:type="spellStart"/>
-      <w:r>
-        <w:t>检测</w:t>
-      </w:r>
-      <w:proofErr w:type="spellEnd"/>
-      <w:r>
-        <w:t>、</w:t>
+      <w:r>
+        <w:t>检测、</w:t>
       </w:r>
       <w:r>
         <w:t xml:space="preserve">`/history` </w:t>
       </w:r>
-      <w:proofErr w:type="spellStart"/>
-      <w:r>
-        <w:t>历史记录</w:t>
-      </w:r>
-      <w:proofErr w:type="spellEnd"/>
-      <w:r>
-        <w:t>、</w:t>
+      <w:r>
+        <w:t>历史记录、</w:t>
       </w:r>
       <w:r>
         <w:t xml:space="preserve">`/logs` </w:t>
       </w:r>
-      <w:proofErr w:type="spellStart"/>
-      <w:r>
-        <w:t>日志报表</w:t>
-      </w:r>
-      <w:proofErr w:type="spellEnd"/>
-      <w:r>
-        <w:t>、</w:t>
-      </w:r>
-      <w:r>
-        <w:t>`/</w:t>
-      </w:r>
-      <w:proofErr w:type="spellStart"/>
-      <w:r>
-        <w:t>export_data</w:t>
-      </w:r>
-      <w:proofErr w:type="spellEnd"/>
-      <w:r>
-        <w:t xml:space="preserve">` </w:t>
-      </w:r>
-      <w:proofErr w:type="spellStart"/>
-      <w:r>
-        <w:t>数据导出</w:t>
-      </w:r>
-      <w:proofErr w:type="spellEnd"/>
-      <w:r>
-        <w:t>、</w:t>
+      <w:r>
+        <w:t>日志报表、</w:t>
+      </w:r>
+      <w:r>
+        <w:t xml:space="preserve">`/export_data` </w:t>
+      </w:r>
+      <w:r>
+        <w:t>数据导出、</w:t>
       </w:r>
       <w:r>
         <w:t xml:space="preserve">`/sales` </w:t>
       </w:r>
-      <w:proofErr w:type="spellStart"/>
-      <w:r>
-        <w:t>销售管理</w:t>
-      </w:r>
-      <w:proofErr w:type="spellEnd"/>
-      <w:r>
-        <w:t>、</w:t>
+      <w:r>
+        <w:t>销售管理、</w:t>
       </w:r>
       <w:r>
         <w:t xml:space="preserve">`/help` </w:t>
       </w:r>
-      <w:proofErr w:type="spellStart"/>
-      <w:r>
-        <w:t>帮助中心</w:t>
-      </w:r>
-      <w:proofErr w:type="spellEnd"/>
-      <w:r>
-        <w:t>、</w:t>
+      <w:r>
+        <w:t>帮助中心、</w:t>
       </w:r>
       <w:r>
         <w:t xml:space="preserve">`/admin/users` </w:t>
       </w:r>
-      <w:proofErr w:type="spellStart"/>
       <w:r>
         <w:t>用户管理和</w:t>
       </w:r>
-      <w:proofErr w:type="spellEnd"/>
       <w:r>
         <w:t xml:space="preserve"> `/settings` </w:t>
       </w:r>
-      <w:proofErr w:type="spellStart"/>
-      <w:r>
-        <w:t>系统设置等路由</w:t>
-      </w:r>
-      <w:proofErr w:type="spellEnd"/>
-      <w:r>
-        <w:t>。</w:t>
+      <w:r>
+        <w:t>系统设置等路由。</w:t>
       </w:r>
       <w:r>
         <w:rPr>
@@ -10437,14 +9933,7 @@
         <w:rPr>
           <w:lang w:eastAsia="zh-CN"/>
         </w:rPr>
-        <w:t>目录中的页面模板，</w:t>
-      </w:r>
-      <w:proofErr w:type="gramStart"/>
-      <w:r>
-        <w:rPr>
-          <w:lang w:eastAsia="zh-CN"/>
-        </w:rPr>
-        <w:t>形成了</w:t>
+        <w:t>目录中的页面模板，形成了</w:t>
       </w:r>
       <w:r>
         <w:rPr>
@@ -10452,7 +9941,6 @@
         </w:rPr>
         <w:t>“</w:t>
       </w:r>
-      <w:proofErr w:type="gramEnd"/>
       <w:r>
         <w:rPr>
           <w:lang w:eastAsia="zh-CN"/>
@@ -10535,21 +10023,7 @@
         <w:rPr>
           <w:lang w:eastAsia="zh-CN"/>
         </w:rPr>
-        <w:t>实现登录保护，通过密码哈</w:t>
-      </w:r>
-      <w:proofErr w:type="gramStart"/>
-      <w:r>
-        <w:rPr>
-          <w:lang w:eastAsia="zh-CN"/>
-        </w:rPr>
-        <w:t>希方式</w:t>
-      </w:r>
-      <w:proofErr w:type="gramEnd"/>
-      <w:r>
-        <w:rPr>
-          <w:lang w:eastAsia="zh-CN"/>
-        </w:rPr>
-        <w:t>保存用户凭证，通过管理员角色判断限制后台管理入口，初步满足课程设计场景下的访问控制要求。</w:t>
+        <w:t>实现登录保护，通过密码哈希方式保存用户凭证，通过管理员角色判断限制后台管理入口，初步满足课程设计场景下的访问控制要求。</w:t>
       </w:r>
     </w:p>
     <w:p>
@@ -10693,21 +10167,7 @@
         <w:rPr>
           <w:lang w:eastAsia="zh-CN"/>
         </w:rPr>
-        <w:t xml:space="preserve"> </w:t>
-      </w:r>
-      <w:proofErr w:type="spellStart"/>
-      <w:r>
-        <w:rPr>
-          <w:lang w:eastAsia="zh-CN"/>
-        </w:rPr>
-        <w:t>SQLAlchemy</w:t>
-      </w:r>
-      <w:proofErr w:type="spellEnd"/>
-      <w:r>
-        <w:rPr>
-          <w:lang w:eastAsia="zh-CN"/>
-        </w:rPr>
-        <w:t xml:space="preserve"> </w:t>
+        <w:t xml:space="preserve"> SQLAlchemy </w:t>
       </w:r>
       <w:r>
         <w:rPr>
@@ -10719,21 +10179,7 @@
         <w:rPr>
           <w:lang w:eastAsia="zh-CN"/>
         </w:rPr>
-        <w:t xml:space="preserve"> </w:t>
-      </w:r>
-      <w:proofErr w:type="spellStart"/>
-      <w:r>
-        <w:rPr>
-          <w:lang w:eastAsia="zh-CN"/>
-        </w:rPr>
-        <w:t>LoginManager</w:t>
-      </w:r>
-      <w:proofErr w:type="spellEnd"/>
-      <w:r>
-        <w:rPr>
-          <w:lang w:eastAsia="zh-CN"/>
-        </w:rPr>
-        <w:t xml:space="preserve"> </w:t>
+        <w:t xml:space="preserve"> LoginManager </w:t>
       </w:r>
       <w:r>
         <w:rPr>
@@ -10824,21 +10270,7 @@
         <w:rPr>
           <w:lang w:eastAsia="zh-CN"/>
         </w:rPr>
-        <w:t>`static/</w:t>
-      </w:r>
-      <w:proofErr w:type="spellStart"/>
-      <w:r>
-        <w:rPr>
-          <w:lang w:eastAsia="zh-CN"/>
-        </w:rPr>
-        <w:t>img</w:t>
-      </w:r>
-      <w:proofErr w:type="spellEnd"/>
-      <w:r>
-        <w:rPr>
-          <w:lang w:eastAsia="zh-CN"/>
-        </w:rPr>
-        <w:t xml:space="preserve">` </w:t>
+        <w:t xml:space="preserve">`static/img` </w:t>
       </w:r>
       <w:r>
         <w:rPr>
@@ -11135,21 +10567,7 @@
         <w:rPr>
           <w:lang w:eastAsia="zh-CN"/>
         </w:rPr>
-        <w:t>在应用启动阶段，系统会自动创建上传目录和结果目录，随后在应用上下文中执行</w:t>
-      </w:r>
-      <w:proofErr w:type="gramStart"/>
-      <w:r>
-        <w:rPr>
-          <w:lang w:eastAsia="zh-CN"/>
-        </w:rPr>
-        <w:t>数据库建表逻辑</w:t>
-      </w:r>
-      <w:proofErr w:type="gramEnd"/>
-      <w:r>
-        <w:rPr>
-          <w:lang w:eastAsia="zh-CN"/>
-        </w:rPr>
-        <w:t>。如果数据库中不存在默认管理员账号，则自动创建</w:t>
+        <w:t>在应用启动阶段，系统会自动创建上传目录和结果目录，随后在应用上下文中执行数据库建表逻辑。如果数据库中不存在默认管理员账号，则自动创建</w:t>
       </w:r>
       <w:r>
         <w:rPr>
@@ -11280,21 +10698,7 @@
           <w:lang w:eastAsia="zh-CN"/>
         </w:rPr>
         <w:lastRenderedPageBreak/>
-        <w:t>局部功能区的实现。检测页、历史页、报表页、销售页和后台管理页都继承自</w:t>
-      </w:r>
-      <w:proofErr w:type="gramStart"/>
-      <w:r>
-        <w:rPr>
-          <w:lang w:eastAsia="zh-CN"/>
-        </w:rPr>
-        <w:t>该基础</w:t>
-      </w:r>
-      <w:proofErr w:type="gramEnd"/>
-      <w:r>
-        <w:rPr>
-          <w:lang w:eastAsia="zh-CN"/>
-        </w:rPr>
-        <w:t>模板，体现出较好的页面复用性。</w:t>
+        <w:t>局部功能区的实现。检测页、历史页、报表页、销售页和后台管理页都继承自该基础模板，体现出较好的页面复用性。</w:t>
       </w:r>
     </w:p>
     <w:p>
@@ -11321,21 +10725,7 @@
         <w:rPr>
           <w:lang w:eastAsia="zh-CN"/>
         </w:rPr>
-        <w:t>中的路由函数组成。该文件虽然集中，但逻辑清晰，能够直观反映从请求接收、权限判断、模型调用到数据库提交的完整过程。对于课程设计来说，这种结构比过度拆分的</w:t>
-      </w:r>
-      <w:proofErr w:type="gramStart"/>
-      <w:r>
-        <w:rPr>
-          <w:lang w:eastAsia="zh-CN"/>
-        </w:rPr>
-        <w:t>微服务</w:t>
-      </w:r>
-      <w:proofErr w:type="gramEnd"/>
-      <w:r>
-        <w:rPr>
-          <w:lang w:eastAsia="zh-CN"/>
-        </w:rPr>
-        <w:t>方式更便于教学讲解和答辩展示。</w:t>
+        <w:t>中的路由函数组成。该文件虽然集中，但逻辑清晰，能够直观反映从请求接收、权限判断、模型调用到数据库提交的完整过程。对于课程设计来说，这种结构比过度拆分的微服务方式更便于教学讲解和答辩展示。</w:t>
       </w:r>
     </w:p>
     <w:p>
@@ -11393,35 +10783,86 @@
     <w:p>
       <w:pPr>
         <w:spacing w:line="360" w:lineRule="auto"/>
-        <w:jc w:val="center"/>
-        <w:rPr>
-          <w:lang w:eastAsia="zh-CN"/>
-        </w:rPr>
-      </w:pPr>
-      <w:r>
-        <w:rPr>
-          <w:sz w:val="22"/>
-          <w:lang w:eastAsia="zh-CN"/>
-        </w:rPr>
-        <w:t>【此处后期补充图</w:t>
-      </w:r>
-      <w:r>
-        <w:rPr>
-          <w:sz w:val="22"/>
-          <w:lang w:eastAsia="zh-CN"/>
-        </w:rPr>
-        <w:t xml:space="preserve">4-1 </w:t>
-      </w:r>
-      <w:r>
-        <w:rPr>
-          <w:sz w:val="22"/>
-          <w:lang w:eastAsia="zh-CN"/>
-        </w:rPr>
-        <w:t>系统总体结构图】</w:t>
+        <w:ind w:firstLine="480"/>
+        <w:rPr>
+          <w:rFonts w:hint="eastAsia"/>
+          <w:lang w:eastAsia="zh-CN"/>
+        </w:rPr>
+      </w:pPr>
+      <w:r>
+        <w:rPr>
+          <w:lang w:eastAsia="zh-CN"/>
+        </w:rPr>
+        <w:lastRenderedPageBreak/>
+        <w:drawing>
+          <wp:inline distT="0" distB="0" distL="0" distR="0" wp14:anchorId="0815D19E" wp14:editId="5189616F">
+            <wp:extent cx="5515255" cy="8652295"/>
+            <wp:effectExtent l="0" t="0" r="9525" b="0"/>
+            <wp:docPr id="1216584320" name="图片 1"/>
+            <wp:cNvGraphicFramePr>
+              <a:graphicFrameLocks xmlns:a="http://schemas.openxmlformats.org/drawingml/2006/main" noChangeAspect="1"/>
+            </wp:cNvGraphicFramePr>
+            <a:graphic xmlns:a="http://schemas.openxmlformats.org/drawingml/2006/main">
+              <a:graphicData uri="http://schemas.openxmlformats.org/drawingml/2006/picture">
+                <pic:pic xmlns:pic="http://schemas.openxmlformats.org/drawingml/2006/picture">
+                  <pic:nvPicPr>
+                    <pic:cNvPr id="1216584320" name=""/>
+                    <pic:cNvPicPr/>
+                  </pic:nvPicPr>
+                  <pic:blipFill>
+                    <a:blip r:embed="rId10"/>
+                    <a:stretch>
+                      <a:fillRect/>
+                    </a:stretch>
+                  </pic:blipFill>
+                  <pic:spPr>
+                    <a:xfrm>
+                      <a:off x="0" y="0"/>
+                      <a:ext cx="5522928" cy="8664333"/>
+                    </a:xfrm>
+                    <a:prstGeom prst="rect">
+                      <a:avLst/>
+                    </a:prstGeom>
+                  </pic:spPr>
+                </pic:pic>
+              </a:graphicData>
+            </a:graphic>
+          </wp:inline>
+        </w:drawing>
       </w:r>
     </w:p>
     <w:p>
       <w:pPr>
+        <w:spacing w:line="360" w:lineRule="auto"/>
+        <w:jc w:val="center"/>
+        <w:rPr>
+          <w:lang w:eastAsia="zh-CN"/>
+        </w:rPr>
+      </w:pPr>
+      <w:r>
+        <w:rPr>
+          <w:sz w:val="22"/>
+          <w:lang w:eastAsia="zh-CN"/>
+        </w:rPr>
+        <w:t>【图</w:t>
+      </w:r>
+      <w:r>
+        <w:rPr>
+          <w:sz w:val="22"/>
+          <w:lang w:eastAsia="zh-CN"/>
+        </w:rPr>
+        <w:t xml:space="preserve">4-1 </w:t>
+      </w:r>
+      <w:r>
+        <w:rPr>
+          <w:sz w:val="22"/>
+          <w:lang w:eastAsia="zh-CN"/>
+        </w:rPr>
+        <w:t>系统总体结构图】</w:t>
+      </w:r>
+    </w:p>
+    <w:p>
+      <w:pPr>
         <w:pStyle w:val="21"/>
         <w:spacing w:line="360" w:lineRule="auto"/>
         <w:rPr>
@@ -11435,6 +10876,7 @@
           <w:sz w:val="28"/>
           <w:lang w:eastAsia="zh-CN"/>
         </w:rPr>
+        <w:lastRenderedPageBreak/>
         <w:t xml:space="preserve">4.2 </w:t>
       </w:r>
       <w:r>
@@ -11490,21 +10932,7 @@
         <w:rPr>
           <w:lang w:eastAsia="zh-CN"/>
         </w:rPr>
-        <w:t xml:space="preserve"> `</w:t>
-      </w:r>
-      <w:proofErr w:type="spellStart"/>
-      <w:r>
-        <w:rPr>
-          <w:lang w:eastAsia="zh-CN"/>
-        </w:rPr>
-        <w:t>login_user</w:t>
-      </w:r>
-      <w:proofErr w:type="spellEnd"/>
-      <w:r>
-        <w:rPr>
-          <w:lang w:eastAsia="zh-CN"/>
-        </w:rPr>
-        <w:t xml:space="preserve">` </w:t>
+        <w:t xml:space="preserve"> `login_user` </w:t>
       </w:r>
       <w:r>
         <w:rPr>
@@ -11516,6 +10944,56 @@
     <w:p>
       <w:pPr>
         <w:spacing w:line="360" w:lineRule="auto"/>
+        <w:ind w:firstLine="480"/>
+        <w:rPr>
+          <w:rFonts w:hint="eastAsia"/>
+          <w:lang w:eastAsia="zh-CN"/>
+        </w:rPr>
+      </w:pPr>
+      <w:r>
+        <w:rPr>
+          <w:lang w:eastAsia="zh-CN"/>
+        </w:rPr>
+        <w:drawing>
+          <wp:inline distT="0" distB="0" distL="0" distR="0" wp14:anchorId="5113182F" wp14:editId="0A35D1F6">
+            <wp:extent cx="5633049" cy="3685718"/>
+            <wp:effectExtent l="0" t="0" r="6350" b="0"/>
+            <wp:docPr id="219025519" name="图片 1" descr="地图的截图&#10;&#10;AI 生成的内容可能不正确。"/>
+            <wp:cNvGraphicFramePr>
+              <a:graphicFrameLocks xmlns:a="http://schemas.openxmlformats.org/drawingml/2006/main" noChangeAspect="1"/>
+            </wp:cNvGraphicFramePr>
+            <a:graphic xmlns:a="http://schemas.openxmlformats.org/drawingml/2006/main">
+              <a:graphicData uri="http://schemas.openxmlformats.org/drawingml/2006/picture">
+                <pic:pic xmlns:pic="http://schemas.openxmlformats.org/drawingml/2006/picture">
+                  <pic:nvPicPr>
+                    <pic:cNvPr id="219025519" name="图片 1" descr="地图的截图&#10;&#10;AI 生成的内容可能不正确。"/>
+                    <pic:cNvPicPr/>
+                  </pic:nvPicPr>
+                  <pic:blipFill>
+                    <a:blip r:embed="rId11"/>
+                    <a:stretch>
+                      <a:fillRect/>
+                    </a:stretch>
+                  </pic:blipFill>
+                  <pic:spPr>
+                    <a:xfrm>
+                      <a:off x="0" y="0"/>
+                      <a:ext cx="5638256" cy="3689125"/>
+                    </a:xfrm>
+                    <a:prstGeom prst="rect">
+                      <a:avLst/>
+                    </a:prstGeom>
+                  </pic:spPr>
+                </pic:pic>
+              </a:graphicData>
+            </a:graphic>
+          </wp:inline>
+        </w:drawing>
+      </w:r>
+    </w:p>
+    <w:p>
+      <w:pPr>
+        <w:spacing w:line="360" w:lineRule="auto"/>
         <w:jc w:val="center"/>
         <w:rPr>
           <w:lang w:eastAsia="zh-CN"/>
@@ -11526,7 +11004,7 @@
           <w:sz w:val="22"/>
           <w:lang w:eastAsia="zh-CN"/>
         </w:rPr>
-        <w:t>【此处后期补充图</w:t>
+        <w:t>【图</w:t>
       </w:r>
       <w:r>
         <w:rPr>
@@ -11598,21 +11076,7 @@
         <w:rPr>
           <w:lang w:eastAsia="zh-CN"/>
         </w:rPr>
-        <w:t xml:space="preserve"> `</w:t>
-      </w:r>
-      <w:proofErr w:type="spellStart"/>
-      <w:r>
-        <w:rPr>
-          <w:lang w:eastAsia="zh-CN"/>
-        </w:rPr>
-        <w:t>process_image</w:t>
-      </w:r>
-      <w:proofErr w:type="spellEnd"/>
-      <w:r>
-        <w:rPr>
-          <w:lang w:eastAsia="zh-CN"/>
-        </w:rPr>
-        <w:t xml:space="preserve">` </w:t>
+        <w:t xml:space="preserve"> `process_image` </w:t>
       </w:r>
       <w:r>
         <w:rPr>
@@ -11624,35 +11088,86 @@
     <w:p>
       <w:pPr>
         <w:spacing w:line="360" w:lineRule="auto"/>
-        <w:jc w:val="center"/>
-        <w:rPr>
-          <w:lang w:eastAsia="zh-CN"/>
-        </w:rPr>
-      </w:pPr>
-      <w:r>
-        <w:rPr>
-          <w:sz w:val="22"/>
-          <w:lang w:eastAsia="zh-CN"/>
-        </w:rPr>
-        <w:t>【此处后期补充图</w:t>
-      </w:r>
-      <w:r>
-        <w:rPr>
-          <w:sz w:val="22"/>
-          <w:lang w:eastAsia="zh-CN"/>
-        </w:rPr>
-        <w:t xml:space="preserve">4-3 </w:t>
-      </w:r>
-      <w:r>
-        <w:rPr>
-          <w:sz w:val="22"/>
-          <w:lang w:eastAsia="zh-CN"/>
-        </w:rPr>
-        <w:t>缺陷检测顺序图】</w:t>
+        <w:ind w:firstLine="480"/>
+        <w:rPr>
+          <w:rFonts w:hint="eastAsia"/>
+          <w:lang w:eastAsia="zh-CN"/>
+        </w:rPr>
+      </w:pPr>
+      <w:r>
+        <w:rPr>
+          <w:lang w:eastAsia="zh-CN"/>
+        </w:rPr>
+        <w:lastRenderedPageBreak/>
+        <w:drawing>
+          <wp:inline distT="0" distB="0" distL="0" distR="0" wp14:anchorId="2D179705" wp14:editId="3585BD4A">
+            <wp:extent cx="5512279" cy="2580253"/>
+            <wp:effectExtent l="0" t="0" r="0" b="0"/>
+            <wp:docPr id="1243522748" name="图片 1" descr="图示&#10;&#10;AI 生成的内容可能不正确。"/>
+            <wp:cNvGraphicFramePr>
+              <a:graphicFrameLocks xmlns:a="http://schemas.openxmlformats.org/drawingml/2006/main" noChangeAspect="1"/>
+            </wp:cNvGraphicFramePr>
+            <a:graphic xmlns:a="http://schemas.openxmlformats.org/drawingml/2006/main">
+              <a:graphicData uri="http://schemas.openxmlformats.org/drawingml/2006/picture">
+                <pic:pic xmlns:pic="http://schemas.openxmlformats.org/drawingml/2006/picture">
+                  <pic:nvPicPr>
+                    <pic:cNvPr id="1243522748" name="图片 1" descr="图示&#10;&#10;AI 生成的内容可能不正确。"/>
+                    <pic:cNvPicPr/>
+                  </pic:nvPicPr>
+                  <pic:blipFill>
+                    <a:blip r:embed="rId12"/>
+                    <a:stretch>
+                      <a:fillRect/>
+                    </a:stretch>
+                  </pic:blipFill>
+                  <pic:spPr>
+                    <a:xfrm>
+                      <a:off x="0" y="0"/>
+                      <a:ext cx="5515227" cy="2581633"/>
+                    </a:xfrm>
+                    <a:prstGeom prst="rect">
+                      <a:avLst/>
+                    </a:prstGeom>
+                  </pic:spPr>
+                </pic:pic>
+              </a:graphicData>
+            </a:graphic>
+          </wp:inline>
+        </w:drawing>
       </w:r>
     </w:p>
     <w:p>
       <w:pPr>
+        <w:spacing w:line="360" w:lineRule="auto"/>
+        <w:jc w:val="center"/>
+        <w:rPr>
+          <w:lang w:eastAsia="zh-CN"/>
+        </w:rPr>
+      </w:pPr>
+      <w:r>
+        <w:rPr>
+          <w:sz w:val="22"/>
+          <w:lang w:eastAsia="zh-CN"/>
+        </w:rPr>
+        <w:t>【图</w:t>
+      </w:r>
+      <w:r>
+        <w:rPr>
+          <w:sz w:val="22"/>
+          <w:lang w:eastAsia="zh-CN"/>
+        </w:rPr>
+        <w:t xml:space="preserve">4-3 </w:t>
+      </w:r>
+      <w:r>
+        <w:rPr>
+          <w:sz w:val="22"/>
+          <w:lang w:eastAsia="zh-CN"/>
+        </w:rPr>
+        <w:t>缺陷检测顺序图】</w:t>
+      </w:r>
+    </w:p>
+    <w:p>
+      <w:pPr>
         <w:pStyle w:val="31"/>
         <w:spacing w:line="360" w:lineRule="auto"/>
         <w:rPr>
@@ -11665,7 +11180,6 @@
           <w:rFonts w:ascii="Times New Roman" w:eastAsia="黑体" w:hAnsi="Times New Roman"/>
           <w:lang w:eastAsia="zh-CN"/>
         </w:rPr>
-        <w:lastRenderedPageBreak/>
         <w:t xml:space="preserve">4.2.3 </w:t>
       </w:r>
       <w:r>
@@ -11689,21 +11203,7 @@
         <w:rPr>
           <w:lang w:eastAsia="zh-CN"/>
         </w:rPr>
-        <w:t>当用户进入历史记录或日志报表页面时，系统会根据当前角色过滤查询范围。历史记录模块按时间倒序分页返回检测数据，并支持按照缺陷类型模糊搜索。日志报表模块</w:t>
-      </w:r>
-      <w:proofErr w:type="gramStart"/>
-      <w:r>
-        <w:rPr>
-          <w:lang w:eastAsia="zh-CN"/>
-        </w:rPr>
-        <w:t>则统计</w:t>
-      </w:r>
-      <w:proofErr w:type="gramEnd"/>
-      <w:r>
-        <w:rPr>
-          <w:lang w:eastAsia="zh-CN"/>
-        </w:rPr>
-        <w:t>今日检测量、累计工作时长、缺陷类别占比和近</w:t>
+        <w:t>当用户进入历史记录或日志报表页面时，系统会根据当前角色过滤查询范围。历史记录模块按时间倒序分页返回检测数据，并支持按照缺陷类型模糊搜索。日志报表模块则统计今日检测量、累计工作时长、缺陷类别占比和近</w:t>
       </w:r>
       <w:r>
         <w:rPr>
@@ -11711,24 +11211,66 @@
         </w:rPr>
         <w:t xml:space="preserve"> 7 </w:t>
       </w:r>
-      <w:proofErr w:type="gramStart"/>
-      <w:r>
-        <w:rPr>
-          <w:lang w:eastAsia="zh-CN"/>
-        </w:rPr>
-        <w:t>天趋势</w:t>
-      </w:r>
-      <w:proofErr w:type="gramEnd"/>
-      <w:r>
-        <w:rPr>
-          <w:lang w:eastAsia="zh-CN"/>
-        </w:rPr>
-        <w:t>数据，并将结果传递给前端图表组件完成可视化。</w:t>
+      <w:r>
+        <w:rPr>
+          <w:lang w:eastAsia="zh-CN"/>
+        </w:rPr>
+        <w:t>天趋势数据，并将结果传递给前端图表组件完成可视化。</w:t>
       </w:r>
     </w:p>
     <w:p>
       <w:pPr>
         <w:spacing w:line="360" w:lineRule="auto"/>
+        <w:ind w:firstLine="480"/>
+        <w:rPr>
+          <w:rFonts w:hint="eastAsia"/>
+          <w:lang w:eastAsia="zh-CN"/>
+        </w:rPr>
+      </w:pPr>
+      <w:r>
+        <w:rPr>
+          <w:lang w:eastAsia="zh-CN"/>
+        </w:rPr>
+        <w:drawing>
+          <wp:inline distT="0" distB="0" distL="0" distR="0" wp14:anchorId="3F649BE1" wp14:editId="6A8A8809">
+            <wp:extent cx="5340096" cy="2765662"/>
+            <wp:effectExtent l="0" t="0" r="0" b="0"/>
+            <wp:docPr id="1564493832" name="图片 1" descr="图示&#10;&#10;AI 生成的内容可能不正确。"/>
+            <wp:cNvGraphicFramePr>
+              <a:graphicFrameLocks xmlns:a="http://schemas.openxmlformats.org/drawingml/2006/main" noChangeAspect="1"/>
+            </wp:cNvGraphicFramePr>
+            <a:graphic xmlns:a="http://schemas.openxmlformats.org/drawingml/2006/main">
+              <a:graphicData uri="http://schemas.openxmlformats.org/drawingml/2006/picture">
+                <pic:pic xmlns:pic="http://schemas.openxmlformats.org/drawingml/2006/picture">
+                  <pic:nvPicPr>
+                    <pic:cNvPr id="1564493832" name="图片 1" descr="图示&#10;&#10;AI 生成的内容可能不正确。"/>
+                    <pic:cNvPicPr/>
+                  </pic:nvPicPr>
+                  <pic:blipFill>
+                    <a:blip r:embed="rId13"/>
+                    <a:stretch>
+                      <a:fillRect/>
+                    </a:stretch>
+                  </pic:blipFill>
+                  <pic:spPr>
+                    <a:xfrm>
+                      <a:off x="0" y="0"/>
+                      <a:ext cx="5348759" cy="2770148"/>
+                    </a:xfrm>
+                    <a:prstGeom prst="rect">
+                      <a:avLst/>
+                    </a:prstGeom>
+                  </pic:spPr>
+                </pic:pic>
+              </a:graphicData>
+            </a:graphic>
+          </wp:inline>
+        </w:drawing>
+      </w:r>
+    </w:p>
+    <w:p>
+      <w:pPr>
+        <w:spacing w:line="360" w:lineRule="auto"/>
         <w:jc w:val="center"/>
         <w:rPr>
           <w:lang w:eastAsia="zh-CN"/>
@@ -11739,7 +11281,7 @@
           <w:sz w:val="22"/>
           <w:lang w:eastAsia="zh-CN"/>
         </w:rPr>
-        <w:t>【此处后期补充图</w:t>
+        <w:t>【图</w:t>
       </w:r>
       <w:r>
         <w:rPr>
@@ -11793,12 +11335,69 @@
         <w:rPr>
           <w:lang w:eastAsia="zh-CN"/>
         </w:rPr>
-        <w:t>销售页面提交订单时，系统首先读取用户输入的客户名称、等级、数量和金额，随后检查库存表中对应等级的当前数量。若库存不足，系统返回提示信息并终止提交；若库存充足，系统扣减库存数量并写入销售记录，完成出库操作。该流程体现出检测等级与库存管理之间的业务联动。</w:t>
+        <w:t>销售页面提交订单时，系统首先读取用户输入的客户名称、等级、数量和金额，随后检查库存表中对应等级的当前数量。若库存不足，系统返回提示信息并终止提交；若</w:t>
+      </w:r>
+      <w:r>
+        <w:rPr>
+          <w:lang w:eastAsia="zh-CN"/>
+        </w:rPr>
+        <w:lastRenderedPageBreak/>
+        <w:t>库存充足，系统扣减库存数量并写入销售记录，完成出库操作。该流程体现出检测等级与库存管理之间的业务联动。</w:t>
       </w:r>
     </w:p>
     <w:p>
       <w:pPr>
         <w:spacing w:line="360" w:lineRule="auto"/>
+        <w:ind w:firstLine="480"/>
+        <w:rPr>
+          <w:rFonts w:hint="eastAsia"/>
+          <w:lang w:eastAsia="zh-CN"/>
+        </w:rPr>
+      </w:pPr>
+      <w:r>
+        <w:rPr>
+          <w:lang w:eastAsia="zh-CN"/>
+        </w:rPr>
+        <w:drawing>
+          <wp:inline distT="0" distB="0" distL="0" distR="0" wp14:anchorId="620383DA" wp14:editId="1B4B5DC0">
+            <wp:extent cx="5391302" cy="3919428"/>
+            <wp:effectExtent l="0" t="0" r="0" b="5080"/>
+            <wp:docPr id="859350340" name="图片 1" descr="图片包含 图示&#10;&#10;AI 生成的内容可能不正确。"/>
+            <wp:cNvGraphicFramePr>
+              <a:graphicFrameLocks xmlns:a="http://schemas.openxmlformats.org/drawingml/2006/main" noChangeAspect="1"/>
+            </wp:cNvGraphicFramePr>
+            <a:graphic xmlns:a="http://schemas.openxmlformats.org/drawingml/2006/main">
+              <a:graphicData uri="http://schemas.openxmlformats.org/drawingml/2006/picture">
+                <pic:pic xmlns:pic="http://schemas.openxmlformats.org/drawingml/2006/picture">
+                  <pic:nvPicPr>
+                    <pic:cNvPr id="859350340" name="图片 1" descr="图片包含 图示&#10;&#10;AI 生成的内容可能不正确。"/>
+                    <pic:cNvPicPr/>
+                  </pic:nvPicPr>
+                  <pic:blipFill>
+                    <a:blip r:embed="rId14"/>
+                    <a:stretch>
+                      <a:fillRect/>
+                    </a:stretch>
+                  </pic:blipFill>
+                  <pic:spPr>
+                    <a:xfrm>
+                      <a:off x="0" y="0"/>
+                      <a:ext cx="5394575" cy="3921807"/>
+                    </a:xfrm>
+                    <a:prstGeom prst="rect">
+                      <a:avLst/>
+                    </a:prstGeom>
+                  </pic:spPr>
+                </pic:pic>
+              </a:graphicData>
+            </a:graphic>
+          </wp:inline>
+        </w:drawing>
+      </w:r>
+    </w:p>
+    <w:p>
+      <w:pPr>
+        <w:spacing w:line="360" w:lineRule="auto"/>
         <w:jc w:val="center"/>
         <w:rPr>
           <w:lang w:eastAsia="zh-CN"/>
@@ -11809,7 +11408,7 @@
           <w:sz w:val="22"/>
           <w:lang w:eastAsia="zh-CN"/>
         </w:rPr>
-        <w:t>【此处后期补充图</w:t>
+        <w:t>【图</w:t>
       </w:r>
       <w:r>
         <w:rPr>
@@ -11896,6 +11495,56 @@
     <w:p>
       <w:pPr>
         <w:spacing w:line="360" w:lineRule="auto"/>
+        <w:ind w:firstLine="480"/>
+        <w:rPr>
+          <w:rFonts w:hint="eastAsia"/>
+          <w:lang w:eastAsia="zh-CN"/>
+        </w:rPr>
+      </w:pPr>
+      <w:r>
+        <w:rPr>
+          <w:lang w:eastAsia="zh-CN"/>
+        </w:rPr>
+        <w:drawing>
+          <wp:inline distT="0" distB="0" distL="0" distR="0" wp14:anchorId="3CF13A34" wp14:editId="08EEFE96">
+            <wp:extent cx="5405933" cy="1385722"/>
+            <wp:effectExtent l="0" t="0" r="4445" b="5080"/>
+            <wp:docPr id="126276120" name="图片 1" descr="图形用户界面&#10;&#10;AI 生成的内容可能不正确。"/>
+            <wp:cNvGraphicFramePr>
+              <a:graphicFrameLocks xmlns:a="http://schemas.openxmlformats.org/drawingml/2006/main" noChangeAspect="1"/>
+            </wp:cNvGraphicFramePr>
+            <a:graphic xmlns:a="http://schemas.openxmlformats.org/drawingml/2006/main">
+              <a:graphicData uri="http://schemas.openxmlformats.org/drawingml/2006/picture">
+                <pic:pic xmlns:pic="http://schemas.openxmlformats.org/drawingml/2006/picture">
+                  <pic:nvPicPr>
+                    <pic:cNvPr id="126276120" name="图片 1" descr="图形用户界面&#10;&#10;AI 生成的内容可能不正确。"/>
+                    <pic:cNvPicPr/>
+                  </pic:nvPicPr>
+                  <pic:blipFill>
+                    <a:blip r:embed="rId15"/>
+                    <a:stretch>
+                      <a:fillRect/>
+                    </a:stretch>
+                  </pic:blipFill>
+                  <pic:spPr>
+                    <a:xfrm>
+                      <a:off x="0" y="0"/>
+                      <a:ext cx="5425777" cy="1390809"/>
+                    </a:xfrm>
+                    <a:prstGeom prst="rect">
+                      <a:avLst/>
+                    </a:prstGeom>
+                  </pic:spPr>
+                </pic:pic>
+              </a:graphicData>
+            </a:graphic>
+          </wp:inline>
+        </w:drawing>
+      </w:r>
+    </w:p>
+    <w:p>
+      <w:pPr>
+        <w:spacing w:line="360" w:lineRule="auto"/>
         <w:jc w:val="center"/>
         <w:rPr>
           <w:lang w:eastAsia="zh-CN"/>
@@ -11906,7 +11555,8 @@
           <w:sz w:val="22"/>
           <w:lang w:eastAsia="zh-CN"/>
         </w:rPr>
-        <w:t>【此处后期补充图</w:t>
+        <w:lastRenderedPageBreak/>
+        <w:t>【图</w:t>
       </w:r>
       <w:r>
         <w:rPr>
@@ -11980,49 +11630,99 @@
     <w:p>
       <w:pPr>
         <w:spacing w:line="360" w:lineRule="auto"/>
-        <w:jc w:val="center"/>
-        <w:rPr>
-          <w:lang w:eastAsia="zh-CN"/>
-        </w:rPr>
-      </w:pPr>
-      <w:r>
-        <w:rPr>
-          <w:sz w:val="22"/>
-          <w:lang w:eastAsia="zh-CN"/>
-        </w:rPr>
-        <w:t>【此处后期补充图</w:t>
-      </w:r>
-      <w:r>
-        <w:rPr>
-          <w:sz w:val="22"/>
-          <w:lang w:eastAsia="zh-CN"/>
-        </w:rPr>
-        <w:t xml:space="preserve">4-7 </w:t>
-      </w:r>
-      <w:r>
-        <w:rPr>
-          <w:sz w:val="22"/>
-          <w:lang w:eastAsia="zh-CN"/>
-        </w:rPr>
-        <w:t>系统</w:t>
-      </w:r>
-      <w:r>
-        <w:rPr>
-          <w:sz w:val="22"/>
-          <w:lang w:eastAsia="zh-CN"/>
-        </w:rPr>
-        <w:t xml:space="preserve"> E-R </w:t>
-      </w:r>
-      <w:r>
-        <w:rPr>
-          <w:sz w:val="22"/>
-          <w:lang w:eastAsia="zh-CN"/>
-        </w:rPr>
-        <w:t>图】</w:t>
+        <w:ind w:firstLine="480"/>
+        <w:rPr>
+          <w:rFonts w:hint="eastAsia"/>
+          <w:lang w:eastAsia="zh-CN"/>
+        </w:rPr>
+      </w:pPr>
+      <w:r>
+        <w:rPr>
+          <w:lang w:eastAsia="zh-CN"/>
+        </w:rPr>
+        <w:drawing>
+          <wp:inline distT="0" distB="0" distL="0" distR="0" wp14:anchorId="5E8F8996" wp14:editId="53C255DA">
+            <wp:extent cx="5654650" cy="1514757"/>
+            <wp:effectExtent l="0" t="0" r="3810" b="9525"/>
+            <wp:docPr id="1720002954" name="图片 1" descr="图形用户界面&#10;&#10;AI 生成的内容可能不正确。"/>
+            <wp:cNvGraphicFramePr>
+              <a:graphicFrameLocks xmlns:a="http://schemas.openxmlformats.org/drawingml/2006/main" noChangeAspect="1"/>
+            </wp:cNvGraphicFramePr>
+            <a:graphic xmlns:a="http://schemas.openxmlformats.org/drawingml/2006/main">
+              <a:graphicData uri="http://schemas.openxmlformats.org/drawingml/2006/picture">
+                <pic:pic xmlns:pic="http://schemas.openxmlformats.org/drawingml/2006/picture">
+                  <pic:nvPicPr>
+                    <pic:cNvPr id="1720002954" name="图片 1" descr="图形用户界面&#10;&#10;AI 生成的内容可能不正确。"/>
+                    <pic:cNvPicPr/>
+                  </pic:nvPicPr>
+                  <pic:blipFill>
+                    <a:blip r:embed="rId16"/>
+                    <a:stretch>
+                      <a:fillRect/>
+                    </a:stretch>
+                  </pic:blipFill>
+                  <pic:spPr>
+                    <a:xfrm>
+                      <a:off x="0" y="0"/>
+                      <a:ext cx="5665205" cy="1517585"/>
+                    </a:xfrm>
+                    <a:prstGeom prst="rect">
+                      <a:avLst/>
+                    </a:prstGeom>
+                  </pic:spPr>
+                </pic:pic>
+              </a:graphicData>
+            </a:graphic>
+          </wp:inline>
+        </w:drawing>
       </w:r>
     </w:p>
     <w:p>
       <w:pPr>
+        <w:spacing w:line="360" w:lineRule="auto"/>
+        <w:jc w:val="center"/>
+        <w:rPr>
+          <w:lang w:eastAsia="zh-CN"/>
+        </w:rPr>
+      </w:pPr>
+      <w:r>
+        <w:rPr>
+          <w:sz w:val="22"/>
+          <w:lang w:eastAsia="zh-CN"/>
+        </w:rPr>
+        <w:t>【图</w:t>
+      </w:r>
+      <w:r>
+        <w:rPr>
+          <w:sz w:val="22"/>
+          <w:lang w:eastAsia="zh-CN"/>
+        </w:rPr>
+        <w:t xml:space="preserve">4-7 </w:t>
+      </w:r>
+      <w:r>
+        <w:rPr>
+          <w:sz w:val="22"/>
+          <w:lang w:eastAsia="zh-CN"/>
+        </w:rPr>
+        <w:t>系统</w:t>
+      </w:r>
+      <w:r>
+        <w:rPr>
+          <w:sz w:val="22"/>
+          <w:lang w:eastAsia="zh-CN"/>
+        </w:rPr>
+        <w:t xml:space="preserve"> E-R </w:t>
+      </w:r>
+      <w:r>
+        <w:rPr>
+          <w:sz w:val="22"/>
+          <w:lang w:eastAsia="zh-CN"/>
+        </w:rPr>
+        <w:t>图】</w:t>
+      </w:r>
+    </w:p>
+    <w:p>
+      <w:pPr>
         <w:pStyle w:val="31"/>
         <w:spacing w:line="360" w:lineRule="auto"/>
         <w:rPr>
@@ -12035,7 +11735,6 @@
           <w:rFonts w:ascii="Times New Roman" w:eastAsia="黑体" w:hAnsi="Times New Roman"/>
           <w:lang w:eastAsia="zh-CN"/>
         </w:rPr>
-        <w:lastRenderedPageBreak/>
         <w:t xml:space="preserve">4.3.3 </w:t>
       </w:r>
       <w:r>
@@ -12091,14 +11790,12 @@
         </w:rPr>
         <w:t xml:space="preserve">4-1 </w:t>
       </w:r>
-      <w:proofErr w:type="spellStart"/>
       <w:r>
         <w:rPr>
           <w:sz w:val="22"/>
         </w:rPr>
         <w:t>用户表</w:t>
       </w:r>
-      <w:proofErr w:type="spellEnd"/>
       <w:r>
         <w:rPr>
           <w:sz w:val="22"/>
@@ -12128,7 +11825,6 @@
               <w:spacing w:line="312" w:lineRule="auto"/>
               <w:jc w:val="center"/>
             </w:pPr>
-            <w:proofErr w:type="spellStart"/>
             <w:r>
               <w:rPr>
                 <w:b/>
@@ -12136,7 +11832,6 @@
               </w:rPr>
               <w:t>字段名</w:t>
             </w:r>
-            <w:proofErr w:type="spellEnd"/>
           </w:p>
         </w:tc>
         <w:tc>
@@ -12149,7 +11844,6 @@
               <w:spacing w:line="312" w:lineRule="auto"/>
               <w:jc w:val="center"/>
             </w:pPr>
-            <w:proofErr w:type="spellStart"/>
             <w:r>
               <w:rPr>
                 <w:b/>
@@ -12157,7 +11851,6 @@
               </w:rPr>
               <w:t>类型</w:t>
             </w:r>
-            <w:proofErr w:type="spellEnd"/>
           </w:p>
         </w:tc>
         <w:tc>
@@ -12170,7 +11863,6 @@
               <w:spacing w:line="312" w:lineRule="auto"/>
               <w:jc w:val="center"/>
             </w:pPr>
-            <w:proofErr w:type="spellStart"/>
             <w:r>
               <w:rPr>
                 <w:b/>
@@ -12178,7 +11870,6 @@
               </w:rPr>
               <w:t>说明</w:t>
             </w:r>
-            <w:proofErr w:type="spellEnd"/>
           </w:p>
         </w:tc>
       </w:tr>
@@ -12229,14 +11920,12 @@
               <w:spacing w:line="312" w:lineRule="auto"/>
               <w:jc w:val="center"/>
             </w:pPr>
-            <w:proofErr w:type="spellStart"/>
             <w:r>
               <w:rPr>
                 <w:sz w:val="22"/>
               </w:rPr>
               <w:t>主键</w:t>
             </w:r>
-            <w:proofErr w:type="spellEnd"/>
           </w:p>
         </w:tc>
       </w:tr>
@@ -12269,19 +11958,11 @@
               <w:spacing w:line="312" w:lineRule="auto"/>
               <w:jc w:val="center"/>
             </w:pPr>
-            <w:proofErr w:type="gramStart"/>
             <w:r>
               <w:rPr>
                 <w:sz w:val="22"/>
               </w:rPr>
-              <w:t>String(</w:t>
-            </w:r>
-            <w:proofErr w:type="gramEnd"/>
-            <w:r>
-              <w:rPr>
-                <w:sz w:val="22"/>
-              </w:rPr>
-              <w:t>150)</w:t>
+              <w:t>String(150)</w:t>
             </w:r>
           </w:p>
         </w:tc>
@@ -12295,14 +11976,12 @@
               <w:spacing w:line="312" w:lineRule="auto"/>
               <w:jc w:val="center"/>
             </w:pPr>
-            <w:proofErr w:type="spellStart"/>
             <w:r>
               <w:rPr>
                 <w:sz w:val="22"/>
               </w:rPr>
               <w:t>用户名，唯一</w:t>
             </w:r>
-            <w:proofErr w:type="spellEnd"/>
           </w:p>
         </w:tc>
       </w:tr>
@@ -12335,19 +12014,11 @@
               <w:spacing w:line="312" w:lineRule="auto"/>
               <w:jc w:val="center"/>
             </w:pPr>
-            <w:proofErr w:type="gramStart"/>
             <w:r>
               <w:rPr>
                 <w:sz w:val="22"/>
               </w:rPr>
-              <w:t>String(</w:t>
-            </w:r>
-            <w:proofErr w:type="gramEnd"/>
-            <w:r>
-              <w:rPr>
-                <w:sz w:val="22"/>
-              </w:rPr>
-              <w:t>150)</w:t>
+              <w:t>String(150)</w:t>
             </w:r>
           </w:p>
         </w:tc>
@@ -12361,14 +12032,12 @@
               <w:spacing w:line="312" w:lineRule="auto"/>
               <w:jc w:val="center"/>
             </w:pPr>
-            <w:proofErr w:type="spellStart"/>
             <w:r>
               <w:rPr>
                 <w:sz w:val="22"/>
               </w:rPr>
               <w:t>密码哈希</w:t>
             </w:r>
-            <w:proofErr w:type="spellEnd"/>
           </w:p>
         </w:tc>
       </w:tr>
@@ -12401,19 +12070,11 @@
               <w:spacing w:line="312" w:lineRule="auto"/>
               <w:jc w:val="center"/>
             </w:pPr>
-            <w:proofErr w:type="gramStart"/>
             <w:r>
               <w:rPr>
                 <w:sz w:val="22"/>
               </w:rPr>
-              <w:t>String(</w:t>
-            </w:r>
-            <w:proofErr w:type="gramEnd"/>
-            <w:r>
-              <w:rPr>
-                <w:sz w:val="22"/>
-              </w:rPr>
-              <w:t>20)</w:t>
+              <w:t>String(20)</w:t>
             </w:r>
           </w:p>
         </w:tc>
@@ -12427,7 +12088,6 @@
               <w:spacing w:line="312" w:lineRule="auto"/>
               <w:jc w:val="center"/>
             </w:pPr>
-            <w:proofErr w:type="spellStart"/>
             <w:r>
               <w:rPr>
                 <w:sz w:val="22"/>
@@ -12438,14 +12098,7 @@
               <w:rPr>
                 <w:sz w:val="22"/>
               </w:rPr>
-              <w:t>user</w:t>
-            </w:r>
-            <w:proofErr w:type="spellEnd"/>
-            <w:r>
-              <w:rPr>
-                <w:sz w:val="22"/>
-              </w:rPr>
-              <w:t>/admin</w:t>
+              <w:t>user/admin</w:t>
             </w:r>
           </w:p>
         </w:tc>
@@ -12469,28 +12122,18 @@
         </w:rPr>
         <w:t xml:space="preserve">4-2 </w:t>
       </w:r>
-      <w:proofErr w:type="spellStart"/>
       <w:r>
         <w:rPr>
           <w:sz w:val="22"/>
         </w:rPr>
         <w:t>检测历史表</w:t>
       </w:r>
-      <w:proofErr w:type="spellEnd"/>
       <w:r>
         <w:rPr>
           <w:sz w:val="22"/>
         </w:rPr>
-        <w:t xml:space="preserve"> </w:t>
-      </w:r>
-      <w:proofErr w:type="spellStart"/>
-      <w:r>
-        <w:rPr>
-          <w:sz w:val="22"/>
-        </w:rPr>
-        <w:t>DetectionHistory</w:t>
-      </w:r>
-      <w:proofErr w:type="spellEnd"/>
+        <w:t xml:space="preserve"> DetectionHistory</w:t>
+      </w:r>
     </w:p>
     <w:tbl>
       <w:tblPr>
@@ -12514,7 +12157,6 @@
               <w:spacing w:line="312" w:lineRule="auto"/>
               <w:jc w:val="center"/>
             </w:pPr>
-            <w:proofErr w:type="spellStart"/>
             <w:r>
               <w:rPr>
                 <w:b/>
@@ -12522,7 +12164,6 @@
               </w:rPr>
               <w:t>字段名</w:t>
             </w:r>
-            <w:proofErr w:type="spellEnd"/>
           </w:p>
         </w:tc>
         <w:tc>
@@ -12535,7 +12176,6 @@
               <w:spacing w:line="312" w:lineRule="auto"/>
               <w:jc w:val="center"/>
             </w:pPr>
-            <w:proofErr w:type="spellStart"/>
             <w:r>
               <w:rPr>
                 <w:b/>
@@ -12543,7 +12183,6 @@
               </w:rPr>
               <w:t>类型</w:t>
             </w:r>
-            <w:proofErr w:type="spellEnd"/>
           </w:p>
         </w:tc>
         <w:tc>
@@ -12556,7 +12195,6 @@
               <w:spacing w:line="312" w:lineRule="auto"/>
               <w:jc w:val="center"/>
             </w:pPr>
-            <w:proofErr w:type="spellStart"/>
             <w:r>
               <w:rPr>
                 <w:b/>
@@ -12564,7 +12202,6 @@
               </w:rPr>
               <w:t>说明</w:t>
             </w:r>
-            <w:proofErr w:type="spellEnd"/>
           </w:p>
         </w:tc>
       </w:tr>
@@ -12615,14 +12252,12 @@
               <w:spacing w:line="312" w:lineRule="auto"/>
               <w:jc w:val="center"/>
             </w:pPr>
-            <w:proofErr w:type="spellStart"/>
             <w:r>
               <w:rPr>
                 <w:sz w:val="22"/>
               </w:rPr>
               <w:t>主键</w:t>
             </w:r>
-            <w:proofErr w:type="spellEnd"/>
           </w:p>
         </w:tc>
       </w:tr>
@@ -12655,19 +12290,11 @@
               <w:spacing w:line="312" w:lineRule="auto"/>
               <w:jc w:val="center"/>
             </w:pPr>
-            <w:proofErr w:type="gramStart"/>
             <w:r>
               <w:rPr>
                 <w:sz w:val="22"/>
               </w:rPr>
-              <w:t>String(</w:t>
-            </w:r>
-            <w:proofErr w:type="gramEnd"/>
-            <w:r>
-              <w:rPr>
-                <w:sz w:val="22"/>
-              </w:rPr>
-              <w:t>300)</w:t>
+              <w:t>String(300)</w:t>
             </w:r>
           </w:p>
         </w:tc>
@@ -12681,212 +12308,12 @@
               <w:spacing w:line="312" w:lineRule="auto"/>
               <w:jc w:val="center"/>
             </w:pPr>
-            <w:proofErr w:type="spellStart"/>
             <w:r>
               <w:rPr>
                 <w:sz w:val="22"/>
               </w:rPr>
               <w:t>原始文件名</w:t>
             </w:r>
-            <w:proofErr w:type="spellEnd"/>
-          </w:p>
-        </w:tc>
-      </w:tr>
-      <w:tr>
-        <w:tc>
-          <w:tcPr>
-            <w:tcW w:w="3118" w:type="dxa"/>
-            <w:vAlign w:val="center"/>
-          </w:tcPr>
-          <w:p>
-            <w:pPr>
-              <w:spacing w:line="312" w:lineRule="auto"/>
-              <w:jc w:val="center"/>
-            </w:pPr>
-            <w:proofErr w:type="spellStart"/>
-            <w:r>
-              <w:rPr>
-                <w:sz w:val="22"/>
-              </w:rPr>
-              <w:t>result_image</w:t>
-            </w:r>
-            <w:proofErr w:type="spellEnd"/>
-          </w:p>
-        </w:tc>
-        <w:tc>
-          <w:tcPr>
-            <w:tcW w:w="3118" w:type="dxa"/>
-            <w:vAlign w:val="center"/>
-          </w:tcPr>
-          <w:p>
-            <w:pPr>
-              <w:spacing w:line="312" w:lineRule="auto"/>
-              <w:jc w:val="center"/>
-            </w:pPr>
-            <w:proofErr w:type="gramStart"/>
-            <w:r>
-              <w:rPr>
-                <w:sz w:val="22"/>
-              </w:rPr>
-              <w:t>String(</w:t>
-            </w:r>
-            <w:proofErr w:type="gramEnd"/>
-            <w:r>
-              <w:rPr>
-                <w:sz w:val="22"/>
-              </w:rPr>
-              <w:t>300)</w:t>
-            </w:r>
-          </w:p>
-        </w:tc>
-        <w:tc>
-          <w:tcPr>
-            <w:tcW w:w="3118" w:type="dxa"/>
-            <w:vAlign w:val="center"/>
-          </w:tcPr>
-          <w:p>
-            <w:pPr>
-              <w:spacing w:line="312" w:lineRule="auto"/>
-              <w:jc w:val="center"/>
-            </w:pPr>
-            <w:proofErr w:type="spellStart"/>
-            <w:r>
-              <w:rPr>
-                <w:sz w:val="22"/>
-              </w:rPr>
-              <w:t>结果图文件名</w:t>
-            </w:r>
-            <w:proofErr w:type="spellEnd"/>
-          </w:p>
-        </w:tc>
-      </w:tr>
-      <w:tr>
-        <w:tc>
-          <w:tcPr>
-            <w:tcW w:w="3118" w:type="dxa"/>
-            <w:vAlign w:val="center"/>
-          </w:tcPr>
-          <w:p>
-            <w:pPr>
-              <w:spacing w:line="312" w:lineRule="auto"/>
-              <w:jc w:val="center"/>
-            </w:pPr>
-            <w:proofErr w:type="spellStart"/>
-            <w:r>
-              <w:rPr>
-                <w:sz w:val="22"/>
-              </w:rPr>
-              <w:t>upload_date</w:t>
-            </w:r>
-            <w:proofErr w:type="spellEnd"/>
-          </w:p>
-        </w:tc>
-        <w:tc>
-          <w:tcPr>
-            <w:tcW w:w="3118" w:type="dxa"/>
-            <w:vAlign w:val="center"/>
-          </w:tcPr>
-          <w:p>
-            <w:pPr>
-              <w:spacing w:line="312" w:lineRule="auto"/>
-              <w:jc w:val="center"/>
-            </w:pPr>
-            <w:proofErr w:type="spellStart"/>
-            <w:r>
-              <w:rPr>
-                <w:sz w:val="22"/>
-              </w:rPr>
-              <w:t>DateTime</w:t>
-            </w:r>
-            <w:proofErr w:type="spellEnd"/>
-          </w:p>
-        </w:tc>
-        <w:tc>
-          <w:tcPr>
-            <w:tcW w:w="3118" w:type="dxa"/>
-            <w:vAlign w:val="center"/>
-          </w:tcPr>
-          <w:p>
-            <w:pPr>
-              <w:spacing w:line="312" w:lineRule="auto"/>
-              <w:jc w:val="center"/>
-            </w:pPr>
-            <w:proofErr w:type="spellStart"/>
-            <w:r>
-              <w:rPr>
-                <w:sz w:val="22"/>
-              </w:rPr>
-              <w:t>上传检测时间</w:t>
-            </w:r>
-            <w:proofErr w:type="spellEnd"/>
-          </w:p>
-        </w:tc>
-      </w:tr>
-      <w:tr>
-        <w:tc>
-          <w:tcPr>
-            <w:tcW w:w="3118" w:type="dxa"/>
-            <w:vAlign w:val="center"/>
-          </w:tcPr>
-          <w:p>
-            <w:pPr>
-              <w:spacing w:line="312" w:lineRule="auto"/>
-              <w:jc w:val="center"/>
-            </w:pPr>
-            <w:proofErr w:type="spellStart"/>
-            <w:r>
-              <w:rPr>
-                <w:sz w:val="22"/>
-              </w:rPr>
-              <w:t>defect_type</w:t>
-            </w:r>
-            <w:proofErr w:type="spellEnd"/>
-          </w:p>
-        </w:tc>
-        <w:tc>
-          <w:tcPr>
-            <w:tcW w:w="3118" w:type="dxa"/>
-            <w:vAlign w:val="center"/>
-          </w:tcPr>
-          <w:p>
-            <w:pPr>
-              <w:spacing w:line="312" w:lineRule="auto"/>
-              <w:jc w:val="center"/>
-            </w:pPr>
-            <w:proofErr w:type="gramStart"/>
-            <w:r>
-              <w:rPr>
-                <w:sz w:val="22"/>
-              </w:rPr>
-              <w:t>String(</w:t>
-            </w:r>
-            <w:proofErr w:type="gramEnd"/>
-            <w:r>
-              <w:rPr>
-                <w:sz w:val="22"/>
-              </w:rPr>
-              <w:t>100)</w:t>
-            </w:r>
-          </w:p>
-        </w:tc>
-        <w:tc>
-          <w:tcPr>
-            <w:tcW w:w="3118" w:type="dxa"/>
-            <w:vAlign w:val="center"/>
-          </w:tcPr>
-          <w:p>
-            <w:pPr>
-              <w:spacing w:line="312" w:lineRule="auto"/>
-              <w:jc w:val="center"/>
-            </w:pPr>
-            <w:proofErr w:type="spellStart"/>
-            <w:r>
-              <w:rPr>
-                <w:sz w:val="22"/>
-              </w:rPr>
-              <w:t>缺陷类型</w:t>
-            </w:r>
-            <w:proofErr w:type="spellEnd"/>
           </w:p>
         </w:tc>
       </w:tr>
@@ -12905,6 +12332,175 @@
               <w:rPr>
                 <w:sz w:val="22"/>
               </w:rPr>
+              <w:t>result_image</w:t>
+            </w:r>
+          </w:p>
+        </w:tc>
+        <w:tc>
+          <w:tcPr>
+            <w:tcW w:w="3118" w:type="dxa"/>
+            <w:vAlign w:val="center"/>
+          </w:tcPr>
+          <w:p>
+            <w:pPr>
+              <w:spacing w:line="312" w:lineRule="auto"/>
+              <w:jc w:val="center"/>
+            </w:pPr>
+            <w:r>
+              <w:rPr>
+                <w:sz w:val="22"/>
+              </w:rPr>
+              <w:t>String(300)</w:t>
+            </w:r>
+          </w:p>
+        </w:tc>
+        <w:tc>
+          <w:tcPr>
+            <w:tcW w:w="3118" w:type="dxa"/>
+            <w:vAlign w:val="center"/>
+          </w:tcPr>
+          <w:p>
+            <w:pPr>
+              <w:spacing w:line="312" w:lineRule="auto"/>
+              <w:jc w:val="center"/>
+            </w:pPr>
+            <w:r>
+              <w:rPr>
+                <w:sz w:val="22"/>
+              </w:rPr>
+              <w:t>结果图文件名</w:t>
+            </w:r>
+          </w:p>
+        </w:tc>
+      </w:tr>
+      <w:tr>
+        <w:tc>
+          <w:tcPr>
+            <w:tcW w:w="3118" w:type="dxa"/>
+            <w:vAlign w:val="center"/>
+          </w:tcPr>
+          <w:p>
+            <w:pPr>
+              <w:spacing w:line="312" w:lineRule="auto"/>
+              <w:jc w:val="center"/>
+            </w:pPr>
+            <w:r>
+              <w:rPr>
+                <w:sz w:val="22"/>
+              </w:rPr>
+              <w:t>upload_date</w:t>
+            </w:r>
+          </w:p>
+        </w:tc>
+        <w:tc>
+          <w:tcPr>
+            <w:tcW w:w="3118" w:type="dxa"/>
+            <w:vAlign w:val="center"/>
+          </w:tcPr>
+          <w:p>
+            <w:pPr>
+              <w:spacing w:line="312" w:lineRule="auto"/>
+              <w:jc w:val="center"/>
+            </w:pPr>
+            <w:r>
+              <w:rPr>
+                <w:sz w:val="22"/>
+              </w:rPr>
+              <w:t>DateTime</w:t>
+            </w:r>
+          </w:p>
+        </w:tc>
+        <w:tc>
+          <w:tcPr>
+            <w:tcW w:w="3118" w:type="dxa"/>
+            <w:vAlign w:val="center"/>
+          </w:tcPr>
+          <w:p>
+            <w:pPr>
+              <w:spacing w:line="312" w:lineRule="auto"/>
+              <w:jc w:val="center"/>
+            </w:pPr>
+            <w:r>
+              <w:rPr>
+                <w:sz w:val="22"/>
+              </w:rPr>
+              <w:t>上传检测时间</w:t>
+            </w:r>
+          </w:p>
+        </w:tc>
+      </w:tr>
+      <w:tr>
+        <w:tc>
+          <w:tcPr>
+            <w:tcW w:w="3118" w:type="dxa"/>
+            <w:vAlign w:val="center"/>
+          </w:tcPr>
+          <w:p>
+            <w:pPr>
+              <w:spacing w:line="312" w:lineRule="auto"/>
+              <w:jc w:val="center"/>
+            </w:pPr>
+            <w:r>
+              <w:rPr>
+                <w:sz w:val="22"/>
+              </w:rPr>
+              <w:t>defect_type</w:t>
+            </w:r>
+          </w:p>
+        </w:tc>
+        <w:tc>
+          <w:tcPr>
+            <w:tcW w:w="3118" w:type="dxa"/>
+            <w:vAlign w:val="center"/>
+          </w:tcPr>
+          <w:p>
+            <w:pPr>
+              <w:spacing w:line="312" w:lineRule="auto"/>
+              <w:jc w:val="center"/>
+            </w:pPr>
+            <w:r>
+              <w:rPr>
+                <w:sz w:val="22"/>
+              </w:rPr>
+              <w:t>String(100)</w:t>
+            </w:r>
+          </w:p>
+        </w:tc>
+        <w:tc>
+          <w:tcPr>
+            <w:tcW w:w="3118" w:type="dxa"/>
+            <w:vAlign w:val="center"/>
+          </w:tcPr>
+          <w:p>
+            <w:pPr>
+              <w:spacing w:line="312" w:lineRule="auto"/>
+              <w:jc w:val="center"/>
+            </w:pPr>
+            <w:r>
+              <w:rPr>
+                <w:sz w:val="22"/>
+              </w:rPr>
+              <w:t>缺陷类型</w:t>
+            </w:r>
+          </w:p>
+        </w:tc>
+      </w:tr>
+      <w:tr>
+        <w:tc>
+          <w:tcPr>
+            <w:tcW w:w="3118" w:type="dxa"/>
+            <w:vAlign w:val="center"/>
+          </w:tcPr>
+          <w:p>
+            <w:pPr>
+              <w:spacing w:line="312" w:lineRule="auto"/>
+              <w:jc w:val="center"/>
+            </w:pPr>
+            <w:r>
+              <w:rPr>
+                <w:sz w:val="22"/>
+              </w:rPr>
+              <w:lastRenderedPageBreak/>
               <w:t>confidence</w:t>
             </w:r>
           </w:p>
@@ -12937,14 +12533,12 @@
               <w:spacing w:line="312" w:lineRule="auto"/>
               <w:jc w:val="center"/>
             </w:pPr>
-            <w:proofErr w:type="spellStart"/>
             <w:r>
               <w:rPr>
                 <w:sz w:val="22"/>
               </w:rPr>
               <w:t>最高置信度</w:t>
             </w:r>
-            <w:proofErr w:type="spellEnd"/>
           </w:p>
         </w:tc>
       </w:tr>
@@ -12959,14 +12553,12 @@
               <w:spacing w:line="312" w:lineRule="auto"/>
               <w:jc w:val="center"/>
             </w:pPr>
-            <w:proofErr w:type="spellStart"/>
             <w:r>
               <w:rPr>
                 <w:sz w:val="22"/>
               </w:rPr>
               <w:t>user_id</w:t>
             </w:r>
-            <w:proofErr w:type="spellEnd"/>
           </w:p>
         </w:tc>
         <w:tc>
@@ -12997,14 +12589,12 @@
               <w:spacing w:line="312" w:lineRule="auto"/>
               <w:jc w:val="center"/>
             </w:pPr>
-            <w:proofErr w:type="spellStart"/>
             <w:r>
               <w:rPr>
                 <w:sz w:val="22"/>
               </w:rPr>
               <w:t>关联用户</w:t>
             </w:r>
-            <w:proofErr w:type="spellEnd"/>
             <w:r>
               <w:rPr>
                 <w:sz w:val="22"/>
@@ -13043,19 +12633,11 @@
               <w:spacing w:line="312" w:lineRule="auto"/>
               <w:jc w:val="center"/>
             </w:pPr>
-            <w:proofErr w:type="gramStart"/>
             <w:r>
               <w:rPr>
                 <w:sz w:val="22"/>
               </w:rPr>
-              <w:t>String(</w:t>
-            </w:r>
-            <w:proofErr w:type="gramEnd"/>
-            <w:r>
-              <w:rPr>
-                <w:sz w:val="22"/>
-              </w:rPr>
-              <w:t>10)</w:t>
+              <w:t>String(10)</w:t>
             </w:r>
           </w:p>
         </w:tc>
@@ -13069,14 +12651,12 @@
               <w:spacing w:line="312" w:lineRule="auto"/>
               <w:jc w:val="center"/>
             </w:pPr>
-            <w:proofErr w:type="spellStart"/>
             <w:r>
               <w:rPr>
                 <w:sz w:val="22"/>
               </w:rPr>
               <w:t>等级结果</w:t>
             </w:r>
-            <w:proofErr w:type="spellEnd"/>
           </w:p>
         </w:tc>
       </w:tr>
@@ -13099,28 +12679,18 @@
         </w:rPr>
         <w:t xml:space="preserve">4-3 </w:t>
       </w:r>
-      <w:proofErr w:type="spellStart"/>
       <w:r>
         <w:rPr>
           <w:sz w:val="22"/>
         </w:rPr>
         <w:t>工作日志表</w:t>
       </w:r>
-      <w:proofErr w:type="spellEnd"/>
       <w:r>
         <w:rPr>
           <w:sz w:val="22"/>
         </w:rPr>
-        <w:t xml:space="preserve"> </w:t>
-      </w:r>
-      <w:proofErr w:type="spellStart"/>
-      <w:r>
-        <w:rPr>
-          <w:sz w:val="22"/>
-        </w:rPr>
-        <w:t>WorkLog</w:t>
-      </w:r>
-      <w:proofErr w:type="spellEnd"/>
+        <w:t xml:space="preserve"> WorkLog</w:t>
+      </w:r>
     </w:p>
     <w:tbl>
       <w:tblPr>
@@ -13144,7 +12714,6 @@
               <w:spacing w:line="312" w:lineRule="auto"/>
               <w:jc w:val="center"/>
             </w:pPr>
-            <w:proofErr w:type="spellStart"/>
             <w:r>
               <w:rPr>
                 <w:b/>
@@ -13152,7 +12721,6 @@
               </w:rPr>
               <w:t>字段名</w:t>
             </w:r>
-            <w:proofErr w:type="spellEnd"/>
           </w:p>
         </w:tc>
         <w:tc>
@@ -13165,7 +12733,6 @@
               <w:spacing w:line="312" w:lineRule="auto"/>
               <w:jc w:val="center"/>
             </w:pPr>
-            <w:proofErr w:type="spellStart"/>
             <w:r>
               <w:rPr>
                 <w:b/>
@@ -13173,7 +12740,6 @@
               </w:rPr>
               <w:t>类型</w:t>
             </w:r>
-            <w:proofErr w:type="spellEnd"/>
           </w:p>
         </w:tc>
         <w:tc>
@@ -13186,7 +12752,6 @@
               <w:spacing w:line="312" w:lineRule="auto"/>
               <w:jc w:val="center"/>
             </w:pPr>
-            <w:proofErr w:type="spellStart"/>
             <w:r>
               <w:rPr>
                 <w:b/>
@@ -13194,7 +12759,6 @@
               </w:rPr>
               <w:t>说明</w:t>
             </w:r>
-            <w:proofErr w:type="spellEnd"/>
           </w:p>
         </w:tc>
       </w:tr>
@@ -13245,14 +12809,12 @@
               <w:spacing w:line="312" w:lineRule="auto"/>
               <w:jc w:val="center"/>
             </w:pPr>
-            <w:proofErr w:type="spellStart"/>
             <w:r>
               <w:rPr>
                 <w:sz w:val="22"/>
               </w:rPr>
               <w:t>主键</w:t>
             </w:r>
-            <w:proofErr w:type="spellEnd"/>
           </w:p>
         </w:tc>
       </w:tr>
@@ -13267,14 +12829,12 @@
               <w:spacing w:line="312" w:lineRule="auto"/>
               <w:jc w:val="center"/>
             </w:pPr>
-            <w:proofErr w:type="spellStart"/>
             <w:r>
               <w:rPr>
                 <w:sz w:val="22"/>
               </w:rPr>
               <w:t>user_id</w:t>
             </w:r>
-            <w:proofErr w:type="spellEnd"/>
           </w:p>
         </w:tc>
         <w:tc>
@@ -13305,14 +12865,12 @@
               <w:spacing w:line="312" w:lineRule="auto"/>
               <w:jc w:val="center"/>
             </w:pPr>
-            <w:proofErr w:type="spellStart"/>
             <w:r>
               <w:rPr>
                 <w:sz w:val="22"/>
               </w:rPr>
               <w:t>操作用户</w:t>
             </w:r>
-            <w:proofErr w:type="spellEnd"/>
             <w:r>
               <w:rPr>
                 <w:sz w:val="22"/>
@@ -13333,14 +12891,12 @@
               <w:spacing w:line="312" w:lineRule="auto"/>
               <w:jc w:val="center"/>
             </w:pPr>
-            <w:proofErr w:type="spellStart"/>
             <w:r>
               <w:rPr>
                 <w:sz w:val="22"/>
               </w:rPr>
               <w:t>login_time</w:t>
             </w:r>
-            <w:proofErr w:type="spellEnd"/>
           </w:p>
         </w:tc>
         <w:tc>
@@ -13353,14 +12909,12 @@
               <w:spacing w:line="312" w:lineRule="auto"/>
               <w:jc w:val="center"/>
             </w:pPr>
-            <w:proofErr w:type="spellStart"/>
             <w:r>
               <w:rPr>
                 <w:sz w:val="22"/>
               </w:rPr>
               <w:t>DateTime</w:t>
             </w:r>
-            <w:proofErr w:type="spellEnd"/>
           </w:p>
         </w:tc>
         <w:tc>
@@ -13373,14 +12927,12 @@
               <w:spacing w:line="312" w:lineRule="auto"/>
               <w:jc w:val="center"/>
             </w:pPr>
-            <w:proofErr w:type="spellStart"/>
             <w:r>
               <w:rPr>
                 <w:sz w:val="22"/>
               </w:rPr>
               <w:t>登录时间</w:t>
             </w:r>
-            <w:proofErr w:type="spellEnd"/>
           </w:p>
         </w:tc>
       </w:tr>
@@ -13395,14 +12947,12 @@
               <w:spacing w:line="312" w:lineRule="auto"/>
               <w:jc w:val="center"/>
             </w:pPr>
-            <w:proofErr w:type="spellStart"/>
             <w:r>
               <w:rPr>
                 <w:sz w:val="22"/>
               </w:rPr>
               <w:t>logout_time</w:t>
             </w:r>
-            <w:proofErr w:type="spellEnd"/>
           </w:p>
         </w:tc>
         <w:tc>
@@ -13415,14 +12965,12 @@
               <w:spacing w:line="312" w:lineRule="auto"/>
               <w:jc w:val="center"/>
             </w:pPr>
-            <w:proofErr w:type="spellStart"/>
             <w:r>
               <w:rPr>
                 <w:sz w:val="22"/>
               </w:rPr>
               <w:t>DateTime</w:t>
             </w:r>
-            <w:proofErr w:type="spellEnd"/>
           </w:p>
         </w:tc>
         <w:tc>
@@ -13435,14 +12983,12 @@
               <w:spacing w:line="312" w:lineRule="auto"/>
               <w:jc w:val="center"/>
             </w:pPr>
-            <w:proofErr w:type="spellStart"/>
             <w:r>
               <w:rPr>
                 <w:sz w:val="22"/>
               </w:rPr>
               <w:t>退出时间</w:t>
             </w:r>
-            <w:proofErr w:type="spellEnd"/>
           </w:p>
         </w:tc>
       </w:tr>
@@ -13465,28 +13011,18 @@
         </w:rPr>
         <w:t xml:space="preserve">4-4 </w:t>
       </w:r>
-      <w:proofErr w:type="spellStart"/>
       <w:r>
         <w:rPr>
           <w:sz w:val="22"/>
         </w:rPr>
         <w:t>销售记录表</w:t>
       </w:r>
-      <w:proofErr w:type="spellEnd"/>
       <w:r>
         <w:rPr>
           <w:sz w:val="22"/>
         </w:rPr>
-        <w:t xml:space="preserve"> </w:t>
-      </w:r>
-      <w:proofErr w:type="spellStart"/>
-      <w:r>
-        <w:rPr>
-          <w:sz w:val="22"/>
-        </w:rPr>
-        <w:t>SalesRecord</w:t>
-      </w:r>
-      <w:proofErr w:type="spellEnd"/>
+        <w:t xml:space="preserve"> SalesRecord</w:t>
+      </w:r>
     </w:p>
     <w:tbl>
       <w:tblPr>
@@ -13510,7 +13046,6 @@
               <w:spacing w:line="312" w:lineRule="auto"/>
               <w:jc w:val="center"/>
             </w:pPr>
-            <w:proofErr w:type="spellStart"/>
             <w:r>
               <w:rPr>
                 <w:b/>
@@ -13518,7 +13053,6 @@
               </w:rPr>
               <w:t>字段名</w:t>
             </w:r>
-            <w:proofErr w:type="spellEnd"/>
           </w:p>
         </w:tc>
         <w:tc>
@@ -13531,7 +13065,6 @@
               <w:spacing w:line="312" w:lineRule="auto"/>
               <w:jc w:val="center"/>
             </w:pPr>
-            <w:proofErr w:type="spellStart"/>
             <w:r>
               <w:rPr>
                 <w:b/>
@@ -13539,7 +13072,6 @@
               </w:rPr>
               <w:t>类型</w:t>
             </w:r>
-            <w:proofErr w:type="spellEnd"/>
           </w:p>
         </w:tc>
         <w:tc>
@@ -13552,7 +13084,6 @@
               <w:spacing w:line="312" w:lineRule="auto"/>
               <w:jc w:val="center"/>
             </w:pPr>
-            <w:proofErr w:type="spellStart"/>
             <w:r>
               <w:rPr>
                 <w:b/>
@@ -13560,7 +13091,6 @@
               </w:rPr>
               <w:t>说明</w:t>
             </w:r>
-            <w:proofErr w:type="spellEnd"/>
           </w:p>
         </w:tc>
       </w:tr>
@@ -13611,14 +13141,12 @@
               <w:spacing w:line="312" w:lineRule="auto"/>
               <w:jc w:val="center"/>
             </w:pPr>
-            <w:proofErr w:type="spellStart"/>
             <w:r>
               <w:rPr>
                 <w:sz w:val="22"/>
               </w:rPr>
               <w:t>主键</w:t>
             </w:r>
-            <w:proofErr w:type="spellEnd"/>
           </w:p>
         </w:tc>
       </w:tr>
@@ -13633,39 +13161,11 @@
               <w:spacing w:line="312" w:lineRule="auto"/>
               <w:jc w:val="center"/>
             </w:pPr>
-            <w:proofErr w:type="spellStart"/>
             <w:r>
               <w:rPr>
                 <w:sz w:val="22"/>
               </w:rPr>
               <w:t>customer_name</w:t>
-            </w:r>
-            <w:proofErr w:type="spellEnd"/>
-          </w:p>
-        </w:tc>
-        <w:tc>
-          <w:tcPr>
-            <w:tcW w:w="3118" w:type="dxa"/>
-            <w:vAlign w:val="center"/>
-          </w:tcPr>
-          <w:p>
-            <w:pPr>
-              <w:spacing w:line="312" w:lineRule="auto"/>
-              <w:jc w:val="center"/>
-            </w:pPr>
-            <w:proofErr w:type="gramStart"/>
-            <w:r>
-              <w:rPr>
-                <w:sz w:val="22"/>
-              </w:rPr>
-              <w:t>String(</w:t>
-            </w:r>
-            <w:proofErr w:type="gramEnd"/>
-            <w:r>
-              <w:rPr>
-                <w:sz w:val="22"/>
-              </w:rPr>
-              <w:t>100)</w:t>
             </w:r>
           </w:p>
         </w:tc>
@@ -13679,14 +13179,30 @@
               <w:spacing w:line="312" w:lineRule="auto"/>
               <w:jc w:val="center"/>
             </w:pPr>
-            <w:proofErr w:type="spellStart"/>
+            <w:r>
+              <w:rPr>
+                <w:sz w:val="22"/>
+              </w:rPr>
+              <w:t>String(100)</w:t>
+            </w:r>
+          </w:p>
+        </w:tc>
+        <w:tc>
+          <w:tcPr>
+            <w:tcW w:w="3118" w:type="dxa"/>
+            <w:vAlign w:val="center"/>
+          </w:tcPr>
+          <w:p>
+            <w:pPr>
+              <w:spacing w:line="312" w:lineRule="auto"/>
+              <w:jc w:val="center"/>
+            </w:pPr>
             <w:r>
               <w:rPr>
                 <w:sz w:val="22"/>
               </w:rPr>
               <w:t>客户名称</w:t>
             </w:r>
-            <w:proofErr w:type="spellEnd"/>
           </w:p>
         </w:tc>
       </w:tr>
@@ -13701,40 +13217,11 @@
               <w:spacing w:line="312" w:lineRule="auto"/>
               <w:jc w:val="center"/>
             </w:pPr>
-            <w:proofErr w:type="spellStart"/>
             <w:r>
               <w:rPr>
                 <w:sz w:val="22"/>
               </w:rPr>
-              <w:lastRenderedPageBreak/>
               <w:t>product_grade</w:t>
-            </w:r>
-            <w:proofErr w:type="spellEnd"/>
-          </w:p>
-        </w:tc>
-        <w:tc>
-          <w:tcPr>
-            <w:tcW w:w="3118" w:type="dxa"/>
-            <w:vAlign w:val="center"/>
-          </w:tcPr>
-          <w:p>
-            <w:pPr>
-              <w:spacing w:line="312" w:lineRule="auto"/>
-              <w:jc w:val="center"/>
-            </w:pPr>
-            <w:proofErr w:type="gramStart"/>
-            <w:r>
-              <w:rPr>
-                <w:sz w:val="22"/>
-              </w:rPr>
-              <w:t>String(</w:t>
-            </w:r>
-            <w:proofErr w:type="gramEnd"/>
-            <w:r>
-              <w:rPr>
-                <w:sz w:val="22"/>
-              </w:rPr>
-              <w:t>50)</w:t>
             </w:r>
           </w:p>
         </w:tc>
@@ -13748,14 +13235,30 @@
               <w:spacing w:line="312" w:lineRule="auto"/>
               <w:jc w:val="center"/>
             </w:pPr>
-            <w:proofErr w:type="spellStart"/>
+            <w:r>
+              <w:rPr>
+                <w:sz w:val="22"/>
+              </w:rPr>
+              <w:t>String(50)</w:t>
+            </w:r>
+          </w:p>
+        </w:tc>
+        <w:tc>
+          <w:tcPr>
+            <w:tcW w:w="3118" w:type="dxa"/>
+            <w:vAlign w:val="center"/>
+          </w:tcPr>
+          <w:p>
+            <w:pPr>
+              <w:spacing w:line="312" w:lineRule="auto"/>
+              <w:jc w:val="center"/>
+            </w:pPr>
             <w:r>
               <w:rPr>
                 <w:sz w:val="22"/>
               </w:rPr>
               <w:t>销售等级</w:t>
             </w:r>
-            <w:proofErr w:type="spellEnd"/>
           </w:p>
         </w:tc>
       </w:tr>
@@ -13806,14 +13309,12 @@
               <w:spacing w:line="312" w:lineRule="auto"/>
               <w:jc w:val="center"/>
             </w:pPr>
-            <w:proofErr w:type="spellStart"/>
             <w:r>
               <w:rPr>
                 <w:sz w:val="22"/>
               </w:rPr>
               <w:t>数量</w:t>
             </w:r>
-            <w:proofErr w:type="spellEnd"/>
           </w:p>
         </w:tc>
       </w:tr>
@@ -13828,14 +13329,12 @@
               <w:spacing w:line="312" w:lineRule="auto"/>
               <w:jc w:val="center"/>
             </w:pPr>
-            <w:proofErr w:type="spellStart"/>
             <w:r>
               <w:rPr>
                 <w:sz w:val="22"/>
               </w:rPr>
               <w:t>total_price</w:t>
             </w:r>
-            <w:proofErr w:type="spellEnd"/>
           </w:p>
         </w:tc>
         <w:tc>
@@ -13866,14 +13365,12 @@
               <w:spacing w:line="312" w:lineRule="auto"/>
               <w:jc w:val="center"/>
             </w:pPr>
-            <w:proofErr w:type="spellStart"/>
             <w:r>
               <w:rPr>
                 <w:sz w:val="22"/>
               </w:rPr>
               <w:t>订单总价</w:t>
             </w:r>
-            <w:proofErr w:type="spellEnd"/>
           </w:p>
         </w:tc>
       </w:tr>
@@ -13888,14 +13385,12 @@
               <w:spacing w:line="312" w:lineRule="auto"/>
               <w:jc w:val="center"/>
             </w:pPr>
-            <w:proofErr w:type="spellStart"/>
             <w:r>
               <w:rPr>
                 <w:sz w:val="22"/>
               </w:rPr>
               <w:t>sale_date</w:t>
             </w:r>
-            <w:proofErr w:type="spellEnd"/>
           </w:p>
         </w:tc>
         <w:tc>
@@ -13908,14 +13403,12 @@
               <w:spacing w:line="312" w:lineRule="auto"/>
               <w:jc w:val="center"/>
             </w:pPr>
-            <w:proofErr w:type="spellStart"/>
             <w:r>
               <w:rPr>
                 <w:sz w:val="22"/>
               </w:rPr>
               <w:t>DateTime</w:t>
             </w:r>
-            <w:proofErr w:type="spellEnd"/>
           </w:p>
         </w:tc>
         <w:tc>
@@ -13928,14 +13421,12 @@
               <w:spacing w:line="312" w:lineRule="auto"/>
               <w:jc w:val="center"/>
             </w:pPr>
-            <w:proofErr w:type="spellStart"/>
             <w:r>
               <w:rPr>
                 <w:sz w:val="22"/>
               </w:rPr>
               <w:t>销售时间</w:t>
             </w:r>
-            <w:proofErr w:type="spellEnd"/>
           </w:p>
         </w:tc>
       </w:tr>
@@ -13958,14 +13449,12 @@
         </w:rPr>
         <w:t xml:space="preserve">4-5 </w:t>
       </w:r>
-      <w:proofErr w:type="spellStart"/>
       <w:r>
         <w:rPr>
           <w:sz w:val="22"/>
         </w:rPr>
         <w:t>系统设置表</w:t>
       </w:r>
-      <w:proofErr w:type="spellEnd"/>
       <w:r>
         <w:rPr>
           <w:sz w:val="22"/>
@@ -13995,7 +13484,6 @@
               <w:spacing w:line="312" w:lineRule="auto"/>
               <w:jc w:val="center"/>
             </w:pPr>
-            <w:proofErr w:type="spellStart"/>
             <w:r>
               <w:rPr>
                 <w:b/>
@@ -14003,7 +13491,6 @@
               </w:rPr>
               <w:t>字段名</w:t>
             </w:r>
-            <w:proofErr w:type="spellEnd"/>
           </w:p>
         </w:tc>
         <w:tc>
@@ -14016,7 +13503,6 @@
               <w:spacing w:line="312" w:lineRule="auto"/>
               <w:jc w:val="center"/>
             </w:pPr>
-            <w:proofErr w:type="spellStart"/>
             <w:r>
               <w:rPr>
                 <w:b/>
@@ -14024,7 +13510,6 @@
               </w:rPr>
               <w:t>类型</w:t>
             </w:r>
-            <w:proofErr w:type="spellEnd"/>
           </w:p>
         </w:tc>
         <w:tc>
@@ -14037,7 +13522,6 @@
               <w:spacing w:line="312" w:lineRule="auto"/>
               <w:jc w:val="center"/>
             </w:pPr>
-            <w:proofErr w:type="spellStart"/>
             <w:r>
               <w:rPr>
                 <w:b/>
@@ -14045,7 +13529,6 @@
               </w:rPr>
               <w:t>说明</w:t>
             </w:r>
-            <w:proofErr w:type="spellEnd"/>
           </w:p>
         </w:tc>
       </w:tr>
@@ -14096,14 +13579,12 @@
               <w:spacing w:line="312" w:lineRule="auto"/>
               <w:jc w:val="center"/>
             </w:pPr>
-            <w:proofErr w:type="spellStart"/>
             <w:r>
               <w:rPr>
                 <w:sz w:val="22"/>
               </w:rPr>
               <w:t>主键</w:t>
             </w:r>
-            <w:proofErr w:type="spellEnd"/>
           </w:p>
         </w:tc>
       </w:tr>
@@ -14118,39 +13599,11 @@
               <w:spacing w:line="312" w:lineRule="auto"/>
               <w:jc w:val="center"/>
             </w:pPr>
-            <w:proofErr w:type="spellStart"/>
             <w:r>
               <w:rPr>
                 <w:sz w:val="22"/>
               </w:rPr>
               <w:t>key_name</w:t>
-            </w:r>
-            <w:proofErr w:type="spellEnd"/>
-          </w:p>
-        </w:tc>
-        <w:tc>
-          <w:tcPr>
-            <w:tcW w:w="3118" w:type="dxa"/>
-            <w:vAlign w:val="center"/>
-          </w:tcPr>
-          <w:p>
-            <w:pPr>
-              <w:spacing w:line="312" w:lineRule="auto"/>
-              <w:jc w:val="center"/>
-            </w:pPr>
-            <w:proofErr w:type="gramStart"/>
-            <w:r>
-              <w:rPr>
-                <w:sz w:val="22"/>
-              </w:rPr>
-              <w:t>String(</w:t>
-            </w:r>
-            <w:proofErr w:type="gramEnd"/>
-            <w:r>
-              <w:rPr>
-                <w:sz w:val="22"/>
-              </w:rPr>
-              <w:t>50)</w:t>
             </w:r>
           </w:p>
         </w:tc>
@@ -14164,14 +13617,30 @@
               <w:spacing w:line="312" w:lineRule="auto"/>
               <w:jc w:val="center"/>
             </w:pPr>
-            <w:proofErr w:type="spellStart"/>
+            <w:r>
+              <w:rPr>
+                <w:sz w:val="22"/>
+              </w:rPr>
+              <w:t>String(50)</w:t>
+            </w:r>
+          </w:p>
+        </w:tc>
+        <w:tc>
+          <w:tcPr>
+            <w:tcW w:w="3118" w:type="dxa"/>
+            <w:vAlign w:val="center"/>
+          </w:tcPr>
+          <w:p>
+            <w:pPr>
+              <w:spacing w:line="312" w:lineRule="auto"/>
+              <w:jc w:val="center"/>
+            </w:pPr>
             <w:r>
               <w:rPr>
                 <w:sz w:val="22"/>
               </w:rPr>
               <w:t>设置键名</w:t>
             </w:r>
-            <w:proofErr w:type="spellEnd"/>
           </w:p>
         </w:tc>
       </w:tr>
@@ -14204,19 +13673,11 @@
               <w:spacing w:line="312" w:lineRule="auto"/>
               <w:jc w:val="center"/>
             </w:pPr>
-            <w:proofErr w:type="gramStart"/>
             <w:r>
               <w:rPr>
                 <w:sz w:val="22"/>
               </w:rPr>
-              <w:t>String(</w:t>
-            </w:r>
-            <w:proofErr w:type="gramEnd"/>
-            <w:r>
-              <w:rPr>
-                <w:sz w:val="22"/>
-              </w:rPr>
-              <w:t>200)</w:t>
+              <w:t>String(200)</w:t>
             </w:r>
           </w:p>
         </w:tc>
@@ -14230,14 +13691,12 @@
               <w:spacing w:line="312" w:lineRule="auto"/>
               <w:jc w:val="center"/>
             </w:pPr>
-            <w:proofErr w:type="spellStart"/>
             <w:r>
               <w:rPr>
                 <w:sz w:val="22"/>
               </w:rPr>
               <w:t>设置值</w:t>
             </w:r>
-            <w:proofErr w:type="spellEnd"/>
           </w:p>
         </w:tc>
       </w:tr>
@@ -14260,14 +13719,12 @@
         </w:rPr>
         <w:t xml:space="preserve">4-6 </w:t>
       </w:r>
-      <w:proofErr w:type="spellStart"/>
       <w:r>
         <w:rPr>
           <w:sz w:val="22"/>
         </w:rPr>
         <w:t>库存表</w:t>
       </w:r>
-      <w:proofErr w:type="spellEnd"/>
       <w:r>
         <w:rPr>
           <w:sz w:val="22"/>
@@ -14297,7 +13754,6 @@
               <w:spacing w:line="312" w:lineRule="auto"/>
               <w:jc w:val="center"/>
             </w:pPr>
-            <w:proofErr w:type="spellStart"/>
             <w:r>
               <w:rPr>
                 <w:b/>
@@ -14305,7 +13761,6 @@
               </w:rPr>
               <w:t>字段名</w:t>
             </w:r>
-            <w:proofErr w:type="spellEnd"/>
           </w:p>
         </w:tc>
         <w:tc>
@@ -14318,7 +13773,6 @@
               <w:spacing w:line="312" w:lineRule="auto"/>
               <w:jc w:val="center"/>
             </w:pPr>
-            <w:proofErr w:type="spellStart"/>
             <w:r>
               <w:rPr>
                 <w:b/>
@@ -14326,7 +13780,6 @@
               </w:rPr>
               <w:t>类型</w:t>
             </w:r>
-            <w:proofErr w:type="spellEnd"/>
           </w:p>
         </w:tc>
         <w:tc>
@@ -14339,7 +13792,6 @@
               <w:spacing w:line="312" w:lineRule="auto"/>
               <w:jc w:val="center"/>
             </w:pPr>
-            <w:proofErr w:type="spellStart"/>
             <w:r>
               <w:rPr>
                 <w:b/>
@@ -14347,7 +13799,6 @@
               </w:rPr>
               <w:t>说明</w:t>
             </w:r>
-            <w:proofErr w:type="spellEnd"/>
           </w:p>
         </w:tc>
       </w:tr>
@@ -14380,19 +13831,11 @@
               <w:spacing w:line="312" w:lineRule="auto"/>
               <w:jc w:val="center"/>
             </w:pPr>
-            <w:proofErr w:type="gramStart"/>
             <w:r>
               <w:rPr>
                 <w:sz w:val="22"/>
               </w:rPr>
-              <w:t>String(</w:t>
-            </w:r>
-            <w:proofErr w:type="gramEnd"/>
-            <w:r>
-              <w:rPr>
-                <w:sz w:val="22"/>
-              </w:rPr>
-              <w:t>10)</w:t>
+              <w:t>String(10)</w:t>
             </w:r>
           </w:p>
         </w:tc>
@@ -14406,14 +13849,12 @@
               <w:spacing w:line="312" w:lineRule="auto"/>
               <w:jc w:val="center"/>
             </w:pPr>
-            <w:proofErr w:type="spellStart"/>
             <w:r>
               <w:rPr>
                 <w:sz w:val="22"/>
               </w:rPr>
               <w:t>等级主键</w:t>
             </w:r>
-            <w:proofErr w:type="spellEnd"/>
           </w:p>
         </w:tc>
       </w:tr>
@@ -14464,14 +13905,12 @@
               <w:spacing w:line="312" w:lineRule="auto"/>
               <w:jc w:val="center"/>
             </w:pPr>
-            <w:proofErr w:type="spellStart"/>
             <w:r>
               <w:rPr>
                 <w:sz w:val="22"/>
               </w:rPr>
               <w:t>库存数量</w:t>
             </w:r>
-            <w:proofErr w:type="spellEnd"/>
           </w:p>
         </w:tc>
       </w:tr>
@@ -14488,9 +13927,9 @@
           <w:rFonts w:ascii="Times New Roman" w:eastAsia="黑体" w:hAnsi="Times New Roman"/>
           <w:sz w:val="32"/>
         </w:rPr>
+        <w:lastRenderedPageBreak/>
         <w:t xml:space="preserve">5 </w:t>
       </w:r>
-      <w:proofErr w:type="spellStart"/>
       <w:r>
         <w:rPr>
           <w:rFonts w:ascii="Times New Roman" w:eastAsia="黑体" w:hAnsi="Times New Roman"/>
@@ -14499,7 +13938,6 @@
         <w:t>系统实现</w:t>
       </w:r>
       <w:bookmarkEnd w:id="34"/>
-      <w:proofErr w:type="spellEnd"/>
     </w:p>
     <w:p>
       <w:pPr>
@@ -14514,7 +13952,6 @@
         </w:rPr>
         <w:t xml:space="preserve">5.1 </w:t>
       </w:r>
-      <w:proofErr w:type="spellStart"/>
       <w:r>
         <w:rPr>
           <w:rFonts w:ascii="Times New Roman" w:eastAsia="黑体" w:hAnsi="Times New Roman"/>
@@ -14523,7 +13960,6 @@
         <w:t>用户功能模块的实现</w:t>
       </w:r>
       <w:bookmarkEnd w:id="35"/>
-      <w:proofErr w:type="spellEnd"/>
     </w:p>
     <w:p>
       <w:pPr>
@@ -14537,7 +13973,6 @@
         </w:rPr>
         <w:t xml:space="preserve">5.1.1 </w:t>
       </w:r>
-      <w:proofErr w:type="spellStart"/>
       <w:r>
         <w:rPr>
           <w:rFonts w:ascii="Times New Roman" w:eastAsia="黑体" w:hAnsi="Times New Roman"/>
@@ -14545,7 +13980,6 @@
         <w:t>登录与退出</w:t>
       </w:r>
       <w:bookmarkEnd w:id="36"/>
-      <w:proofErr w:type="spellEnd"/>
     </w:p>
     <w:p>
       <w:pPr>
@@ -14568,7 +14002,6 @@
         <w:ind w:firstLine="480"/>
         <w:jc w:val="center"/>
         <w:rPr>
-          <w:rFonts w:hint="eastAsia"/>
           <w:lang w:eastAsia="zh-CN"/>
         </w:rPr>
       </w:pPr>
@@ -14576,7 +14009,6 @@
         <w:rPr>
           <w:noProof/>
         </w:rPr>
-        <w:lastRenderedPageBreak/>
         <w:drawing>
           <wp:inline distT="0" distB="0" distL="0" distR="0" wp14:anchorId="653E09B6" wp14:editId="51D0CFC5">
             <wp:extent cx="3157268" cy="3069769"/>
@@ -14593,7 +14025,7 @@
                     <pic:cNvPicPr/>
                   </pic:nvPicPr>
                   <pic:blipFill>
-                    <a:blip r:embed="rId10"/>
+                    <a:blip r:embed="rId17"/>
                     <a:stretch>
                       <a:fillRect/>
                     </a:stretch>
@@ -14689,7 +14121,6 @@
         <w:spacing w:line="360" w:lineRule="auto"/>
         <w:ind w:firstLine="480"/>
         <w:rPr>
-          <w:rFonts w:hint="eastAsia"/>
           <w:lang w:eastAsia="zh-CN"/>
         </w:rPr>
       </w:pPr>
@@ -14697,6 +14128,7 @@
         <w:rPr>
           <w:noProof/>
         </w:rPr>
+        <w:lastRenderedPageBreak/>
         <w:drawing>
           <wp:inline distT="0" distB="0" distL="0" distR="0" wp14:anchorId="7BA0C440" wp14:editId="7985AA8C">
             <wp:extent cx="5504903" cy="2639683"/>
@@ -14713,7 +14145,7 @@
                     <pic:cNvPicPr/>
                   </pic:nvPicPr>
                   <pic:blipFill rotWithShape="1">
-                    <a:blip r:embed="rId11"/>
+                    <a:blip r:embed="rId18"/>
                     <a:srcRect l="28308"/>
                     <a:stretch>
                       <a:fillRect/>
@@ -14787,7 +14219,6 @@
           <w:rFonts w:ascii="Times New Roman" w:eastAsia="黑体" w:hAnsi="Times New Roman"/>
           <w:lang w:eastAsia="zh-CN"/>
         </w:rPr>
-        <w:lastRenderedPageBreak/>
         <w:t xml:space="preserve">5.1.3 </w:t>
       </w:r>
       <w:r>
@@ -14823,21 +14254,7 @@
         <w:rPr>
           <w:lang w:eastAsia="zh-CN"/>
         </w:rPr>
-        <w:t>。基础模板中统</w:t>
-      </w:r>
-      <w:proofErr w:type="gramStart"/>
-      <w:r>
-        <w:rPr>
-          <w:lang w:eastAsia="zh-CN"/>
-        </w:rPr>
-        <w:t>一</w:t>
-      </w:r>
-      <w:proofErr w:type="gramEnd"/>
-      <w:r>
-        <w:rPr>
-          <w:lang w:eastAsia="zh-CN"/>
-        </w:rPr>
-        <w:t>引入</w:t>
+        <w:t>。基础模板中统一引入</w:t>
       </w:r>
       <w:r>
         <w:rPr>
@@ -14885,16 +14302,8 @@
         <w:rPr>
           <w:lang w:eastAsia="zh-CN"/>
         </w:rPr>
-        <w:t>，同时提供固定提示消息区域，用于显示登录成功、设置保存成功、库存不足等提示信息。模板左侧</w:t>
-      </w:r>
-      <w:proofErr w:type="gramStart"/>
-      <w:r>
-        <w:rPr>
-          <w:lang w:eastAsia="zh-CN"/>
-        </w:rPr>
-        <w:t>侧边栏按照</w:t>
-      </w:r>
-      <w:proofErr w:type="gramEnd"/>
+        <w:t>，同时提供固定提示消息区域，用于显示登录成功、设置保存成功、库存不足等提示信息。模板左侧侧边栏按照</w:t>
+      </w:r>
       <w:r>
         <w:rPr>
           <w:lang w:eastAsia="zh-CN"/>
@@ -14965,7 +14374,6 @@
         <w:ind w:firstLine="480"/>
         <w:jc w:val="center"/>
         <w:rPr>
-          <w:rFonts w:hint="eastAsia"/>
           <w:lang w:eastAsia="zh-CN"/>
         </w:rPr>
       </w:pPr>
@@ -14973,6 +14381,7 @@
         <w:rPr>
           <w:noProof/>
         </w:rPr>
+        <w:lastRenderedPageBreak/>
         <w:drawing>
           <wp:inline distT="0" distB="0" distL="0" distR="0" wp14:anchorId="6B6236DC" wp14:editId="2B621B27">
             <wp:extent cx="2121804" cy="4149305"/>
@@ -14989,7 +14398,7 @@
                     <pic:cNvPicPr/>
                   </pic:nvPicPr>
                   <pic:blipFill>
-                    <a:blip r:embed="rId12"/>
+                    <a:blip r:embed="rId19"/>
                     <a:stretch>
                       <a:fillRect/>
                     </a:stretch>
@@ -15152,14 +14561,7 @@
         <w:rPr>
           <w:lang w:eastAsia="zh-CN"/>
         </w:rPr>
-        <w:t>两种检测模式整合到同一界面。用户可直接上传单张或多张图片，系统支持批量检测；也可调用浏览器摄像头进行实时</w:t>
-      </w:r>
-      <w:r>
-        <w:rPr>
-          <w:lang w:eastAsia="zh-CN"/>
-        </w:rPr>
-        <w:lastRenderedPageBreak/>
-        <w:t>拍照，再将拍摄结果转换为</w:t>
+        <w:t>两种检测模式整合到同一界面。用户可直接上传单张或多张图片，系统支持批量检测；也可调用浏览器摄像头进行实时拍照，再将拍摄结果转换为</w:t>
       </w:r>
       <w:r>
         <w:rPr>
@@ -15179,7 +14581,6 @@
         <w:spacing w:line="360" w:lineRule="auto"/>
         <w:ind w:firstLine="480"/>
         <w:rPr>
-          <w:rFonts w:hint="eastAsia"/>
           <w:lang w:eastAsia="zh-CN"/>
         </w:rPr>
       </w:pPr>
@@ -15187,6 +14588,7 @@
         <w:rPr>
           <w:noProof/>
         </w:rPr>
+        <w:lastRenderedPageBreak/>
         <w:drawing>
           <wp:inline distT="0" distB="0" distL="0" distR="0" wp14:anchorId="1F3581ED" wp14:editId="095AC55E">
             <wp:extent cx="5940425" cy="2863850"/>
@@ -15203,7 +14605,7 @@
                     <pic:cNvPicPr/>
                   </pic:nvPicPr>
                   <pic:blipFill>
-                    <a:blip r:embed="rId13"/>
+                    <a:blip r:embed="rId20"/>
                     <a:stretch>
                       <a:fillRect/>
                     </a:stretch>
@@ -15354,21 +14756,7 @@
         <w:rPr>
           <w:lang w:eastAsia="zh-CN"/>
         </w:rPr>
-        <w:t>由于一张图片中可能存在多个检测框，系统会对类别名称进行</w:t>
-      </w:r>
-      <w:proofErr w:type="gramStart"/>
-      <w:r>
-        <w:rPr>
-          <w:lang w:eastAsia="zh-CN"/>
-        </w:rPr>
-        <w:t>去重并计算</w:t>
-      </w:r>
-      <w:proofErr w:type="gramEnd"/>
-      <w:r>
-        <w:rPr>
-          <w:lang w:eastAsia="zh-CN"/>
-        </w:rPr>
-        <w:t>最大置信度，将其与结果图文件名一并返回前端。页面最终展示结果图缩略图、缺陷类型标签、等级判定和置信度信息。</w:t>
+        <w:t>由于一张图片中可能存在多个检测框，系统会对类别名称进行去重并计算最大置信度，将其与结果图文件名一并返回前端。页面最终展示结果图缩略图、缺陷类型标签、等级判定和置信度信息。</w:t>
       </w:r>
     </w:p>
     <w:p>
@@ -15377,7 +14765,6 @@
         <w:ind w:firstLine="480"/>
         <w:jc w:val="center"/>
         <w:rPr>
-          <w:rFonts w:hint="eastAsia"/>
           <w:lang w:eastAsia="zh-CN"/>
         </w:rPr>
       </w:pPr>
@@ -15385,7 +14772,6 @@
         <w:rPr>
           <w:noProof/>
         </w:rPr>
-        <w:lastRenderedPageBreak/>
         <w:drawing>
           <wp:inline distT="0" distB="0" distL="0" distR="0" wp14:anchorId="7D8E475D" wp14:editId="5654BBBC">
             <wp:extent cx="3019425" cy="2381250"/>
@@ -15402,7 +14788,7 @@
                     <pic:cNvPicPr/>
                   </pic:nvPicPr>
                   <pic:blipFill>
-                    <a:blip r:embed="rId14"/>
+                    <a:blip r:embed="rId21"/>
                     <a:stretch>
                       <a:fillRect/>
                     </a:stretch>
@@ -15467,6 +14853,7 @@
           <w:rFonts w:ascii="Times New Roman" w:eastAsia="黑体" w:hAnsi="Times New Roman"/>
           <w:lang w:eastAsia="zh-CN"/>
         </w:rPr>
+        <w:lastRenderedPageBreak/>
         <w:t xml:space="preserve">5.2.3 </w:t>
       </w:r>
       <w:r>
@@ -15558,7 +14945,6 @@
         <w:spacing w:line="360" w:lineRule="auto"/>
         <w:ind w:firstLine="480"/>
         <w:rPr>
-          <w:rFonts w:hint="eastAsia"/>
           <w:lang w:eastAsia="zh-CN"/>
         </w:rPr>
       </w:pPr>
@@ -15582,7 +14968,7 @@
                     <pic:cNvPicPr/>
                   </pic:nvPicPr>
                   <pic:blipFill>
-                    <a:blip r:embed="rId15"/>
+                    <a:blip r:embed="rId22"/>
                     <a:stretch>
                       <a:fillRect/>
                     </a:stretch>
@@ -15676,21 +15062,7 @@
         <w:rPr>
           <w:lang w:eastAsia="zh-CN"/>
         </w:rPr>
-        <w:t xml:space="preserve"> `</w:t>
-      </w:r>
-      <w:proofErr w:type="spellStart"/>
-      <w:r>
-        <w:rPr>
-          <w:lang w:eastAsia="zh-CN"/>
-        </w:rPr>
-        <w:t>DetectionHistory</w:t>
-      </w:r>
-      <w:proofErr w:type="spellEnd"/>
-      <w:r>
-        <w:rPr>
-          <w:lang w:eastAsia="zh-CN"/>
-        </w:rPr>
-        <w:t xml:space="preserve">` </w:t>
+        <w:t xml:space="preserve"> `DetectionHistory` </w:t>
       </w:r>
       <w:r>
         <w:rPr>
@@ -15708,21 +15080,7 @@
         <w:rPr>
           <w:lang w:eastAsia="zh-CN"/>
         </w:rPr>
-        <w:t>和等级结果。结果</w:t>
-      </w:r>
-      <w:proofErr w:type="gramStart"/>
-      <w:r>
-        <w:rPr>
-          <w:lang w:eastAsia="zh-CN"/>
-        </w:rPr>
-        <w:t>图文件</w:t>
-      </w:r>
-      <w:proofErr w:type="gramEnd"/>
-      <w:r>
-        <w:rPr>
-          <w:lang w:eastAsia="zh-CN"/>
-        </w:rPr>
-        <w:t>保存至</w:t>
+        <w:t>和等级结果。结果图文件保存至</w:t>
       </w:r>
       <w:r>
         <w:rPr>
@@ -15749,7 +15107,6 @@
         <w:rPr>
           <w:lang w:eastAsia="zh-CN"/>
         </w:rPr>
-        <w:lastRenderedPageBreak/>
         <w:t>这种设计使检测结果既能够被系统页面立即消费，也能够在后续历史记录和报表分析中重复使用，是系统实现</w:t>
       </w:r>
       <w:r>
@@ -15782,7 +15139,6 @@
         <w:spacing w:line="360" w:lineRule="auto"/>
         <w:ind w:firstLine="480"/>
         <w:rPr>
-          <w:rFonts w:hint="eastAsia"/>
           <w:lang w:eastAsia="zh-CN"/>
         </w:rPr>
       </w:pPr>
@@ -15790,6 +15146,7 @@
         <w:rPr>
           <w:noProof/>
         </w:rPr>
+        <w:lastRenderedPageBreak/>
         <w:drawing>
           <wp:inline distT="0" distB="0" distL="0" distR="0" wp14:anchorId="5E19D8A6" wp14:editId="4C8CE4F6">
             <wp:extent cx="5940425" cy="2543175"/>
@@ -15806,7 +15163,7 @@
                     <pic:cNvPicPr/>
                   </pic:nvPicPr>
                   <pic:blipFill>
-                    <a:blip r:embed="rId16"/>
+                    <a:blip r:embed="rId23"/>
                     <a:stretch>
                       <a:fillRect/>
                     </a:stretch>
@@ -15921,35 +15278,7 @@
         <w:rPr>
           <w:lang w:eastAsia="zh-CN"/>
         </w:rPr>
-        <w:t>历史记录页面采用卡片式布局呈现检测结果图、文件名、等级、缺陷类型和检测时间。系统支持按缺陷关键词搜索，并通过分</w:t>
-      </w:r>
-      <w:proofErr w:type="gramStart"/>
-      <w:r>
-        <w:rPr>
-          <w:lang w:eastAsia="zh-CN"/>
-        </w:rPr>
-        <w:t>页机制</w:t>
-      </w:r>
-      <w:proofErr w:type="gramEnd"/>
-      <w:r>
-        <w:rPr>
-          <w:lang w:eastAsia="zh-CN"/>
-        </w:rPr>
-        <w:t>控制单页记录数量。管理员可以</w:t>
-      </w:r>
-      <w:proofErr w:type="gramStart"/>
-      <w:r>
-        <w:rPr>
-          <w:lang w:eastAsia="zh-CN"/>
-        </w:rPr>
-        <w:t>查看全量历史</w:t>
-      </w:r>
-      <w:proofErr w:type="gramEnd"/>
-      <w:r>
-        <w:rPr>
-          <w:lang w:eastAsia="zh-CN"/>
-        </w:rPr>
-        <w:t>数据，普通用户只能查看自己的检测记录。页面同时集成</w:t>
+        <w:t>历史记录页面采用卡片式布局呈现检测结果图、文件名、等级、缺陷类型和检测时间。系统支持按缺陷关键词搜索，并通过分页机制控制单页记录数量。管理员可以查看全量历史数据，普通用户只能查看自己的检测记录。页面同时集成</w:t>
       </w:r>
       <w:r>
         <w:rPr>
@@ -15984,7 +15313,6 @@
         <w:spacing w:line="360" w:lineRule="auto"/>
         <w:ind w:firstLine="480"/>
         <w:rPr>
-          <w:rFonts w:hint="eastAsia"/>
           <w:lang w:eastAsia="zh-CN"/>
         </w:rPr>
       </w:pPr>
@@ -16009,7 +15337,7 @@
                     <pic:cNvPicPr/>
                   </pic:nvPicPr>
                   <pic:blipFill>
-                    <a:blip r:embed="rId17"/>
+                    <a:blip r:embed="rId24"/>
                     <a:stretch>
                       <a:fillRect/>
                     </a:stretch>
@@ -16119,33 +15447,11 @@
         </w:rPr>
         <w:t xml:space="preserve"> 7 </w:t>
       </w:r>
-      <w:proofErr w:type="gramStart"/>
-      <w:r>
-        <w:rPr>
-          <w:lang w:eastAsia="zh-CN"/>
-        </w:rPr>
-        <w:t>天趋势</w:t>
-      </w:r>
-      <w:proofErr w:type="gramEnd"/>
-      <w:r>
-        <w:rPr>
-          <w:lang w:eastAsia="zh-CN"/>
-        </w:rPr>
-        <w:t>图。当前实现中，缺陷占比图使用环形图展示，趋势图使用折线图展示。管理员可</w:t>
-      </w:r>
-      <w:proofErr w:type="gramStart"/>
-      <w:r>
-        <w:rPr>
-          <w:lang w:eastAsia="zh-CN"/>
-        </w:rPr>
-        <w:t>查看全</w:t>
-      </w:r>
-      <w:proofErr w:type="gramEnd"/>
-      <w:r>
-        <w:rPr>
-          <w:lang w:eastAsia="zh-CN"/>
-        </w:rPr>
-        <w:t>量数据，普通用户仅查看个人数据。</w:t>
+      <w:r>
+        <w:rPr>
+          <w:lang w:eastAsia="zh-CN"/>
+        </w:rPr>
+        <w:t>天趋势图。当前实现中，缺陷占比图使用环形图展示，趋势图使用折线图展示。管理员可查看全量数据，普通用户仅查看个人数据。</w:t>
       </w:r>
     </w:p>
     <w:p>
@@ -16178,21 +15484,7 @@
         <w:rPr>
           <w:lang w:eastAsia="zh-CN"/>
         </w:rPr>
-        <w:t xml:space="preserve"> </w:t>
-      </w:r>
-      <w:proofErr w:type="spellStart"/>
-      <w:r>
-        <w:rPr>
-          <w:lang w:eastAsia="zh-CN"/>
-        </w:rPr>
-        <w:t>openpyxl</w:t>
-      </w:r>
-      <w:proofErr w:type="spellEnd"/>
-      <w:r>
-        <w:rPr>
-          <w:lang w:eastAsia="zh-CN"/>
-        </w:rPr>
-        <w:t xml:space="preserve"> </w:t>
+        <w:t xml:space="preserve"> openpyxl </w:t>
       </w:r>
       <w:r>
         <w:rPr>
@@ -16204,35 +15496,13 @@
         <w:rPr>
           <w:lang w:eastAsia="zh-CN"/>
         </w:rPr>
-        <w:t xml:space="preserve"> </w:t>
-      </w:r>
-      <w:proofErr w:type="spellStart"/>
-      <w:r>
-        <w:rPr>
-          <w:lang w:eastAsia="zh-CN"/>
-        </w:rPr>
-        <w:t>DataFrame</w:t>
-      </w:r>
-      <w:proofErr w:type="spellEnd"/>
-      <w:r>
-        <w:rPr>
-          <w:lang w:eastAsia="zh-CN"/>
-        </w:rPr>
-        <w:t>，再写入</w:t>
-      </w:r>
-      <w:proofErr w:type="gramStart"/>
-      <w:r>
-        <w:rPr>
-          <w:lang w:eastAsia="zh-CN"/>
-        </w:rPr>
-        <w:t>内存流并以</w:t>
-      </w:r>
-      <w:proofErr w:type="gramEnd"/>
-      <w:r>
-        <w:rPr>
-          <w:lang w:eastAsia="zh-CN"/>
-        </w:rPr>
-        <w:t>附件形式返回浏览器，从而生成</w:t>
+        <w:t xml:space="preserve"> DataFrame</w:t>
+      </w:r>
+      <w:r>
+        <w:rPr>
+          <w:lang w:eastAsia="zh-CN"/>
+        </w:rPr>
+        <w:t>，再写入内存流并以附件形式返回浏览器，从而生成</w:t>
       </w:r>
       <w:r>
         <w:rPr>
@@ -16252,7 +15522,6 @@
         <w:spacing w:line="360" w:lineRule="auto"/>
         <w:ind w:firstLine="480"/>
         <w:rPr>
-          <w:rFonts w:hint="eastAsia"/>
           <w:lang w:eastAsia="zh-CN"/>
         </w:rPr>
       </w:pPr>
@@ -16276,7 +15545,7 @@
                     <pic:cNvPicPr/>
                   </pic:nvPicPr>
                   <pic:blipFill rotWithShape="1">
-                    <a:blip r:embed="rId18"/>
+                    <a:blip r:embed="rId25"/>
                     <a:srcRect b="22632"/>
                     <a:stretch>
                       <a:fillRect/>
@@ -16358,23 +15627,7 @@
           <w:rFonts w:ascii="Times New Roman" w:eastAsia="黑体" w:hAnsi="Times New Roman"/>
           <w:lang w:eastAsia="zh-CN"/>
         </w:rPr>
-        <w:t>工作时</w:t>
-      </w:r>
-      <w:proofErr w:type="gramStart"/>
-      <w:r>
-        <w:rPr>
-          <w:rFonts w:ascii="Times New Roman" w:eastAsia="黑体" w:hAnsi="Times New Roman"/>
-          <w:lang w:eastAsia="zh-CN"/>
-        </w:rPr>
-        <w:t>长统计</w:t>
-      </w:r>
-      <w:proofErr w:type="gramEnd"/>
-      <w:r>
-        <w:rPr>
-          <w:rFonts w:ascii="Times New Roman" w:eastAsia="黑体" w:hAnsi="Times New Roman"/>
-          <w:lang w:eastAsia="zh-CN"/>
-        </w:rPr>
-        <w:t>实现</w:t>
+        <w:t>工作时长统计实现</w:t>
       </w:r>
       <w:bookmarkEnd w:id="47"/>
     </w:p>
@@ -16437,7 +15690,6 @@
         <w:spacing w:line="360" w:lineRule="auto"/>
         <w:ind w:firstLine="480"/>
         <w:rPr>
-          <w:rFonts w:hint="eastAsia"/>
           <w:lang w:eastAsia="zh-CN"/>
         </w:rPr>
       </w:pPr>
@@ -16461,7 +15713,7 @@
                     <pic:cNvPicPr/>
                   </pic:nvPicPr>
                   <pic:blipFill>
-                    <a:blip r:embed="rId19"/>
+                    <a:blip r:embed="rId26"/>
                     <a:stretch>
                       <a:fillRect/>
                     </a:stretch>
@@ -16620,7 +15872,6 @@
         <w:spacing w:line="360" w:lineRule="auto"/>
         <w:ind w:firstLine="480"/>
         <w:rPr>
-          <w:rFonts w:hint="eastAsia"/>
           <w:lang w:eastAsia="zh-CN"/>
         </w:rPr>
       </w:pPr>
@@ -16645,7 +15896,7 @@
                     <pic:cNvPicPr/>
                   </pic:nvPicPr>
                   <pic:blipFill>
-                    <a:blip r:embed="rId20"/>
+                    <a:blip r:embed="rId27"/>
                     <a:stretch>
                       <a:fillRect/>
                     </a:stretch>
@@ -16741,7 +15992,6 @@
         <w:spacing w:line="360" w:lineRule="auto"/>
         <w:ind w:firstLine="480"/>
         <w:rPr>
-          <w:rFonts w:hint="eastAsia"/>
           <w:lang w:eastAsia="zh-CN"/>
         </w:rPr>
       </w:pPr>
@@ -16765,7 +16015,7 @@
                     <pic:cNvPicPr/>
                   </pic:nvPicPr>
                   <pic:blipFill>
-                    <a:blip r:embed="rId21"/>
+                    <a:blip r:embed="rId28"/>
                     <a:stretch>
                       <a:fillRect/>
                     </a:stretch>
@@ -16885,7 +16135,6 @@
         <w:spacing w:line="360" w:lineRule="auto"/>
         <w:ind w:firstLine="480"/>
         <w:rPr>
-          <w:rFonts w:hint="eastAsia"/>
           <w:lang w:eastAsia="zh-CN"/>
         </w:rPr>
       </w:pPr>
@@ -16910,7 +16159,7 @@
                     <pic:cNvPicPr/>
                   </pic:nvPicPr>
                   <pic:blipFill>
-                    <a:blip r:embed="rId22"/>
+                    <a:blip r:embed="rId29"/>
                     <a:stretch>
                       <a:fillRect/>
                     </a:stretch>
@@ -17057,7 +16306,6 @@
         <w:spacing w:line="360" w:lineRule="auto"/>
         <w:ind w:firstLine="480"/>
         <w:rPr>
-          <w:rFonts w:hint="eastAsia"/>
           <w:lang w:eastAsia="zh-CN"/>
         </w:rPr>
       </w:pPr>
@@ -17081,7 +16329,7 @@
                     <pic:cNvPicPr/>
                   </pic:nvPicPr>
                   <pic:blipFill rotWithShape="1">
-                    <a:blip r:embed="rId23"/>
+                    <a:blip r:embed="rId30"/>
                     <a:srcRect l="726"/>
                     <a:stretch>
                       <a:fillRect/>
@@ -17187,21 +16435,7 @@
         <w:rPr>
           <w:lang w:eastAsia="zh-CN"/>
         </w:rPr>
-        <w:t xml:space="preserve"> `static/</w:t>
-      </w:r>
-      <w:proofErr w:type="spellStart"/>
-      <w:r>
-        <w:rPr>
-          <w:lang w:eastAsia="zh-CN"/>
-        </w:rPr>
-        <w:t>img</w:t>
-      </w:r>
-      <w:proofErr w:type="spellEnd"/>
-      <w:r>
-        <w:rPr>
-          <w:lang w:eastAsia="zh-CN"/>
-        </w:rPr>
-        <w:t xml:space="preserve">/` </w:t>
+        <w:t xml:space="preserve"> `static/img/` </w:t>
       </w:r>
       <w:r>
         <w:rPr>
@@ -17215,7 +16449,6 @@
         <w:spacing w:line="360" w:lineRule="auto"/>
         <w:ind w:firstLine="480"/>
         <w:rPr>
-          <w:rFonts w:hint="eastAsia"/>
           <w:lang w:eastAsia="zh-CN"/>
         </w:rPr>
       </w:pPr>
@@ -17239,7 +16472,7 @@
                     <pic:cNvPicPr/>
                   </pic:nvPicPr>
                   <pic:blipFill>
-                    <a:blip r:embed="rId24"/>
+                    <a:blip r:embed="rId31"/>
                     <a:stretch>
                       <a:fillRect/>
                     </a:stretch>
@@ -17368,21 +16601,7 @@
         <w:rPr>
           <w:lang w:eastAsia="zh-CN"/>
         </w:rPr>
-        <w:t>导出、</w:t>
-      </w:r>
-      <w:proofErr w:type="gramStart"/>
-      <w:r>
-        <w:rPr>
-          <w:lang w:eastAsia="zh-CN"/>
-        </w:rPr>
-        <w:t>销售扣库和</w:t>
-      </w:r>
-      <w:proofErr w:type="gramEnd"/>
-      <w:r>
-        <w:rPr>
-          <w:lang w:eastAsia="zh-CN"/>
-        </w:rPr>
-        <w:t>管理员设置等内容。同时，通过测试检查页面交互是否顺畅、数据库写入是否正确、角色权限是否生效。</w:t>
+        <w:t>导出、销售扣库和管理员设置等内容。同时，通过测试检查页面交互是否顺畅、数据库写入是否正确、角色权限是否生效。</w:t>
       </w:r>
     </w:p>
     <w:p>
@@ -17448,35 +16667,13 @@
         <w:rPr>
           <w:lang w:eastAsia="zh-CN"/>
         </w:rPr>
-        <w:t>运行环境为</w:t>
-      </w:r>
-      <w:proofErr w:type="gramStart"/>
-      <w:r>
-        <w:rPr>
-          <w:lang w:eastAsia="zh-CN"/>
-        </w:rPr>
-        <w:t>项目本地</w:t>
-      </w:r>
-      <w:proofErr w:type="gramEnd"/>
-      <w:r>
-        <w:rPr>
-          <w:lang w:eastAsia="zh-CN"/>
-        </w:rPr>
-        <w:t xml:space="preserve"> `.</w:t>
-      </w:r>
-      <w:proofErr w:type="spellStart"/>
-      <w:r>
-        <w:rPr>
-          <w:lang w:eastAsia="zh-CN"/>
-        </w:rPr>
-        <w:t>venv</w:t>
-      </w:r>
-      <w:proofErr w:type="spellEnd"/>
-      <w:r>
-        <w:rPr>
-          <w:lang w:eastAsia="zh-CN"/>
-        </w:rPr>
-        <w:t>`</w:t>
+        <w:t>运行环境为项目本地</w:t>
+      </w:r>
+      <w:r>
+        <w:rPr>
+          <w:lang w:eastAsia="zh-CN"/>
+        </w:rPr>
+        <w:t xml:space="preserve"> `.venv`</w:t>
       </w:r>
       <w:r>
         <w:rPr>
@@ -17550,7 +16747,6 @@
         </w:rPr>
         <w:t xml:space="preserve">6.3 </w:t>
       </w:r>
-      <w:proofErr w:type="spellStart"/>
       <w:r>
         <w:rPr>
           <w:rFonts w:ascii="Times New Roman" w:eastAsia="黑体" w:hAnsi="Times New Roman"/>
@@ -17559,7 +16755,6 @@
         <w:t>测试用例</w:t>
       </w:r>
       <w:bookmarkEnd w:id="57"/>
-      <w:proofErr w:type="spellEnd"/>
     </w:p>
     <w:tbl>
       <w:tblPr>
@@ -17584,7 +16779,6 @@
               <w:spacing w:line="312" w:lineRule="auto"/>
               <w:jc w:val="center"/>
             </w:pPr>
-            <w:proofErr w:type="spellStart"/>
             <w:r>
               <w:rPr>
                 <w:b/>
@@ -17592,7 +16786,6 @@
               </w:rPr>
               <w:t>测试编号</w:t>
             </w:r>
-            <w:proofErr w:type="spellEnd"/>
           </w:p>
         </w:tc>
         <w:tc>
@@ -17605,7 +16798,6 @@
               <w:spacing w:line="312" w:lineRule="auto"/>
               <w:jc w:val="center"/>
             </w:pPr>
-            <w:proofErr w:type="spellStart"/>
             <w:r>
               <w:rPr>
                 <w:b/>
@@ -17613,7 +16805,6 @@
               </w:rPr>
               <w:t>测试内容</w:t>
             </w:r>
-            <w:proofErr w:type="spellEnd"/>
           </w:p>
         </w:tc>
         <w:tc>
@@ -17626,7 +16817,6 @@
               <w:spacing w:line="312" w:lineRule="auto"/>
               <w:jc w:val="center"/>
             </w:pPr>
-            <w:proofErr w:type="spellStart"/>
             <w:r>
               <w:rPr>
                 <w:b/>
@@ -17634,7 +16824,6 @@
               </w:rPr>
               <w:t>预期结果</w:t>
             </w:r>
-            <w:proofErr w:type="spellEnd"/>
           </w:p>
         </w:tc>
         <w:tc>
@@ -17647,7 +16836,6 @@
               <w:spacing w:line="312" w:lineRule="auto"/>
               <w:jc w:val="center"/>
             </w:pPr>
-            <w:proofErr w:type="spellStart"/>
             <w:r>
               <w:rPr>
                 <w:b/>
@@ -17655,7 +16843,6 @@
               </w:rPr>
               <w:t>测试结论</w:t>
             </w:r>
-            <w:proofErr w:type="spellEnd"/>
           </w:p>
         </w:tc>
       </w:tr>
@@ -17688,14 +16875,12 @@
               <w:spacing w:line="312" w:lineRule="auto"/>
               <w:jc w:val="center"/>
             </w:pPr>
-            <w:proofErr w:type="spellStart"/>
             <w:r>
               <w:rPr>
                 <w:sz w:val="22"/>
               </w:rPr>
               <w:t>普通用户登录</w:t>
             </w:r>
-            <w:proofErr w:type="spellEnd"/>
           </w:p>
         </w:tc>
         <w:tc>
@@ -17730,14 +16915,12 @@
               <w:spacing w:line="312" w:lineRule="auto"/>
               <w:jc w:val="center"/>
             </w:pPr>
-            <w:proofErr w:type="spellStart"/>
             <w:r>
               <w:rPr>
                 <w:sz w:val="22"/>
               </w:rPr>
               <w:t>通过</w:t>
             </w:r>
-            <w:proofErr w:type="spellEnd"/>
           </w:p>
         </w:tc>
       </w:tr>
@@ -17814,14 +16997,12 @@
               <w:spacing w:line="312" w:lineRule="auto"/>
               <w:jc w:val="center"/>
             </w:pPr>
-            <w:proofErr w:type="spellStart"/>
             <w:r>
               <w:rPr>
                 <w:sz w:val="22"/>
               </w:rPr>
               <w:t>通过</w:t>
             </w:r>
-            <w:proofErr w:type="spellEnd"/>
           </w:p>
         </w:tc>
       </w:tr>
@@ -17854,14 +17035,12 @@
               <w:spacing w:line="312" w:lineRule="auto"/>
               <w:jc w:val="center"/>
             </w:pPr>
-            <w:proofErr w:type="spellStart"/>
             <w:r>
               <w:rPr>
                 <w:sz w:val="22"/>
               </w:rPr>
               <w:t>上传单张图片检测</w:t>
             </w:r>
-            <w:proofErr w:type="spellEnd"/>
           </w:p>
         </w:tc>
         <w:tc>
@@ -17896,14 +17075,12 @@
               <w:spacing w:line="312" w:lineRule="auto"/>
               <w:jc w:val="center"/>
             </w:pPr>
-            <w:proofErr w:type="spellStart"/>
             <w:r>
               <w:rPr>
                 <w:sz w:val="22"/>
               </w:rPr>
               <w:t>通过</w:t>
             </w:r>
-            <w:proofErr w:type="spellEnd"/>
           </w:p>
         </w:tc>
       </w:tr>
@@ -17936,14 +17113,12 @@
               <w:spacing w:line="312" w:lineRule="auto"/>
               <w:jc w:val="center"/>
             </w:pPr>
-            <w:proofErr w:type="spellStart"/>
             <w:r>
               <w:rPr>
                 <w:sz w:val="22"/>
               </w:rPr>
               <w:t>批量图片检测</w:t>
             </w:r>
-            <w:proofErr w:type="spellEnd"/>
           </w:p>
         </w:tc>
         <w:tc>
@@ -17978,14 +17153,12 @@
               <w:spacing w:line="312" w:lineRule="auto"/>
               <w:jc w:val="center"/>
             </w:pPr>
-            <w:proofErr w:type="spellStart"/>
             <w:r>
               <w:rPr>
                 <w:sz w:val="22"/>
               </w:rPr>
               <w:t>通过</w:t>
             </w:r>
-            <w:proofErr w:type="spellEnd"/>
           </w:p>
         </w:tc>
       </w:tr>
@@ -18018,14 +17191,12 @@
               <w:spacing w:line="312" w:lineRule="auto"/>
               <w:jc w:val="center"/>
             </w:pPr>
-            <w:proofErr w:type="spellStart"/>
             <w:r>
               <w:rPr>
                 <w:sz w:val="22"/>
               </w:rPr>
               <w:t>摄像头拍照检测</w:t>
             </w:r>
-            <w:proofErr w:type="spellEnd"/>
           </w:p>
         </w:tc>
         <w:tc>
@@ -18060,14 +17231,12 @@
               <w:spacing w:line="312" w:lineRule="auto"/>
               <w:jc w:val="center"/>
             </w:pPr>
-            <w:proofErr w:type="spellStart"/>
             <w:r>
               <w:rPr>
                 <w:sz w:val="22"/>
               </w:rPr>
               <w:t>通过</w:t>
             </w:r>
-            <w:proofErr w:type="spellEnd"/>
           </w:p>
         </w:tc>
       </w:tr>
@@ -18100,14 +17269,12 @@
               <w:spacing w:line="312" w:lineRule="auto"/>
               <w:jc w:val="center"/>
             </w:pPr>
-            <w:proofErr w:type="spellStart"/>
             <w:r>
               <w:rPr>
                 <w:sz w:val="22"/>
               </w:rPr>
               <w:t>按缺陷类型查询历史</w:t>
             </w:r>
-            <w:proofErr w:type="spellEnd"/>
           </w:p>
         </w:tc>
         <w:tc>
@@ -18142,14 +17309,12 @@
               <w:spacing w:line="312" w:lineRule="auto"/>
               <w:jc w:val="center"/>
             </w:pPr>
-            <w:proofErr w:type="spellStart"/>
             <w:r>
               <w:rPr>
                 <w:sz w:val="22"/>
               </w:rPr>
               <w:t>通过</w:t>
             </w:r>
-            <w:proofErr w:type="spellEnd"/>
           </w:p>
         </w:tc>
       </w:tr>
@@ -18182,28 +17347,24 @@
               <w:spacing w:line="312" w:lineRule="auto"/>
               <w:jc w:val="center"/>
             </w:pPr>
-            <w:proofErr w:type="spellStart"/>
             <w:r>
               <w:rPr>
                 <w:sz w:val="22"/>
               </w:rPr>
               <w:t>导出</w:t>
             </w:r>
-            <w:proofErr w:type="spellEnd"/>
             <w:r>
               <w:rPr>
                 <w:sz w:val="22"/>
               </w:rPr>
               <w:t xml:space="preserve"> Excel </w:t>
             </w:r>
-            <w:proofErr w:type="spellStart"/>
             <w:r>
               <w:rPr>
                 <w:sz w:val="22"/>
               </w:rPr>
               <w:t>报表</w:t>
             </w:r>
-            <w:proofErr w:type="spellEnd"/>
           </w:p>
         </w:tc>
         <w:tc>
@@ -18238,14 +17399,12 @@
               <w:spacing w:line="312" w:lineRule="auto"/>
               <w:jc w:val="center"/>
             </w:pPr>
-            <w:proofErr w:type="spellStart"/>
             <w:r>
               <w:rPr>
                 <w:sz w:val="22"/>
               </w:rPr>
               <w:t>通过</w:t>
             </w:r>
-            <w:proofErr w:type="spellEnd"/>
           </w:p>
         </w:tc>
       </w:tr>
@@ -18322,14 +17481,12 @@
               <w:spacing w:line="312" w:lineRule="auto"/>
               <w:jc w:val="center"/>
             </w:pPr>
-            <w:proofErr w:type="spellStart"/>
             <w:r>
               <w:rPr>
                 <w:sz w:val="22"/>
               </w:rPr>
               <w:t>通过</w:t>
             </w:r>
-            <w:proofErr w:type="spellEnd"/>
           </w:p>
         </w:tc>
       </w:tr>
@@ -18362,14 +17519,12 @@
               <w:spacing w:line="312" w:lineRule="auto"/>
               <w:jc w:val="center"/>
             </w:pPr>
-            <w:proofErr w:type="spellStart"/>
             <w:r>
               <w:rPr>
                 <w:sz w:val="22"/>
               </w:rPr>
               <w:t>管理员上传新模型</w:t>
             </w:r>
-            <w:proofErr w:type="spellEnd"/>
           </w:p>
         </w:tc>
         <w:tc>
@@ -18404,14 +17559,12 @@
               <w:spacing w:line="312" w:lineRule="auto"/>
               <w:jc w:val="center"/>
             </w:pPr>
-            <w:proofErr w:type="spellStart"/>
             <w:r>
               <w:rPr>
                 <w:sz w:val="22"/>
               </w:rPr>
               <w:t>通过</w:t>
             </w:r>
-            <w:proofErr w:type="spellEnd"/>
           </w:p>
         </w:tc>
       </w:tr>
@@ -18471,21 +17624,7 @@
         <w:rPr>
           <w:lang w:eastAsia="zh-CN"/>
         </w:rPr>
-        <w:t>从当前代码实现和功能验证结果看，系统能够完成预定的核心业务流程：用户登录与鉴</w:t>
-      </w:r>
-      <w:proofErr w:type="gramStart"/>
-      <w:r>
-        <w:rPr>
-          <w:lang w:eastAsia="zh-CN"/>
-        </w:rPr>
-        <w:t>权稳定</w:t>
-      </w:r>
-      <w:proofErr w:type="gramEnd"/>
-      <w:r>
-        <w:rPr>
-          <w:lang w:eastAsia="zh-CN"/>
-        </w:rPr>
-        <w:t>可用，检测模块可以输出缺陷类型和等级判定结果，历史与报表模块能够形成可视化追溯，销售模块实现了与库存的联动，管理员也可以完成基础配置和模型替换。整体系统满足毕业设计演示和课程实践场景下的使用要求。</w:t>
+        <w:t>从当前代码实现和功能验证结果看，系统能够完成预定的核心业务流程：用户登录与鉴权稳定可用，检测模块可以输出缺陷类型和等级判定结果，历史与报表模块能够形成可视化追溯，销售模块实现了与库存的联动，管理员也可以完成基础配置和模型替换。整体系统满足毕业设计演示和课程实践场景下的使用要求。</w:t>
       </w:r>
     </w:p>
     <w:p>
@@ -18585,21 +17724,7 @@
         <w:rPr>
           <w:lang w:eastAsia="zh-CN"/>
         </w:rPr>
-        <w:t xml:space="preserve"> `</w:t>
-      </w:r>
-      <w:proofErr w:type="spellStart"/>
-      <w:r>
-        <w:rPr>
-          <w:lang w:eastAsia="zh-CN"/>
-        </w:rPr>
-        <w:t>WebDetectionSystem</w:t>
-      </w:r>
-      <w:proofErr w:type="spellEnd"/>
-      <w:r>
-        <w:rPr>
-          <w:lang w:eastAsia="zh-CN"/>
-        </w:rPr>
-        <w:t xml:space="preserve">` </w:t>
+        <w:t xml:space="preserve"> `WebDetectionSystem` </w:t>
       </w:r>
       <w:r>
         <w:rPr>
@@ -18761,7 +17886,6 @@
         <w:spacing w:line="360" w:lineRule="auto"/>
       </w:pPr>
       <w:bookmarkStart w:id="60" w:name="_Toc226562796"/>
-      <w:proofErr w:type="spellStart"/>
       <w:r>
         <w:rPr>
           <w:rFonts w:ascii="Times New Roman" w:eastAsia="黑体" w:hAnsi="Times New Roman"/>
@@ -18770,7 +17894,6 @@
         <w:t>参考文献</w:t>
       </w:r>
       <w:bookmarkEnd w:id="60"/>
-      <w:proofErr w:type="spellEnd"/>
     </w:p>
     <w:p>
       <w:pPr>
@@ -18780,21 +17903,7 @@
         <w:rPr>
           <w:sz w:val="22"/>
         </w:rPr>
-        <w:t xml:space="preserve">[1] Python Software Foundation. Python </w:t>
-      </w:r>
-      <w:proofErr w:type="gramStart"/>
-      <w:r>
-        <w:rPr>
-          <w:sz w:val="22"/>
-        </w:rPr>
-        <w:t>Documentation[</w:t>
-      </w:r>
-      <w:proofErr w:type="gramEnd"/>
-      <w:r>
-        <w:rPr>
-          <w:sz w:val="22"/>
-        </w:rPr>
-        <w:t>EB/OL].</w:t>
+        <w:t>[1] Python Software Foundation. Python Documentation[EB/OL].</w:t>
       </w:r>
     </w:p>
     <w:p>
@@ -18805,21 +17914,7 @@
         <w:rPr>
           <w:sz w:val="22"/>
         </w:rPr>
-        <w:t xml:space="preserve">[2] Flask Documentation Team. Flask </w:t>
-      </w:r>
-      <w:proofErr w:type="gramStart"/>
-      <w:r>
-        <w:rPr>
-          <w:sz w:val="22"/>
-        </w:rPr>
-        <w:t>Documentation[</w:t>
-      </w:r>
-      <w:proofErr w:type="gramEnd"/>
-      <w:r>
-        <w:rPr>
-          <w:sz w:val="22"/>
-        </w:rPr>
-        <w:t>EB/OL].</w:t>
+        <w:t>[2] Flask Documentation Team. Flask Documentation[EB/OL].</w:t>
       </w:r>
     </w:p>
     <w:p>
@@ -18830,49 +17925,7 @@
         <w:rPr>
           <w:sz w:val="22"/>
         </w:rPr>
-        <w:t xml:space="preserve">[3] </w:t>
-      </w:r>
-      <w:proofErr w:type="spellStart"/>
-      <w:r>
-        <w:rPr>
-          <w:sz w:val="22"/>
-        </w:rPr>
-        <w:t>SQLAlchemy</w:t>
-      </w:r>
-      <w:proofErr w:type="spellEnd"/>
-      <w:r>
-        <w:rPr>
-          <w:sz w:val="22"/>
-        </w:rPr>
-        <w:t xml:space="preserve"> Authors. </w:t>
-      </w:r>
-      <w:proofErr w:type="spellStart"/>
-      <w:r>
-        <w:rPr>
-          <w:sz w:val="22"/>
-        </w:rPr>
-        <w:t>SQLAlchemy</w:t>
-      </w:r>
-      <w:proofErr w:type="spellEnd"/>
-      <w:r>
-        <w:rPr>
-          <w:sz w:val="22"/>
-        </w:rPr>
-        <w:t xml:space="preserve"> </w:t>
-      </w:r>
-      <w:proofErr w:type="gramStart"/>
-      <w:r>
-        <w:rPr>
-          <w:sz w:val="22"/>
-        </w:rPr>
-        <w:t>Documentation[</w:t>
-      </w:r>
-      <w:proofErr w:type="gramEnd"/>
-      <w:r>
-        <w:rPr>
-          <w:sz w:val="22"/>
-        </w:rPr>
-        <w:t>EB/OL].</w:t>
+        <w:t>[3] SQLAlchemy Authors. SQLAlchemy Documentation[EB/OL].</w:t>
       </w:r>
     </w:p>
     <w:p>
@@ -18883,49 +17936,7 @@
         <w:rPr>
           <w:sz w:val="22"/>
         </w:rPr>
-        <w:t xml:space="preserve">[4] </w:t>
-      </w:r>
-      <w:proofErr w:type="spellStart"/>
-      <w:r>
-        <w:rPr>
-          <w:sz w:val="22"/>
-        </w:rPr>
-        <w:t>Ultralytics</w:t>
-      </w:r>
-      <w:proofErr w:type="spellEnd"/>
-      <w:r>
-        <w:rPr>
-          <w:sz w:val="22"/>
-        </w:rPr>
-        <w:t xml:space="preserve">. </w:t>
-      </w:r>
-      <w:proofErr w:type="spellStart"/>
-      <w:r>
-        <w:rPr>
-          <w:sz w:val="22"/>
-        </w:rPr>
-        <w:t>Ultralytics</w:t>
-      </w:r>
-      <w:proofErr w:type="spellEnd"/>
-      <w:r>
-        <w:rPr>
-          <w:sz w:val="22"/>
-        </w:rPr>
-        <w:t xml:space="preserve"> YOLO </w:t>
-      </w:r>
-      <w:proofErr w:type="gramStart"/>
-      <w:r>
-        <w:rPr>
-          <w:sz w:val="22"/>
-        </w:rPr>
-        <w:t>Docs[</w:t>
-      </w:r>
-      <w:proofErr w:type="gramEnd"/>
-      <w:r>
-        <w:rPr>
-          <w:sz w:val="22"/>
-        </w:rPr>
-        <w:t>EB/OL].</w:t>
+        <w:t>[4] Ultralytics. Ultralytics YOLO Docs[EB/OL].</w:t>
       </w:r>
     </w:p>
     <w:p>
@@ -18936,21 +17947,7 @@
         <w:rPr>
           <w:sz w:val="22"/>
         </w:rPr>
-        <w:t xml:space="preserve">[5] OpenCV Team. OpenCV-Python </w:t>
-      </w:r>
-      <w:proofErr w:type="gramStart"/>
-      <w:r>
-        <w:rPr>
-          <w:sz w:val="22"/>
-        </w:rPr>
-        <w:t>Tutorials[</w:t>
-      </w:r>
-      <w:proofErr w:type="gramEnd"/>
-      <w:r>
-        <w:rPr>
-          <w:sz w:val="22"/>
-        </w:rPr>
-        <w:t>EB/OL].</w:t>
+        <w:t>[5] OpenCV Team. OpenCV-Python Tutorials[EB/OL].</w:t>
       </w:r>
     </w:p>
     <w:p>
@@ -18961,21 +17958,7 @@
         <w:rPr>
           <w:sz w:val="22"/>
         </w:rPr>
-        <w:t xml:space="preserve">[6] Bootstrap Team. Bootstrap 5 </w:t>
-      </w:r>
-      <w:proofErr w:type="gramStart"/>
-      <w:r>
-        <w:rPr>
-          <w:sz w:val="22"/>
-        </w:rPr>
-        <w:t>Documentation[</w:t>
-      </w:r>
-      <w:proofErr w:type="gramEnd"/>
-      <w:r>
-        <w:rPr>
-          <w:sz w:val="22"/>
-        </w:rPr>
-        <w:t>EB/OL].</w:t>
+        <w:t>[6] Bootstrap Team. Bootstrap 5 Documentation[EB/OL].</w:t>
       </w:r>
     </w:p>
     <w:p>
@@ -18986,35 +17969,7 @@
         <w:rPr>
           <w:sz w:val="22"/>
         </w:rPr>
-        <w:t xml:space="preserve">[7] pandas development team. </w:t>
-      </w:r>
-      <w:proofErr w:type="gramStart"/>
-      <w:r>
-        <w:rPr>
-          <w:sz w:val="22"/>
-        </w:rPr>
-        <w:t>pandas</w:t>
-      </w:r>
-      <w:proofErr w:type="gramEnd"/>
-      <w:r>
-        <w:rPr>
-          <w:sz w:val="22"/>
-        </w:rPr>
-        <w:t xml:space="preserve"> </w:t>
-      </w:r>
-      <w:proofErr w:type="gramStart"/>
-      <w:r>
-        <w:rPr>
-          <w:sz w:val="22"/>
-        </w:rPr>
-        <w:t>Documentation[</w:t>
-      </w:r>
-      <w:proofErr w:type="gramEnd"/>
-      <w:r>
-        <w:rPr>
-          <w:sz w:val="22"/>
-        </w:rPr>
-        <w:t>EB/OL].</w:t>
+        <w:t>[7] pandas development team. pandas Documentation[EB/OL].</w:t>
       </w:r>
     </w:p>
     <w:p>
@@ -19025,21 +17980,7 @@
         <w:rPr>
           <w:sz w:val="22"/>
         </w:rPr>
-        <w:t xml:space="preserve">[8] He K, </w:t>
-      </w:r>
-      <w:proofErr w:type="spellStart"/>
-      <w:r>
-        <w:rPr>
-          <w:sz w:val="22"/>
-        </w:rPr>
-        <w:t>Gkioxari</w:t>
-      </w:r>
-      <w:proofErr w:type="spellEnd"/>
-      <w:r>
-        <w:rPr>
-          <w:sz w:val="22"/>
-        </w:rPr>
-        <w:t xml:space="preserve"> G, Dollar P, et al. Mask R-CNN[C]. IEEE, 2017.</w:t>
+        <w:t>[8] He K, Gkioxari G, Dollar P, et al. Mask R-CNN[C]. IEEE, 2017.</w:t>
       </w:r>
     </w:p>
     <w:p>
@@ -19051,21 +17992,7 @@
           <w:sz w:val="22"/>
         </w:rPr>
         <w:lastRenderedPageBreak/>
-        <w:t xml:space="preserve">[9] Redmon J, Farhadi A. YOLOv3: An Incremental </w:t>
-      </w:r>
-      <w:proofErr w:type="gramStart"/>
-      <w:r>
-        <w:rPr>
-          <w:sz w:val="22"/>
-        </w:rPr>
-        <w:t>Improvement[</w:t>
-      </w:r>
-      <w:proofErr w:type="gramEnd"/>
-      <w:r>
-        <w:rPr>
-          <w:sz w:val="22"/>
-        </w:rPr>
-        <w:t>EB/OL].</w:t>
+        <w:t>[9] Redmon J, Farhadi A. YOLOv3: An Incremental Improvement[EB/OL].</w:t>
       </w:r>
     </w:p>
     <w:p>
@@ -19076,43 +18003,7 @@
         <w:rPr>
           <w:sz w:val="22"/>
         </w:rPr>
-        <w:t xml:space="preserve">[10] </w:t>
-      </w:r>
-      <w:proofErr w:type="spellStart"/>
-      <w:r>
-        <w:rPr>
-          <w:sz w:val="22"/>
-        </w:rPr>
-        <w:t>Jocher</w:t>
-      </w:r>
-      <w:proofErr w:type="spellEnd"/>
-      <w:r>
-        <w:rPr>
-          <w:sz w:val="22"/>
-        </w:rPr>
-        <w:t xml:space="preserve"> G, Chaurasia A, Qiu J. YOLO by </w:t>
-      </w:r>
-      <w:proofErr w:type="spellStart"/>
-      <w:proofErr w:type="gramStart"/>
-      <w:r>
-        <w:rPr>
-          <w:sz w:val="22"/>
-        </w:rPr>
-        <w:t>Ultralytics</w:t>
-      </w:r>
-      <w:proofErr w:type="spellEnd"/>
-      <w:r>
-        <w:rPr>
-          <w:sz w:val="22"/>
-        </w:rPr>
-        <w:t>[</w:t>
-      </w:r>
-      <w:proofErr w:type="gramEnd"/>
-      <w:r>
-        <w:rPr>
-          <w:sz w:val="22"/>
-        </w:rPr>
-        <w:t>EB/OL].</w:t>
+        <w:t>[10] Jocher G, Chaurasia A, Qiu J. YOLO by Ultralytics[EB/OL].</w:t>
       </w:r>
     </w:p>
     <w:p>
@@ -19330,7 +18221,7 @@
       </w:r>
     </w:p>
     <w:sectPr>
-      <w:footerReference w:type="default" r:id="rId25"/>
+      <w:footerReference w:type="default" r:id="rId32"/>
       <w:pgSz w:w="11906" w:h="16838"/>
       <w:pgMar w:top="1417" w:right="1134" w:bottom="1134" w:left="1417" w:header="720" w:footer="720" w:gutter="0"/>
       <w:cols w:space="720"/>

--- a/WebDetectionSystem/基于Python的Web木材表面缺陷智能检测系统的设计与实现.docx
+++ b/WebDetectionSystem/基于Python的Web木材表面缺陷智能检测系统的设计与实现.docx
@@ -260,6 +260,7 @@
                       <w:sz w:val="32"/>
                     </w:rPr>
                   </w:pPr>
+                  <w:proofErr w:type="gramStart"/>
                   <w:r>
                     <w:rPr>
                       <w:rFonts w:eastAsia="方正姚体"/>
@@ -268,6 +269,7 @@
                     </w:rPr>
                     <w:t>题　　目</w:t>
                   </w:r>
+                  <w:proofErr w:type="gramEnd"/>
                 </w:p>
               </w:tc>
               <w:tc>
@@ -491,6 +493,7 @@
                       <w:sz w:val="32"/>
                     </w:rPr>
                   </w:pPr>
+                  <w:proofErr w:type="gramStart"/>
                   <w:r>
                     <w:rPr>
                       <w:rFonts w:eastAsia="方正姚体"/>
@@ -499,6 +502,7 @@
                     </w:rPr>
                     <w:t>姓　　名</w:t>
                   </w:r>
+                  <w:proofErr w:type="gramEnd"/>
                 </w:p>
               </w:tc>
               <w:tc>
@@ -524,6 +528,7 @@
                     </w:rPr>
                     <w:t xml:space="preserve">     </w:t>
                   </w:r>
+                  <w:proofErr w:type="spellStart"/>
                   <w:r>
                     <w:rPr>
                       <w:rFonts w:eastAsia="方正姚体" w:hint="eastAsia"/>
@@ -533,6 +538,7 @@
                     </w:rPr>
                     <w:t>张海娇</w:t>
                   </w:r>
+                  <w:proofErr w:type="spellEnd"/>
                   <w:r>
                     <w:rPr>
                       <w:rFonts w:eastAsia="方正姚体"/>
@@ -550,6 +556,7 @@
                     </w:rPr>
                     <w:t xml:space="preserve"> </w:t>
                   </w:r>
+                  <w:proofErr w:type="spellStart"/>
                   <w:r>
                     <w:rPr>
                       <w:rFonts w:eastAsia="方正姚体"/>
@@ -558,6 +565,7 @@
                     </w:rPr>
                     <w:t>学号</w:t>
                   </w:r>
+                  <w:proofErr w:type="spellEnd"/>
                   <w:r>
                     <w:rPr>
                       <w:rFonts w:eastAsia="方正姚体"/>
@@ -639,6 +647,7 @@
                       <w:sz w:val="32"/>
                     </w:rPr>
                   </w:pPr>
+                  <w:proofErr w:type="spellStart"/>
                   <w:r>
                     <w:rPr>
                       <w:rFonts w:eastAsia="方正姚体"/>
@@ -647,6 +656,7 @@
                     </w:rPr>
                     <w:t>二级学院</w:t>
                   </w:r>
+                  <w:proofErr w:type="spellEnd"/>
                 </w:p>
               </w:tc>
               <w:tc>
@@ -732,6 +742,7 @@
                       <w:sz w:val="32"/>
                     </w:rPr>
                   </w:pPr>
+                  <w:proofErr w:type="gramStart"/>
                   <w:r>
                     <w:rPr>
                       <w:rFonts w:eastAsia="方正姚体"/>
@@ -740,6 +751,7 @@
                     </w:rPr>
                     <w:t>专　　业</w:t>
                   </w:r>
+                  <w:proofErr w:type="gramEnd"/>
                 </w:p>
               </w:tc>
               <w:tc>
@@ -765,6 +777,7 @@
                     </w:rPr>
                     <w:t xml:space="preserve">             </w:t>
                   </w:r>
+                  <w:proofErr w:type="spellStart"/>
                   <w:r>
                     <w:rPr>
                       <w:rFonts w:eastAsia="方正姚体"/>
@@ -774,6 +787,7 @@
                     </w:rPr>
                     <w:t>计算机科学与技术</w:t>
                   </w:r>
+                  <w:proofErr w:type="spellEnd"/>
                   <w:r>
                     <w:rPr>
                       <w:rFonts w:eastAsia="方正姚体"/>
@@ -820,6 +834,7 @@
                       <w:sz w:val="32"/>
                     </w:rPr>
                   </w:pPr>
+                  <w:proofErr w:type="spellStart"/>
                   <w:r>
                     <w:rPr>
                       <w:rFonts w:eastAsia="方正姚体"/>
@@ -828,6 +843,7 @@
                     </w:rPr>
                     <w:t>指导教师</w:t>
                   </w:r>
+                  <w:proofErr w:type="spellEnd"/>
                 </w:p>
               </w:tc>
               <w:tc>
@@ -853,6 +869,7 @@
                     </w:rPr>
                     <w:t xml:space="preserve">       </w:t>
                   </w:r>
+                  <w:proofErr w:type="spellStart"/>
                   <w:r>
                     <w:rPr>
                       <w:rFonts w:eastAsia="方正姚体" w:hint="eastAsia"/>
@@ -862,6 +879,7 @@
                     </w:rPr>
                     <w:t>黄浩英</w:t>
                   </w:r>
+                  <w:proofErr w:type="spellEnd"/>
                   <w:r>
                     <w:rPr>
                       <w:rFonts w:eastAsia="方正姚体"/>
@@ -879,6 +897,7 @@
                     </w:rPr>
                     <w:t xml:space="preserve"> </w:t>
                   </w:r>
+                  <w:proofErr w:type="spellStart"/>
                   <w:r>
                     <w:rPr>
                       <w:rFonts w:eastAsia="方正姚体"/>
@@ -887,6 +906,7 @@
                     </w:rPr>
                     <w:t>职称</w:t>
                   </w:r>
+                  <w:proofErr w:type="spellEnd"/>
                   <w:r>
                     <w:rPr>
                       <w:rFonts w:eastAsia="方正姚体"/>
@@ -904,6 +924,7 @@
                     </w:rPr>
                     <w:t xml:space="preserve">     </w:t>
                   </w:r>
+                  <w:proofErr w:type="spellStart"/>
                   <w:r>
                     <w:rPr>
                       <w:rFonts w:eastAsia="方正姚体" w:hint="eastAsia"/>
@@ -913,6 +934,7 @@
                     </w:rPr>
                     <w:t>讲师</w:t>
                   </w:r>
+                  <w:proofErr w:type="spellEnd"/>
                   <w:r>
                     <w:rPr>
                       <w:rFonts w:eastAsia="方正姚体"/>
@@ -1094,7 +1116,7 @@
       <w:r>
         <w:fldChar w:fldCharType="separate"/>
       </w:r>
-      <w:hyperlink w:anchor="_Toc226647396" w:history="1">
+      <w:hyperlink w:anchor="_Toc226649440" w:history="1">
         <w:r>
           <w:rPr>
             <w:rStyle w:val="aff9"/>
@@ -1142,7 +1164,7 @@
             <w:noProof/>
             <w:webHidden/>
           </w:rPr>
-          <w:instrText>PAGEREF _Toc226647396 \h</w:instrText>
+          <w:instrText>PAGEREF _Toc226649440 \h</w:instrText>
         </w:r>
         <w:r>
           <w:rPr>
@@ -1201,7 +1223,7 @@
           <w14:ligatures w14:val="standardContextual"/>
         </w:rPr>
       </w:pPr>
-      <w:hyperlink w:anchor="_Toc226647397" w:history="1">
+      <w:hyperlink w:anchor="_Toc226649441" w:history="1">
         <w:r>
           <w:rPr>
             <w:rStyle w:val="aff9"/>
@@ -1249,7 +1271,7 @@
             <w:noProof/>
             <w:webHidden/>
           </w:rPr>
-          <w:instrText>PAGEREF _Toc226647397 \h</w:instrText>
+          <w:instrText>PAGEREF _Toc226649441 \h</w:instrText>
         </w:r>
         <w:r>
           <w:rPr>
@@ -1308,7 +1330,7 @@
           <w14:ligatures w14:val="standardContextual"/>
         </w:rPr>
       </w:pPr>
-      <w:hyperlink w:anchor="_Toc226647398" w:history="1">
+      <w:hyperlink w:anchor="_Toc226649442" w:history="1">
         <w:r>
           <w:rPr>
             <w:rStyle w:val="aff9"/>
@@ -1356,7 +1378,7 @@
             <w:noProof/>
             <w:webHidden/>
           </w:rPr>
-          <w:instrText>PAGEREF _Toc226647398 \h</w:instrText>
+          <w:instrText>PAGEREF _Toc226649442 \h</w:instrText>
         </w:r>
         <w:r>
           <w:rPr>
@@ -1415,7 +1437,7 @@
           <w14:ligatures w14:val="standardContextual"/>
         </w:rPr>
       </w:pPr>
-      <w:hyperlink w:anchor="_Toc226647399" w:history="1">
+      <w:hyperlink w:anchor="_Toc226649443" w:history="1">
         <w:r>
           <w:rPr>
             <w:rStyle w:val="aff9"/>
@@ -1463,7 +1485,7 @@
             <w:noProof/>
             <w:webHidden/>
           </w:rPr>
-          <w:instrText>PAGEREF _Toc226647399 \h</w:instrText>
+          <w:instrText>PAGEREF _Toc226649443 \h</w:instrText>
         </w:r>
         <w:r>
           <w:rPr>
@@ -1522,7 +1544,7 @@
           <w14:ligatures w14:val="standardContextual"/>
         </w:rPr>
       </w:pPr>
-      <w:hyperlink w:anchor="_Toc226647400" w:history="1">
+      <w:hyperlink w:anchor="_Toc226649444" w:history="1">
         <w:r>
           <w:rPr>
             <w:rStyle w:val="aff9"/>
@@ -1570,7 +1592,7 @@
             <w:noProof/>
             <w:webHidden/>
           </w:rPr>
-          <w:instrText>PAGEREF _Toc226647400 \h</w:instrText>
+          <w:instrText>PAGEREF _Toc226649444 \h</w:instrText>
         </w:r>
         <w:r>
           <w:rPr>
@@ -1629,7 +1651,7 @@
           <w14:ligatures w14:val="standardContextual"/>
         </w:rPr>
       </w:pPr>
-      <w:hyperlink w:anchor="_Toc226647401" w:history="1">
+      <w:hyperlink w:anchor="_Toc226649445" w:history="1">
         <w:r>
           <w:rPr>
             <w:rStyle w:val="aff9"/>
@@ -1677,7 +1699,7 @@
             <w:noProof/>
             <w:webHidden/>
           </w:rPr>
-          <w:instrText>PAGEREF _Toc226647401 \h</w:instrText>
+          <w:instrText>PAGEREF _Toc226649445 \h</w:instrText>
         </w:r>
         <w:r>
           <w:rPr>
@@ -1735,7 +1757,7 @@
           <w14:ligatures w14:val="standardContextual"/>
         </w:rPr>
       </w:pPr>
-      <w:hyperlink w:anchor="_Toc226647402" w:history="1">
+      <w:hyperlink w:anchor="_Toc226649446" w:history="1">
         <w:r>
           <w:rPr>
             <w:rStyle w:val="aff9"/>
@@ -1783,7 +1805,7 @@
             <w:noProof/>
             <w:webHidden/>
           </w:rPr>
-          <w:instrText>PAGEREF _Toc226647402 \h</w:instrText>
+          <w:instrText>PAGEREF _Toc226649446 \h</w:instrText>
         </w:r>
         <w:r>
           <w:rPr>
@@ -1842,7 +1864,7 @@
           <w14:ligatures w14:val="standardContextual"/>
         </w:rPr>
       </w:pPr>
-      <w:hyperlink w:anchor="_Toc226647403" w:history="1">
+      <w:hyperlink w:anchor="_Toc226649447" w:history="1">
         <w:r>
           <w:rPr>
             <w:rStyle w:val="aff9"/>
@@ -1890,7 +1912,7 @@
             <w:noProof/>
             <w:webHidden/>
           </w:rPr>
-          <w:instrText>PAGEREF _Toc226647403 \h</w:instrText>
+          <w:instrText>PAGEREF _Toc226649447 \h</w:instrText>
         </w:r>
         <w:r>
           <w:rPr>
@@ -1949,7 +1971,7 @@
           <w14:ligatures w14:val="standardContextual"/>
         </w:rPr>
       </w:pPr>
-      <w:hyperlink w:anchor="_Toc226647404" w:history="1">
+      <w:hyperlink w:anchor="_Toc226649448" w:history="1">
         <w:r>
           <w:rPr>
             <w:rStyle w:val="aff9"/>
@@ -1997,7 +2019,7 @@
             <w:noProof/>
             <w:webHidden/>
           </w:rPr>
-          <w:instrText>PAGEREF _Toc226647404 \h</w:instrText>
+          <w:instrText>PAGEREF _Toc226649448 \h</w:instrText>
         </w:r>
         <w:r>
           <w:rPr>
@@ -2056,7 +2078,7 @@
           <w14:ligatures w14:val="standardContextual"/>
         </w:rPr>
       </w:pPr>
-      <w:hyperlink w:anchor="_Toc226647405" w:history="1">
+      <w:hyperlink w:anchor="_Toc226649449" w:history="1">
         <w:r>
           <w:rPr>
             <w:rStyle w:val="aff9"/>
@@ -2102,7 +2124,7 @@
             <w:noProof/>
             <w:webHidden/>
           </w:rPr>
-          <w:instrText>PAGEREF _Toc226647405 \h</w:instrText>
+          <w:instrText>PAGEREF _Toc226649449 \h</w:instrText>
         </w:r>
         <w:r>
           <w:rPr>
@@ -2161,7 +2183,7 @@
           <w14:ligatures w14:val="standardContextual"/>
         </w:rPr>
       </w:pPr>
-      <w:hyperlink w:anchor="_Toc226647406" w:history="1">
+      <w:hyperlink w:anchor="_Toc226649450" w:history="1">
         <w:r>
           <w:rPr>
             <w:rStyle w:val="aff9"/>
@@ -2218,7 +2240,7 @@
             <w:noProof/>
             <w:webHidden/>
           </w:rPr>
-          <w:instrText>PAGEREF _Toc226647406 \h</w:instrText>
+          <w:instrText>PAGEREF _Toc226649450 \h</w:instrText>
         </w:r>
         <w:r>
           <w:rPr>
@@ -2277,7 +2299,7 @@
           <w14:ligatures w14:val="standardContextual"/>
         </w:rPr>
       </w:pPr>
-      <w:hyperlink w:anchor="_Toc226647407" w:history="1">
+      <w:hyperlink w:anchor="_Toc226649451" w:history="1">
         <w:r>
           <w:rPr>
             <w:rStyle w:val="aff9"/>
@@ -2325,7 +2347,7 @@
             <w:noProof/>
             <w:webHidden/>
           </w:rPr>
-          <w:instrText>PAGEREF _Toc226647407 \h</w:instrText>
+          <w:instrText>PAGEREF _Toc226649451 \h</w:instrText>
         </w:r>
         <w:r>
           <w:rPr>
@@ -2383,7 +2405,7 @@
           <w14:ligatures w14:val="standardContextual"/>
         </w:rPr>
       </w:pPr>
-      <w:hyperlink w:anchor="_Toc226647408" w:history="1">
+      <w:hyperlink w:anchor="_Toc226649452" w:history="1">
         <w:r>
           <w:rPr>
             <w:rStyle w:val="aff9"/>
@@ -2431,7 +2453,7 @@
             <w:noProof/>
             <w:webHidden/>
           </w:rPr>
-          <w:instrText>PAGEREF _Toc226647408 \h</w:instrText>
+          <w:instrText>PAGEREF _Toc226649452 \h</w:instrText>
         </w:r>
         <w:r>
           <w:rPr>
@@ -2490,7 +2512,7 @@
           <w14:ligatures w14:val="standardContextual"/>
         </w:rPr>
       </w:pPr>
-      <w:hyperlink w:anchor="_Toc226647409" w:history="1">
+      <w:hyperlink w:anchor="_Toc226649453" w:history="1">
         <w:r>
           <w:rPr>
             <w:rStyle w:val="aff9"/>
@@ -2538,7 +2560,7 @@
             <w:noProof/>
             <w:webHidden/>
           </w:rPr>
-          <w:instrText>PAGEREF _Toc226647409 \h</w:instrText>
+          <w:instrText>PAGEREF _Toc226649453 \h</w:instrText>
         </w:r>
         <w:r>
           <w:rPr>
@@ -2597,7 +2619,7 @@
           <w14:ligatures w14:val="standardContextual"/>
         </w:rPr>
       </w:pPr>
-      <w:hyperlink w:anchor="_Toc226647410" w:history="1">
+      <w:hyperlink w:anchor="_Toc226649454" w:history="1">
         <w:r>
           <w:rPr>
             <w:rStyle w:val="aff9"/>
@@ -2645,7 +2667,7 @@
             <w:noProof/>
             <w:webHidden/>
           </w:rPr>
-          <w:instrText>PAGEREF _Toc226647410 \h</w:instrText>
+          <w:instrText>PAGEREF _Toc226649454 \h</w:instrText>
         </w:r>
         <w:r>
           <w:rPr>
@@ -2704,7 +2726,7 @@
           <w14:ligatures w14:val="standardContextual"/>
         </w:rPr>
       </w:pPr>
-      <w:hyperlink w:anchor="_Toc226647411" w:history="1">
+      <w:hyperlink w:anchor="_Toc226649455" w:history="1">
         <w:r>
           <w:rPr>
             <w:rStyle w:val="aff9"/>
@@ -2752,7 +2774,7 @@
             <w:noProof/>
             <w:webHidden/>
           </w:rPr>
-          <w:instrText>PAGEREF _Toc226647411 \h</w:instrText>
+          <w:instrText>PAGEREF _Toc226649455 \h</w:instrText>
         </w:r>
         <w:r>
           <w:rPr>
@@ -2811,7 +2833,7 @@
           <w14:ligatures w14:val="standardContextual"/>
         </w:rPr>
       </w:pPr>
-      <w:hyperlink w:anchor="_Toc226647412" w:history="1">
+      <w:hyperlink w:anchor="_Toc226649456" w:history="1">
         <w:r>
           <w:rPr>
             <w:rStyle w:val="aff9"/>
@@ -2859,7 +2881,7 @@
             <w:noProof/>
             <w:webHidden/>
           </w:rPr>
-          <w:instrText>PAGEREF _Toc226647412 \h</w:instrText>
+          <w:instrText>PAGEREF _Toc226649456 \h</w:instrText>
         </w:r>
         <w:r>
           <w:rPr>
@@ -2918,7 +2940,7 @@
           <w14:ligatures w14:val="standardContextual"/>
         </w:rPr>
       </w:pPr>
-      <w:hyperlink w:anchor="_Toc226647413" w:history="1">
+      <w:hyperlink w:anchor="_Toc226649457" w:history="1">
         <w:r>
           <w:rPr>
             <w:rStyle w:val="aff9"/>
@@ -2966,7 +2988,7 @@
             <w:noProof/>
             <w:webHidden/>
           </w:rPr>
-          <w:instrText>PAGEREF _Toc226647413 \h</w:instrText>
+          <w:instrText>PAGEREF _Toc226649457 \h</w:instrText>
         </w:r>
         <w:r>
           <w:rPr>
@@ -3025,7 +3047,7 @@
           <w14:ligatures w14:val="standardContextual"/>
         </w:rPr>
       </w:pPr>
-      <w:hyperlink w:anchor="_Toc226647414" w:history="1">
+      <w:hyperlink w:anchor="_Toc226649458" w:history="1">
         <w:r>
           <w:rPr>
             <w:rStyle w:val="aff9"/>
@@ -3073,7 +3095,7 @@
             <w:noProof/>
             <w:webHidden/>
           </w:rPr>
-          <w:instrText>PAGEREF _Toc226647414 \h</w:instrText>
+          <w:instrText>PAGEREF _Toc226649458 \h</w:instrText>
         </w:r>
         <w:r>
           <w:rPr>
@@ -3132,7 +3154,7 @@
           <w14:ligatures w14:val="standardContextual"/>
         </w:rPr>
       </w:pPr>
-      <w:hyperlink w:anchor="_Toc226647415" w:history="1">
+      <w:hyperlink w:anchor="_Toc226649459" w:history="1">
         <w:r>
           <w:rPr>
             <w:rStyle w:val="aff9"/>
@@ -3180,7 +3202,7 @@
             <w:noProof/>
             <w:webHidden/>
           </w:rPr>
-          <w:instrText>PAGEREF _Toc226647415 \h</w:instrText>
+          <w:instrText>PAGEREF _Toc226649459 \h</w:instrText>
         </w:r>
         <w:r>
           <w:rPr>
@@ -3239,7 +3261,7 @@
           <w14:ligatures w14:val="standardContextual"/>
         </w:rPr>
       </w:pPr>
-      <w:hyperlink w:anchor="_Toc226647416" w:history="1">
+      <w:hyperlink w:anchor="_Toc226649460" w:history="1">
         <w:r>
           <w:rPr>
             <w:rStyle w:val="aff9"/>
@@ -3287,7 +3309,7 @@
             <w:noProof/>
             <w:webHidden/>
           </w:rPr>
-          <w:instrText>PAGEREF _Toc226647416 \h</w:instrText>
+          <w:instrText>PAGEREF _Toc226649460 \h</w:instrText>
         </w:r>
         <w:r>
           <w:rPr>
@@ -3345,7 +3367,7 @@
           <w14:ligatures w14:val="standardContextual"/>
         </w:rPr>
       </w:pPr>
-      <w:hyperlink w:anchor="_Toc226647417" w:history="1">
+      <w:hyperlink w:anchor="_Toc226649461" w:history="1">
         <w:r>
           <w:rPr>
             <w:rStyle w:val="aff9"/>
@@ -3393,7 +3415,7 @@
             <w:noProof/>
             <w:webHidden/>
           </w:rPr>
-          <w:instrText>PAGEREF _Toc226647417 \h</w:instrText>
+          <w:instrText>PAGEREF _Toc226649461 \h</w:instrText>
         </w:r>
         <w:r>
           <w:rPr>
@@ -3452,7 +3474,7 @@
           <w14:ligatures w14:val="standardContextual"/>
         </w:rPr>
       </w:pPr>
-      <w:hyperlink w:anchor="_Toc226647418" w:history="1">
+      <w:hyperlink w:anchor="_Toc226649462" w:history="1">
         <w:r>
           <w:rPr>
             <w:rStyle w:val="aff9"/>
@@ -3500,7 +3522,7 @@
             <w:noProof/>
             <w:webHidden/>
           </w:rPr>
-          <w:instrText>PAGEREF _Toc226647418 \h</w:instrText>
+          <w:instrText>PAGEREF _Toc226649462 \h</w:instrText>
         </w:r>
         <w:r>
           <w:rPr>
@@ -3559,7 +3581,7 @@
           <w14:ligatures w14:val="standardContextual"/>
         </w:rPr>
       </w:pPr>
-      <w:hyperlink w:anchor="_Toc226647419" w:history="1">
+      <w:hyperlink w:anchor="_Toc226649463" w:history="1">
         <w:r>
           <w:rPr>
             <w:rStyle w:val="aff9"/>
@@ -3607,7 +3629,7 @@
             <w:noProof/>
             <w:webHidden/>
           </w:rPr>
-          <w:instrText>PAGEREF _Toc226647419 \h</w:instrText>
+          <w:instrText>PAGEREF _Toc226649463 \h</w:instrText>
         </w:r>
         <w:r>
           <w:rPr>
@@ -3666,7 +3688,7 @@
           <w14:ligatures w14:val="standardContextual"/>
         </w:rPr>
       </w:pPr>
-      <w:hyperlink w:anchor="_Toc226647420" w:history="1">
+      <w:hyperlink w:anchor="_Toc226649464" w:history="1">
         <w:r>
           <w:rPr>
             <w:rStyle w:val="aff9"/>
@@ -3714,7 +3736,7 @@
             <w:noProof/>
             <w:webHidden/>
           </w:rPr>
-          <w:instrText>PAGEREF _Toc226647420 \h</w:instrText>
+          <w:instrText>PAGEREF _Toc226649464 \h</w:instrText>
         </w:r>
         <w:r>
           <w:rPr>
@@ -3773,7 +3795,7 @@
           <w14:ligatures w14:val="standardContextual"/>
         </w:rPr>
       </w:pPr>
-      <w:hyperlink w:anchor="_Toc226647421" w:history="1">
+      <w:hyperlink w:anchor="_Toc226649465" w:history="1">
         <w:r>
           <w:rPr>
             <w:rStyle w:val="aff9"/>
@@ -3821,7 +3843,7 @@
             <w:noProof/>
             <w:webHidden/>
           </w:rPr>
-          <w:instrText>PAGEREF _Toc226647421 \h</w:instrText>
+          <w:instrText>PAGEREF _Toc226649465 \h</w:instrText>
         </w:r>
         <w:r>
           <w:rPr>
@@ -3880,7 +3902,7 @@
           <w14:ligatures w14:val="standardContextual"/>
         </w:rPr>
       </w:pPr>
-      <w:hyperlink w:anchor="_Toc226647422" w:history="1">
+      <w:hyperlink w:anchor="_Toc226649466" w:history="1">
         <w:r>
           <w:rPr>
             <w:rStyle w:val="aff9"/>
@@ -3928,7 +3950,7 @@
             <w:noProof/>
             <w:webHidden/>
           </w:rPr>
-          <w:instrText>PAGEREF _Toc226647422 \h</w:instrText>
+          <w:instrText>PAGEREF _Toc226649466 \h</w:instrText>
         </w:r>
         <w:r>
           <w:rPr>
@@ -3987,7 +4009,7 @@
           <w14:ligatures w14:val="standardContextual"/>
         </w:rPr>
       </w:pPr>
-      <w:hyperlink w:anchor="_Toc226647423" w:history="1">
+      <w:hyperlink w:anchor="_Toc226649467" w:history="1">
         <w:r>
           <w:rPr>
             <w:rStyle w:val="aff9"/>
@@ -4035,7 +4057,7 @@
             <w:noProof/>
             <w:webHidden/>
           </w:rPr>
-          <w:instrText>PAGEREF _Toc226647423 \h</w:instrText>
+          <w:instrText>PAGEREF _Toc226649467 \h</w:instrText>
         </w:r>
         <w:r>
           <w:rPr>
@@ -4094,7 +4116,7 @@
           <w14:ligatures w14:val="standardContextual"/>
         </w:rPr>
       </w:pPr>
-      <w:hyperlink w:anchor="_Toc226647424" w:history="1">
+      <w:hyperlink w:anchor="_Toc226649468" w:history="1">
         <w:r>
           <w:rPr>
             <w:rStyle w:val="aff9"/>
@@ -4142,7 +4164,7 @@
             <w:noProof/>
             <w:webHidden/>
           </w:rPr>
-          <w:instrText>PAGEREF _Toc226647424 \h</w:instrText>
+          <w:instrText>PAGEREF _Toc226649468 \h</w:instrText>
         </w:r>
         <w:r>
           <w:rPr>
@@ -4201,7 +4223,7 @@
           <w14:ligatures w14:val="standardContextual"/>
         </w:rPr>
       </w:pPr>
-      <w:hyperlink w:anchor="_Toc226647425" w:history="1">
+      <w:hyperlink w:anchor="_Toc226649469" w:history="1">
         <w:r>
           <w:rPr>
             <w:rStyle w:val="aff9"/>
@@ -4249,7 +4271,7 @@
             <w:noProof/>
             <w:webHidden/>
           </w:rPr>
-          <w:instrText>PAGEREF _Toc226647425 \h</w:instrText>
+          <w:instrText>PAGEREF _Toc226649469 \h</w:instrText>
         </w:r>
         <w:r>
           <w:rPr>
@@ -4308,7 +4330,7 @@
           <w14:ligatures w14:val="standardContextual"/>
         </w:rPr>
       </w:pPr>
-      <w:hyperlink w:anchor="_Toc226647426" w:history="1">
+      <w:hyperlink w:anchor="_Toc226649470" w:history="1">
         <w:r>
           <w:rPr>
             <w:rStyle w:val="aff9"/>
@@ -4356,7 +4378,7 @@
             <w:noProof/>
             <w:webHidden/>
           </w:rPr>
-          <w:instrText>PAGEREF _Toc226647426 \h</w:instrText>
+          <w:instrText>PAGEREF _Toc226649470 \h</w:instrText>
         </w:r>
         <w:r>
           <w:rPr>
@@ -4415,7 +4437,7 @@
           <w14:ligatures w14:val="standardContextual"/>
         </w:rPr>
       </w:pPr>
-      <w:hyperlink w:anchor="_Toc226647427" w:history="1">
+      <w:hyperlink w:anchor="_Toc226649471" w:history="1">
         <w:r>
           <w:rPr>
             <w:rStyle w:val="aff9"/>
@@ -4463,7 +4485,7 @@
             <w:noProof/>
             <w:webHidden/>
           </w:rPr>
-          <w:instrText>PAGEREF _Toc226647427 \h</w:instrText>
+          <w:instrText>PAGEREF _Toc226649471 \h</w:instrText>
         </w:r>
         <w:r>
           <w:rPr>
@@ -4522,7 +4544,7 @@
           <w14:ligatures w14:val="standardContextual"/>
         </w:rPr>
       </w:pPr>
-      <w:hyperlink w:anchor="_Toc226647428" w:history="1">
+      <w:hyperlink w:anchor="_Toc226649472" w:history="1">
         <w:r>
           <w:rPr>
             <w:rStyle w:val="aff9"/>
@@ -4588,7 +4610,7 @@
             <w:noProof/>
             <w:webHidden/>
           </w:rPr>
-          <w:instrText>PAGEREF _Toc226647428 \h</w:instrText>
+          <w:instrText>PAGEREF _Toc226649472 \h</w:instrText>
         </w:r>
         <w:r>
           <w:rPr>
@@ -4647,7 +4669,7 @@
           <w14:ligatures w14:val="standardContextual"/>
         </w:rPr>
       </w:pPr>
-      <w:hyperlink w:anchor="_Toc226647429" w:history="1">
+      <w:hyperlink w:anchor="_Toc226649473" w:history="1">
         <w:r>
           <w:rPr>
             <w:rStyle w:val="aff9"/>
@@ -4695,7 +4717,7 @@
             <w:noProof/>
             <w:webHidden/>
           </w:rPr>
-          <w:instrText>PAGEREF _Toc226647429 \h</w:instrText>
+          <w:instrText>PAGEREF _Toc226649473 \h</w:instrText>
         </w:r>
         <w:r>
           <w:rPr>
@@ -4753,7 +4775,7 @@
           <w14:ligatures w14:val="standardContextual"/>
         </w:rPr>
       </w:pPr>
-      <w:hyperlink w:anchor="_Toc226647430" w:history="1">
+      <w:hyperlink w:anchor="_Toc226649474" w:history="1">
         <w:r>
           <w:rPr>
             <w:rStyle w:val="aff9"/>
@@ -4799,7 +4821,7 @@
             <w:noProof/>
             <w:webHidden/>
           </w:rPr>
-          <w:instrText>PAGEREF _Toc226647430 \h</w:instrText>
+          <w:instrText>PAGEREF _Toc226649474 \h</w:instrText>
         </w:r>
         <w:r>
           <w:rPr>
@@ -4858,7 +4880,7 @@
           <w14:ligatures w14:val="standardContextual"/>
         </w:rPr>
       </w:pPr>
-      <w:hyperlink w:anchor="_Toc226647431" w:history="1">
+      <w:hyperlink w:anchor="_Toc226649475" w:history="1">
         <w:r>
           <w:rPr>
             <w:rStyle w:val="aff9"/>
@@ -4904,7 +4926,7 @@
             <w:noProof/>
             <w:webHidden/>
           </w:rPr>
-          <w:instrText>PAGEREF _Toc226647431 \h</w:instrText>
+          <w:instrText>PAGEREF _Toc226649475 \h</w:instrText>
         </w:r>
         <w:r>
           <w:rPr>
@@ -4963,7 +4985,7 @@
           <w14:ligatures w14:val="standardContextual"/>
         </w:rPr>
       </w:pPr>
-      <w:hyperlink w:anchor="_Toc226647432" w:history="1">
+      <w:hyperlink w:anchor="_Toc226649476" w:history="1">
         <w:r>
           <w:rPr>
             <w:rStyle w:val="aff9"/>
@@ -5009,7 +5031,7 @@
             <w:noProof/>
             <w:webHidden/>
           </w:rPr>
-          <w:instrText>PAGEREF _Toc226647432 \h</w:instrText>
+          <w:instrText>PAGEREF _Toc226649476 \h</w:instrText>
         </w:r>
         <w:r>
           <w:rPr>
@@ -5068,7 +5090,7 @@
           <w14:ligatures w14:val="standardContextual"/>
         </w:rPr>
       </w:pPr>
-      <w:hyperlink w:anchor="_Toc226647433" w:history="1">
+      <w:hyperlink w:anchor="_Toc226649477" w:history="1">
         <w:r>
           <w:rPr>
             <w:rStyle w:val="aff9"/>
@@ -5116,7 +5138,7 @@
             <w:noProof/>
             <w:webHidden/>
           </w:rPr>
-          <w:instrText>PAGEREF _Toc226647433 \h</w:instrText>
+          <w:instrText>PAGEREF _Toc226649477 \h</w:instrText>
         </w:r>
         <w:r>
           <w:rPr>
@@ -5175,7 +5197,7 @@
           <w14:ligatures w14:val="standardContextual"/>
         </w:rPr>
       </w:pPr>
-      <w:hyperlink w:anchor="_Toc226647434" w:history="1">
+      <w:hyperlink w:anchor="_Toc226649478" w:history="1">
         <w:r>
           <w:rPr>
             <w:rStyle w:val="aff9"/>
@@ -5223,7 +5245,7 @@
             <w:noProof/>
             <w:webHidden/>
           </w:rPr>
-          <w:instrText>PAGEREF _Toc226647434 \h</w:instrText>
+          <w:instrText>PAGEREF _Toc226649478 \h</w:instrText>
         </w:r>
         <w:r>
           <w:rPr>
@@ -5282,7 +5304,7 @@
           <w14:ligatures w14:val="standardContextual"/>
         </w:rPr>
       </w:pPr>
-      <w:hyperlink w:anchor="_Toc226647435" w:history="1">
+      <w:hyperlink w:anchor="_Toc226649479" w:history="1">
         <w:r>
           <w:rPr>
             <w:rStyle w:val="aff9"/>
@@ -5330,7 +5352,7 @@
             <w:noProof/>
             <w:webHidden/>
           </w:rPr>
-          <w:instrText>PAGEREF _Toc226647435 \h</w:instrText>
+          <w:instrText>PAGEREF _Toc226649479 \h</w:instrText>
         </w:r>
         <w:r>
           <w:rPr>
@@ -5389,7 +5411,7 @@
           <w14:ligatures w14:val="standardContextual"/>
         </w:rPr>
       </w:pPr>
-      <w:hyperlink w:anchor="_Toc226647436" w:history="1">
+      <w:hyperlink w:anchor="_Toc226649480" w:history="1">
         <w:r>
           <w:rPr>
             <w:rStyle w:val="aff9"/>
@@ -5437,7 +5459,7 @@
             <w:noProof/>
             <w:webHidden/>
           </w:rPr>
-          <w:instrText>PAGEREF _Toc226647436 \h</w:instrText>
+          <w:instrText>PAGEREF _Toc226649480 \h</w:instrText>
         </w:r>
         <w:r>
           <w:rPr>
@@ -5496,7 +5518,7 @@
           <w14:ligatures w14:val="standardContextual"/>
         </w:rPr>
       </w:pPr>
-      <w:hyperlink w:anchor="_Toc226647437" w:history="1">
+      <w:hyperlink w:anchor="_Toc226649481" w:history="1">
         <w:r>
           <w:rPr>
             <w:rStyle w:val="aff9"/>
@@ -5544,7 +5566,7 @@
             <w:noProof/>
             <w:webHidden/>
           </w:rPr>
-          <w:instrText>PAGEREF _Toc226647437 \h</w:instrText>
+          <w:instrText>PAGEREF _Toc226649481 \h</w:instrText>
         </w:r>
         <w:r>
           <w:rPr>
@@ -5603,7 +5625,7 @@
           <w14:ligatures w14:val="standardContextual"/>
         </w:rPr>
       </w:pPr>
-      <w:hyperlink w:anchor="_Toc226647438" w:history="1">
+      <w:hyperlink w:anchor="_Toc226649482" w:history="1">
         <w:r>
           <w:rPr>
             <w:rStyle w:val="aff9"/>
@@ -5651,7 +5673,7 @@
             <w:noProof/>
             <w:webHidden/>
           </w:rPr>
-          <w:instrText>PAGEREF _Toc226647438 \h</w:instrText>
+          <w:instrText>PAGEREF _Toc226649482 \h</w:instrText>
         </w:r>
         <w:r>
           <w:rPr>
@@ -5710,7 +5732,7 @@
           <w14:ligatures w14:val="standardContextual"/>
         </w:rPr>
       </w:pPr>
-      <w:hyperlink w:anchor="_Toc226647439" w:history="1">
+      <w:hyperlink w:anchor="_Toc226649483" w:history="1">
         <w:r>
           <w:rPr>
             <w:rStyle w:val="aff9"/>
@@ -5758,7 +5780,7 @@
             <w:noProof/>
             <w:webHidden/>
           </w:rPr>
-          <w:instrText>PAGEREF _Toc226647439 \h</w:instrText>
+          <w:instrText>PAGEREF _Toc226649483 \h</w:instrText>
         </w:r>
         <w:r>
           <w:rPr>
@@ -5817,7 +5839,7 @@
           <w14:ligatures w14:val="standardContextual"/>
         </w:rPr>
       </w:pPr>
-      <w:hyperlink w:anchor="_Toc226647440" w:history="1">
+      <w:hyperlink w:anchor="_Toc226649484" w:history="1">
         <w:r>
           <w:rPr>
             <w:rStyle w:val="aff9"/>
@@ -5865,7 +5887,7 @@
             <w:noProof/>
             <w:webHidden/>
           </w:rPr>
-          <w:instrText>PAGEREF _Toc226647440 \h</w:instrText>
+          <w:instrText>PAGEREF _Toc226649484 \h</w:instrText>
         </w:r>
         <w:r>
           <w:rPr>
@@ -5924,7 +5946,7 @@
           <w14:ligatures w14:val="standardContextual"/>
         </w:rPr>
       </w:pPr>
-      <w:hyperlink w:anchor="_Toc226647441" w:history="1">
+      <w:hyperlink w:anchor="_Toc226649485" w:history="1">
         <w:r>
           <w:rPr>
             <w:rStyle w:val="aff9"/>
@@ -5972,7 +5994,7 @@
             <w:noProof/>
             <w:webHidden/>
           </w:rPr>
-          <w:instrText>PAGEREF _Toc226647441 \h</w:instrText>
+          <w:instrText>PAGEREF _Toc226649485 \h</w:instrText>
         </w:r>
         <w:r>
           <w:rPr>
@@ -6031,7 +6053,7 @@
           <w14:ligatures w14:val="standardContextual"/>
         </w:rPr>
       </w:pPr>
-      <w:hyperlink w:anchor="_Toc226647442" w:history="1">
+      <w:hyperlink w:anchor="_Toc226649486" w:history="1">
         <w:r>
           <w:rPr>
             <w:rStyle w:val="aff9"/>
@@ -6097,7 +6119,7 @@
             <w:noProof/>
             <w:webHidden/>
           </w:rPr>
-          <w:instrText>PAGEREF _Toc226647442 \h</w:instrText>
+          <w:instrText>PAGEREF _Toc226649486 \h</w:instrText>
         </w:r>
         <w:r>
           <w:rPr>
@@ -6156,7 +6178,7 @@
           <w14:ligatures w14:val="standardContextual"/>
         </w:rPr>
       </w:pPr>
-      <w:hyperlink w:anchor="_Toc226647443" w:history="1">
+      <w:hyperlink w:anchor="_Toc226649487" w:history="1">
         <w:r>
           <w:rPr>
             <w:rStyle w:val="aff9"/>
@@ -6204,7 +6226,7 @@
             <w:noProof/>
             <w:webHidden/>
           </w:rPr>
-          <w:instrText>PAGEREF _Toc226647443 \h</w:instrText>
+          <w:instrText>PAGEREF _Toc226649487 \h</w:instrText>
         </w:r>
         <w:r>
           <w:rPr>
@@ -6263,7 +6285,7 @@
           <w14:ligatures w14:val="standardContextual"/>
         </w:rPr>
       </w:pPr>
-      <w:hyperlink w:anchor="_Toc226647444" w:history="1">
+      <w:hyperlink w:anchor="_Toc226649488" w:history="1">
         <w:r>
           <w:rPr>
             <w:rStyle w:val="aff9"/>
@@ -6311,7 +6333,7 @@
             <w:noProof/>
             <w:webHidden/>
           </w:rPr>
-          <w:instrText>PAGEREF _Toc226647444 \h</w:instrText>
+          <w:instrText>PAGEREF _Toc226649488 \h</w:instrText>
         </w:r>
         <w:r>
           <w:rPr>
@@ -6370,7 +6392,7 @@
           <w14:ligatures w14:val="standardContextual"/>
         </w:rPr>
       </w:pPr>
-      <w:hyperlink w:anchor="_Toc226647445" w:history="1">
+      <w:hyperlink w:anchor="_Toc226649489" w:history="1">
         <w:r>
           <w:rPr>
             <w:rStyle w:val="aff9"/>
@@ -6418,7 +6440,7 @@
             <w:noProof/>
             <w:webHidden/>
           </w:rPr>
-          <w:instrText>PAGEREF _Toc226647445 \h</w:instrText>
+          <w:instrText>PAGEREF _Toc226649489 \h</w:instrText>
         </w:r>
         <w:r>
           <w:rPr>
@@ -6477,7 +6499,7 @@
           <w14:ligatures w14:val="standardContextual"/>
         </w:rPr>
       </w:pPr>
-      <w:hyperlink w:anchor="_Toc226647446" w:history="1">
+      <w:hyperlink w:anchor="_Toc226649490" w:history="1">
         <w:r>
           <w:rPr>
             <w:rStyle w:val="aff9"/>
@@ -6525,7 +6547,7 @@
             <w:noProof/>
             <w:webHidden/>
           </w:rPr>
-          <w:instrText>PAGEREF _Toc226647446 \h</w:instrText>
+          <w:instrText>PAGEREF _Toc226649490 \h</w:instrText>
         </w:r>
         <w:r>
           <w:rPr>
@@ -6584,7 +6606,7 @@
           <w14:ligatures w14:val="standardContextual"/>
         </w:rPr>
       </w:pPr>
-      <w:hyperlink w:anchor="_Toc226647447" w:history="1">
+      <w:hyperlink w:anchor="_Toc226649491" w:history="1">
         <w:r>
           <w:rPr>
             <w:rStyle w:val="aff9"/>
@@ -6632,7 +6654,7 @@
             <w:noProof/>
             <w:webHidden/>
           </w:rPr>
-          <w:instrText>PAGEREF _Toc226647447 \h</w:instrText>
+          <w:instrText>PAGEREF _Toc226649491 \h</w:instrText>
         </w:r>
         <w:r>
           <w:rPr>
@@ -6691,7 +6713,7 @@
           <w14:ligatures w14:val="standardContextual"/>
         </w:rPr>
       </w:pPr>
-      <w:hyperlink w:anchor="_Toc226647448" w:history="1">
+      <w:hyperlink w:anchor="_Toc226649492" w:history="1">
         <w:r>
           <w:rPr>
             <w:rStyle w:val="aff9"/>
@@ -6739,7 +6761,7 @@
             <w:noProof/>
             <w:webHidden/>
           </w:rPr>
-          <w:instrText>PAGEREF _Toc226647448 \h</w:instrText>
+          <w:instrText>PAGEREF _Toc226649492 \h</w:instrText>
         </w:r>
         <w:r>
           <w:rPr>
@@ -6798,7 +6820,7 @@
           <w14:ligatures w14:val="standardContextual"/>
         </w:rPr>
       </w:pPr>
-      <w:hyperlink w:anchor="_Toc226647449" w:history="1">
+      <w:hyperlink w:anchor="_Toc226649493" w:history="1">
         <w:r>
           <w:rPr>
             <w:rStyle w:val="aff9"/>
@@ -6846,7 +6868,7 @@
             <w:noProof/>
             <w:webHidden/>
           </w:rPr>
-          <w:instrText>PAGEREF _Toc226647449 \h</w:instrText>
+          <w:instrText>PAGEREF _Toc226649493 \h</w:instrText>
         </w:r>
         <w:r>
           <w:rPr>
@@ -6904,7 +6926,7 @@
           <w14:ligatures w14:val="standardContextual"/>
         </w:rPr>
       </w:pPr>
-      <w:hyperlink w:anchor="_Toc226647450" w:history="1">
+      <w:hyperlink w:anchor="_Toc226649494" w:history="1">
         <w:r>
           <w:rPr>
             <w:rStyle w:val="aff9"/>
@@ -6952,7 +6974,7 @@
             <w:noProof/>
             <w:webHidden/>
           </w:rPr>
-          <w:instrText>PAGEREF _Toc226647450 \h</w:instrText>
+          <w:instrText>PAGEREF _Toc226649494 \h</w:instrText>
         </w:r>
         <w:r>
           <w:rPr>
@@ -7011,7 +7033,7 @@
           <w14:ligatures w14:val="standardContextual"/>
         </w:rPr>
       </w:pPr>
-      <w:hyperlink w:anchor="_Toc226647451" w:history="1">
+      <w:hyperlink w:anchor="_Toc226649495" w:history="1">
         <w:r>
           <w:rPr>
             <w:rStyle w:val="aff9"/>
@@ -7059,7 +7081,7 @@
             <w:noProof/>
             <w:webHidden/>
           </w:rPr>
-          <w:instrText>PAGEREF _Toc226647451 \h</w:instrText>
+          <w:instrText>PAGEREF _Toc226649495 \h</w:instrText>
         </w:r>
         <w:r>
           <w:rPr>
@@ -7118,7 +7140,7 @@
           <w14:ligatures w14:val="standardContextual"/>
         </w:rPr>
       </w:pPr>
-      <w:hyperlink w:anchor="_Toc226647452" w:history="1">
+      <w:hyperlink w:anchor="_Toc226649496" w:history="1">
         <w:r>
           <w:rPr>
             <w:rStyle w:val="aff9"/>
@@ -7166,7 +7188,7 @@
             <w:noProof/>
             <w:webHidden/>
           </w:rPr>
-          <w:instrText>PAGEREF _Toc226647452 \h</w:instrText>
+          <w:instrText>PAGEREF _Toc226649496 \h</w:instrText>
         </w:r>
         <w:r>
           <w:rPr>
@@ -7225,7 +7247,7 @@
           <w14:ligatures w14:val="standardContextual"/>
         </w:rPr>
       </w:pPr>
-      <w:hyperlink w:anchor="_Toc226647453" w:history="1">
+      <w:hyperlink w:anchor="_Toc226649497" w:history="1">
         <w:r>
           <w:rPr>
             <w:rStyle w:val="aff9"/>
@@ -7271,7 +7293,7 @@
             <w:noProof/>
             <w:webHidden/>
           </w:rPr>
-          <w:instrText>PAGEREF _Toc226647453 \h</w:instrText>
+          <w:instrText>PAGEREF _Toc226649497 \h</w:instrText>
         </w:r>
         <w:r>
           <w:rPr>
@@ -7330,7 +7352,7 @@
           <w14:ligatures w14:val="standardContextual"/>
         </w:rPr>
       </w:pPr>
-      <w:hyperlink w:anchor="_Toc226647454" w:history="1">
+      <w:hyperlink w:anchor="_Toc226649498" w:history="1">
         <w:r>
           <w:rPr>
             <w:rStyle w:val="aff9"/>
@@ -7378,7 +7400,7 @@
             <w:noProof/>
             <w:webHidden/>
           </w:rPr>
-          <w:instrText>PAGEREF _Toc226647454 \h</w:instrText>
+          <w:instrText>PAGEREF _Toc226649498 \h</w:instrText>
         </w:r>
         <w:r>
           <w:rPr>
@@ -7436,7 +7458,7 @@
           <w14:ligatures w14:val="standardContextual"/>
         </w:rPr>
       </w:pPr>
-      <w:hyperlink w:anchor="_Toc226647455" w:history="1">
+      <w:hyperlink w:anchor="_Toc226649499" w:history="1">
         <w:r>
           <w:rPr>
             <w:rStyle w:val="aff9"/>
@@ -7484,7 +7506,7 @@
             <w:noProof/>
             <w:webHidden/>
           </w:rPr>
-          <w:instrText>PAGEREF _Toc226647455 \h</w:instrText>
+          <w:instrText>PAGEREF _Toc226649499 \h</w:instrText>
         </w:r>
         <w:r>
           <w:rPr>
@@ -7542,7 +7564,7 @@
           <w14:ligatures w14:val="standardContextual"/>
         </w:rPr>
       </w:pPr>
-      <w:hyperlink w:anchor="_Toc226647456" w:history="1">
+      <w:hyperlink w:anchor="_Toc226649500" w:history="1">
         <w:r>
           <w:rPr>
             <w:rStyle w:val="aff9"/>
@@ -7580,7 +7602,7 @@
             <w:noProof/>
             <w:webHidden/>
           </w:rPr>
-          <w:instrText>PAGEREF _Toc226647456 \h</w:instrText>
+          <w:instrText>PAGEREF _Toc226649500 \h</w:instrText>
         </w:r>
         <w:r>
           <w:rPr>
@@ -7638,7 +7660,7 @@
           <w14:ligatures w14:val="standardContextual"/>
         </w:rPr>
       </w:pPr>
-      <w:hyperlink w:anchor="_Toc226647457" w:history="1">
+      <w:hyperlink w:anchor="_Toc226649501" w:history="1">
         <w:r>
           <w:rPr>
             <w:rStyle w:val="aff9"/>
@@ -7677,7 +7699,7 @@
             <w:noProof/>
             <w:webHidden/>
           </w:rPr>
-          <w:instrText>PAGEREF _Toc226647457 \h</w:instrText>
+          <w:instrText>PAGEREF _Toc226649501 \h</w:instrText>
         </w:r>
         <w:r>
           <w:rPr>
@@ -7921,8 +7943,9 @@
           <w:szCs w:val="21"/>
           <w:lang w:eastAsia="zh-CN"/>
         </w:rPr>
-        <w:t xml:space="preserve"> `WebDetectionSystem` </w:t>
-      </w:r>
+        <w:t xml:space="preserve"> `</w:t>
+      </w:r>
+      <w:proofErr w:type="spellStart"/>
       <w:r>
         <w:rPr>
           <w:rFonts w:eastAsia="楷体_GB2312"/>
@@ -7930,8 +7953,9 @@
           <w:szCs w:val="21"/>
           <w:lang w:eastAsia="zh-CN"/>
         </w:rPr>
-        <w:t>的真实实现情况，本文设计并整理了一套基于</w:t>
-      </w:r>
+        <w:t>WebDetectionSystem</w:t>
+      </w:r>
+      <w:proofErr w:type="spellEnd"/>
       <w:r>
         <w:rPr>
           <w:rFonts w:eastAsia="楷体_GB2312"/>
@@ -7939,7 +7963,7 @@
           <w:szCs w:val="21"/>
           <w:lang w:eastAsia="zh-CN"/>
         </w:rPr>
-        <w:t xml:space="preserve"> Python </w:t>
+        <w:t xml:space="preserve">` </w:t>
       </w:r>
       <w:r>
         <w:rPr>
@@ -7948,7 +7972,7 @@
           <w:szCs w:val="21"/>
           <w:lang w:eastAsia="zh-CN"/>
         </w:rPr>
-        <w:t>的</w:t>
+        <w:t>的真实实现情况，本文设计并整理了一套基于</w:t>
       </w:r>
       <w:r>
         <w:rPr>
@@ -7957,7 +7981,7 @@
           <w:szCs w:val="21"/>
           <w:lang w:eastAsia="zh-CN"/>
         </w:rPr>
-        <w:t xml:space="preserve"> Web </w:t>
+        <w:t xml:space="preserve"> Python </w:t>
       </w:r>
       <w:r>
         <w:rPr>
@@ -7966,7 +7990,7 @@
           <w:szCs w:val="21"/>
           <w:lang w:eastAsia="zh-CN"/>
         </w:rPr>
-        <w:t>木材表面缺陷智能检测系统。系统以后端</w:t>
+        <w:t>的</w:t>
       </w:r>
       <w:r>
         <w:rPr>
@@ -7975,7 +7999,7 @@
           <w:szCs w:val="21"/>
           <w:lang w:eastAsia="zh-CN"/>
         </w:rPr>
-        <w:t xml:space="preserve"> Flask </w:t>
+        <w:t xml:space="preserve"> Web </w:t>
       </w:r>
       <w:r>
         <w:rPr>
@@ -7984,7 +8008,7 @@
           <w:szCs w:val="21"/>
           <w:lang w:eastAsia="zh-CN"/>
         </w:rPr>
-        <w:t>框架为基础，以</w:t>
+        <w:t>木材表面缺陷智能检测系统。系统以后端</w:t>
       </w:r>
       <w:r>
         <w:rPr>
@@ -7993,7 +8017,7 @@
           <w:szCs w:val="21"/>
           <w:lang w:eastAsia="zh-CN"/>
         </w:rPr>
-        <w:t xml:space="preserve"> Ultralytics YOLO </w:t>
+        <w:t xml:space="preserve"> Flask </w:t>
       </w:r>
       <w:r>
         <w:rPr>
@@ -8002,7 +8026,7 @@
           <w:szCs w:val="21"/>
           <w:lang w:eastAsia="zh-CN"/>
         </w:rPr>
-        <w:t>模型为核心检测引擎，集成用户登录、图片上传检测、摄像头采集、缺陷中文映射、等级判定、检测历史追溯、日志统计分析、</w:t>
+        <w:t>框架为基础，以</w:t>
       </w:r>
       <w:r>
         <w:rPr>
@@ -8011,8 +8035,9 @@
           <w:szCs w:val="21"/>
           <w:lang w:eastAsia="zh-CN"/>
         </w:rPr>
-        <w:t xml:space="preserve">Excel </w:t>
-      </w:r>
+        <w:t xml:space="preserve"> </w:t>
+      </w:r>
+      <w:proofErr w:type="spellStart"/>
       <w:r>
         <w:rPr>
           <w:rFonts w:eastAsia="楷体_GB2312"/>
@@ -8020,8 +8045,9 @@
           <w:szCs w:val="21"/>
           <w:lang w:eastAsia="zh-CN"/>
         </w:rPr>
-        <w:t>数据导出、库存联动、销售出库、知识图谱展示与管理员模型切换等功能。系统识别的缺陷类别主要包括裂纹、死节和活节，并依据业务规则自动划分为</w:t>
-      </w:r>
+        <w:t>Ultralytics</w:t>
+      </w:r>
+      <w:proofErr w:type="spellEnd"/>
       <w:r>
         <w:rPr>
           <w:rFonts w:eastAsia="楷体_GB2312"/>
@@ -8029,7 +8055,7 @@
           <w:szCs w:val="21"/>
           <w:lang w:eastAsia="zh-CN"/>
         </w:rPr>
-        <w:t xml:space="preserve"> A </w:t>
+        <w:t xml:space="preserve"> YOLO </w:t>
       </w:r>
       <w:r>
         <w:rPr>
@@ -8038,7 +8064,7 @@
           <w:szCs w:val="21"/>
           <w:lang w:eastAsia="zh-CN"/>
         </w:rPr>
-        <w:t>级、</w:t>
+        <w:t>模型为核心检测引擎，集成用户登录、图片上传检测、摄像头采集、缺陷中文映射、等级判定、检测历史追溯、日志统计分析、</w:t>
       </w:r>
       <w:r>
         <w:rPr>
@@ -8047,7 +8073,7 @@
           <w:szCs w:val="21"/>
           <w:lang w:eastAsia="zh-CN"/>
         </w:rPr>
-        <w:t xml:space="preserve">B </w:t>
+        <w:t xml:space="preserve">Excel </w:t>
       </w:r>
       <w:r>
         <w:rPr>
@@ -8056,7 +8082,7 @@
           <w:szCs w:val="21"/>
           <w:lang w:eastAsia="zh-CN"/>
         </w:rPr>
-        <w:t>级和</w:t>
+        <w:t>数据导出、库存联动、销售出库、知识图谱展示与管理员模型切换等功能。系统识别的缺陷类别主要包括裂纹、死节和活节，并依据业务规则自动划分为</w:t>
       </w:r>
       <w:r>
         <w:rPr>
@@ -8065,7 +8091,7 @@
           <w:szCs w:val="21"/>
           <w:lang w:eastAsia="zh-CN"/>
         </w:rPr>
-        <w:t xml:space="preserve"> C </w:t>
+        <w:t xml:space="preserve"> A </w:t>
       </w:r>
       <w:r>
         <w:rPr>
@@ -8074,7 +8100,7 @@
           <w:szCs w:val="21"/>
           <w:lang w:eastAsia="zh-CN"/>
         </w:rPr>
-        <w:t>级板材。在工程实现层面，系统利用</w:t>
+        <w:t>级、</w:t>
       </w:r>
       <w:r>
         <w:rPr>
@@ -8083,7 +8109,7 @@
           <w:szCs w:val="21"/>
           <w:lang w:eastAsia="zh-CN"/>
         </w:rPr>
-        <w:t xml:space="preserve"> SQLAlchemy </w:t>
+        <w:t xml:space="preserve">B </w:t>
       </w:r>
       <w:r>
         <w:rPr>
@@ -8092,7 +8118,7 @@
           <w:szCs w:val="21"/>
           <w:lang w:eastAsia="zh-CN"/>
         </w:rPr>
-        <w:t>完成数据建模，采用</w:t>
+        <w:t>级和</w:t>
       </w:r>
       <w:r>
         <w:rPr>
@@ -8101,7 +8127,7 @@
           <w:szCs w:val="21"/>
           <w:lang w:eastAsia="zh-CN"/>
         </w:rPr>
-        <w:t xml:space="preserve"> Jinja2 </w:t>
+        <w:t xml:space="preserve"> C </w:t>
       </w:r>
       <w:r>
         <w:rPr>
@@ -8110,7 +8136,7 @@
           <w:szCs w:val="21"/>
           <w:lang w:eastAsia="zh-CN"/>
         </w:rPr>
-        <w:t>模板、</w:t>
+        <w:t>级板材。在工程实现层面，系统利用</w:t>
       </w:r>
       <w:r>
         <w:rPr>
@@ -8119,8 +8145,9 @@
           <w:szCs w:val="21"/>
           <w:lang w:eastAsia="zh-CN"/>
         </w:rPr>
-        <w:t>Bootstrap 5</w:t>
-      </w:r>
+        <w:t xml:space="preserve"> </w:t>
+      </w:r>
+      <w:proofErr w:type="spellStart"/>
       <w:r>
         <w:rPr>
           <w:rFonts w:eastAsia="楷体_GB2312"/>
@@ -8128,8 +8155,9 @@
           <w:szCs w:val="21"/>
           <w:lang w:eastAsia="zh-CN"/>
         </w:rPr>
-        <w:t>、</w:t>
-      </w:r>
+        <w:t>SQLAlchemy</w:t>
+      </w:r>
+      <w:proofErr w:type="spellEnd"/>
       <w:r>
         <w:rPr>
           <w:rFonts w:eastAsia="楷体_GB2312"/>
@@ -8137,7 +8165,7 @@
           <w:szCs w:val="21"/>
           <w:lang w:eastAsia="zh-CN"/>
         </w:rPr>
-        <w:t xml:space="preserve">Chart.js </w:t>
+        <w:t xml:space="preserve"> </w:t>
       </w:r>
       <w:r>
         <w:rPr>
@@ -8146,7 +8174,7 @@
           <w:szCs w:val="21"/>
           <w:lang w:eastAsia="zh-CN"/>
         </w:rPr>
-        <w:t>和</w:t>
+        <w:t>完成数据建模，采用</w:t>
       </w:r>
       <w:r>
         <w:rPr>
@@ -8155,7 +8183,7 @@
           <w:szCs w:val="21"/>
           <w:lang w:eastAsia="zh-CN"/>
         </w:rPr>
-        <w:t xml:space="preserve"> Viewer.js </w:t>
+        <w:t xml:space="preserve"> Jinja2 </w:t>
       </w:r>
       <w:r>
         <w:rPr>
@@ -8164,6 +8192,60 @@
           <w:szCs w:val="21"/>
           <w:lang w:eastAsia="zh-CN"/>
         </w:rPr>
+        <w:t>模板、</w:t>
+      </w:r>
+      <w:r>
+        <w:rPr>
+          <w:rFonts w:eastAsia="楷体_GB2312"/>
+          <w:sz w:val="21"/>
+          <w:szCs w:val="21"/>
+          <w:lang w:eastAsia="zh-CN"/>
+        </w:rPr>
+        <w:t>Bootstrap 5</w:t>
+      </w:r>
+      <w:r>
+        <w:rPr>
+          <w:rFonts w:eastAsia="楷体_GB2312"/>
+          <w:sz w:val="21"/>
+          <w:szCs w:val="21"/>
+          <w:lang w:eastAsia="zh-CN"/>
+        </w:rPr>
+        <w:t>、</w:t>
+      </w:r>
+      <w:r>
+        <w:rPr>
+          <w:rFonts w:eastAsia="楷体_GB2312"/>
+          <w:sz w:val="21"/>
+          <w:szCs w:val="21"/>
+          <w:lang w:eastAsia="zh-CN"/>
+        </w:rPr>
+        <w:t xml:space="preserve">Chart.js </w:t>
+      </w:r>
+      <w:r>
+        <w:rPr>
+          <w:rFonts w:eastAsia="楷体_GB2312"/>
+          <w:sz w:val="21"/>
+          <w:szCs w:val="21"/>
+          <w:lang w:eastAsia="zh-CN"/>
+        </w:rPr>
+        <w:t>和</w:t>
+      </w:r>
+      <w:r>
+        <w:rPr>
+          <w:rFonts w:eastAsia="楷体_GB2312"/>
+          <w:sz w:val="21"/>
+          <w:szCs w:val="21"/>
+          <w:lang w:eastAsia="zh-CN"/>
+        </w:rPr>
+        <w:t xml:space="preserve"> Viewer.js </w:t>
+      </w:r>
+      <w:r>
+        <w:rPr>
+          <w:rFonts w:eastAsia="楷体_GB2312"/>
+          <w:sz w:val="21"/>
+          <w:szCs w:val="21"/>
+          <w:lang w:eastAsia="zh-CN"/>
+        </w:rPr>
         <w:t>构建交互界面，实现了检测业务与库存销售业务的一体化联动。论文从系统背景、关键技术、需求分析、总体设计、功能实现和测试验证等方面，对当前系统进行完整梳理。实践表明，该系统能够满足课程设计和教学演示场景下的基本需求，具备检测流程清晰、操作门槛较低、结果可追溯、业务闭环完整等特点，对木材缺陷检测系统的教学研究和原型验证具有一定参考价值。</w:t>
       </w:r>
     </w:p>
@@ -8339,7 +8421,21 @@
         <w:rPr>
           <w:szCs w:val="24"/>
         </w:rPr>
-        <w:t>Computer Science and Technology  To be filled</w:t>
+        <w:t xml:space="preserve">Computer Science and </w:t>
+      </w:r>
+      <w:proofErr w:type="gramStart"/>
+      <w:r>
+        <w:rPr>
+          <w:szCs w:val="24"/>
+        </w:rPr>
+        <w:t>Technology  To</w:t>
+      </w:r>
+      <w:proofErr w:type="gramEnd"/>
+      <w:r>
+        <w:rPr>
+          <w:szCs w:val="24"/>
+        </w:rPr>
+        <w:t xml:space="preserve"> be filled</w:t>
       </w:r>
     </w:p>
     <w:p>
@@ -8350,11 +8446,19 @@
           <w:szCs w:val="24"/>
         </w:rPr>
       </w:pPr>
+      <w:proofErr w:type="gramStart"/>
       <w:r>
         <w:rPr>
           <w:szCs w:val="24"/>
         </w:rPr>
-        <w:t>Tutor  To be filled</w:t>
+        <w:t>Tutor  To</w:t>
+      </w:r>
+      <w:proofErr w:type="gramEnd"/>
+      <w:r>
+        <w:rPr>
+          <w:szCs w:val="24"/>
+        </w:rPr>
+        <w:t xml:space="preserve"> be filled</w:t>
       </w:r>
     </w:p>
     <w:p>
@@ -8372,44 +8476,98 @@
           <w:sz w:val="21"/>
           <w:szCs w:val="21"/>
         </w:rPr>
-        <w:t>Abstract: Wood surface defect inspection is a critical procedure in timber processing, quality grading and sales circulation. Conventional manual inspection is intuitive, but it often suffers from unstable standards, low efficiency and poor traceability. Based on the current implementation of the WebDetectionSystem project, this paper presents a Python-based web wood surface defect detection system. The system adopts Flask as the backend framework and Ultralytics YOLO as the core detection engine, and integrates user login, image upload detection, camera capture, Chinese defect mapping, automatic grading, history tracing, statistical reporting, Excel export, inventory linkage, sales management, help center and administrator-side model switching. The system mainly recognizes Crack, Dead Knot and Live Knot, and maps them to grade A, grade B and grade C according to business rules. On the engineering side, SQLAlchemy is used for data modeling, while Jinja2 templates, Bootstrap 5, Chart.js and Viewer.js are used to build the front-end pages. This paper discusses the project from the aspects of research background, key technologies, requirement analysis, system design, implementation and testing. The practice shows that the system can satisfy the basic needs of course design and teaching demonstration, and has practical value in process standardization, visual inspection and business loop integration.</w:t>
-      </w:r>
-    </w:p>
-    <w:p>
-      <w:pPr>
-        <w:spacing w:after="0" w:line="240" w:lineRule="auto"/>
-        <w:jc w:val="both"/>
-        <w:rPr>
-          <w:sz w:val="21"/>
-          <w:szCs w:val="21"/>
-        </w:rPr>
-      </w:pPr>
+        <w:t xml:space="preserve">Abstract: Wood surface defect inspection is a critical procedure in timber processing, quality grading and sales circulation. Conventional manual inspection is intuitive, but it often suffers from unstable standards, low efficiency and poor traceability. Based on the current implementation of the </w:t>
+      </w:r>
+      <w:proofErr w:type="spellStart"/>
       <w:r>
         <w:rPr>
           <w:rFonts w:eastAsia="Times New Roman"/>
           <w:sz w:val="21"/>
           <w:szCs w:val="21"/>
         </w:rPr>
-        <w:t>Keywords: Python; Wood Defect Detection; YOLO; Flask; Web System; Inventory and Sales</w:t>
+        <w:t>WebDetectionSystem</w:t>
+      </w:r>
+      <w:proofErr w:type="spellEnd"/>
+      <w:r>
+        <w:rPr>
+          <w:rFonts w:eastAsia="Times New Roman"/>
+          <w:sz w:val="21"/>
+          <w:szCs w:val="21"/>
+        </w:rPr>
+        <w:t xml:space="preserve"> project, this paper presents a Python-based web wood surface defect detection system. The system adopts Flask as the backend framework and </w:t>
+      </w:r>
+      <w:proofErr w:type="spellStart"/>
+      <w:r>
+        <w:rPr>
+          <w:rFonts w:eastAsia="Times New Roman"/>
+          <w:sz w:val="21"/>
+          <w:szCs w:val="21"/>
+        </w:rPr>
+        <w:t>Ultralytics</w:t>
+      </w:r>
+      <w:proofErr w:type="spellEnd"/>
+      <w:r>
+        <w:rPr>
+          <w:rFonts w:eastAsia="Times New Roman"/>
+          <w:sz w:val="21"/>
+          <w:szCs w:val="21"/>
+        </w:rPr>
+        <w:t xml:space="preserve"> YOLO as the core detection engine, and integrates user login, image upload detection, camera capture, Chinese defect mapping, automatic grading, history tracing, statistical reporting, Excel export, inventory linkage, sales management, help center and administrator-side model switching. The system mainly recognizes Crack, Dead Knot and Live Knot, and maps them to grade A, grade B and grade C according to business rules. On the engineering side, </w:t>
+      </w:r>
+      <w:proofErr w:type="spellStart"/>
+      <w:r>
+        <w:rPr>
+          <w:rFonts w:eastAsia="Times New Roman"/>
+          <w:sz w:val="21"/>
+          <w:szCs w:val="21"/>
+        </w:rPr>
+        <w:t>SQLAlchemy</w:t>
+      </w:r>
+      <w:proofErr w:type="spellEnd"/>
+      <w:r>
+        <w:rPr>
+          <w:rFonts w:eastAsia="Times New Roman"/>
+          <w:sz w:val="21"/>
+          <w:szCs w:val="21"/>
+        </w:rPr>
+        <w:t xml:space="preserve"> is used for data modeling, while Jinja2 templates, Bootstrap 5, Chart.js and Viewer.js are used to build the front-end pages. This paper discusses the project from the aspects of research background, key technologies, requirement analysis, system design, implementation and testing. The practice shows that the system can satisfy the basic needs of course design and teaching demonstration, and has practical value in process standardization, visual inspection and business loop integration.</w:t>
       </w:r>
     </w:p>
     <w:p>
       <w:pPr>
-        <w:spacing w:after="0" w:line="360" w:lineRule="auto"/>
-      </w:pPr>
-      <w:r>
-        <w:br w:type="page"/>
+        <w:spacing w:after="0" w:line="240" w:lineRule="auto"/>
+        <w:jc w:val="both"/>
+        <w:rPr>
+          <w:sz w:val="21"/>
+          <w:szCs w:val="21"/>
+        </w:rPr>
+      </w:pPr>
+      <w:r>
+        <w:rPr>
+          <w:rFonts w:eastAsia="Times New Roman"/>
+          <w:sz w:val="21"/>
+          <w:szCs w:val="21"/>
+        </w:rPr>
+        <w:t>Keywords: Python; Wood Defect Detection; YOLO; Flask; Web System; Inventory and Sales</w:t>
       </w:r>
     </w:p>
     <w:p>
       <w:pPr>
+        <w:spacing w:after="0" w:line="360" w:lineRule="auto"/>
+      </w:pPr>
+      <w:r>
+        <w:br w:type="page"/>
+      </w:r>
+    </w:p>
+    <w:p>
+      <w:pPr>
         <w:pStyle w:val="1"/>
         <w:spacing w:before="120" w:after="120" w:line="360" w:lineRule="auto"/>
         <w:rPr>
           <w:lang w:eastAsia="zh-CN"/>
         </w:rPr>
       </w:pPr>
-      <w:bookmarkStart w:id="0" w:name="_Toc226647396"/>
+      <w:bookmarkStart w:id="0" w:name="_Toc226649440"/>
       <w:r>
         <w:rPr>
           <w:rFonts w:ascii="Times New Roman" w:eastAsia="仿宋_GB2312" w:hAnsi="Times New Roman"/>
@@ -8438,7 +8596,7 @@
           <w:lang w:eastAsia="zh-CN"/>
         </w:rPr>
       </w:pPr>
-      <w:bookmarkStart w:id="1" w:name="_Toc226647397"/>
+      <w:bookmarkStart w:id="1" w:name="_Toc226649441"/>
       <w:r>
         <w:rPr>
           <w:rFonts w:ascii="Times New Roman" w:eastAsia="黑体" w:hAnsi="Times New Roman"/>
@@ -8532,7 +8690,21 @@
         <w:rPr>
           <w:lang w:eastAsia="zh-CN"/>
         </w:rPr>
-        <w:t xml:space="preserve"> `WebDetectionSystem` </w:t>
+        <w:t xml:space="preserve"> `</w:t>
+      </w:r>
+      <w:proofErr w:type="spellStart"/>
+      <w:r>
+        <w:rPr>
+          <w:lang w:eastAsia="zh-CN"/>
+        </w:rPr>
+        <w:t>WebDetectionSystem</w:t>
+      </w:r>
+      <w:proofErr w:type="spellEnd"/>
+      <w:r>
+        <w:rPr>
+          <w:lang w:eastAsia="zh-CN"/>
+        </w:rPr>
+        <w:t xml:space="preserve">` </w:t>
       </w:r>
       <w:r>
         <w:rPr>
@@ -8610,7 +8782,7 @@
           <w:lang w:eastAsia="zh-CN"/>
         </w:rPr>
       </w:pPr>
-      <w:bookmarkStart w:id="2" w:name="_Toc226647398"/>
+      <w:bookmarkStart w:id="2" w:name="_Toc226649442"/>
       <w:r>
         <w:rPr>
           <w:rFonts w:ascii="Times New Roman" w:eastAsia="黑体" w:hAnsi="Times New Roman"/>
@@ -8638,7 +8810,7 @@
           <w:lang w:eastAsia="zh-CN"/>
         </w:rPr>
       </w:pPr>
-      <w:bookmarkStart w:id="3" w:name="_Toc226647399"/>
+      <w:bookmarkStart w:id="3" w:name="_Toc226649443"/>
       <w:r>
         <w:rPr>
           <w:rFonts w:ascii="Times New Roman" w:eastAsia="仿宋_GB2312" w:hAnsi="Times New Roman"/>
@@ -8686,7 +8858,35 @@
         <w:rPr>
           <w:lang w:eastAsia="zh-CN"/>
         </w:rPr>
-        <w:t>在工程应用层面，国外木材、钢材、纺织和电子制造行业较早尝试将机器视觉系统嵌入生产线，实现缺陷自动报警、在线分级和品质统计。尤其是单阶段检测算法在速度方面的优势，使其更加适合实时质检和边缘部署场景。研究趋势已从单纯提高识别准确率，逐渐扩展到可解释检测、跨设备泛化、小样本训练和端到端业务协同。</w:t>
+        <w:t>在工程应用层面，国外木材、钢材、纺织和电子制造行业较早尝试将机器视觉系统嵌入生产线，实现缺陷自动报警、在线分级和品质统计。尤其是</w:t>
+      </w:r>
+      <w:proofErr w:type="gramStart"/>
+      <w:r>
+        <w:rPr>
+          <w:lang w:eastAsia="zh-CN"/>
+        </w:rPr>
+        <w:t>单阶段</w:t>
+      </w:r>
+      <w:proofErr w:type="gramEnd"/>
+      <w:r>
+        <w:rPr>
+          <w:lang w:eastAsia="zh-CN"/>
+        </w:rPr>
+        <w:t>检测算法在速度方面的优势，使其更加适合实时质检和边缘部署场景。研究趋势已从单纯提高识别准确率，逐渐扩展到可解释检测、跨设备泛化、小样本训练和端到</w:t>
+      </w:r>
+      <w:proofErr w:type="gramStart"/>
+      <w:r>
+        <w:rPr>
+          <w:lang w:eastAsia="zh-CN"/>
+        </w:rPr>
+        <w:t>端业务</w:t>
+      </w:r>
+      <w:proofErr w:type="gramEnd"/>
+      <w:r>
+        <w:rPr>
+          <w:lang w:eastAsia="zh-CN"/>
+        </w:rPr>
+        <w:t>协同。</w:t>
       </w:r>
     </w:p>
     <w:p>
@@ -8698,7 +8898,7 @@
           <w:lang w:eastAsia="zh-CN"/>
         </w:rPr>
       </w:pPr>
-      <w:bookmarkStart w:id="4" w:name="_Toc226647400"/>
+      <w:bookmarkStart w:id="4" w:name="_Toc226649444"/>
       <w:r>
         <w:rPr>
           <w:rFonts w:ascii="Times New Roman" w:eastAsia="仿宋_GB2312" w:hAnsi="Times New Roman"/>
@@ -8743,7 +8943,21 @@
         <w:rPr>
           <w:lang w:eastAsia="zh-CN"/>
         </w:rPr>
-        <w:t>生态、深度学习框架和开源视觉库，越来越多的研究工作将目标检测算法应用于木材节子、裂纹、虫孔等表面缺陷识别。不少研究已经实现从数据集采集、模型训练到可视化演示平台搭建的完整流程，但在系统化工程落地方面，仍存在重模型、轻业务的现象，即检测结果与实际管理流程缺少深度耦合。</w:t>
+        <w:t>生态、深度学习框架和开源视觉库，越来越多的研究工作将目标检测算法应用于木材节子、裂纹、虫孔等表面缺陷识别。不少研究已经实现从数据集采集、模型训练到可视化演示平台搭建的完整流程，但在系统化工程落地方面，仍存在重模型、</w:t>
+      </w:r>
+      <w:proofErr w:type="gramStart"/>
+      <w:r>
+        <w:rPr>
+          <w:lang w:eastAsia="zh-CN"/>
+        </w:rPr>
+        <w:t>轻业务</w:t>
+      </w:r>
+      <w:proofErr w:type="gramEnd"/>
+      <w:r>
+        <w:rPr>
+          <w:lang w:eastAsia="zh-CN"/>
+        </w:rPr>
+        <w:t>的现象，即检测结果与实际管理流程缺少深度耦合。</w:t>
       </w:r>
     </w:p>
     <w:p>
@@ -8783,7 +8997,21 @@
         <w:rPr>
           <w:lang w:eastAsia="zh-CN"/>
         </w:rPr>
-        <w:t>的智能检测系统数量逐年增加，项目往往能够完成图像上传、模型推理、结果显示等基础功能。然而若要满足真实业务需求，还需要进一步解决检测结果长期存储、操作行为追踪、检测报表生成、库存数量变化和多角色权限划分等问题。因此，将检测算法与</w:t>
+        <w:t>的智能检测系统数量逐年增加，项目往往能够完成图像上传、模型推理、结果显示等基础功能。然而若要满足</w:t>
+      </w:r>
+      <w:proofErr w:type="gramStart"/>
+      <w:r>
+        <w:rPr>
+          <w:lang w:eastAsia="zh-CN"/>
+        </w:rPr>
+        <w:t>真实业务</w:t>
+      </w:r>
+      <w:proofErr w:type="gramEnd"/>
+      <w:r>
+        <w:rPr>
+          <w:lang w:eastAsia="zh-CN"/>
+        </w:rPr>
+        <w:t>需求，还需要进一步解决检测结果长期存储、操作行为追踪、检测报表生成、库存数量变化和多角色权限划分等问题。因此，将检测算法与</w:t>
       </w:r>
       <w:r>
         <w:rPr>
@@ -8807,7 +9035,7 @@
           <w:lang w:eastAsia="zh-CN"/>
         </w:rPr>
       </w:pPr>
-      <w:bookmarkStart w:id="5" w:name="_Toc226647401"/>
+      <w:bookmarkStart w:id="5" w:name="_Toc226649445"/>
       <w:r>
         <w:rPr>
           <w:rFonts w:ascii="Times New Roman" w:eastAsia="黑体" w:hAnsi="Times New Roman"/>
@@ -9078,7 +9306,7 @@
           <w:lang w:eastAsia="zh-CN"/>
         </w:rPr>
       </w:pPr>
-      <w:bookmarkStart w:id="6" w:name="_Toc226647402"/>
+      <w:bookmarkStart w:id="6" w:name="_Toc226649446"/>
       <w:r>
         <w:rPr>
           <w:rFonts w:ascii="Times New Roman" w:eastAsia="仿宋_GB2312" w:hAnsi="Times New Roman"/>
@@ -9106,7 +9334,7 @@
           <w:lang w:eastAsia="zh-CN"/>
         </w:rPr>
       </w:pPr>
-      <w:bookmarkStart w:id="7" w:name="_Toc226647403"/>
+      <w:bookmarkStart w:id="7" w:name="_Toc226649447"/>
       <w:r>
         <w:rPr>
           <w:rFonts w:ascii="Times New Roman" w:eastAsia="黑体" w:hAnsi="Times New Roman"/>
@@ -9235,38 +9463,65 @@
           <w:lang w:eastAsia="zh-CN"/>
         </w:rPr>
       </w:pPr>
-      <w:r>
-        <w:t>从项目代码来看，</w:t>
+      <w:proofErr w:type="spellStart"/>
+      <w:r>
+        <w:t>从项目代码来看</w:t>
+      </w:r>
+      <w:proofErr w:type="spellEnd"/>
+      <w:r>
+        <w:t>，</w:t>
       </w:r>
       <w:r>
         <w:t xml:space="preserve">`app.py` </w:t>
       </w:r>
+      <w:proofErr w:type="spellStart"/>
       <w:r>
         <w:t>统一处理路由、表单提交、数据库交互和</w:t>
       </w:r>
+      <w:proofErr w:type="spellEnd"/>
       <w:r>
         <w:t xml:space="preserve"> JSON </w:t>
       </w:r>
-      <w:r>
-        <w:t>响应；</w:t>
+      <w:proofErr w:type="spellStart"/>
+      <w:r>
+        <w:t>响应</w:t>
+      </w:r>
+      <w:proofErr w:type="spellEnd"/>
+      <w:r>
+        <w:t>；</w:t>
       </w:r>
       <w:r>
         <w:t xml:space="preserve">`utils/detection.py` </w:t>
       </w:r>
-      <w:r>
-        <w:t>封装模型加载与图片推理流程；</w:t>
+      <w:proofErr w:type="spellStart"/>
+      <w:r>
+        <w:t>封装模型加载与图片推理流程</w:t>
+      </w:r>
+      <w:proofErr w:type="spellEnd"/>
+      <w:r>
+        <w:t>；</w:t>
       </w:r>
       <w:r>
         <w:t xml:space="preserve">`models.py` </w:t>
       </w:r>
-      <w:r>
-        <w:t>定义数据库实体；</w:t>
+      <w:proofErr w:type="spellStart"/>
+      <w:r>
+        <w:t>定义数据库实体</w:t>
+      </w:r>
+      <w:proofErr w:type="spellEnd"/>
+      <w:r>
+        <w:t>；</w:t>
       </w:r>
       <w:r>
         <w:t xml:space="preserve">`config.py` </w:t>
       </w:r>
-      <w:r>
-        <w:t>管理路径与数据库配置。</w:t>
+      <w:proofErr w:type="spellStart"/>
+      <w:r>
+        <w:t>管理路径与数据库配置</w:t>
+      </w:r>
+      <w:proofErr w:type="spellEnd"/>
+      <w:r>
+        <w:t>。</w:t>
       </w:r>
       <w:r>
         <w:rPr>
@@ -9296,7 +9551,7 @@
           <w:lang w:eastAsia="zh-CN"/>
         </w:rPr>
       </w:pPr>
-      <w:bookmarkStart w:id="8" w:name="_Toc226647404"/>
+      <w:bookmarkStart w:id="8" w:name="_Toc226649448"/>
       <w:r>
         <w:rPr>
           <w:rFonts w:ascii="Times New Roman" w:eastAsia="黑体" w:hAnsi="Times New Roman"/>
@@ -9364,7 +9619,21 @@
         <w:rPr>
           <w:lang w:eastAsia="zh-CN"/>
         </w:rPr>
-        <w:t xml:space="preserve"> `render_template` </w:t>
+        <w:t xml:space="preserve"> `</w:t>
+      </w:r>
+      <w:proofErr w:type="spellStart"/>
+      <w:r>
+        <w:rPr>
+          <w:lang w:eastAsia="zh-CN"/>
+        </w:rPr>
+        <w:t>render_template</w:t>
+      </w:r>
+      <w:proofErr w:type="spellEnd"/>
+      <w:r>
+        <w:rPr>
+          <w:lang w:eastAsia="zh-CN"/>
+        </w:rPr>
+        <w:t xml:space="preserve">` </w:t>
       </w:r>
       <w:r>
         <w:rPr>
@@ -9388,7 +9657,21 @@
         <w:rPr>
           <w:lang w:eastAsia="zh-CN"/>
         </w:rPr>
-        <w:t xml:space="preserve"> `jsonify` </w:t>
+        <w:t xml:space="preserve"> `</w:t>
+      </w:r>
+      <w:proofErr w:type="spellStart"/>
+      <w:r>
+        <w:rPr>
+          <w:lang w:eastAsia="zh-CN"/>
+        </w:rPr>
+        <w:t>jsonify</w:t>
+      </w:r>
+      <w:proofErr w:type="spellEnd"/>
+      <w:r>
+        <w:rPr>
+          <w:lang w:eastAsia="zh-CN"/>
+        </w:rPr>
+        <w:t xml:space="preserve">` </w:t>
       </w:r>
       <w:r>
         <w:rPr>
@@ -9400,7 +9683,21 @@
         <w:rPr>
           <w:lang w:eastAsia="zh-CN"/>
         </w:rPr>
-        <w:t xml:space="preserve"> `send_file` </w:t>
+        <w:t xml:space="preserve"> `</w:t>
+      </w:r>
+      <w:proofErr w:type="spellStart"/>
+      <w:r>
+        <w:rPr>
+          <w:lang w:eastAsia="zh-CN"/>
+        </w:rPr>
+        <w:t>send_file</w:t>
+      </w:r>
+      <w:proofErr w:type="spellEnd"/>
+      <w:r>
+        <w:rPr>
+          <w:lang w:eastAsia="zh-CN"/>
+        </w:rPr>
+        <w:t xml:space="preserve">` </w:t>
       </w:r>
       <w:r>
         <w:rPr>
@@ -9479,7 +9776,7 @@
         <w:spacing w:before="0" w:line="360" w:lineRule="auto"/>
         <w:jc w:val="both"/>
       </w:pPr>
-      <w:bookmarkStart w:id="9" w:name="_Toc226647405"/>
+      <w:bookmarkStart w:id="9" w:name="_Toc226649449"/>
       <w:r>
         <w:rPr>
           <w:rFonts w:ascii="Times New Roman" w:eastAsia="黑体" w:hAnsi="Times New Roman"/>
@@ -9487,6 +9784,7 @@
         </w:rPr>
         <w:t xml:space="preserve">2.3 YOLO </w:t>
       </w:r>
+      <w:proofErr w:type="spellStart"/>
       <w:r>
         <w:rPr>
           <w:rFonts w:ascii="Times New Roman" w:eastAsia="黑体" w:hAnsi="Times New Roman"/>
@@ -9495,6 +9793,7 @@
         <w:t>目标检测算法</w:t>
       </w:r>
       <w:bookmarkEnd w:id="9"/>
+      <w:proofErr w:type="spellEnd"/>
     </w:p>
     <w:p>
       <w:pPr>
@@ -9502,6 +9801,7 @@
         <w:ind w:firstLine="480"/>
         <w:jc w:val="both"/>
       </w:pPr>
+      <w:proofErr w:type="spellStart"/>
       <w:r>
         <w:t>YOLO</w:t>
       </w:r>
@@ -9509,34 +9809,65 @@
         <w:t>（</w:t>
       </w:r>
       <w:r>
-        <w:t>You Only Look Once</w:t>
+        <w:t>You</w:t>
+      </w:r>
+      <w:proofErr w:type="spellEnd"/>
+      <w:r>
+        <w:t xml:space="preserve"> Only Look Once</w:t>
       </w:r>
       <w:r>
         <w:t>）是一种典型的单阶段目标检测算法，其核心思想是将目标定位与分类统一到一次前向推理中完成，兼顾较快推理速度与较高检测精度。本系统通过</w:t>
       </w:r>
       <w:r>
-        <w:t xml:space="preserve"> Ultralytics </w:t>
-      </w:r>
+        <w:t xml:space="preserve"> </w:t>
+      </w:r>
+      <w:proofErr w:type="spellStart"/>
+      <w:r>
+        <w:t>Ultralytics</w:t>
+      </w:r>
+      <w:proofErr w:type="spellEnd"/>
+      <w:r>
+        <w:t xml:space="preserve"> </w:t>
+      </w:r>
+      <w:proofErr w:type="spellStart"/>
       <w:r>
         <w:t>提供的</w:t>
       </w:r>
+      <w:proofErr w:type="spellEnd"/>
       <w:r>
         <w:t xml:space="preserve"> Python </w:t>
       </w:r>
+      <w:proofErr w:type="spellStart"/>
       <w:r>
         <w:t>接口加载</w:t>
       </w:r>
+      <w:proofErr w:type="spellEnd"/>
       <w:r>
         <w:t xml:space="preserve"> `.pt` </w:t>
       </w:r>
+      <w:proofErr w:type="spellStart"/>
       <w:r>
         <w:t>权重文件，在</w:t>
       </w:r>
-      <w:r>
-        <w:t xml:space="preserve"> `process_image` </w:t>
-      </w:r>
-      <w:r>
-        <w:t>函数中完成图像读取、模型推理、检测框解析、最大置信度计算和结果图保存。</w:t>
+      <w:proofErr w:type="spellEnd"/>
+      <w:r>
+        <w:t xml:space="preserve"> `</w:t>
+      </w:r>
+      <w:proofErr w:type="spellStart"/>
+      <w:r>
+        <w:t>process_image</w:t>
+      </w:r>
+      <w:proofErr w:type="spellEnd"/>
+      <w:r>
+        <w:t xml:space="preserve">` </w:t>
+      </w:r>
+      <w:proofErr w:type="spellStart"/>
+      <w:r>
+        <w:t>函数中完成图像读取、模型推理、检测框解析、最大置信度计算和结果图保存</w:t>
+      </w:r>
+      <w:proofErr w:type="spellEnd"/>
+      <w:r>
+        <w:t>。</w:t>
       </w:r>
     </w:p>
     <w:p>
@@ -9600,7 +9931,7 @@
           <w:lang w:eastAsia="zh-CN"/>
         </w:rPr>
       </w:pPr>
-      <w:bookmarkStart w:id="10" w:name="_Toc226647406"/>
+      <w:bookmarkStart w:id="10" w:name="_Toc226649450"/>
       <w:r>
         <w:rPr>
           <w:rFonts w:ascii="Times New Roman" w:eastAsia="黑体" w:hAnsi="Times New Roman"/>
@@ -9623,9 +9954,19 @@
           <w:sz w:val="24"/>
           <w:lang w:eastAsia="zh-CN"/>
         </w:rPr>
-        <w:t xml:space="preserve"> SQLAlchemy</w:t>
+        <w:t xml:space="preserve"> </w:t>
+      </w:r>
+      <w:proofErr w:type="spellStart"/>
+      <w:r>
+        <w:rPr>
+          <w:rFonts w:ascii="Times New Roman" w:eastAsia="黑体" w:hAnsi="Times New Roman"/>
+          <w:sz w:val="24"/>
+          <w:lang w:eastAsia="zh-CN"/>
+        </w:rPr>
+        <w:t>SQLAlchemy</w:t>
       </w:r>
       <w:bookmarkEnd w:id="10"/>
+      <w:proofErr w:type="spellEnd"/>
     </w:p>
     <w:p>
       <w:pPr>
@@ -9652,7 +9993,21 @@
         <w:rPr>
           <w:lang w:eastAsia="zh-CN"/>
         </w:rPr>
-        <w:t xml:space="preserve"> `wood_system.db`</w:t>
+        <w:t xml:space="preserve"> `</w:t>
+      </w:r>
+      <w:proofErr w:type="spellStart"/>
+      <w:r>
+        <w:rPr>
+          <w:lang w:eastAsia="zh-CN"/>
+        </w:rPr>
+        <w:t>wood_system.db</w:t>
+      </w:r>
+      <w:proofErr w:type="spellEnd"/>
+      <w:r>
+        <w:rPr>
+          <w:lang w:eastAsia="zh-CN"/>
+        </w:rPr>
+        <w:t>`</w:t>
       </w:r>
       <w:r>
         <w:rPr>
@@ -9664,7 +10019,21 @@
         <w:rPr>
           <w:lang w:eastAsia="zh-CN"/>
         </w:rPr>
-        <w:t xml:space="preserve"> SQLAlchemy </w:t>
+        <w:t xml:space="preserve"> </w:t>
+      </w:r>
+      <w:proofErr w:type="spellStart"/>
+      <w:r>
+        <w:rPr>
+          <w:lang w:eastAsia="zh-CN"/>
+        </w:rPr>
+        <w:t>SQLAlchemy</w:t>
+      </w:r>
+      <w:proofErr w:type="spellEnd"/>
+      <w:r>
+        <w:rPr>
+          <w:lang w:eastAsia="zh-CN"/>
+        </w:rPr>
+        <w:t xml:space="preserve"> </w:t>
       </w:r>
       <w:r>
         <w:rPr>
@@ -9678,11 +10047,19 @@
         </w:rPr>
         <w:t xml:space="preserve"> ORM </w:t>
       </w:r>
-      <w:r>
-        <w:rPr>
-          <w:lang w:eastAsia="zh-CN"/>
-        </w:rPr>
-        <w:t>层完成实体建模与数据读写。通过对象映射方式，系统可以较为直观地处理用户、检测记录、工作日志、销售记录、系统设置和库存等业务数据，降低了直接书写</w:t>
+      <w:proofErr w:type="gramStart"/>
+      <w:r>
+        <w:rPr>
+          <w:lang w:eastAsia="zh-CN"/>
+        </w:rPr>
+        <w:t>层完成</w:t>
+      </w:r>
+      <w:proofErr w:type="gramEnd"/>
+      <w:r>
+        <w:rPr>
+          <w:lang w:eastAsia="zh-CN"/>
+        </w:rPr>
+        <w:t>实体建模与数据读写。通过对象映射方式，系统可以较为直观地处理用户、检测记录、工作日志、销售记录、系统设置和库存等业务数据，降低了直接书写</w:t>
       </w:r>
       <w:r>
         <w:rPr>
@@ -9759,7 +10136,7 @@
           <w:lang w:eastAsia="zh-CN"/>
         </w:rPr>
       </w:pPr>
-      <w:bookmarkStart w:id="11" w:name="_Toc226647407"/>
+      <w:bookmarkStart w:id="11" w:name="_Toc226649451"/>
       <w:r>
         <w:rPr>
           <w:rFonts w:ascii="Times New Roman" w:eastAsia="黑体" w:hAnsi="Times New Roman"/>
@@ -9774,7 +10151,25 @@
           <w:sz w:val="24"/>
           <w:lang w:eastAsia="zh-CN"/>
         </w:rPr>
-        <w:t>前端交互与可视化技术</w:t>
+        <w:t>前端</w:t>
+      </w:r>
+      <w:proofErr w:type="gramStart"/>
+      <w:r>
+        <w:rPr>
+          <w:rFonts w:ascii="Times New Roman" w:eastAsia="黑体" w:hAnsi="Times New Roman"/>
+          <w:sz w:val="24"/>
+          <w:lang w:eastAsia="zh-CN"/>
+        </w:rPr>
+        <w:t>交互与</w:t>
+      </w:r>
+      <w:proofErr w:type="gramEnd"/>
+      <w:r>
+        <w:rPr>
+          <w:rFonts w:ascii="Times New Roman" w:eastAsia="黑体" w:hAnsi="Times New Roman"/>
+          <w:sz w:val="24"/>
+          <w:lang w:eastAsia="zh-CN"/>
+        </w:rPr>
+        <w:t>可视化技术</w:t>
       </w:r>
       <w:bookmarkEnd w:id="11"/>
     </w:p>
@@ -9914,7 +10309,7 @@
           <w:lang w:eastAsia="zh-CN"/>
         </w:rPr>
       </w:pPr>
-      <w:bookmarkStart w:id="12" w:name="_Toc226647408"/>
+      <w:bookmarkStart w:id="12" w:name="_Toc226649452"/>
       <w:r>
         <w:rPr>
           <w:rFonts w:ascii="Times New Roman" w:eastAsia="仿宋_GB2312" w:hAnsi="Times New Roman"/>
@@ -9942,7 +10337,7 @@
           <w:lang w:eastAsia="zh-CN"/>
         </w:rPr>
       </w:pPr>
-      <w:bookmarkStart w:id="13" w:name="_Toc226647409"/>
+      <w:bookmarkStart w:id="13" w:name="_Toc226649453"/>
       <w:r>
         <w:rPr>
           <w:rFonts w:ascii="Times New Roman" w:eastAsia="黑体" w:hAnsi="Times New Roman"/>
@@ -9970,7 +10365,7 @@
           <w:lang w:eastAsia="zh-CN"/>
         </w:rPr>
       </w:pPr>
-      <w:bookmarkStart w:id="14" w:name="_Toc226647410"/>
+      <w:bookmarkStart w:id="14" w:name="_Toc226649454"/>
       <w:r>
         <w:rPr>
           <w:rFonts w:ascii="Times New Roman" w:eastAsia="仿宋_GB2312" w:hAnsi="Times New Roman"/>
@@ -10028,12 +10423,14 @@
         </w:rPr>
         <w:t>、</w:t>
       </w:r>
+      <w:proofErr w:type="spellStart"/>
       <w:r>
         <w:rPr>
           <w:lang w:eastAsia="zh-CN"/>
         </w:rPr>
         <w:t>Ultralytics</w:t>
       </w:r>
+      <w:proofErr w:type="spellEnd"/>
       <w:r>
         <w:rPr>
           <w:lang w:eastAsia="zh-CN"/>
@@ -10074,7 +10471,21 @@
         <w:rPr>
           <w:lang w:eastAsia="zh-CN"/>
         </w:rPr>
-        <w:t>等开源技术，能够显著降低软件采购成本。硬件方面，演示环境仅需普通开发电脑即可完成模型加载与</w:t>
+        <w:t>等开源技术，能够显著降低软件采购成本。硬件方面，演示环境仅</w:t>
+      </w:r>
+      <w:proofErr w:type="gramStart"/>
+      <w:r>
+        <w:rPr>
+          <w:lang w:eastAsia="zh-CN"/>
+        </w:rPr>
+        <w:t>需普通</w:t>
+      </w:r>
+      <w:proofErr w:type="gramEnd"/>
+      <w:r>
+        <w:rPr>
+          <w:lang w:eastAsia="zh-CN"/>
+        </w:rPr>
+        <w:t>开发电脑即可完成模型加载与</w:t>
       </w:r>
       <w:r>
         <w:rPr>
@@ -10098,7 +10509,7 @@
           <w:lang w:eastAsia="zh-CN"/>
         </w:rPr>
       </w:pPr>
-      <w:bookmarkStart w:id="15" w:name="_Toc226647411"/>
+      <w:bookmarkStart w:id="15" w:name="_Toc226649455"/>
       <w:r>
         <w:rPr>
           <w:rFonts w:ascii="Times New Roman" w:eastAsia="仿宋_GB2312" w:hAnsi="Times New Roman"/>
@@ -10130,7 +10541,21 @@
         <w:rPr>
           <w:lang w:eastAsia="zh-CN"/>
         </w:rPr>
-        <w:t>从页面交互看，系统采用统一侧边栏导航组织功能，用户可以在仪表盘、开始检测、历史记录、日志报表、销售管理和帮助中心之间快速切换。检测页面同时支持本地图片上传与摄像头采集，管理页面使用表单式交互完成用户添加、阈值设置和模型切换，整体操作逻辑直观。即便是非技术背景的木材检测人员，也可以在简单培训后完成基本使用。</w:t>
+        <w:t>从页面交互看，系统采用统一</w:t>
+      </w:r>
+      <w:proofErr w:type="gramStart"/>
+      <w:r>
+        <w:rPr>
+          <w:lang w:eastAsia="zh-CN"/>
+        </w:rPr>
+        <w:t>侧边栏导航</w:t>
+      </w:r>
+      <w:proofErr w:type="gramEnd"/>
+      <w:r>
+        <w:rPr>
+          <w:lang w:eastAsia="zh-CN"/>
+        </w:rPr>
+        <w:t>组织功能，用户可以在仪表盘、开始检测、历史记录、日志报表、销售管理和帮助中心之间快速切换。检测页面同时支持本地图片上传与摄像头采集，管理页面使用表单式交互完成用户添加、阈值设置和模型切换，整体操作逻辑直观。即便是非技术背景的木材检测人员，也可以在简单培训后完成基本使用。</w:t>
       </w:r>
     </w:p>
     <w:p>
@@ -10142,7 +10567,7 @@
           <w:lang w:eastAsia="zh-CN"/>
         </w:rPr>
       </w:pPr>
-      <w:bookmarkStart w:id="16" w:name="_Toc226647412"/>
+      <w:bookmarkStart w:id="16" w:name="_Toc226649456"/>
       <w:r>
         <w:rPr>
           <w:rFonts w:ascii="Times New Roman" w:eastAsia="仿宋_GB2312" w:hAnsi="Times New Roman"/>
@@ -10216,7 +10641,21 @@
         <w:rPr>
           <w:lang w:eastAsia="zh-CN"/>
         </w:rPr>
-        <w:t xml:space="preserve"> SQLAlchemy </w:t>
+        <w:t xml:space="preserve"> </w:t>
+      </w:r>
+      <w:proofErr w:type="spellStart"/>
+      <w:r>
+        <w:rPr>
+          <w:lang w:eastAsia="zh-CN"/>
+        </w:rPr>
+        <w:t>SQLAlchemy</w:t>
+      </w:r>
+      <w:proofErr w:type="spellEnd"/>
+      <w:r>
+        <w:rPr>
+          <w:lang w:eastAsia="zh-CN"/>
+        </w:rPr>
+        <w:t xml:space="preserve"> </w:t>
       </w:r>
       <w:r>
         <w:rPr>
@@ -10228,7 +10667,21 @@
         <w:rPr>
           <w:lang w:eastAsia="zh-CN"/>
         </w:rPr>
-        <w:t xml:space="preserve"> Ultralytics YOLO </w:t>
+        <w:t xml:space="preserve"> </w:t>
+      </w:r>
+      <w:proofErr w:type="spellStart"/>
+      <w:r>
+        <w:rPr>
+          <w:lang w:eastAsia="zh-CN"/>
+        </w:rPr>
+        <w:t>Ultralytics</w:t>
+      </w:r>
+      <w:proofErr w:type="spellEnd"/>
+      <w:r>
+        <w:rPr>
+          <w:lang w:eastAsia="zh-CN"/>
+        </w:rPr>
+        <w:t xml:space="preserve"> YOLO </w:t>
       </w:r>
       <w:r>
         <w:rPr>
@@ -10335,7 +10788,7 @@
           <w:lang w:eastAsia="zh-CN"/>
         </w:rPr>
       </w:pPr>
-      <w:bookmarkStart w:id="17" w:name="_Toc226647413"/>
+      <w:bookmarkStart w:id="17" w:name="_Toc226649457"/>
       <w:r>
         <w:rPr>
           <w:rFonts w:ascii="Times New Roman" w:eastAsia="黑体" w:hAnsi="Times New Roman"/>
@@ -10435,7 +10888,7 @@
           <w:lang w:eastAsia="zh-CN"/>
         </w:rPr>
       </w:pPr>
-      <w:bookmarkStart w:id="18" w:name="_Toc226647414"/>
+      <w:bookmarkStart w:id="18" w:name="_Toc226649458"/>
       <w:r>
         <w:rPr>
           <w:rFonts w:ascii="Times New Roman" w:eastAsia="黑体" w:hAnsi="Times New Roman"/>
@@ -10543,68 +10996,125 @@
           <w:lang w:eastAsia="zh-CN"/>
         </w:rPr>
       </w:pPr>
+      <w:proofErr w:type="spellStart"/>
       <w:r>
         <w:t>若按照程序入口进一步细分，系统主要包含</w:t>
       </w:r>
+      <w:proofErr w:type="spellEnd"/>
       <w:r>
         <w:t xml:space="preserve"> `/login` </w:t>
       </w:r>
-      <w:r>
-        <w:t>登录、</w:t>
+      <w:proofErr w:type="spellStart"/>
+      <w:r>
+        <w:t>登录</w:t>
+      </w:r>
+      <w:proofErr w:type="spellEnd"/>
+      <w:r>
+        <w:t>、</w:t>
       </w:r>
       <w:r>
         <w:t xml:space="preserve">`/dashboard` </w:t>
       </w:r>
-      <w:r>
-        <w:t>仪表盘、</w:t>
+      <w:proofErr w:type="spellStart"/>
+      <w:r>
+        <w:t>仪表盘</w:t>
+      </w:r>
+      <w:proofErr w:type="spellEnd"/>
+      <w:r>
+        <w:t>、</w:t>
       </w:r>
       <w:r>
         <w:t xml:space="preserve">`/detect` </w:t>
       </w:r>
-      <w:r>
-        <w:t>检测、</w:t>
+      <w:proofErr w:type="spellStart"/>
+      <w:r>
+        <w:t>检测</w:t>
+      </w:r>
+      <w:proofErr w:type="spellEnd"/>
+      <w:r>
+        <w:t>、</w:t>
       </w:r>
       <w:r>
         <w:t xml:space="preserve">`/history` </w:t>
       </w:r>
-      <w:r>
-        <w:t>历史记录、</w:t>
+      <w:proofErr w:type="spellStart"/>
+      <w:r>
+        <w:t>历史记录</w:t>
+      </w:r>
+      <w:proofErr w:type="spellEnd"/>
+      <w:r>
+        <w:t>、</w:t>
       </w:r>
       <w:r>
         <w:t xml:space="preserve">`/logs` </w:t>
       </w:r>
-      <w:r>
-        <w:t>日志报表、</w:t>
-      </w:r>
-      <w:r>
-        <w:t xml:space="preserve">`/export_data` </w:t>
-      </w:r>
-      <w:r>
-        <w:t>数据导出、</w:t>
+      <w:proofErr w:type="spellStart"/>
+      <w:r>
+        <w:t>日志报表</w:t>
+      </w:r>
+      <w:proofErr w:type="spellEnd"/>
+      <w:r>
+        <w:t>、</w:t>
+      </w:r>
+      <w:r>
+        <w:t>`/</w:t>
+      </w:r>
+      <w:proofErr w:type="spellStart"/>
+      <w:r>
+        <w:t>export_data</w:t>
+      </w:r>
+      <w:proofErr w:type="spellEnd"/>
+      <w:r>
+        <w:t xml:space="preserve">` </w:t>
+      </w:r>
+      <w:proofErr w:type="spellStart"/>
+      <w:r>
+        <w:t>数据导出</w:t>
+      </w:r>
+      <w:proofErr w:type="spellEnd"/>
+      <w:r>
+        <w:t>、</w:t>
       </w:r>
       <w:r>
         <w:t xml:space="preserve">`/sales` </w:t>
       </w:r>
-      <w:r>
-        <w:t>销售管理、</w:t>
+      <w:proofErr w:type="spellStart"/>
+      <w:r>
+        <w:t>销售管理</w:t>
+      </w:r>
+      <w:proofErr w:type="spellEnd"/>
+      <w:r>
+        <w:t>、</w:t>
       </w:r>
       <w:r>
         <w:t xml:space="preserve">`/help` </w:t>
       </w:r>
-      <w:r>
-        <w:t>帮助中心、</w:t>
+      <w:proofErr w:type="spellStart"/>
+      <w:r>
+        <w:t>帮助中心</w:t>
+      </w:r>
+      <w:proofErr w:type="spellEnd"/>
+      <w:r>
+        <w:t>、</w:t>
       </w:r>
       <w:r>
         <w:t xml:space="preserve">`/admin/users` </w:t>
       </w:r>
+      <w:proofErr w:type="spellStart"/>
       <w:r>
         <w:t>用户管理和</w:t>
       </w:r>
+      <w:proofErr w:type="spellEnd"/>
       <w:r>
         <w:t xml:space="preserve"> `/settings` </w:t>
       </w:r>
-      <w:r>
-        <w:t>系统设置等路由。</w:t>
+      <w:proofErr w:type="spellStart"/>
+      <w:r>
+        <w:t>系统设置等路由</w:t>
+      </w:r>
+      <w:proofErr w:type="spellEnd"/>
+      <w:r>
+        <w:t>。</w:t>
       </w:r>
       <w:r>
         <w:rPr>
@@ -10622,7 +11132,14 @@
         <w:rPr>
           <w:lang w:eastAsia="zh-CN"/>
         </w:rPr>
-        <w:t>目录中的页面模板，形成了</w:t>
+        <w:t>目录中的页面模板，</w:t>
+      </w:r>
+      <w:proofErr w:type="gramStart"/>
+      <w:r>
+        <w:rPr>
+          <w:lang w:eastAsia="zh-CN"/>
+        </w:rPr>
+        <w:t>形成了</w:t>
       </w:r>
       <w:r>
         <w:rPr>
@@ -10630,6 +11147,7 @@
         </w:rPr>
         <w:t>“</w:t>
       </w:r>
+      <w:proofErr w:type="gramEnd"/>
       <w:r>
         <w:rPr>
           <w:lang w:eastAsia="zh-CN"/>
@@ -10658,7 +11176,7 @@
           <w:lang w:eastAsia="zh-CN"/>
         </w:rPr>
       </w:pPr>
-      <w:bookmarkStart w:id="19" w:name="_Toc226647415"/>
+      <w:bookmarkStart w:id="19" w:name="_Toc226649459"/>
       <w:r>
         <w:rPr>
           <w:rFonts w:ascii="Times New Roman" w:eastAsia="黑体" w:hAnsi="Times New Roman"/>
@@ -10715,7 +11233,21 @@
         <w:rPr>
           <w:lang w:eastAsia="zh-CN"/>
         </w:rPr>
-        <w:t>实现登录保护，通过密码哈希方式保存用户凭证，通过管理员角色判断限制后台管理入口，初步满足课程设计场景下的访问控制要求。</w:t>
+        <w:t>实现登录保护，通过密码哈</w:t>
+      </w:r>
+      <w:proofErr w:type="gramStart"/>
+      <w:r>
+        <w:rPr>
+          <w:lang w:eastAsia="zh-CN"/>
+        </w:rPr>
+        <w:t>希方式</w:t>
+      </w:r>
+      <w:proofErr w:type="gramEnd"/>
+      <w:r>
+        <w:rPr>
+          <w:lang w:eastAsia="zh-CN"/>
+        </w:rPr>
+        <w:t>保存用户凭证，通过管理员角色判断限制后台管理入口，初步满足课程设计场景下的访问控制要求。</w:t>
       </w:r>
     </w:p>
     <w:p>
@@ -10727,7 +11259,7 @@
           <w:lang w:eastAsia="zh-CN"/>
         </w:rPr>
       </w:pPr>
-      <w:bookmarkStart w:id="20" w:name="_Toc226647416"/>
+      <w:bookmarkStart w:id="20" w:name="_Toc226649460"/>
       <w:r>
         <w:rPr>
           <w:rFonts w:ascii="Times New Roman" w:eastAsia="黑体" w:hAnsi="Times New Roman"/>
@@ -10861,7 +11393,21 @@
         <w:rPr>
           <w:lang w:eastAsia="zh-CN"/>
         </w:rPr>
-        <w:t xml:space="preserve"> SQLAlchemy </w:t>
+        <w:t xml:space="preserve"> </w:t>
+      </w:r>
+      <w:proofErr w:type="spellStart"/>
+      <w:r>
+        <w:rPr>
+          <w:lang w:eastAsia="zh-CN"/>
+        </w:rPr>
+        <w:t>SQLAlchemy</w:t>
+      </w:r>
+      <w:proofErr w:type="spellEnd"/>
+      <w:r>
+        <w:rPr>
+          <w:lang w:eastAsia="zh-CN"/>
+        </w:rPr>
+        <w:t xml:space="preserve"> </w:t>
       </w:r>
       <w:r>
         <w:rPr>
@@ -10873,7 +11419,21 @@
         <w:rPr>
           <w:lang w:eastAsia="zh-CN"/>
         </w:rPr>
-        <w:t xml:space="preserve"> LoginManager </w:t>
+        <w:t xml:space="preserve"> </w:t>
+      </w:r>
+      <w:proofErr w:type="spellStart"/>
+      <w:r>
+        <w:rPr>
+          <w:lang w:eastAsia="zh-CN"/>
+        </w:rPr>
+        <w:t>LoginManager</w:t>
+      </w:r>
+      <w:proofErr w:type="spellEnd"/>
+      <w:r>
+        <w:rPr>
+          <w:lang w:eastAsia="zh-CN"/>
+        </w:rPr>
+        <w:t xml:space="preserve"> </w:t>
       </w:r>
       <w:r>
         <w:rPr>
@@ -10965,7 +11525,21 @@
         <w:rPr>
           <w:lang w:eastAsia="zh-CN"/>
         </w:rPr>
-        <w:t xml:space="preserve">`static/img` </w:t>
+        <w:t>`static/</w:t>
+      </w:r>
+      <w:proofErr w:type="spellStart"/>
+      <w:r>
+        <w:rPr>
+          <w:lang w:eastAsia="zh-CN"/>
+        </w:rPr>
+        <w:t>img</w:t>
+      </w:r>
+      <w:proofErr w:type="spellEnd"/>
+      <w:r>
+        <w:rPr>
+          <w:lang w:eastAsia="zh-CN"/>
+        </w:rPr>
+        <w:t xml:space="preserve">` </w:t>
       </w:r>
       <w:r>
         <w:rPr>
@@ -11006,7 +11580,7 @@
           <w:lang w:eastAsia="zh-CN"/>
         </w:rPr>
       </w:pPr>
-      <w:bookmarkStart w:id="21" w:name="_Toc226647417"/>
+      <w:bookmarkStart w:id="21" w:name="_Toc226649461"/>
       <w:r>
         <w:rPr>
           <w:rFonts w:ascii="Times New Roman" w:eastAsia="仿宋_GB2312" w:hAnsi="Times New Roman"/>
@@ -11034,7 +11608,7 @@
           <w:lang w:eastAsia="zh-CN"/>
         </w:rPr>
       </w:pPr>
-      <w:bookmarkStart w:id="22" w:name="_Toc226647418"/>
+      <w:bookmarkStart w:id="22" w:name="_Toc226649462"/>
       <w:r>
         <w:rPr>
           <w:rFonts w:ascii="Times New Roman" w:eastAsia="黑体" w:hAnsi="Times New Roman"/>
@@ -11267,7 +11841,21 @@
           <w:lang w:eastAsia="zh-CN"/>
         </w:rPr>
         <w:lastRenderedPageBreak/>
-        <w:t>在应用启动阶段，系统会自动创建上传目录和结果目录，随后在应用上下文中执行数据库建表逻辑。如果数据库中不存在默认管理员账号，则自动创建</w:t>
+        <w:t>在应用启动阶段，系统会自动创建上传目录和结果目录，随后在应用上下文中执行</w:t>
+      </w:r>
+      <w:proofErr w:type="gramStart"/>
+      <w:r>
+        <w:rPr>
+          <w:lang w:eastAsia="zh-CN"/>
+        </w:rPr>
+        <w:t>数据库建表逻辑</w:t>
+      </w:r>
+      <w:proofErr w:type="gramEnd"/>
+      <w:r>
+        <w:rPr>
+          <w:lang w:eastAsia="zh-CN"/>
+        </w:rPr>
+        <w:t>。如果数据库中不存在默认管理员账号，则自动创建</w:t>
       </w:r>
       <w:r>
         <w:rPr>
@@ -11351,7 +11939,7 @@
           <w:lang w:eastAsia="zh-CN"/>
         </w:rPr>
       </w:pPr>
-      <w:bookmarkStart w:id="23" w:name="_Toc226647419"/>
+      <w:bookmarkStart w:id="23" w:name="_Toc226649463"/>
       <w:r>
         <w:rPr>
           <w:rFonts w:ascii="Times New Roman" w:eastAsia="仿宋_GB2312" w:hAnsi="Times New Roman"/>
@@ -11397,7 +11985,23 @@
           <w:sz w:val="21"/>
           <w:lang w:eastAsia="zh-CN"/>
         </w:rPr>
-        <w:t>为公共布局模板，在左侧统一放置导航菜单和用户信息区，右侧展示各业务页面内容。这样不仅保证了系统风格统一，也使后续新增页面时只需关注局部功能区的实现。检测页、历史页、报表页、销售页和后台管理页都继承自该基础模板，体现出较好的页面复用性。</w:t>
+        <w:t>为公共布局模板，在左侧统一放置导航菜单和用户信息区，右侧展示各业务页面内容。这样不仅保证了系统风格统一，也使后续新增页面时只需关注局部功能区的实现。检测页、历史页、报表页、销售页和后台管理页都继承自</w:t>
+      </w:r>
+      <w:proofErr w:type="gramStart"/>
+      <w:r>
+        <w:rPr>
+          <w:sz w:val="21"/>
+          <w:lang w:eastAsia="zh-CN"/>
+        </w:rPr>
+        <w:t>该基础</w:t>
+      </w:r>
+      <w:proofErr w:type="gramEnd"/>
+      <w:r>
+        <w:rPr>
+          <w:sz w:val="21"/>
+          <w:lang w:eastAsia="zh-CN"/>
+        </w:rPr>
+        <w:t>模板，体现出较好的页面复用性。</w:t>
       </w:r>
     </w:p>
     <w:p>
@@ -11425,7 +12029,21 @@
         <w:rPr>
           <w:lang w:eastAsia="zh-CN"/>
         </w:rPr>
-        <w:t>中的路由函数组成。该文件虽然集中，但逻辑清晰，能够直观反映从请求接收、权限判断、模型调用到数据库提交的完整过程。对于课程设计来说，这种结构比过度拆分的微服务方式更便于教学讲解和答辩展示。</w:t>
+        <w:t>中的路由函数组成。该文件虽然集中，但逻辑清晰，能够直观反映从请求接收、权限判断、模型调用到数据库提交的完整过程。对于课程设计来说，这种结构比过度拆分的</w:t>
+      </w:r>
+      <w:proofErr w:type="gramStart"/>
+      <w:r>
+        <w:rPr>
+          <w:lang w:eastAsia="zh-CN"/>
+        </w:rPr>
+        <w:t>微服务</w:t>
+      </w:r>
+      <w:proofErr w:type="gramEnd"/>
+      <w:r>
+        <w:rPr>
+          <w:lang w:eastAsia="zh-CN"/>
+        </w:rPr>
+        <w:t>方式更便于教学讲解和答辩展示。</w:t>
       </w:r>
     </w:p>
     <w:p>
@@ -11437,7 +12055,7 @@
           <w:lang w:eastAsia="zh-CN"/>
         </w:rPr>
       </w:pPr>
-      <w:bookmarkStart w:id="24" w:name="_Toc226647420"/>
+      <w:bookmarkStart w:id="24" w:name="_Toc226649464"/>
       <w:r>
         <w:rPr>
           <w:rFonts w:ascii="Times New Roman" w:eastAsia="仿宋_GB2312" w:hAnsi="Times New Roman"/>
@@ -11547,19 +12165,22 @@
           <w:sz w:val="21"/>
           <w:lang w:eastAsia="zh-CN"/>
         </w:rPr>
-        <w:t>图4-1 系统总体结构图</w:t>
+        <w:lastRenderedPageBreak/>
+        <w:t>图</w:t>
       </w:r>
       <w:r>
         <w:rPr>
           <w:sz w:val="21"/>
           <w:lang w:eastAsia="zh-CN"/>
         </w:rPr>
+        <w:t xml:space="preserve">4-1 </w:t>
       </w:r>
       <w:r>
         <w:rPr>
           <w:sz w:val="21"/>
           <w:lang w:eastAsia="zh-CN"/>
         </w:rPr>
+        <w:t>系统总体结构图</w:t>
       </w:r>
     </w:p>
     <w:p>
@@ -11571,7 +12192,7 @@
           <w:lang w:eastAsia="zh-CN"/>
         </w:rPr>
       </w:pPr>
-      <w:bookmarkStart w:id="25" w:name="_Toc226647421"/>
+      <w:bookmarkStart w:id="25" w:name="_Toc226649465"/>
       <w:r>
         <w:rPr>
           <w:rFonts w:ascii="Times New Roman" w:eastAsia="黑体" w:hAnsi="Times New Roman"/>
@@ -11599,7 +12220,7 @@
           <w:lang w:eastAsia="zh-CN"/>
         </w:rPr>
       </w:pPr>
-      <w:bookmarkStart w:id="26" w:name="_Toc226647422"/>
+      <w:bookmarkStart w:id="26" w:name="_Toc226649466"/>
       <w:r>
         <w:rPr>
           <w:rFonts w:ascii="Times New Roman" w:eastAsia="仿宋_GB2312" w:hAnsi="Times New Roman"/>
@@ -11637,7 +12258,21 @@
         <w:rPr>
           <w:lang w:eastAsia="zh-CN"/>
         </w:rPr>
-        <w:t xml:space="preserve"> `login_user` </w:t>
+        <w:t xml:space="preserve"> `</w:t>
+      </w:r>
+      <w:proofErr w:type="spellStart"/>
+      <w:r>
+        <w:rPr>
+          <w:lang w:eastAsia="zh-CN"/>
+        </w:rPr>
+        <w:t>login_user</w:t>
+      </w:r>
+      <w:proofErr w:type="spellEnd"/>
+      <w:r>
+        <w:rPr>
+          <w:lang w:eastAsia="zh-CN"/>
+        </w:rPr>
+        <w:t xml:space="preserve">` </w:t>
       </w:r>
       <w:r>
         <w:rPr>
@@ -11708,19 +12343,21 @@
           <w:sz w:val="21"/>
           <w:lang w:eastAsia="zh-CN"/>
         </w:rPr>
-        <w:t>图4-2 登录顺序图</w:t>
+        <w:t>图</w:t>
       </w:r>
       <w:r>
         <w:rPr>
           <w:sz w:val="21"/>
           <w:lang w:eastAsia="zh-CN"/>
         </w:rPr>
+        <w:t xml:space="preserve">4-2 </w:t>
       </w:r>
       <w:r>
         <w:rPr>
           <w:sz w:val="21"/>
           <w:lang w:eastAsia="zh-CN"/>
         </w:rPr>
+        <w:t>登录顺序图</w:t>
       </w:r>
     </w:p>
     <w:p>
@@ -11732,7 +12369,7 @@
           <w:lang w:eastAsia="zh-CN"/>
         </w:rPr>
       </w:pPr>
-      <w:bookmarkStart w:id="27" w:name="_Toc226647423"/>
+      <w:bookmarkStart w:id="27" w:name="_Toc226649467"/>
       <w:r>
         <w:rPr>
           <w:rFonts w:ascii="Times New Roman" w:eastAsia="仿宋_GB2312" w:hAnsi="Times New Roman"/>
@@ -11782,7 +12419,21 @@
         <w:rPr>
           <w:lang w:eastAsia="zh-CN"/>
         </w:rPr>
-        <w:t xml:space="preserve"> `process_image` </w:t>
+        <w:t xml:space="preserve"> `</w:t>
+      </w:r>
+      <w:proofErr w:type="spellStart"/>
+      <w:r>
+        <w:rPr>
+          <w:lang w:eastAsia="zh-CN"/>
+        </w:rPr>
+        <w:t>process_image</w:t>
+      </w:r>
+      <w:proofErr w:type="spellEnd"/>
+      <w:r>
+        <w:rPr>
+          <w:lang w:eastAsia="zh-CN"/>
+        </w:rPr>
+        <w:t xml:space="preserve">` </w:t>
       </w:r>
       <w:r>
         <w:rPr>
@@ -11854,19 +12505,21 @@
           <w:sz w:val="21"/>
           <w:lang w:eastAsia="zh-CN"/>
         </w:rPr>
-        <w:t>图4-3 缺陷检测顺序图</w:t>
+        <w:t>图</w:t>
       </w:r>
       <w:r>
         <w:rPr>
           <w:sz w:val="21"/>
           <w:lang w:eastAsia="zh-CN"/>
         </w:rPr>
+        <w:t xml:space="preserve">4-3 </w:t>
       </w:r>
       <w:r>
         <w:rPr>
           <w:sz w:val="21"/>
           <w:lang w:eastAsia="zh-CN"/>
         </w:rPr>
+        <w:t>缺陷检测顺序图</w:t>
       </w:r>
     </w:p>
     <w:p>
@@ -11878,7 +12531,7 @@
           <w:lang w:eastAsia="zh-CN"/>
         </w:rPr>
       </w:pPr>
-      <w:bookmarkStart w:id="28" w:name="_Toc226647424"/>
+      <w:bookmarkStart w:id="28" w:name="_Toc226649468"/>
       <w:r>
         <w:rPr>
           <w:rFonts w:ascii="Times New Roman" w:eastAsia="仿宋_GB2312" w:hAnsi="Times New Roman"/>
@@ -11910,7 +12563,21 @@
         <w:rPr>
           <w:lang w:eastAsia="zh-CN"/>
         </w:rPr>
-        <w:t>当用户进入历史记录或日志报表页面时，系统会根据当前角色过滤查询范围。历史记录模块按时间倒序分页返回检测数据，并支持按照缺陷类型模糊搜索。日志报表模块则统计今日检测量、累计工作时长、缺陷类别占比和近</w:t>
+        <w:t>当用户进入历史记录或日志报表页面时，系统会根据当前角色过滤查询范围。历史记录模块按时间倒序分页返回检测数据，并支持按照缺陷类型模糊搜索。日志报表模块</w:t>
+      </w:r>
+      <w:proofErr w:type="gramStart"/>
+      <w:r>
+        <w:rPr>
+          <w:lang w:eastAsia="zh-CN"/>
+        </w:rPr>
+        <w:t>则统计</w:t>
+      </w:r>
+      <w:proofErr w:type="gramEnd"/>
+      <w:r>
+        <w:rPr>
+          <w:lang w:eastAsia="zh-CN"/>
+        </w:rPr>
+        <w:t>今日检测量、累计工作时长、缺陷类别占比和近</w:t>
       </w:r>
       <w:r>
         <w:rPr>
@@ -11918,11 +12585,19 @@
         </w:rPr>
         <w:t xml:space="preserve"> 7 </w:t>
       </w:r>
-      <w:r>
-        <w:rPr>
-          <w:lang w:eastAsia="zh-CN"/>
-        </w:rPr>
-        <w:t>天趋势数据，并将结果传递给前端图表组件完成可视化。</w:t>
+      <w:proofErr w:type="gramStart"/>
+      <w:r>
+        <w:rPr>
+          <w:lang w:eastAsia="zh-CN"/>
+        </w:rPr>
+        <w:t>天趋势</w:t>
+      </w:r>
+      <w:proofErr w:type="gramEnd"/>
+      <w:r>
+        <w:rPr>
+          <w:lang w:eastAsia="zh-CN"/>
+        </w:rPr>
+        <w:t>数据，并将结果传递给前端图表组件完成可视化。</w:t>
       </w:r>
     </w:p>
     <w:p>
@@ -11987,19 +12662,21 @@
           <w:sz w:val="21"/>
           <w:lang w:eastAsia="zh-CN"/>
         </w:rPr>
-        <w:t>图4-4 历史与报表顺序图</w:t>
+        <w:t>图</w:t>
       </w:r>
       <w:r>
         <w:rPr>
           <w:sz w:val="21"/>
           <w:lang w:eastAsia="zh-CN"/>
         </w:rPr>
+        <w:t xml:space="preserve">4-4 </w:t>
       </w:r>
       <w:r>
         <w:rPr>
           <w:sz w:val="21"/>
           <w:lang w:eastAsia="zh-CN"/>
         </w:rPr>
+        <w:t>历史与报表顺序图</w:t>
       </w:r>
     </w:p>
     <w:p>
@@ -12011,7 +12688,7 @@
           <w:lang w:eastAsia="zh-CN"/>
         </w:rPr>
       </w:pPr>
-      <w:bookmarkStart w:id="29" w:name="_Toc226647425"/>
+      <w:bookmarkStart w:id="29" w:name="_Toc226649469"/>
       <w:r>
         <w:rPr>
           <w:rFonts w:ascii="Times New Roman" w:eastAsia="仿宋_GB2312" w:hAnsi="Times New Roman"/>
@@ -12115,19 +12792,21 @@
           <w:sz w:val="21"/>
           <w:lang w:eastAsia="zh-CN"/>
         </w:rPr>
-        <w:t>图4-5 销售出库顺序图</w:t>
+        <w:t>图</w:t>
       </w:r>
       <w:r>
         <w:rPr>
           <w:sz w:val="21"/>
           <w:lang w:eastAsia="zh-CN"/>
         </w:rPr>
+        <w:t xml:space="preserve">4-5 </w:t>
       </w:r>
       <w:r>
         <w:rPr>
           <w:sz w:val="21"/>
           <w:lang w:eastAsia="zh-CN"/>
         </w:rPr>
+        <w:t>销售出库顺序图</w:t>
       </w:r>
     </w:p>
     <w:p>
@@ -12139,7 +12818,7 @@
           <w:lang w:eastAsia="zh-CN"/>
         </w:rPr>
       </w:pPr>
-      <w:bookmarkStart w:id="30" w:name="_Toc226647426"/>
+      <w:bookmarkStart w:id="30" w:name="_Toc226649470"/>
       <w:r>
         <w:rPr>
           <w:rFonts w:ascii="Times New Roman" w:eastAsia="黑体" w:hAnsi="Times New Roman"/>
@@ -12167,7 +12846,7 @@
           <w:lang w:eastAsia="zh-CN"/>
         </w:rPr>
       </w:pPr>
-      <w:bookmarkStart w:id="31" w:name="_Toc226647427"/>
+      <w:bookmarkStart w:id="31" w:name="_Toc226649471"/>
       <w:r>
         <w:rPr>
           <w:rFonts w:ascii="Times New Roman" w:eastAsia="仿宋_GB2312" w:hAnsi="Times New Roman"/>
@@ -12264,17 +12943,19 @@
         <w:rPr>
           <w:lang w:eastAsia="zh-CN"/>
         </w:rPr>
-        <w:t>图4-6 主要实体属性图</w:t>
-      </w:r>
-      <w:r>
-        <w:rPr>
-          <w:lang w:eastAsia="zh-CN"/>
-        </w:rPr>
-      </w:r>
-      <w:r>
-        <w:rPr>
-          <w:lang w:eastAsia="zh-CN"/>
-        </w:rPr>
+        <w:t>图</w:t>
+      </w:r>
+      <w:r>
+        <w:rPr>
+          <w:lang w:eastAsia="zh-CN"/>
+        </w:rPr>
+        <w:t xml:space="preserve">4-6 </w:t>
+      </w:r>
+      <w:r>
+        <w:rPr>
+          <w:lang w:eastAsia="zh-CN"/>
+        </w:rPr>
+        <w:t>主要实体属性图</w:t>
       </w:r>
     </w:p>
     <w:p>
@@ -12286,7 +12967,7 @@
           <w:lang w:eastAsia="zh-CN"/>
         </w:rPr>
       </w:pPr>
-      <w:bookmarkStart w:id="32" w:name="_Toc226647428"/>
+      <w:bookmarkStart w:id="32" w:name="_Toc226649472"/>
       <w:r>
         <w:rPr>
           <w:rFonts w:ascii="Times New Roman" w:eastAsia="仿宋_GB2312" w:hAnsi="Times New Roman"/>
@@ -12400,31 +13081,35 @@
           <w:sz w:val="21"/>
           <w:lang w:eastAsia="zh-CN"/>
         </w:rPr>
-        <w:t>图4-7 系统 E-R 图</w:t>
+        <w:t>图</w:t>
       </w:r>
       <w:r>
         <w:rPr>
           <w:sz w:val="21"/>
           <w:lang w:eastAsia="zh-CN"/>
         </w:rPr>
+        <w:t xml:space="preserve">4-7 </w:t>
       </w:r>
       <w:r>
         <w:rPr>
           <w:sz w:val="21"/>
           <w:lang w:eastAsia="zh-CN"/>
         </w:rPr>
+        <w:t>系统</w:t>
       </w:r>
       <w:r>
         <w:rPr>
           <w:sz w:val="21"/>
           <w:lang w:eastAsia="zh-CN"/>
         </w:rPr>
+        <w:t xml:space="preserve"> E-R </w:t>
       </w:r>
       <w:r>
         <w:rPr>
           <w:sz w:val="21"/>
           <w:lang w:eastAsia="zh-CN"/>
         </w:rPr>
+        <w:t>图</w:t>
       </w:r>
     </w:p>
     <w:p>
@@ -12436,7 +13121,7 @@
           <w:lang w:eastAsia="zh-CN"/>
         </w:rPr>
       </w:pPr>
-      <w:bookmarkStart w:id="33" w:name="_Toc226647429"/>
+      <w:bookmarkStart w:id="33" w:name="_Toc226649473"/>
       <w:r>
         <w:rPr>
           <w:rFonts w:ascii="Times New Roman" w:eastAsia="仿宋_GB2312" w:hAnsi="Times New Roman"/>
@@ -12500,12 +13185,14 @@
         </w:rPr>
         <w:t xml:space="preserve">4-1 </w:t>
       </w:r>
+      <w:proofErr w:type="spellStart"/>
       <w:r>
         <w:rPr>
           <w:sz w:val="21"/>
         </w:rPr>
         <w:t>用户表</w:t>
       </w:r>
+      <w:proofErr w:type="spellEnd"/>
       <w:r>
         <w:rPr>
           <w:sz w:val="21"/>
@@ -12535,12 +13222,14 @@
               <w:spacing w:line="360" w:lineRule="auto"/>
               <w:jc w:val="center"/>
             </w:pPr>
+            <w:proofErr w:type="spellStart"/>
             <w:r>
               <w:rPr>
                 <w:sz w:val="21"/>
               </w:rPr>
               <w:t>字段名</w:t>
             </w:r>
+            <w:proofErr w:type="spellEnd"/>
           </w:p>
         </w:tc>
         <w:tc>
@@ -12553,12 +13242,14 @@
               <w:spacing w:line="360" w:lineRule="auto"/>
               <w:jc w:val="center"/>
             </w:pPr>
+            <w:proofErr w:type="spellStart"/>
             <w:r>
               <w:rPr>
                 <w:sz w:val="21"/>
               </w:rPr>
               <w:t>类型</w:t>
             </w:r>
+            <w:proofErr w:type="spellEnd"/>
           </w:p>
         </w:tc>
         <w:tc>
@@ -12571,12 +13262,14 @@
               <w:spacing w:line="360" w:lineRule="auto"/>
               <w:jc w:val="center"/>
             </w:pPr>
+            <w:proofErr w:type="spellStart"/>
             <w:r>
               <w:rPr>
                 <w:sz w:val="21"/>
               </w:rPr>
               <w:t>说明</w:t>
             </w:r>
+            <w:proofErr w:type="spellEnd"/>
           </w:p>
         </w:tc>
       </w:tr>
@@ -12627,12 +13320,14 @@
               <w:spacing w:line="360" w:lineRule="auto"/>
               <w:jc w:val="center"/>
             </w:pPr>
+            <w:proofErr w:type="spellStart"/>
             <w:r>
               <w:rPr>
                 <w:sz w:val="21"/>
               </w:rPr>
               <w:t>主键</w:t>
             </w:r>
+            <w:proofErr w:type="spellEnd"/>
           </w:p>
         </w:tc>
       </w:tr>
@@ -12665,11 +13360,19 @@
               <w:spacing w:line="360" w:lineRule="auto"/>
               <w:jc w:val="center"/>
             </w:pPr>
+            <w:proofErr w:type="gramStart"/>
             <w:r>
               <w:rPr>
                 <w:sz w:val="21"/>
               </w:rPr>
-              <w:t>String(150)</w:t>
+              <w:t>String(</w:t>
+            </w:r>
+            <w:proofErr w:type="gramEnd"/>
+            <w:r>
+              <w:rPr>
+                <w:sz w:val="21"/>
+              </w:rPr>
+              <w:t>150)</w:t>
             </w:r>
           </w:p>
         </w:tc>
@@ -12683,12 +13386,14 @@
               <w:spacing w:line="360" w:lineRule="auto"/>
               <w:jc w:val="center"/>
             </w:pPr>
+            <w:proofErr w:type="spellStart"/>
             <w:r>
               <w:rPr>
                 <w:sz w:val="21"/>
               </w:rPr>
               <w:t>用户名，唯一</w:t>
             </w:r>
+            <w:proofErr w:type="spellEnd"/>
           </w:p>
         </w:tc>
       </w:tr>
@@ -12721,11 +13426,19 @@
               <w:spacing w:line="360" w:lineRule="auto"/>
               <w:jc w:val="center"/>
             </w:pPr>
+            <w:proofErr w:type="gramStart"/>
             <w:r>
               <w:rPr>
                 <w:sz w:val="21"/>
               </w:rPr>
-              <w:t>String(150)</w:t>
+              <w:t>String(</w:t>
+            </w:r>
+            <w:proofErr w:type="gramEnd"/>
+            <w:r>
+              <w:rPr>
+                <w:sz w:val="21"/>
+              </w:rPr>
+              <w:t>150)</w:t>
             </w:r>
           </w:p>
         </w:tc>
@@ -12739,12 +13452,14 @@
               <w:spacing w:line="360" w:lineRule="auto"/>
               <w:jc w:val="center"/>
             </w:pPr>
+            <w:proofErr w:type="spellStart"/>
             <w:r>
               <w:rPr>
                 <w:sz w:val="21"/>
               </w:rPr>
               <w:t>密码哈希</w:t>
             </w:r>
+            <w:proofErr w:type="spellEnd"/>
           </w:p>
         </w:tc>
       </w:tr>
@@ -12777,11 +13492,19 @@
               <w:spacing w:line="360" w:lineRule="auto"/>
               <w:jc w:val="center"/>
             </w:pPr>
+            <w:proofErr w:type="gramStart"/>
             <w:r>
               <w:rPr>
                 <w:sz w:val="21"/>
               </w:rPr>
-              <w:t>String(20)</w:t>
+              <w:t>String(</w:t>
+            </w:r>
+            <w:proofErr w:type="gramEnd"/>
+            <w:r>
+              <w:rPr>
+                <w:sz w:val="21"/>
+              </w:rPr>
+              <w:t>20)</w:t>
             </w:r>
           </w:p>
         </w:tc>
@@ -12795,6 +13518,7 @@
               <w:spacing w:line="360" w:lineRule="auto"/>
               <w:jc w:val="center"/>
             </w:pPr>
+            <w:proofErr w:type="spellStart"/>
             <w:r>
               <w:rPr>
                 <w:sz w:val="21"/>
@@ -12805,7 +13529,14 @@
               <w:rPr>
                 <w:sz w:val="21"/>
               </w:rPr>
-              <w:t>user/admin</w:t>
+              <w:t>user</w:t>
+            </w:r>
+            <w:proofErr w:type="spellEnd"/>
+            <w:r>
+              <w:rPr>
+                <w:sz w:val="21"/>
+              </w:rPr>
+              <w:t>/admin</w:t>
             </w:r>
           </w:p>
         </w:tc>
@@ -12833,18 +13564,28 @@
         </w:rPr>
         <w:t xml:space="preserve">4-2 </w:t>
       </w:r>
+      <w:proofErr w:type="spellStart"/>
       <w:r>
         <w:rPr>
           <w:sz w:val="21"/>
         </w:rPr>
         <w:t>检测历史表</w:t>
       </w:r>
+      <w:proofErr w:type="spellEnd"/>
       <w:r>
         <w:rPr>
           <w:sz w:val="21"/>
         </w:rPr>
-        <w:t xml:space="preserve"> DetectionHistory</w:t>
-      </w:r>
+        <w:t xml:space="preserve"> </w:t>
+      </w:r>
+      <w:proofErr w:type="spellStart"/>
+      <w:r>
+        <w:rPr>
+          <w:sz w:val="21"/>
+        </w:rPr>
+        <w:t>DetectionHistory</w:t>
+      </w:r>
+      <w:proofErr w:type="spellEnd"/>
     </w:p>
     <w:tbl>
       <w:tblPr>
@@ -12868,12 +13609,14 @@
               <w:spacing w:line="360" w:lineRule="auto"/>
               <w:jc w:val="center"/>
             </w:pPr>
+            <w:proofErr w:type="spellStart"/>
             <w:r>
               <w:rPr>
                 <w:sz w:val="21"/>
               </w:rPr>
               <w:t>字段名</w:t>
             </w:r>
+            <w:proofErr w:type="spellEnd"/>
           </w:p>
         </w:tc>
         <w:tc>
@@ -12886,12 +13629,14 @@
               <w:spacing w:line="360" w:lineRule="auto"/>
               <w:jc w:val="center"/>
             </w:pPr>
+            <w:proofErr w:type="spellStart"/>
             <w:r>
               <w:rPr>
                 <w:sz w:val="21"/>
               </w:rPr>
               <w:t>类型</w:t>
             </w:r>
+            <w:proofErr w:type="spellEnd"/>
           </w:p>
         </w:tc>
         <w:tc>
@@ -12904,12 +13649,14 @@
               <w:spacing w:line="360" w:lineRule="auto"/>
               <w:jc w:val="center"/>
             </w:pPr>
+            <w:proofErr w:type="spellStart"/>
             <w:r>
               <w:rPr>
                 <w:sz w:val="21"/>
               </w:rPr>
               <w:t>说明</w:t>
             </w:r>
+            <w:proofErr w:type="spellEnd"/>
           </w:p>
         </w:tc>
       </w:tr>
@@ -12960,12 +13707,14 @@
               <w:spacing w:line="360" w:lineRule="auto"/>
               <w:jc w:val="center"/>
             </w:pPr>
+            <w:proofErr w:type="spellStart"/>
             <w:r>
               <w:rPr>
                 <w:sz w:val="21"/>
               </w:rPr>
               <w:t>主键</w:t>
             </w:r>
+            <w:proofErr w:type="spellEnd"/>
           </w:p>
         </w:tc>
       </w:tr>
@@ -12998,11 +13747,19 @@
               <w:spacing w:line="360" w:lineRule="auto"/>
               <w:jc w:val="center"/>
             </w:pPr>
+            <w:proofErr w:type="gramStart"/>
             <w:r>
               <w:rPr>
                 <w:sz w:val="21"/>
               </w:rPr>
-              <w:t>String(300)</w:t>
+              <w:t>String(</w:t>
+            </w:r>
+            <w:proofErr w:type="gramEnd"/>
+            <w:r>
+              <w:rPr>
+                <w:sz w:val="21"/>
+              </w:rPr>
+              <w:t>300)</w:t>
             </w:r>
           </w:p>
         </w:tc>
@@ -13016,12 +13773,14 @@
               <w:spacing w:line="360" w:lineRule="auto"/>
               <w:jc w:val="center"/>
             </w:pPr>
+            <w:proofErr w:type="spellStart"/>
             <w:r>
               <w:rPr>
                 <w:sz w:val="21"/>
               </w:rPr>
               <w:t>原始文件名</w:t>
             </w:r>
+            <w:proofErr w:type="spellEnd"/>
           </w:p>
         </w:tc>
       </w:tr>
@@ -13036,11 +13795,39 @@
               <w:spacing w:line="360" w:lineRule="auto"/>
               <w:jc w:val="center"/>
             </w:pPr>
+            <w:proofErr w:type="spellStart"/>
             <w:r>
               <w:rPr>
                 <w:sz w:val="21"/>
               </w:rPr>
               <w:t>result_image</w:t>
+            </w:r>
+            <w:proofErr w:type="spellEnd"/>
+          </w:p>
+        </w:tc>
+        <w:tc>
+          <w:tcPr>
+            <w:tcW w:w="3118" w:type="dxa"/>
+            <w:vAlign w:val="center"/>
+          </w:tcPr>
+          <w:p>
+            <w:pPr>
+              <w:spacing w:line="360" w:lineRule="auto"/>
+              <w:jc w:val="center"/>
+            </w:pPr>
+            <w:proofErr w:type="gramStart"/>
+            <w:r>
+              <w:rPr>
+                <w:sz w:val="21"/>
+              </w:rPr>
+              <w:t>String(</w:t>
+            </w:r>
+            <w:proofErr w:type="gramEnd"/>
+            <w:r>
+              <w:rPr>
+                <w:sz w:val="21"/>
+              </w:rPr>
+              <w:t>300)</w:t>
             </w:r>
           </w:p>
         </w:tc>
@@ -13054,30 +13841,14 @@
               <w:spacing w:line="360" w:lineRule="auto"/>
               <w:jc w:val="center"/>
             </w:pPr>
-            <w:r>
-              <w:rPr>
-                <w:sz w:val="21"/>
-              </w:rPr>
-              <w:t>String(300)</w:t>
-            </w:r>
-          </w:p>
-        </w:tc>
-        <w:tc>
-          <w:tcPr>
-            <w:tcW w:w="3118" w:type="dxa"/>
-            <w:vAlign w:val="center"/>
-          </w:tcPr>
-          <w:p>
-            <w:pPr>
-              <w:spacing w:line="360" w:lineRule="auto"/>
-              <w:jc w:val="center"/>
-            </w:pPr>
+            <w:proofErr w:type="spellStart"/>
             <w:r>
               <w:rPr>
                 <w:sz w:val="21"/>
               </w:rPr>
               <w:t>结果图文件名</w:t>
             </w:r>
+            <w:proofErr w:type="spellEnd"/>
           </w:p>
         </w:tc>
       </w:tr>
@@ -13092,12 +13863,14 @@
               <w:spacing w:line="360" w:lineRule="auto"/>
               <w:jc w:val="center"/>
             </w:pPr>
+            <w:proofErr w:type="spellStart"/>
             <w:r>
               <w:rPr>
                 <w:sz w:val="21"/>
               </w:rPr>
               <w:t>upload_date</w:t>
             </w:r>
+            <w:proofErr w:type="spellEnd"/>
           </w:p>
         </w:tc>
         <w:tc>
@@ -13110,12 +13883,14 @@
               <w:spacing w:line="360" w:lineRule="auto"/>
               <w:jc w:val="center"/>
             </w:pPr>
+            <w:proofErr w:type="spellStart"/>
             <w:r>
               <w:rPr>
                 <w:sz w:val="21"/>
               </w:rPr>
               <w:t>DateTime</w:t>
             </w:r>
+            <w:proofErr w:type="spellEnd"/>
           </w:p>
         </w:tc>
         <w:tc>
@@ -13128,12 +13903,14 @@
               <w:spacing w:line="360" w:lineRule="auto"/>
               <w:jc w:val="center"/>
             </w:pPr>
+            <w:proofErr w:type="spellStart"/>
             <w:r>
               <w:rPr>
                 <w:sz w:val="21"/>
               </w:rPr>
               <w:t>上传检测时间</w:t>
             </w:r>
+            <w:proofErr w:type="spellEnd"/>
           </w:p>
         </w:tc>
       </w:tr>
@@ -13148,11 +13925,39 @@
               <w:spacing w:line="360" w:lineRule="auto"/>
               <w:jc w:val="center"/>
             </w:pPr>
+            <w:proofErr w:type="spellStart"/>
             <w:r>
               <w:rPr>
                 <w:sz w:val="21"/>
               </w:rPr>
               <w:t>defect_type</w:t>
+            </w:r>
+            <w:proofErr w:type="spellEnd"/>
+          </w:p>
+        </w:tc>
+        <w:tc>
+          <w:tcPr>
+            <w:tcW w:w="3118" w:type="dxa"/>
+            <w:vAlign w:val="center"/>
+          </w:tcPr>
+          <w:p>
+            <w:pPr>
+              <w:spacing w:line="360" w:lineRule="auto"/>
+              <w:jc w:val="center"/>
+            </w:pPr>
+            <w:proofErr w:type="gramStart"/>
+            <w:r>
+              <w:rPr>
+                <w:sz w:val="21"/>
+              </w:rPr>
+              <w:t>String(</w:t>
+            </w:r>
+            <w:proofErr w:type="gramEnd"/>
+            <w:r>
+              <w:rPr>
+                <w:sz w:val="21"/>
+              </w:rPr>
+              <w:t>100)</w:t>
             </w:r>
           </w:p>
         </w:tc>
@@ -13166,30 +13971,14 @@
               <w:spacing w:line="360" w:lineRule="auto"/>
               <w:jc w:val="center"/>
             </w:pPr>
-            <w:r>
-              <w:rPr>
-                <w:sz w:val="21"/>
-              </w:rPr>
-              <w:t>String(100)</w:t>
-            </w:r>
-          </w:p>
-        </w:tc>
-        <w:tc>
-          <w:tcPr>
-            <w:tcW w:w="3118" w:type="dxa"/>
-            <w:vAlign w:val="center"/>
-          </w:tcPr>
-          <w:p>
-            <w:pPr>
-              <w:spacing w:line="360" w:lineRule="auto"/>
-              <w:jc w:val="center"/>
-            </w:pPr>
+            <w:proofErr w:type="spellStart"/>
             <w:r>
               <w:rPr>
                 <w:sz w:val="21"/>
               </w:rPr>
               <w:t>缺陷类型</w:t>
             </w:r>
+            <w:proofErr w:type="spellEnd"/>
           </w:p>
         </w:tc>
       </w:tr>
@@ -13240,12 +14029,14 @@
               <w:spacing w:line="360" w:lineRule="auto"/>
               <w:jc w:val="center"/>
             </w:pPr>
+            <w:proofErr w:type="spellStart"/>
             <w:r>
               <w:rPr>
                 <w:sz w:val="21"/>
               </w:rPr>
               <w:t>最高置信度</w:t>
             </w:r>
+            <w:proofErr w:type="spellEnd"/>
           </w:p>
         </w:tc>
       </w:tr>
@@ -13260,12 +14051,14 @@
               <w:spacing w:line="360" w:lineRule="auto"/>
               <w:jc w:val="center"/>
             </w:pPr>
+            <w:proofErr w:type="spellStart"/>
             <w:r>
               <w:rPr>
                 <w:sz w:val="21"/>
               </w:rPr>
               <w:t>user_id</w:t>
             </w:r>
+            <w:proofErr w:type="spellEnd"/>
           </w:p>
         </w:tc>
         <w:tc>
@@ -13296,12 +14089,14 @@
               <w:spacing w:line="360" w:lineRule="auto"/>
               <w:jc w:val="center"/>
             </w:pPr>
+            <w:proofErr w:type="spellStart"/>
             <w:r>
               <w:rPr>
                 <w:sz w:val="21"/>
               </w:rPr>
               <w:t>关联用户</w:t>
             </w:r>
+            <w:proofErr w:type="spellEnd"/>
             <w:r>
               <w:rPr>
                 <w:sz w:val="21"/>
@@ -13340,11 +14135,19 @@
               <w:spacing w:line="360" w:lineRule="auto"/>
               <w:jc w:val="center"/>
             </w:pPr>
+            <w:proofErr w:type="gramStart"/>
             <w:r>
               <w:rPr>
                 <w:sz w:val="21"/>
               </w:rPr>
-              <w:t>String(10)</w:t>
+              <w:t>String(</w:t>
+            </w:r>
+            <w:proofErr w:type="gramEnd"/>
+            <w:r>
+              <w:rPr>
+                <w:sz w:val="21"/>
+              </w:rPr>
+              <w:t>10)</w:t>
             </w:r>
           </w:p>
         </w:tc>
@@ -13358,12 +14161,14 @@
               <w:spacing w:line="360" w:lineRule="auto"/>
               <w:jc w:val="center"/>
             </w:pPr>
+            <w:proofErr w:type="spellStart"/>
             <w:r>
               <w:rPr>
                 <w:sz w:val="21"/>
               </w:rPr>
               <w:t>等级结果</w:t>
             </w:r>
+            <w:proofErr w:type="spellEnd"/>
           </w:p>
         </w:tc>
       </w:tr>
@@ -13390,18 +14195,28 @@
         </w:rPr>
         <w:t xml:space="preserve">4-3 </w:t>
       </w:r>
+      <w:proofErr w:type="spellStart"/>
       <w:r>
         <w:rPr>
           <w:sz w:val="21"/>
         </w:rPr>
         <w:t>工作日志表</w:t>
       </w:r>
+      <w:proofErr w:type="spellEnd"/>
       <w:r>
         <w:rPr>
           <w:sz w:val="21"/>
         </w:rPr>
-        <w:t xml:space="preserve"> WorkLog</w:t>
-      </w:r>
+        <w:t xml:space="preserve"> </w:t>
+      </w:r>
+      <w:proofErr w:type="spellStart"/>
+      <w:r>
+        <w:rPr>
+          <w:sz w:val="21"/>
+        </w:rPr>
+        <w:t>WorkLog</w:t>
+      </w:r>
+      <w:proofErr w:type="spellEnd"/>
     </w:p>
     <w:tbl>
       <w:tblPr>
@@ -13425,12 +14240,14 @@
               <w:spacing w:line="360" w:lineRule="auto"/>
               <w:jc w:val="center"/>
             </w:pPr>
+            <w:proofErr w:type="spellStart"/>
             <w:r>
               <w:rPr>
                 <w:sz w:val="21"/>
               </w:rPr>
               <w:t>字段名</w:t>
             </w:r>
+            <w:proofErr w:type="spellEnd"/>
           </w:p>
         </w:tc>
         <w:tc>
@@ -13443,12 +14260,14 @@
               <w:spacing w:line="360" w:lineRule="auto"/>
               <w:jc w:val="center"/>
             </w:pPr>
+            <w:proofErr w:type="spellStart"/>
             <w:r>
               <w:rPr>
                 <w:sz w:val="21"/>
               </w:rPr>
               <w:t>类型</w:t>
             </w:r>
+            <w:proofErr w:type="spellEnd"/>
           </w:p>
         </w:tc>
         <w:tc>
@@ -13461,12 +14280,14 @@
               <w:spacing w:line="360" w:lineRule="auto"/>
               <w:jc w:val="center"/>
             </w:pPr>
+            <w:proofErr w:type="spellStart"/>
             <w:r>
               <w:rPr>
                 <w:sz w:val="21"/>
               </w:rPr>
               <w:t>说明</w:t>
             </w:r>
+            <w:proofErr w:type="spellEnd"/>
           </w:p>
         </w:tc>
       </w:tr>
@@ -13517,12 +14338,14 @@
               <w:spacing w:line="360" w:lineRule="auto"/>
               <w:jc w:val="center"/>
             </w:pPr>
+            <w:proofErr w:type="spellStart"/>
             <w:r>
               <w:rPr>
                 <w:sz w:val="21"/>
               </w:rPr>
               <w:t>主键</w:t>
             </w:r>
+            <w:proofErr w:type="spellEnd"/>
           </w:p>
         </w:tc>
       </w:tr>
@@ -13537,12 +14360,14 @@
               <w:spacing w:line="360" w:lineRule="auto"/>
               <w:jc w:val="center"/>
             </w:pPr>
+            <w:proofErr w:type="spellStart"/>
             <w:r>
               <w:rPr>
                 <w:sz w:val="21"/>
               </w:rPr>
               <w:t>user_id</w:t>
             </w:r>
+            <w:proofErr w:type="spellEnd"/>
           </w:p>
         </w:tc>
         <w:tc>
@@ -13573,12 +14398,14 @@
               <w:spacing w:line="360" w:lineRule="auto"/>
               <w:jc w:val="center"/>
             </w:pPr>
+            <w:proofErr w:type="spellStart"/>
             <w:r>
               <w:rPr>
                 <w:sz w:val="21"/>
               </w:rPr>
               <w:t>操作用户</w:t>
             </w:r>
+            <w:proofErr w:type="spellEnd"/>
             <w:r>
               <w:rPr>
                 <w:sz w:val="21"/>
@@ -13599,12 +14426,14 @@
               <w:spacing w:line="360" w:lineRule="auto"/>
               <w:jc w:val="center"/>
             </w:pPr>
+            <w:proofErr w:type="spellStart"/>
             <w:r>
               <w:rPr>
                 <w:sz w:val="21"/>
               </w:rPr>
               <w:t>login_time</w:t>
             </w:r>
+            <w:proofErr w:type="spellEnd"/>
           </w:p>
         </w:tc>
         <w:tc>
@@ -13617,12 +14446,14 @@
               <w:spacing w:line="360" w:lineRule="auto"/>
               <w:jc w:val="center"/>
             </w:pPr>
+            <w:proofErr w:type="spellStart"/>
             <w:r>
               <w:rPr>
                 <w:sz w:val="21"/>
               </w:rPr>
               <w:t>DateTime</w:t>
             </w:r>
+            <w:proofErr w:type="spellEnd"/>
           </w:p>
         </w:tc>
         <w:tc>
@@ -13635,12 +14466,14 @@
               <w:spacing w:line="360" w:lineRule="auto"/>
               <w:jc w:val="center"/>
             </w:pPr>
+            <w:proofErr w:type="spellStart"/>
             <w:r>
               <w:rPr>
                 <w:sz w:val="21"/>
               </w:rPr>
               <w:t>登录时间</w:t>
             </w:r>
+            <w:proofErr w:type="spellEnd"/>
           </w:p>
         </w:tc>
       </w:tr>
@@ -13655,12 +14488,14 @@
               <w:spacing w:line="360" w:lineRule="auto"/>
               <w:jc w:val="center"/>
             </w:pPr>
+            <w:proofErr w:type="spellStart"/>
             <w:r>
               <w:rPr>
                 <w:sz w:val="21"/>
               </w:rPr>
               <w:t>logout_time</w:t>
             </w:r>
+            <w:proofErr w:type="spellEnd"/>
           </w:p>
         </w:tc>
         <w:tc>
@@ -13673,12 +14508,14 @@
               <w:spacing w:line="360" w:lineRule="auto"/>
               <w:jc w:val="center"/>
             </w:pPr>
+            <w:proofErr w:type="spellStart"/>
             <w:r>
               <w:rPr>
                 <w:sz w:val="21"/>
               </w:rPr>
               <w:t>DateTime</w:t>
             </w:r>
+            <w:proofErr w:type="spellEnd"/>
           </w:p>
         </w:tc>
         <w:tc>
@@ -13691,12 +14528,14 @@
               <w:spacing w:line="360" w:lineRule="auto"/>
               <w:jc w:val="center"/>
             </w:pPr>
+            <w:proofErr w:type="spellStart"/>
             <w:r>
               <w:rPr>
                 <w:sz w:val="21"/>
               </w:rPr>
               <w:t>退出时间</w:t>
             </w:r>
+            <w:proofErr w:type="spellEnd"/>
           </w:p>
         </w:tc>
       </w:tr>
@@ -13723,18 +14562,28 @@
         </w:rPr>
         <w:t xml:space="preserve">4-4 </w:t>
       </w:r>
+      <w:proofErr w:type="spellStart"/>
       <w:r>
         <w:rPr>
           <w:sz w:val="21"/>
         </w:rPr>
         <w:t>销售记录表</w:t>
       </w:r>
+      <w:proofErr w:type="spellEnd"/>
       <w:r>
         <w:rPr>
           <w:sz w:val="21"/>
         </w:rPr>
-        <w:t xml:space="preserve"> SalesRecord</w:t>
-      </w:r>
+        <w:t xml:space="preserve"> </w:t>
+      </w:r>
+      <w:proofErr w:type="spellStart"/>
+      <w:r>
+        <w:rPr>
+          <w:sz w:val="21"/>
+        </w:rPr>
+        <w:t>SalesRecord</w:t>
+      </w:r>
+      <w:proofErr w:type="spellEnd"/>
     </w:p>
     <w:tbl>
       <w:tblPr>
@@ -13758,12 +14607,14 @@
               <w:spacing w:line="360" w:lineRule="auto"/>
               <w:jc w:val="center"/>
             </w:pPr>
+            <w:proofErr w:type="spellStart"/>
             <w:r>
               <w:rPr>
                 <w:sz w:val="21"/>
               </w:rPr>
               <w:t>字段名</w:t>
             </w:r>
+            <w:proofErr w:type="spellEnd"/>
           </w:p>
         </w:tc>
         <w:tc>
@@ -13776,12 +14627,14 @@
               <w:spacing w:line="360" w:lineRule="auto"/>
               <w:jc w:val="center"/>
             </w:pPr>
+            <w:proofErr w:type="spellStart"/>
             <w:r>
               <w:rPr>
                 <w:sz w:val="21"/>
               </w:rPr>
               <w:t>类型</w:t>
             </w:r>
+            <w:proofErr w:type="spellEnd"/>
           </w:p>
         </w:tc>
         <w:tc>
@@ -13794,12 +14647,14 @@
               <w:spacing w:line="360" w:lineRule="auto"/>
               <w:jc w:val="center"/>
             </w:pPr>
+            <w:proofErr w:type="spellStart"/>
             <w:r>
               <w:rPr>
                 <w:sz w:val="21"/>
               </w:rPr>
               <w:t>说明</w:t>
             </w:r>
+            <w:proofErr w:type="spellEnd"/>
           </w:p>
         </w:tc>
       </w:tr>
@@ -13850,12 +14705,14 @@
               <w:spacing w:line="360" w:lineRule="auto"/>
               <w:jc w:val="center"/>
             </w:pPr>
+            <w:proofErr w:type="spellStart"/>
             <w:r>
               <w:rPr>
                 <w:sz w:val="21"/>
               </w:rPr>
               <w:t>主键</w:t>
             </w:r>
+            <w:proofErr w:type="spellEnd"/>
           </w:p>
         </w:tc>
       </w:tr>
@@ -13870,11 +14727,39 @@
               <w:spacing w:line="360" w:lineRule="auto"/>
               <w:jc w:val="center"/>
             </w:pPr>
+            <w:proofErr w:type="spellStart"/>
             <w:r>
               <w:rPr>
                 <w:sz w:val="21"/>
               </w:rPr>
               <w:t>customer_name</w:t>
+            </w:r>
+            <w:proofErr w:type="spellEnd"/>
+          </w:p>
+        </w:tc>
+        <w:tc>
+          <w:tcPr>
+            <w:tcW w:w="3118" w:type="dxa"/>
+            <w:vAlign w:val="center"/>
+          </w:tcPr>
+          <w:p>
+            <w:pPr>
+              <w:spacing w:line="360" w:lineRule="auto"/>
+              <w:jc w:val="center"/>
+            </w:pPr>
+            <w:proofErr w:type="gramStart"/>
+            <w:r>
+              <w:rPr>
+                <w:sz w:val="21"/>
+              </w:rPr>
+              <w:t>String(</w:t>
+            </w:r>
+            <w:proofErr w:type="gramEnd"/>
+            <w:r>
+              <w:rPr>
+                <w:sz w:val="21"/>
+              </w:rPr>
+              <w:t>100)</w:t>
             </w:r>
           </w:p>
         </w:tc>
@@ -13888,30 +14773,14 @@
               <w:spacing w:line="360" w:lineRule="auto"/>
               <w:jc w:val="center"/>
             </w:pPr>
-            <w:r>
-              <w:rPr>
-                <w:sz w:val="21"/>
-              </w:rPr>
-              <w:t>String(100)</w:t>
-            </w:r>
-          </w:p>
-        </w:tc>
-        <w:tc>
-          <w:tcPr>
-            <w:tcW w:w="3118" w:type="dxa"/>
-            <w:vAlign w:val="center"/>
-          </w:tcPr>
-          <w:p>
-            <w:pPr>
-              <w:spacing w:line="360" w:lineRule="auto"/>
-              <w:jc w:val="center"/>
-            </w:pPr>
+            <w:proofErr w:type="spellStart"/>
             <w:r>
               <w:rPr>
                 <w:sz w:val="21"/>
               </w:rPr>
               <w:t>客户名称</w:t>
             </w:r>
+            <w:proofErr w:type="spellEnd"/>
           </w:p>
         </w:tc>
       </w:tr>
@@ -13926,11 +14795,39 @@
               <w:spacing w:line="360" w:lineRule="auto"/>
               <w:jc w:val="center"/>
             </w:pPr>
+            <w:proofErr w:type="spellStart"/>
             <w:r>
               <w:rPr>
                 <w:sz w:val="21"/>
               </w:rPr>
               <w:t>product_grade</w:t>
+            </w:r>
+            <w:proofErr w:type="spellEnd"/>
+          </w:p>
+        </w:tc>
+        <w:tc>
+          <w:tcPr>
+            <w:tcW w:w="3118" w:type="dxa"/>
+            <w:vAlign w:val="center"/>
+          </w:tcPr>
+          <w:p>
+            <w:pPr>
+              <w:spacing w:line="360" w:lineRule="auto"/>
+              <w:jc w:val="center"/>
+            </w:pPr>
+            <w:proofErr w:type="gramStart"/>
+            <w:r>
+              <w:rPr>
+                <w:sz w:val="21"/>
+              </w:rPr>
+              <w:t>String(</w:t>
+            </w:r>
+            <w:proofErr w:type="gramEnd"/>
+            <w:r>
+              <w:rPr>
+                <w:sz w:val="21"/>
+              </w:rPr>
+              <w:t>50)</w:t>
             </w:r>
           </w:p>
         </w:tc>
@@ -13944,30 +14841,14 @@
               <w:spacing w:line="360" w:lineRule="auto"/>
               <w:jc w:val="center"/>
             </w:pPr>
-            <w:r>
-              <w:rPr>
-                <w:sz w:val="21"/>
-              </w:rPr>
-              <w:t>String(50)</w:t>
-            </w:r>
-          </w:p>
-        </w:tc>
-        <w:tc>
-          <w:tcPr>
-            <w:tcW w:w="3118" w:type="dxa"/>
-            <w:vAlign w:val="center"/>
-          </w:tcPr>
-          <w:p>
-            <w:pPr>
-              <w:spacing w:line="360" w:lineRule="auto"/>
-              <w:jc w:val="center"/>
-            </w:pPr>
+            <w:proofErr w:type="spellStart"/>
             <w:r>
               <w:rPr>
                 <w:sz w:val="21"/>
               </w:rPr>
               <w:t>销售等级</w:t>
             </w:r>
+            <w:proofErr w:type="spellEnd"/>
           </w:p>
         </w:tc>
       </w:tr>
@@ -14018,12 +14899,14 @@
               <w:spacing w:line="360" w:lineRule="auto"/>
               <w:jc w:val="center"/>
             </w:pPr>
+            <w:proofErr w:type="spellStart"/>
             <w:r>
               <w:rPr>
                 <w:sz w:val="21"/>
               </w:rPr>
               <w:t>数量</w:t>
             </w:r>
+            <w:proofErr w:type="spellEnd"/>
           </w:p>
         </w:tc>
       </w:tr>
@@ -14038,12 +14921,14 @@
               <w:spacing w:line="360" w:lineRule="auto"/>
               <w:jc w:val="center"/>
             </w:pPr>
+            <w:proofErr w:type="spellStart"/>
             <w:r>
               <w:rPr>
                 <w:sz w:val="21"/>
               </w:rPr>
               <w:t>total_price</w:t>
             </w:r>
+            <w:proofErr w:type="spellEnd"/>
           </w:p>
         </w:tc>
         <w:tc>
@@ -14074,12 +14959,14 @@
               <w:spacing w:line="360" w:lineRule="auto"/>
               <w:jc w:val="center"/>
             </w:pPr>
+            <w:proofErr w:type="spellStart"/>
             <w:r>
               <w:rPr>
                 <w:sz w:val="21"/>
               </w:rPr>
               <w:t>订单总价</w:t>
             </w:r>
+            <w:proofErr w:type="spellEnd"/>
           </w:p>
         </w:tc>
       </w:tr>
@@ -14094,12 +14981,14 @@
               <w:spacing w:line="360" w:lineRule="auto"/>
               <w:jc w:val="center"/>
             </w:pPr>
+            <w:proofErr w:type="spellStart"/>
             <w:r>
               <w:rPr>
                 <w:sz w:val="21"/>
               </w:rPr>
               <w:t>sale_date</w:t>
             </w:r>
+            <w:proofErr w:type="spellEnd"/>
           </w:p>
         </w:tc>
         <w:tc>
@@ -14112,12 +15001,14 @@
               <w:spacing w:line="360" w:lineRule="auto"/>
               <w:jc w:val="center"/>
             </w:pPr>
+            <w:proofErr w:type="spellStart"/>
             <w:r>
               <w:rPr>
                 <w:sz w:val="21"/>
               </w:rPr>
               <w:t>DateTime</w:t>
             </w:r>
+            <w:proofErr w:type="spellEnd"/>
           </w:p>
         </w:tc>
         <w:tc>
@@ -14130,12 +15021,14 @@
               <w:spacing w:line="360" w:lineRule="auto"/>
               <w:jc w:val="center"/>
             </w:pPr>
+            <w:proofErr w:type="spellStart"/>
             <w:r>
               <w:rPr>
                 <w:sz w:val="21"/>
               </w:rPr>
               <w:t>销售时间</w:t>
             </w:r>
+            <w:proofErr w:type="spellEnd"/>
           </w:p>
         </w:tc>
       </w:tr>
@@ -14162,12 +15055,14 @@
         </w:rPr>
         <w:t xml:space="preserve">4-5 </w:t>
       </w:r>
+      <w:proofErr w:type="spellStart"/>
       <w:r>
         <w:rPr>
           <w:sz w:val="21"/>
         </w:rPr>
         <w:t>系统设置表</w:t>
       </w:r>
+      <w:proofErr w:type="spellEnd"/>
       <w:r>
         <w:rPr>
           <w:sz w:val="21"/>
@@ -14197,12 +15092,14 @@
               <w:spacing w:line="360" w:lineRule="auto"/>
               <w:jc w:val="center"/>
             </w:pPr>
+            <w:proofErr w:type="spellStart"/>
             <w:r>
               <w:rPr>
                 <w:sz w:val="21"/>
               </w:rPr>
               <w:t>字段名</w:t>
             </w:r>
+            <w:proofErr w:type="spellEnd"/>
           </w:p>
         </w:tc>
         <w:tc>
@@ -14215,12 +15112,14 @@
               <w:spacing w:line="360" w:lineRule="auto"/>
               <w:jc w:val="center"/>
             </w:pPr>
+            <w:proofErr w:type="spellStart"/>
             <w:r>
               <w:rPr>
                 <w:sz w:val="21"/>
               </w:rPr>
               <w:t>类型</w:t>
             </w:r>
+            <w:proofErr w:type="spellEnd"/>
           </w:p>
         </w:tc>
         <w:tc>
@@ -14233,12 +15132,14 @@
               <w:spacing w:line="360" w:lineRule="auto"/>
               <w:jc w:val="center"/>
             </w:pPr>
+            <w:proofErr w:type="spellStart"/>
             <w:r>
               <w:rPr>
                 <w:sz w:val="21"/>
               </w:rPr>
               <w:t>说明</w:t>
             </w:r>
+            <w:proofErr w:type="spellEnd"/>
           </w:p>
         </w:tc>
       </w:tr>
@@ -14289,12 +15190,14 @@
               <w:spacing w:line="360" w:lineRule="auto"/>
               <w:jc w:val="center"/>
             </w:pPr>
+            <w:proofErr w:type="spellStart"/>
             <w:r>
               <w:rPr>
                 <w:sz w:val="21"/>
               </w:rPr>
               <w:t>主键</w:t>
             </w:r>
+            <w:proofErr w:type="spellEnd"/>
           </w:p>
         </w:tc>
       </w:tr>
@@ -14309,11 +15212,39 @@
               <w:spacing w:line="360" w:lineRule="auto"/>
               <w:jc w:val="center"/>
             </w:pPr>
+            <w:proofErr w:type="spellStart"/>
             <w:r>
               <w:rPr>
                 <w:sz w:val="21"/>
               </w:rPr>
               <w:t>key_name</w:t>
+            </w:r>
+            <w:proofErr w:type="spellEnd"/>
+          </w:p>
+        </w:tc>
+        <w:tc>
+          <w:tcPr>
+            <w:tcW w:w="3118" w:type="dxa"/>
+            <w:vAlign w:val="center"/>
+          </w:tcPr>
+          <w:p>
+            <w:pPr>
+              <w:spacing w:line="360" w:lineRule="auto"/>
+              <w:jc w:val="center"/>
+            </w:pPr>
+            <w:proofErr w:type="gramStart"/>
+            <w:r>
+              <w:rPr>
+                <w:sz w:val="21"/>
+              </w:rPr>
+              <w:t>String(</w:t>
+            </w:r>
+            <w:proofErr w:type="gramEnd"/>
+            <w:r>
+              <w:rPr>
+                <w:sz w:val="21"/>
+              </w:rPr>
+              <w:t>50)</w:t>
             </w:r>
           </w:p>
         </w:tc>
@@ -14327,30 +15258,14 @@
               <w:spacing w:line="360" w:lineRule="auto"/>
               <w:jc w:val="center"/>
             </w:pPr>
-            <w:r>
-              <w:rPr>
-                <w:sz w:val="21"/>
-              </w:rPr>
-              <w:t>String(50)</w:t>
-            </w:r>
-          </w:p>
-        </w:tc>
-        <w:tc>
-          <w:tcPr>
-            <w:tcW w:w="3118" w:type="dxa"/>
-            <w:vAlign w:val="center"/>
-          </w:tcPr>
-          <w:p>
-            <w:pPr>
-              <w:spacing w:line="360" w:lineRule="auto"/>
-              <w:jc w:val="center"/>
-            </w:pPr>
+            <w:proofErr w:type="spellStart"/>
             <w:r>
               <w:rPr>
                 <w:sz w:val="21"/>
               </w:rPr>
               <w:t>设置键名</w:t>
             </w:r>
+            <w:proofErr w:type="spellEnd"/>
           </w:p>
         </w:tc>
       </w:tr>
@@ -14383,11 +15298,19 @@
               <w:spacing w:line="360" w:lineRule="auto"/>
               <w:jc w:val="center"/>
             </w:pPr>
+            <w:proofErr w:type="gramStart"/>
             <w:r>
               <w:rPr>
                 <w:sz w:val="21"/>
               </w:rPr>
-              <w:t>String(200)</w:t>
+              <w:t>String(</w:t>
+            </w:r>
+            <w:proofErr w:type="gramEnd"/>
+            <w:r>
+              <w:rPr>
+                <w:sz w:val="21"/>
+              </w:rPr>
+              <w:t>200)</w:t>
             </w:r>
           </w:p>
         </w:tc>
@@ -14401,12 +15324,14 @@
               <w:spacing w:line="360" w:lineRule="auto"/>
               <w:jc w:val="center"/>
             </w:pPr>
+            <w:proofErr w:type="spellStart"/>
             <w:r>
               <w:rPr>
                 <w:sz w:val="21"/>
               </w:rPr>
               <w:t>设置值</w:t>
             </w:r>
+            <w:proofErr w:type="spellEnd"/>
           </w:p>
         </w:tc>
       </w:tr>
@@ -14433,12 +15358,14 @@
         </w:rPr>
         <w:t xml:space="preserve">4-6 </w:t>
       </w:r>
+      <w:proofErr w:type="spellStart"/>
       <w:r>
         <w:rPr>
           <w:sz w:val="21"/>
         </w:rPr>
         <w:t>库存表</w:t>
       </w:r>
+      <w:proofErr w:type="spellEnd"/>
       <w:r>
         <w:rPr>
           <w:sz w:val="21"/>
@@ -14468,12 +15395,14 @@
               <w:spacing w:line="360" w:lineRule="auto"/>
               <w:jc w:val="center"/>
             </w:pPr>
+            <w:proofErr w:type="spellStart"/>
             <w:r>
               <w:rPr>
                 <w:sz w:val="21"/>
               </w:rPr>
               <w:t>字段名</w:t>
             </w:r>
+            <w:proofErr w:type="spellEnd"/>
           </w:p>
         </w:tc>
         <w:tc>
@@ -14486,12 +15415,14 @@
               <w:spacing w:line="360" w:lineRule="auto"/>
               <w:jc w:val="center"/>
             </w:pPr>
+            <w:proofErr w:type="spellStart"/>
             <w:r>
               <w:rPr>
                 <w:sz w:val="21"/>
               </w:rPr>
               <w:t>类型</w:t>
             </w:r>
+            <w:proofErr w:type="spellEnd"/>
           </w:p>
         </w:tc>
         <w:tc>
@@ -14504,12 +15435,14 @@
               <w:spacing w:line="360" w:lineRule="auto"/>
               <w:jc w:val="center"/>
             </w:pPr>
+            <w:proofErr w:type="spellStart"/>
             <w:r>
               <w:rPr>
                 <w:sz w:val="21"/>
               </w:rPr>
               <w:t>说明</w:t>
             </w:r>
+            <w:proofErr w:type="spellEnd"/>
           </w:p>
         </w:tc>
       </w:tr>
@@ -14542,11 +15475,19 @@
               <w:spacing w:line="360" w:lineRule="auto"/>
               <w:jc w:val="center"/>
             </w:pPr>
+            <w:proofErr w:type="gramStart"/>
             <w:r>
               <w:rPr>
                 <w:sz w:val="21"/>
               </w:rPr>
-              <w:t>String(10)</w:t>
+              <w:t>String(</w:t>
+            </w:r>
+            <w:proofErr w:type="gramEnd"/>
+            <w:r>
+              <w:rPr>
+                <w:sz w:val="21"/>
+              </w:rPr>
+              <w:t>10)</w:t>
             </w:r>
           </w:p>
         </w:tc>
@@ -14560,12 +15501,14 @@
               <w:spacing w:line="360" w:lineRule="auto"/>
               <w:jc w:val="center"/>
             </w:pPr>
+            <w:proofErr w:type="spellStart"/>
             <w:r>
               <w:rPr>
                 <w:sz w:val="21"/>
               </w:rPr>
               <w:t>等级主键</w:t>
             </w:r>
+            <w:proofErr w:type="spellEnd"/>
           </w:p>
         </w:tc>
       </w:tr>
@@ -14616,12 +15559,14 @@
               <w:spacing w:line="360" w:lineRule="auto"/>
               <w:jc w:val="center"/>
             </w:pPr>
+            <w:proofErr w:type="spellStart"/>
             <w:r>
               <w:rPr>
                 <w:sz w:val="21"/>
               </w:rPr>
               <w:t>库存数量</w:t>
             </w:r>
+            <w:proofErr w:type="spellEnd"/>
           </w:p>
         </w:tc>
       </w:tr>
@@ -14636,7 +15581,7 @@
         <w:pStyle w:val="1"/>
         <w:spacing w:before="120" w:after="120" w:line="360" w:lineRule="auto"/>
       </w:pPr>
-      <w:bookmarkStart w:id="34" w:name="_Toc226647430"/>
+      <w:bookmarkStart w:id="34" w:name="_Toc226649474"/>
       <w:r>
         <w:rPr>
           <w:rFonts w:ascii="Times New Roman" w:eastAsia="仿宋_GB2312" w:hAnsi="Times New Roman"/>
@@ -14645,6 +15590,7 @@
         <w:lastRenderedPageBreak/>
         <w:t xml:space="preserve">5 </w:t>
       </w:r>
+      <w:proofErr w:type="spellStart"/>
       <w:r>
         <w:rPr>
           <w:rFonts w:ascii="Times New Roman" w:eastAsia="仿宋_GB2312" w:hAnsi="Times New Roman"/>
@@ -14653,6 +15599,7 @@
         <w:t>系统实现</w:t>
       </w:r>
       <w:bookmarkEnd w:id="34"/>
+      <w:proofErr w:type="spellEnd"/>
     </w:p>
     <w:p>
       <w:pPr>
@@ -14660,7 +15607,7 @@
         <w:spacing w:before="0" w:line="360" w:lineRule="auto"/>
         <w:jc w:val="both"/>
       </w:pPr>
-      <w:bookmarkStart w:id="35" w:name="_Toc226647431"/>
+      <w:bookmarkStart w:id="35" w:name="_Toc226649475"/>
       <w:r>
         <w:rPr>
           <w:rFonts w:ascii="Times New Roman" w:eastAsia="黑体" w:hAnsi="Times New Roman"/>
@@ -14668,6 +15615,7 @@
         </w:rPr>
         <w:t xml:space="preserve">5.1 </w:t>
       </w:r>
+      <w:proofErr w:type="spellStart"/>
       <w:r>
         <w:rPr>
           <w:rFonts w:ascii="Times New Roman" w:eastAsia="黑体" w:hAnsi="Times New Roman"/>
@@ -14676,6 +15624,7 @@
         <w:t>用户功能模块的实现</w:t>
       </w:r>
       <w:bookmarkEnd w:id="35"/>
+      <w:proofErr w:type="spellEnd"/>
     </w:p>
     <w:p>
       <w:pPr>
@@ -14683,7 +15632,7 @@
         <w:spacing w:before="0" w:line="360" w:lineRule="auto"/>
         <w:jc w:val="both"/>
       </w:pPr>
-      <w:bookmarkStart w:id="36" w:name="_Toc226647432"/>
+      <w:bookmarkStart w:id="36" w:name="_Toc226649476"/>
       <w:r>
         <w:rPr>
           <w:rFonts w:ascii="Times New Roman" w:eastAsia="仿宋_GB2312" w:hAnsi="Times New Roman"/>
@@ -14691,6 +15640,7 @@
         </w:rPr>
         <w:t xml:space="preserve">5.1.1 </w:t>
       </w:r>
+      <w:proofErr w:type="spellStart"/>
       <w:r>
         <w:rPr>
           <w:rFonts w:ascii="Times New Roman" w:eastAsia="仿宋_GB2312" w:hAnsi="Times New Roman"/>
@@ -14699,6 +15649,7 @@
         <w:t>登录与退出</w:t>
       </w:r>
       <w:bookmarkEnd w:id="36"/>
+      <w:proofErr w:type="spellEnd"/>
     </w:p>
     <w:p>
       <w:pPr>
@@ -14719,6 +15670,7 @@
     <w:p>
       <w:pPr>
         <w:spacing w:after="0" w:line="360" w:lineRule="auto"/>
+        <w:jc w:val="center"/>
         <w:rPr>
           <w:lang w:eastAsia="zh-CN"/>
         </w:rPr>
@@ -14777,19 +15729,21 @@
           <w:sz w:val="21"/>
           <w:lang w:eastAsia="zh-CN"/>
         </w:rPr>
-        <w:t>图5-1 登录界面截图</w:t>
+        <w:t>图</w:t>
       </w:r>
       <w:r>
         <w:rPr>
           <w:sz w:val="21"/>
           <w:lang w:eastAsia="zh-CN"/>
         </w:rPr>
+        <w:t xml:space="preserve">5-1 </w:t>
       </w:r>
       <w:r>
         <w:rPr>
           <w:sz w:val="21"/>
           <w:lang w:eastAsia="zh-CN"/>
         </w:rPr>
+        <w:t>登录界面截图</w:t>
       </w:r>
     </w:p>
     <w:p>
@@ -14801,7 +15755,7 @@
           <w:lang w:eastAsia="zh-CN"/>
         </w:rPr>
       </w:pPr>
-      <w:bookmarkStart w:id="37" w:name="_Toc226647433"/>
+      <w:bookmarkStart w:id="37" w:name="_Toc226649477"/>
       <w:r>
         <w:rPr>
           <w:rFonts w:ascii="Times New Roman" w:eastAsia="仿宋_GB2312" w:hAnsi="Times New Roman"/>
@@ -14849,9 +15803,9 @@
         </w:rPr>
         <w:lastRenderedPageBreak/>
         <w:drawing>
-          <wp:inline distT="0" distB="0" distL="0" distR="0" wp14:anchorId="7BA0C440" wp14:editId="7985AA8C">
-            <wp:extent cx="5504903" cy="2639683"/>
-            <wp:effectExtent l="0" t="0" r="635" b="8890"/>
+          <wp:inline distT="0" distB="0" distL="0" distR="0" wp14:anchorId="7BA0C440" wp14:editId="623B0274">
+            <wp:extent cx="6086246" cy="2918446"/>
+            <wp:effectExtent l="0" t="0" r="0" b="0"/>
             <wp:docPr id="532290678" name="图片 1" descr="图形用户界面, 应用程序&#10;&#10;AI 生成的内容可能不正确。"/>
             <wp:cNvGraphicFramePr>
               <a:graphicFrameLocks xmlns:a="http://schemas.openxmlformats.org/drawingml/2006/main" noChangeAspect="1"/>
@@ -14873,7 +15827,7 @@
                   <pic:spPr bwMode="auto">
                     <a:xfrm>
                       <a:off x="0" y="0"/>
-                      <a:ext cx="5554112" cy="2663280"/>
+                      <a:ext cx="6161530" cy="2954546"/>
                     </a:xfrm>
                     <a:prstGeom prst="rect">
                       <a:avLst/>
@@ -14907,19 +15861,21 @@
           <w:sz w:val="21"/>
           <w:lang w:eastAsia="zh-CN"/>
         </w:rPr>
-        <w:t>图5-2 仪表盘与个人中心截图</w:t>
+        <w:t>图</w:t>
       </w:r>
       <w:r>
         <w:rPr>
           <w:sz w:val="21"/>
           <w:lang w:eastAsia="zh-CN"/>
         </w:rPr>
+        <w:t xml:space="preserve">5-2 </w:t>
       </w:r>
       <w:r>
         <w:rPr>
           <w:sz w:val="21"/>
           <w:lang w:eastAsia="zh-CN"/>
         </w:rPr>
+        <w:t>仪表盘与个人中心截图</w:t>
       </w:r>
     </w:p>
     <w:p>
@@ -14931,7 +15887,7 @@
           <w:lang w:eastAsia="zh-CN"/>
         </w:rPr>
       </w:pPr>
-      <w:bookmarkStart w:id="38" w:name="_Toc226647434"/>
+      <w:bookmarkStart w:id="38" w:name="_Toc226649478"/>
       <w:r>
         <w:rPr>
           <w:rFonts w:ascii="Times New Roman" w:eastAsia="仿宋_GB2312" w:hAnsi="Times New Roman"/>
@@ -14975,7 +15931,21 @@
         <w:rPr>
           <w:lang w:eastAsia="zh-CN"/>
         </w:rPr>
-        <w:t>。基础模板中统一引入</w:t>
+        <w:t>。基础模板中统</w:t>
+      </w:r>
+      <w:proofErr w:type="gramStart"/>
+      <w:r>
+        <w:rPr>
+          <w:lang w:eastAsia="zh-CN"/>
+        </w:rPr>
+        <w:t>一</w:t>
+      </w:r>
+      <w:proofErr w:type="gramEnd"/>
+      <w:r>
+        <w:rPr>
+          <w:lang w:eastAsia="zh-CN"/>
+        </w:rPr>
+        <w:t>引入</w:t>
       </w:r>
       <w:r>
         <w:rPr>
@@ -15023,8 +15993,16 @@
         <w:rPr>
           <w:lang w:eastAsia="zh-CN"/>
         </w:rPr>
-        <w:t>，同时提供固定提示消息区域，用于显示登录成功、设置保存成功、库存不足等提示信息。模板左侧侧边栏按照</w:t>
-      </w:r>
+        <w:t>，同时提供固定提示消息区域，用于显示登录成功、设置保存成功、库存不足等提示信息。模板左侧</w:t>
+      </w:r>
+      <w:proofErr w:type="gramStart"/>
+      <w:r>
+        <w:rPr>
+          <w:lang w:eastAsia="zh-CN"/>
+        </w:rPr>
+        <w:t>侧边栏按照</w:t>
+      </w:r>
+      <w:proofErr w:type="gramEnd"/>
       <w:r>
         <w:rPr>
           <w:lang w:eastAsia="zh-CN"/>
@@ -15093,6 +16071,7 @@
     <w:p>
       <w:pPr>
         <w:spacing w:after="0" w:line="360" w:lineRule="auto"/>
+        <w:jc w:val="center"/>
         <w:rPr>
           <w:lang w:eastAsia="zh-CN"/>
         </w:rPr>
@@ -15152,19 +16131,21 @@
           <w:sz w:val="21"/>
           <w:lang w:eastAsia="zh-CN"/>
         </w:rPr>
-        <w:t>图5-3 公共布局与导航截图</w:t>
+        <w:t>图</w:t>
       </w:r>
       <w:r>
         <w:rPr>
           <w:sz w:val="21"/>
           <w:lang w:eastAsia="zh-CN"/>
         </w:rPr>
+        <w:t xml:space="preserve">5-3 </w:t>
       </w:r>
       <w:r>
         <w:rPr>
           <w:sz w:val="21"/>
           <w:lang w:eastAsia="zh-CN"/>
         </w:rPr>
+        <w:t>公共布局与导航截图</w:t>
       </w:r>
     </w:p>
     <w:p>
@@ -15176,7 +16157,7 @@
           <w:lang w:eastAsia="zh-CN"/>
         </w:rPr>
       </w:pPr>
-      <w:bookmarkStart w:id="39" w:name="_Toc226647435"/>
+      <w:bookmarkStart w:id="39" w:name="_Toc226649479"/>
       <w:r>
         <w:rPr>
           <w:rFonts w:ascii="Times New Roman" w:eastAsia="黑体" w:hAnsi="Times New Roman"/>
@@ -15204,7 +16185,7 @@
           <w:lang w:eastAsia="zh-CN"/>
         </w:rPr>
       </w:pPr>
-      <w:bookmarkStart w:id="40" w:name="_Toc226647436"/>
+      <w:bookmarkStart w:id="40" w:name="_Toc226649480"/>
       <w:r>
         <w:rPr>
           <w:rFonts w:ascii="Times New Roman" w:eastAsia="仿宋_GB2312" w:hAnsi="Times New Roman"/>
@@ -15302,6 +16283,7 @@
     <w:p>
       <w:pPr>
         <w:spacing w:after="0" w:line="360" w:lineRule="auto"/>
+        <w:jc w:val="center"/>
         <w:rPr>
           <w:lang w:eastAsia="zh-CN"/>
         </w:rPr>
@@ -15361,19 +16343,21 @@
           <w:sz w:val="21"/>
           <w:lang w:eastAsia="zh-CN"/>
         </w:rPr>
-        <w:t>图5-4 检测页面截图</w:t>
+        <w:t>图</w:t>
       </w:r>
       <w:r>
         <w:rPr>
           <w:sz w:val="21"/>
           <w:lang w:eastAsia="zh-CN"/>
         </w:rPr>
+        <w:t xml:space="preserve">5-4 </w:t>
       </w:r>
       <w:r>
         <w:rPr>
           <w:sz w:val="21"/>
           <w:lang w:eastAsia="zh-CN"/>
         </w:rPr>
+        <w:t>检测页面截图</w:t>
       </w:r>
     </w:p>
     <w:p>
@@ -15385,7 +16369,7 @@
           <w:lang w:eastAsia="zh-CN"/>
         </w:rPr>
       </w:pPr>
-      <w:bookmarkStart w:id="41" w:name="_Toc226647437"/>
+      <w:bookmarkStart w:id="41" w:name="_Toc226649481"/>
       <w:r>
         <w:rPr>
           <w:rFonts w:ascii="Times New Roman" w:eastAsia="仿宋_GB2312" w:hAnsi="Times New Roman"/>
@@ -15481,12 +16465,27 @@
         <w:rPr>
           <w:lang w:eastAsia="zh-CN"/>
         </w:rPr>
-        <w:t>由于一张图片中可能存在多个检测框，系统会对类别名称进行去重并计算最大置信度，将其与结果图文件名一并返回前端。页面最终展示结果图缩略图、缺陷类型标签、等级判定和置信度信息。</w:t>
+        <w:t>由于一张图片中可能存在多个检测框，系统会对类别名称进行</w:t>
+      </w:r>
+      <w:proofErr w:type="gramStart"/>
+      <w:r>
+        <w:rPr>
+          <w:lang w:eastAsia="zh-CN"/>
+        </w:rPr>
+        <w:t>去重并计算</w:t>
+      </w:r>
+      <w:proofErr w:type="gramEnd"/>
+      <w:r>
+        <w:rPr>
+          <w:lang w:eastAsia="zh-CN"/>
+        </w:rPr>
+        <w:t>最大置信度，将其与结果图文件名一并返回前端。页面最终展示结果图缩略图、缺陷类型标签、等级判定和置信度信息。</w:t>
       </w:r>
     </w:p>
     <w:p>
       <w:pPr>
         <w:spacing w:after="0" w:line="360" w:lineRule="auto"/>
+        <w:jc w:val="center"/>
         <w:rPr>
           <w:lang w:eastAsia="zh-CN"/>
         </w:rPr>
@@ -15545,19 +16544,21 @@
           <w:sz w:val="21"/>
           <w:lang w:eastAsia="zh-CN"/>
         </w:rPr>
-        <w:t>图5-5 推理结果展示截图</w:t>
+        <w:t>图</w:t>
       </w:r>
       <w:r>
         <w:rPr>
           <w:sz w:val="21"/>
           <w:lang w:eastAsia="zh-CN"/>
         </w:rPr>
+        <w:t xml:space="preserve">5-5 </w:t>
       </w:r>
       <w:r>
         <w:rPr>
           <w:sz w:val="21"/>
           <w:lang w:eastAsia="zh-CN"/>
         </w:rPr>
+        <w:t>推理结果展示截图</w:t>
       </w:r>
     </w:p>
     <w:p>
@@ -15569,7 +16570,7 @@
           <w:lang w:eastAsia="zh-CN"/>
         </w:rPr>
       </w:pPr>
-      <w:bookmarkStart w:id="42" w:name="_Toc226647438"/>
+      <w:bookmarkStart w:id="42" w:name="_Toc226649482"/>
       <w:r>
         <w:rPr>
           <w:rFonts w:ascii="Times New Roman" w:eastAsia="仿宋_GB2312" w:hAnsi="Times New Roman"/>
@@ -15668,6 +16669,7 @@
     <w:p>
       <w:pPr>
         <w:spacing w:after="0" w:line="360" w:lineRule="auto"/>
+        <w:jc w:val="center"/>
         <w:rPr>
           <w:lang w:eastAsia="zh-CN"/>
         </w:rPr>
@@ -15726,19 +16728,21 @@
           <w:sz w:val="21"/>
           <w:lang w:eastAsia="zh-CN"/>
         </w:rPr>
-        <w:t>图5-6 等级判定与库存联动截图</w:t>
+        <w:t>图</w:t>
       </w:r>
       <w:r>
         <w:rPr>
           <w:sz w:val="21"/>
           <w:lang w:eastAsia="zh-CN"/>
         </w:rPr>
+        <w:t xml:space="preserve">5-6 </w:t>
       </w:r>
       <w:r>
         <w:rPr>
           <w:sz w:val="21"/>
           <w:lang w:eastAsia="zh-CN"/>
         </w:rPr>
+        <w:t>等级判定与库存联动截图</w:t>
       </w:r>
     </w:p>
     <w:p>
@@ -15750,7 +16754,7 @@
           <w:lang w:eastAsia="zh-CN"/>
         </w:rPr>
       </w:pPr>
-      <w:bookmarkStart w:id="43" w:name="_Toc226647439"/>
+      <w:bookmarkStart w:id="43" w:name="_Toc226649483"/>
       <w:r>
         <w:rPr>
           <w:rFonts w:ascii="Times New Roman" w:eastAsia="仿宋_GB2312" w:hAnsi="Times New Roman"/>
@@ -15788,7 +16792,21 @@
         <w:rPr>
           <w:lang w:eastAsia="zh-CN"/>
         </w:rPr>
-        <w:t xml:space="preserve"> `DetectionHistory` </w:t>
+        <w:t xml:space="preserve"> `</w:t>
+      </w:r>
+      <w:proofErr w:type="spellStart"/>
+      <w:r>
+        <w:rPr>
+          <w:lang w:eastAsia="zh-CN"/>
+        </w:rPr>
+        <w:t>DetectionHistory</w:t>
+      </w:r>
+      <w:proofErr w:type="spellEnd"/>
+      <w:r>
+        <w:rPr>
+          <w:lang w:eastAsia="zh-CN"/>
+        </w:rPr>
+        <w:t xml:space="preserve">` </w:t>
       </w:r>
       <w:r>
         <w:rPr>
@@ -15806,7 +16824,21 @@
         <w:rPr>
           <w:lang w:eastAsia="zh-CN"/>
         </w:rPr>
-        <w:t>和等级结果。结果图文件保存至</w:t>
+        <w:t>和等级结果。结果</w:t>
+      </w:r>
+      <w:proofErr w:type="gramStart"/>
+      <w:r>
+        <w:rPr>
+          <w:lang w:eastAsia="zh-CN"/>
+        </w:rPr>
+        <w:t>图文件</w:t>
+      </w:r>
+      <w:proofErr w:type="gramEnd"/>
+      <w:r>
+        <w:rPr>
+          <w:lang w:eastAsia="zh-CN"/>
+        </w:rPr>
+        <w:t>保存至</w:t>
       </w:r>
       <w:r>
         <w:rPr>
@@ -15873,9 +16905,9 @@
           <w:noProof/>
         </w:rPr>
         <w:drawing>
-          <wp:inline distT="0" distB="0" distL="0" distR="0" wp14:anchorId="5E19D8A6" wp14:editId="4C8CE4F6">
-            <wp:extent cx="5940425" cy="2543175"/>
-            <wp:effectExtent l="0" t="0" r="3175" b="9525"/>
+          <wp:inline distT="0" distB="0" distL="0" distR="0" wp14:anchorId="5E19D8A6" wp14:editId="1DEA2615">
+            <wp:extent cx="6100084" cy="2611527"/>
+            <wp:effectExtent l="0" t="0" r="0" b="0"/>
             <wp:docPr id="1158483859" name="图片 1" descr="截图里有图片&#10;&#10;AI 生成的内容可能不正确。"/>
             <wp:cNvGraphicFramePr>
               <a:graphicFrameLocks xmlns:a="http://schemas.openxmlformats.org/drawingml/2006/main" noChangeAspect="1"/>
@@ -15896,7 +16928,7 @@
                   <pic:spPr>
                     <a:xfrm>
                       <a:off x="0" y="0"/>
-                      <a:ext cx="5940425" cy="2543175"/>
+                      <a:ext cx="6107684" cy="2614781"/>
                     </a:xfrm>
                     <a:prstGeom prst="rect">
                       <a:avLst/>
@@ -15922,19 +16954,22 @@
           <w:sz w:val="21"/>
           <w:lang w:eastAsia="zh-CN"/>
         </w:rPr>
-        <w:t>图5-7 检测结果持久化截图</w:t>
+        <w:lastRenderedPageBreak/>
+        <w:t>图</w:t>
       </w:r>
       <w:r>
         <w:rPr>
           <w:sz w:val="21"/>
           <w:lang w:eastAsia="zh-CN"/>
         </w:rPr>
+        <w:t xml:space="preserve">5-7 </w:t>
       </w:r>
       <w:r>
         <w:rPr>
           <w:sz w:val="21"/>
           <w:lang w:eastAsia="zh-CN"/>
         </w:rPr>
+        <w:t>检测结果持久化截图</w:t>
       </w:r>
     </w:p>
     <w:p>
@@ -15946,7 +16981,7 @@
           <w:lang w:eastAsia="zh-CN"/>
         </w:rPr>
       </w:pPr>
-      <w:bookmarkStart w:id="44" w:name="_Toc226647440"/>
+      <w:bookmarkStart w:id="44" w:name="_Toc226649484"/>
       <w:r>
         <w:rPr>
           <w:rFonts w:ascii="Times New Roman" w:eastAsia="黑体" w:hAnsi="Times New Roman"/>
@@ -15974,7 +17009,7 @@
           <w:lang w:eastAsia="zh-CN"/>
         </w:rPr>
       </w:pPr>
-      <w:bookmarkStart w:id="45" w:name="_Toc226647441"/>
+      <w:bookmarkStart w:id="45" w:name="_Toc226649485"/>
       <w:r>
         <w:rPr>
           <w:rFonts w:ascii="Times New Roman" w:eastAsia="仿宋_GB2312" w:hAnsi="Times New Roman"/>
@@ -16006,7 +17041,35 @@
         <w:rPr>
           <w:lang w:eastAsia="zh-CN"/>
         </w:rPr>
-        <w:t>历史记录页面采用卡片式布局呈现检测结果图、文件名、等级、缺陷类型和检测时间。系统支持按缺陷关键词搜索，并通过分页机制控制单页记录数量。管理员可以查看全量历史数据，普通用户只能查看自己的检测记录。页面同时集成</w:t>
+        <w:t>历史记录页面采用卡片式布局呈现检测结果图、文件名、等级、缺陷类型和检测时间。系统支持按缺陷关键词搜索，并通过分</w:t>
+      </w:r>
+      <w:proofErr w:type="gramStart"/>
+      <w:r>
+        <w:rPr>
+          <w:lang w:eastAsia="zh-CN"/>
+        </w:rPr>
+        <w:t>页机制</w:t>
+      </w:r>
+      <w:proofErr w:type="gramEnd"/>
+      <w:r>
+        <w:rPr>
+          <w:lang w:eastAsia="zh-CN"/>
+        </w:rPr>
+        <w:t>控制单页记录数量。管理员可以</w:t>
+      </w:r>
+      <w:proofErr w:type="gramStart"/>
+      <w:r>
+        <w:rPr>
+          <w:lang w:eastAsia="zh-CN"/>
+        </w:rPr>
+        <w:t>查看全量历史</w:t>
+      </w:r>
+      <w:proofErr w:type="gramEnd"/>
+      <w:r>
+        <w:rPr>
+          <w:lang w:eastAsia="zh-CN"/>
+        </w:rPr>
+        <w:t>数据，普通用户只能查看自己的检测记录。页面同时集成</w:t>
       </w:r>
       <w:r>
         <w:rPr>
@@ -16040,6 +17103,7 @@
     <w:p>
       <w:pPr>
         <w:spacing w:after="0" w:line="360" w:lineRule="auto"/>
+        <w:jc w:val="center"/>
         <w:rPr>
           <w:lang w:eastAsia="zh-CN"/>
         </w:rPr>
@@ -16098,19 +17162,21 @@
           <w:sz w:val="21"/>
           <w:lang w:eastAsia="zh-CN"/>
         </w:rPr>
-        <w:t>图5-8 历史记录页面截图</w:t>
+        <w:t>图</w:t>
       </w:r>
       <w:r>
         <w:rPr>
           <w:sz w:val="21"/>
           <w:lang w:eastAsia="zh-CN"/>
         </w:rPr>
+        <w:t xml:space="preserve">5-8 </w:t>
       </w:r>
       <w:r>
         <w:rPr>
           <w:sz w:val="21"/>
           <w:lang w:eastAsia="zh-CN"/>
         </w:rPr>
+        <w:t>历史记录页面截图</w:t>
       </w:r>
     </w:p>
     <w:p>
@@ -16122,7 +17188,7 @@
           <w:lang w:eastAsia="zh-CN"/>
         </w:rPr>
       </w:pPr>
-      <w:bookmarkStart w:id="46" w:name="_Toc226647442"/>
+      <w:bookmarkStart w:id="46" w:name="_Toc226649486"/>
       <w:r>
         <w:rPr>
           <w:rFonts w:ascii="Times New Roman" w:eastAsia="仿宋_GB2312" w:hAnsi="Times New Roman"/>
@@ -16178,11 +17244,33 @@
         </w:rPr>
         <w:t xml:space="preserve"> 7 </w:t>
       </w:r>
-      <w:r>
-        <w:rPr>
-          <w:lang w:eastAsia="zh-CN"/>
-        </w:rPr>
-        <w:t>天趋势图。当前实现中，缺陷占比图使用环形图展示，趋势图使用折线图展示。管理员可查看全量数据，普通用户仅查看个人数据。</w:t>
+      <w:proofErr w:type="gramStart"/>
+      <w:r>
+        <w:rPr>
+          <w:lang w:eastAsia="zh-CN"/>
+        </w:rPr>
+        <w:t>天趋势</w:t>
+      </w:r>
+      <w:proofErr w:type="gramEnd"/>
+      <w:r>
+        <w:rPr>
+          <w:lang w:eastAsia="zh-CN"/>
+        </w:rPr>
+        <w:t>图。当前实现中，缺陷占比图使用环形图展示，趋势图使用折线图展示。管理员可</w:t>
+      </w:r>
+      <w:proofErr w:type="gramStart"/>
+      <w:r>
+        <w:rPr>
+          <w:lang w:eastAsia="zh-CN"/>
+        </w:rPr>
+        <w:t>查看全</w:t>
+      </w:r>
+      <w:proofErr w:type="gramEnd"/>
+      <w:r>
+        <w:rPr>
+          <w:lang w:eastAsia="zh-CN"/>
+        </w:rPr>
+        <w:t>量数据，普通用户仅查看个人数据。</w:t>
       </w:r>
     </w:p>
     <w:p>
@@ -16216,7 +17304,21 @@
         <w:rPr>
           <w:lang w:eastAsia="zh-CN"/>
         </w:rPr>
-        <w:t xml:space="preserve"> openpyxl </w:t>
+        <w:t xml:space="preserve"> </w:t>
+      </w:r>
+      <w:proofErr w:type="spellStart"/>
+      <w:r>
+        <w:rPr>
+          <w:lang w:eastAsia="zh-CN"/>
+        </w:rPr>
+        <w:t>openpyxl</w:t>
+      </w:r>
+      <w:proofErr w:type="spellEnd"/>
+      <w:r>
+        <w:rPr>
+          <w:lang w:eastAsia="zh-CN"/>
+        </w:rPr>
+        <w:t xml:space="preserve"> </w:t>
       </w:r>
       <w:r>
         <w:rPr>
@@ -16228,13 +17330,35 @@
         <w:rPr>
           <w:lang w:eastAsia="zh-CN"/>
         </w:rPr>
-        <w:t xml:space="preserve"> DataFrame</w:t>
-      </w:r>
-      <w:r>
-        <w:rPr>
-          <w:lang w:eastAsia="zh-CN"/>
-        </w:rPr>
-        <w:t>，再写入内存流并以附件形式返回浏览器，从而生成</w:t>
+        <w:t xml:space="preserve"> </w:t>
+      </w:r>
+      <w:proofErr w:type="spellStart"/>
+      <w:r>
+        <w:rPr>
+          <w:lang w:eastAsia="zh-CN"/>
+        </w:rPr>
+        <w:t>DataFrame</w:t>
+      </w:r>
+      <w:proofErr w:type="spellEnd"/>
+      <w:r>
+        <w:rPr>
+          <w:lang w:eastAsia="zh-CN"/>
+        </w:rPr>
+        <w:t>，再写入</w:t>
+      </w:r>
+      <w:proofErr w:type="gramStart"/>
+      <w:r>
+        <w:rPr>
+          <w:lang w:eastAsia="zh-CN"/>
+        </w:rPr>
+        <w:t>内存流并以</w:t>
+      </w:r>
+      <w:proofErr w:type="gramEnd"/>
+      <w:r>
+        <w:rPr>
+          <w:lang w:eastAsia="zh-CN"/>
+        </w:rPr>
+        <w:t>附件形式返回浏览器，从而生成</w:t>
       </w:r>
       <w:r>
         <w:rPr>
@@ -16262,9 +17386,9 @@
         </w:rPr>
         <w:lastRenderedPageBreak/>
         <w:drawing>
-          <wp:inline distT="0" distB="0" distL="0" distR="0" wp14:anchorId="6B379793" wp14:editId="16DF2E84">
-            <wp:extent cx="5598160" cy="1759789"/>
-            <wp:effectExtent l="0" t="0" r="2540" b="0"/>
+          <wp:inline distT="0" distB="0" distL="0" distR="0" wp14:anchorId="6B379793" wp14:editId="3B598505">
+            <wp:extent cx="6073671" cy="1909267"/>
+            <wp:effectExtent l="0" t="0" r="3810" b="0"/>
             <wp:docPr id="702591342" name="图片 1" descr="图表, 折线图&#10;&#10;AI 生成的内容可能不正确。"/>
             <wp:cNvGraphicFramePr>
               <a:graphicFrameLocks xmlns:a="http://schemas.openxmlformats.org/drawingml/2006/main" noChangeAspect="1"/>
@@ -16286,7 +17410,7 @@
                   <pic:spPr bwMode="auto">
                     <a:xfrm>
                       <a:off x="0" y="0"/>
-                      <a:ext cx="5605453" cy="1762082"/>
+                      <a:ext cx="6092171" cy="1915082"/>
                     </a:xfrm>
                     <a:prstGeom prst="rect">
                       <a:avLst/>
@@ -16320,19 +17444,21 @@
           <w:sz w:val="21"/>
           <w:lang w:eastAsia="zh-CN"/>
         </w:rPr>
-        <w:t>图5-9 日志与报表页面截图</w:t>
+        <w:t>图</w:t>
       </w:r>
       <w:r>
         <w:rPr>
           <w:sz w:val="21"/>
           <w:lang w:eastAsia="zh-CN"/>
         </w:rPr>
+        <w:t xml:space="preserve">5-9 </w:t>
       </w:r>
       <w:r>
         <w:rPr>
           <w:sz w:val="21"/>
           <w:lang w:eastAsia="zh-CN"/>
         </w:rPr>
+        <w:t>日志与报表页面截图</w:t>
       </w:r>
     </w:p>
     <w:p>
@@ -16344,7 +17470,7 @@
           <w:lang w:eastAsia="zh-CN"/>
         </w:rPr>
       </w:pPr>
-      <w:bookmarkStart w:id="47" w:name="_Toc226647443"/>
+      <w:bookmarkStart w:id="47" w:name="_Toc226649487"/>
       <w:r>
         <w:rPr>
           <w:rFonts w:ascii="Times New Roman" w:eastAsia="仿宋_GB2312" w:hAnsi="Times New Roman"/>
@@ -16359,7 +17485,25 @@
           <w:b w:val="0"/>
           <w:lang w:eastAsia="zh-CN"/>
         </w:rPr>
-        <w:t>工作时长统计实现</w:t>
+        <w:t>工作时</w:t>
+      </w:r>
+      <w:proofErr w:type="gramStart"/>
+      <w:r>
+        <w:rPr>
+          <w:rFonts w:ascii="Times New Roman" w:eastAsia="仿宋_GB2312" w:hAnsi="Times New Roman"/>
+          <w:b w:val="0"/>
+          <w:lang w:eastAsia="zh-CN"/>
+        </w:rPr>
+        <w:t>长统计</w:t>
+      </w:r>
+      <w:proofErr w:type="gramEnd"/>
+      <w:r>
+        <w:rPr>
+          <w:rFonts w:ascii="Times New Roman" w:eastAsia="仿宋_GB2312" w:hAnsi="Times New Roman"/>
+          <w:b w:val="0"/>
+          <w:lang w:eastAsia="zh-CN"/>
+        </w:rPr>
+        <w:t>实现</w:t>
       </w:r>
       <w:bookmarkEnd w:id="47"/>
     </w:p>
@@ -16422,6 +17566,7 @@
     <w:p>
       <w:pPr>
         <w:spacing w:after="0" w:line="360" w:lineRule="auto"/>
+        <w:jc w:val="center"/>
         <w:rPr>
           <w:lang w:eastAsia="zh-CN"/>
         </w:rPr>
@@ -16480,19 +17625,37 @@
           <w:sz w:val="21"/>
           <w:lang w:eastAsia="zh-CN"/>
         </w:rPr>
-        <w:t>图5-10 工作时长统计截图</w:t>
+        <w:t>图</w:t>
       </w:r>
       <w:r>
         <w:rPr>
           <w:sz w:val="21"/>
           <w:lang w:eastAsia="zh-CN"/>
         </w:rPr>
+        <w:t xml:space="preserve">5-10 </w:t>
       </w:r>
       <w:r>
         <w:rPr>
           <w:sz w:val="21"/>
           <w:lang w:eastAsia="zh-CN"/>
         </w:rPr>
+        <w:t>工作时</w:t>
+      </w:r>
+      <w:proofErr w:type="gramStart"/>
+      <w:r>
+        <w:rPr>
+          <w:sz w:val="21"/>
+          <w:lang w:eastAsia="zh-CN"/>
+        </w:rPr>
+        <w:t>长统计截</w:t>
+      </w:r>
+      <w:proofErr w:type="gramEnd"/>
+      <w:r>
+        <w:rPr>
+          <w:sz w:val="21"/>
+          <w:lang w:eastAsia="zh-CN"/>
+        </w:rPr>
+        <w:t>图</w:t>
       </w:r>
     </w:p>
     <w:p>
@@ -16504,7 +17667,7 @@
           <w:lang w:eastAsia="zh-CN"/>
         </w:rPr>
       </w:pPr>
-      <w:bookmarkStart w:id="48" w:name="_Toc226647444"/>
+      <w:bookmarkStart w:id="48" w:name="_Toc226649488"/>
       <w:r>
         <w:rPr>
           <w:rFonts w:ascii="Times New Roman" w:eastAsia="黑体" w:hAnsi="Times New Roman"/>
@@ -16533,7 +17696,7 @@
           <w:lang w:eastAsia="zh-CN"/>
         </w:rPr>
       </w:pPr>
-      <w:bookmarkStart w:id="49" w:name="_Toc226647445"/>
+      <w:bookmarkStart w:id="49" w:name="_Toc226649489"/>
       <w:r>
         <w:rPr>
           <w:rFonts w:ascii="Times New Roman" w:eastAsia="仿宋_GB2312" w:hAnsi="Times New Roman"/>
@@ -16607,6 +17770,7 @@
     <w:p>
       <w:pPr>
         <w:spacing w:after="0" w:line="360" w:lineRule="auto"/>
+        <w:jc w:val="center"/>
         <w:rPr>
           <w:lang w:eastAsia="zh-CN"/>
         </w:rPr>
@@ -16665,19 +17829,21 @@
           <w:sz w:val="21"/>
           <w:lang w:eastAsia="zh-CN"/>
         </w:rPr>
-        <w:t>图5-11 销售与库存页面截图</w:t>
+        <w:t>图</w:t>
       </w:r>
       <w:r>
         <w:rPr>
           <w:sz w:val="21"/>
           <w:lang w:eastAsia="zh-CN"/>
         </w:rPr>
+        <w:t xml:space="preserve">5-11 </w:t>
       </w:r>
       <w:r>
         <w:rPr>
           <w:sz w:val="21"/>
           <w:lang w:eastAsia="zh-CN"/>
         </w:rPr>
+        <w:t>销售与库存页面截图</w:t>
       </w:r>
     </w:p>
     <w:p>
@@ -16689,7 +17855,7 @@
           <w:lang w:eastAsia="zh-CN"/>
         </w:rPr>
       </w:pPr>
-      <w:bookmarkStart w:id="50" w:name="_Toc226647446"/>
+      <w:bookmarkStart w:id="50" w:name="_Toc226649490"/>
       <w:r>
         <w:rPr>
           <w:rFonts w:ascii="Times New Roman" w:eastAsia="仿宋_GB2312" w:hAnsi="Times New Roman"/>
@@ -16736,9 +17902,9 @@
           <w:noProof/>
         </w:rPr>
         <w:drawing>
-          <wp:inline distT="0" distB="0" distL="0" distR="0" wp14:anchorId="639B07D4" wp14:editId="694EF3D2">
-            <wp:extent cx="5589917" cy="1721491"/>
-            <wp:effectExtent l="0" t="0" r="0" b="0"/>
+          <wp:inline distT="0" distB="0" distL="0" distR="0" wp14:anchorId="639B07D4" wp14:editId="389843D0">
+            <wp:extent cx="6128393" cy="1887322"/>
+            <wp:effectExtent l="0" t="0" r="5715" b="0"/>
             <wp:docPr id="1038587683" name="图片 1" descr="图形用户界面, 文本, 应用程序&#10;&#10;AI 生成的内容可能不正确。"/>
             <wp:cNvGraphicFramePr>
               <a:graphicFrameLocks xmlns:a="http://schemas.openxmlformats.org/drawingml/2006/main" noChangeAspect="1"/>
@@ -16759,7 +17925,7 @@
                   <pic:spPr>
                     <a:xfrm>
                       <a:off x="0" y="0"/>
-                      <a:ext cx="5603620" cy="1725711"/>
+                      <a:ext cx="6154031" cy="1895217"/>
                     </a:xfrm>
                     <a:prstGeom prst="rect">
                       <a:avLst/>
@@ -16785,19 +17951,21 @@
           <w:sz w:val="21"/>
           <w:lang w:eastAsia="zh-CN"/>
         </w:rPr>
-        <w:t>图5-12 用户管理页面截图</w:t>
+        <w:t>图</w:t>
       </w:r>
       <w:r>
         <w:rPr>
           <w:sz w:val="21"/>
           <w:lang w:eastAsia="zh-CN"/>
         </w:rPr>
+        <w:t xml:space="preserve">5-12 </w:t>
       </w:r>
       <w:r>
         <w:rPr>
           <w:sz w:val="21"/>
           <w:lang w:eastAsia="zh-CN"/>
         </w:rPr>
+        <w:t>用户管理页面截图</w:t>
       </w:r>
     </w:p>
     <w:p>
@@ -16809,7 +17977,7 @@
           <w:lang w:eastAsia="zh-CN"/>
         </w:rPr>
       </w:pPr>
-      <w:bookmarkStart w:id="51" w:name="_Toc226647447"/>
+      <w:bookmarkStart w:id="51" w:name="_Toc226649491"/>
       <w:r>
         <w:rPr>
           <w:rFonts w:ascii="Times New Roman" w:eastAsia="仿宋_GB2312" w:hAnsi="Times New Roman"/>
@@ -16872,6 +18040,7 @@
     <w:p>
       <w:pPr>
         <w:spacing w:after="0" w:line="360" w:lineRule="auto"/>
+        <w:jc w:val="center"/>
         <w:rPr>
           <w:lang w:eastAsia="zh-CN"/>
         </w:rPr>
@@ -16930,19 +18099,21 @@
           <w:sz w:val="21"/>
           <w:lang w:eastAsia="zh-CN"/>
         </w:rPr>
-        <w:t>图5-13 系统设置页面截图</w:t>
+        <w:t>图</w:t>
       </w:r>
       <w:r>
         <w:rPr>
           <w:sz w:val="21"/>
           <w:lang w:eastAsia="zh-CN"/>
         </w:rPr>
+        <w:t xml:space="preserve">5-13 </w:t>
       </w:r>
       <w:r>
         <w:rPr>
           <w:sz w:val="21"/>
           <w:lang w:eastAsia="zh-CN"/>
         </w:rPr>
+        <w:t>系统设置页面截图</w:t>
       </w:r>
     </w:p>
     <w:p>
@@ -16954,7 +18125,7 @@
           <w:lang w:eastAsia="zh-CN"/>
         </w:rPr>
       </w:pPr>
-      <w:bookmarkStart w:id="52" w:name="_Toc226647448"/>
+      <w:bookmarkStart w:id="52" w:name="_Toc226649492"/>
       <w:r>
         <w:rPr>
           <w:rFonts w:ascii="Times New Roman" w:eastAsia="仿宋_GB2312" w:hAnsi="Times New Roman"/>
@@ -17054,9 +18225,9 @@
         </w:rPr>
         <w:lastRenderedPageBreak/>
         <w:drawing>
-          <wp:inline distT="0" distB="0" distL="0" distR="0" wp14:anchorId="5A3DB9F5" wp14:editId="7C76DCF8">
-            <wp:extent cx="5457190" cy="1295096"/>
-            <wp:effectExtent l="0" t="0" r="0" b="635"/>
+          <wp:inline distT="0" distB="0" distL="0" distR="0" wp14:anchorId="5A3DB9F5" wp14:editId="3DF80CF5">
+            <wp:extent cx="5733319" cy="1360627"/>
+            <wp:effectExtent l="0" t="0" r="1270" b="0"/>
             <wp:docPr id="138895439" name="图片 1"/>
             <wp:cNvGraphicFramePr>
               <a:graphicFrameLocks xmlns:a="http://schemas.openxmlformats.org/drawingml/2006/main" noChangeAspect="1"/>
@@ -17078,7 +18249,7 @@
                   <pic:spPr bwMode="auto">
                     <a:xfrm>
                       <a:off x="0" y="0"/>
-                      <a:ext cx="5469632" cy="1298049"/>
+                      <a:ext cx="5752532" cy="1365187"/>
                     </a:xfrm>
                     <a:prstGeom prst="rect">
                       <a:avLst/>
@@ -17112,19 +18283,21 @@
           <w:sz w:val="21"/>
           <w:lang w:eastAsia="zh-CN"/>
         </w:rPr>
-        <w:t>图5-14 初始化后系统运行截图</w:t>
+        <w:t>图</w:t>
       </w:r>
       <w:r>
         <w:rPr>
           <w:sz w:val="21"/>
           <w:lang w:eastAsia="zh-CN"/>
         </w:rPr>
+        <w:t xml:space="preserve">5-14 </w:t>
       </w:r>
       <w:r>
         <w:rPr>
           <w:sz w:val="21"/>
           <w:lang w:eastAsia="zh-CN"/>
         </w:rPr>
+        <w:t>初始化后系统运行截图</w:t>
       </w:r>
     </w:p>
     <w:p>
@@ -17136,7 +18309,7 @@
           <w:lang w:eastAsia="zh-CN"/>
         </w:rPr>
       </w:pPr>
-      <w:bookmarkStart w:id="53" w:name="_Toc226647449"/>
+      <w:bookmarkStart w:id="53" w:name="_Toc226649493"/>
       <w:r>
         <w:rPr>
           <w:rFonts w:ascii="Times New Roman" w:eastAsia="黑体" w:hAnsi="Times New Roman"/>
@@ -17174,7 +18347,21 @@
         <w:rPr>
           <w:lang w:eastAsia="zh-CN"/>
         </w:rPr>
-        <w:t xml:space="preserve"> `static/img/` </w:t>
+        <w:t xml:space="preserve"> `static/</w:t>
+      </w:r>
+      <w:proofErr w:type="spellStart"/>
+      <w:r>
+        <w:rPr>
+          <w:lang w:eastAsia="zh-CN"/>
+        </w:rPr>
+        <w:t>img</w:t>
+      </w:r>
+      <w:proofErr w:type="spellEnd"/>
+      <w:r>
+        <w:rPr>
+          <w:lang w:eastAsia="zh-CN"/>
+        </w:rPr>
+        <w:t xml:space="preserve">/` </w:t>
       </w:r>
       <w:r>
         <w:rPr>
@@ -17195,9 +18382,9 @@
           <w:noProof/>
         </w:rPr>
         <w:drawing>
-          <wp:inline distT="0" distB="0" distL="0" distR="0" wp14:anchorId="781365EB" wp14:editId="48031D47">
-            <wp:extent cx="5517573" cy="3183147"/>
-            <wp:effectExtent l="0" t="0" r="6985" b="0"/>
+          <wp:inline distT="0" distB="0" distL="0" distR="0" wp14:anchorId="781365EB" wp14:editId="1F49C5E3">
+            <wp:extent cx="5991148" cy="3456357"/>
+            <wp:effectExtent l="0" t="0" r="0" b="0"/>
             <wp:docPr id="1899454264" name="图片 1" descr="图形用户界面, 网站&#10;&#10;AI 生成的内容可能不正确。"/>
             <wp:cNvGraphicFramePr>
               <a:graphicFrameLocks xmlns:a="http://schemas.openxmlformats.org/drawingml/2006/main" noChangeAspect="1"/>
@@ -17218,7 +18405,7 @@
                   <pic:spPr>
                     <a:xfrm>
                       <a:off x="0" y="0"/>
-                      <a:ext cx="5521713" cy="3185535"/>
+                      <a:ext cx="6015239" cy="3470255"/>
                     </a:xfrm>
                     <a:prstGeom prst="rect">
                       <a:avLst/>
@@ -17244,19 +18431,21 @@
           <w:sz w:val="21"/>
           <w:lang w:eastAsia="zh-CN"/>
         </w:rPr>
-        <w:t>图5-15 帮助中心页面截图</w:t>
+        <w:t>图</w:t>
       </w:r>
       <w:r>
         <w:rPr>
           <w:sz w:val="21"/>
           <w:lang w:eastAsia="zh-CN"/>
         </w:rPr>
+        <w:t xml:space="preserve">5-15 </w:t>
       </w:r>
       <w:r>
         <w:rPr>
           <w:sz w:val="21"/>
           <w:lang w:eastAsia="zh-CN"/>
         </w:rPr>
+        <w:t>帮助中心页面截图</w:t>
       </w:r>
     </w:p>
     <w:p>
@@ -17267,7 +18456,7 @@
           <w:lang w:eastAsia="zh-CN"/>
         </w:rPr>
       </w:pPr>
-      <w:bookmarkStart w:id="54" w:name="_Toc226647450"/>
+      <w:bookmarkStart w:id="54" w:name="_Toc226649494"/>
       <w:r>
         <w:rPr>
           <w:rFonts w:ascii="Times New Roman" w:eastAsia="仿宋_GB2312" w:hAnsi="Times New Roman"/>
@@ -17295,7 +18484,7 @@
           <w:lang w:eastAsia="zh-CN"/>
         </w:rPr>
       </w:pPr>
-      <w:bookmarkStart w:id="55" w:name="_Toc226647451"/>
+      <w:bookmarkStart w:id="55" w:name="_Toc226649495"/>
       <w:r>
         <w:rPr>
           <w:rFonts w:ascii="Times New Roman" w:eastAsia="黑体" w:hAnsi="Times New Roman"/>
@@ -17339,7 +18528,22 @@
         <w:rPr>
           <w:lang w:eastAsia="zh-CN"/>
         </w:rPr>
-        <w:t>导出、销售扣库和管理员设置等内容。同时，通过测试检查页面交互是否顺畅、数据库写入是否正确、角色权限是否生效。</w:t>
+        <w:t>导出、</w:t>
+      </w:r>
+      <w:proofErr w:type="gramStart"/>
+      <w:r>
+        <w:rPr>
+          <w:lang w:eastAsia="zh-CN"/>
+        </w:rPr>
+        <w:t>销售扣库和</w:t>
+      </w:r>
+      <w:proofErr w:type="gramEnd"/>
+      <w:r>
+        <w:rPr>
+          <w:lang w:eastAsia="zh-CN"/>
+        </w:rPr>
+        <w:lastRenderedPageBreak/>
+        <w:t>管理员设置等内容。同时，通过测试检查页面交互是否顺畅、数据库写入是否正确、角色权限是否生效。</w:t>
       </w:r>
     </w:p>
     <w:p>
@@ -17351,14 +18555,13 @@
           <w:lang w:eastAsia="zh-CN"/>
         </w:rPr>
       </w:pPr>
-      <w:bookmarkStart w:id="56" w:name="_Toc226647452"/>
+      <w:bookmarkStart w:id="56" w:name="_Toc226649496"/>
       <w:r>
         <w:rPr>
           <w:rFonts w:ascii="Times New Roman" w:eastAsia="黑体" w:hAnsi="Times New Roman"/>
           <w:sz w:val="24"/>
           <w:lang w:eastAsia="zh-CN"/>
         </w:rPr>
-        <w:lastRenderedPageBreak/>
         <w:t xml:space="preserve">6.2 </w:t>
       </w:r>
       <w:r>
@@ -17408,13 +18611,35 @@
         <w:rPr>
           <w:lang w:eastAsia="zh-CN"/>
         </w:rPr>
-        <w:t>运行环境为项目本地</w:t>
-      </w:r>
-      <w:r>
-        <w:rPr>
-          <w:lang w:eastAsia="zh-CN"/>
-        </w:rPr>
-        <w:t xml:space="preserve"> `.venv`</w:t>
+        <w:t>运行环境为</w:t>
+      </w:r>
+      <w:proofErr w:type="gramStart"/>
+      <w:r>
+        <w:rPr>
+          <w:lang w:eastAsia="zh-CN"/>
+        </w:rPr>
+        <w:t>项目本地</w:t>
+      </w:r>
+      <w:proofErr w:type="gramEnd"/>
+      <w:r>
+        <w:rPr>
+          <w:lang w:eastAsia="zh-CN"/>
+        </w:rPr>
+        <w:t xml:space="preserve"> `.</w:t>
+      </w:r>
+      <w:proofErr w:type="spellStart"/>
+      <w:r>
+        <w:rPr>
+          <w:lang w:eastAsia="zh-CN"/>
+        </w:rPr>
+        <w:t>venv</w:t>
+      </w:r>
+      <w:proofErr w:type="spellEnd"/>
+      <w:r>
+        <w:rPr>
+          <w:lang w:eastAsia="zh-CN"/>
+        </w:rPr>
+        <w:t>`</w:t>
       </w:r>
       <w:r>
         <w:rPr>
@@ -17481,7 +18706,7 @@
         <w:spacing w:before="0" w:line="360" w:lineRule="auto"/>
         <w:jc w:val="both"/>
       </w:pPr>
-      <w:bookmarkStart w:id="57" w:name="_Toc226647453"/>
+      <w:bookmarkStart w:id="57" w:name="_Toc226649497"/>
       <w:r>
         <w:rPr>
           <w:rFonts w:ascii="Times New Roman" w:eastAsia="黑体" w:hAnsi="Times New Roman"/>
@@ -17489,6 +18714,7 @@
         </w:rPr>
         <w:t xml:space="preserve">6.3 </w:t>
       </w:r>
+      <w:proofErr w:type="spellStart"/>
       <w:r>
         <w:rPr>
           <w:rFonts w:ascii="Times New Roman" w:eastAsia="黑体" w:hAnsi="Times New Roman"/>
@@ -17497,6 +18723,7 @@
         <w:t>测试用例</w:t>
       </w:r>
       <w:bookmarkEnd w:id="57"/>
+      <w:proofErr w:type="spellEnd"/>
     </w:p>
     <w:tbl>
       <w:tblPr>
@@ -17521,12 +18748,14 @@
               <w:spacing w:line="360" w:lineRule="auto"/>
               <w:jc w:val="center"/>
             </w:pPr>
+            <w:proofErr w:type="spellStart"/>
             <w:r>
               <w:rPr>
                 <w:sz w:val="21"/>
               </w:rPr>
               <w:t>测试编号</w:t>
             </w:r>
+            <w:proofErr w:type="spellEnd"/>
           </w:p>
         </w:tc>
         <w:tc>
@@ -17539,12 +18768,14 @@
               <w:spacing w:line="360" w:lineRule="auto"/>
               <w:jc w:val="center"/>
             </w:pPr>
+            <w:proofErr w:type="spellStart"/>
             <w:r>
               <w:rPr>
                 <w:sz w:val="21"/>
               </w:rPr>
               <w:t>测试内容</w:t>
             </w:r>
+            <w:proofErr w:type="spellEnd"/>
           </w:p>
         </w:tc>
         <w:tc>
@@ -17557,12 +18788,14 @@
               <w:spacing w:line="360" w:lineRule="auto"/>
               <w:jc w:val="center"/>
             </w:pPr>
+            <w:proofErr w:type="spellStart"/>
             <w:r>
               <w:rPr>
                 <w:sz w:val="21"/>
               </w:rPr>
               <w:t>预期结果</w:t>
             </w:r>
+            <w:proofErr w:type="spellEnd"/>
           </w:p>
         </w:tc>
         <w:tc>
@@ -17575,12 +18808,14 @@
               <w:spacing w:line="360" w:lineRule="auto"/>
               <w:jc w:val="center"/>
             </w:pPr>
+            <w:proofErr w:type="spellStart"/>
             <w:r>
               <w:rPr>
                 <w:sz w:val="21"/>
               </w:rPr>
               <w:t>测试结论</w:t>
             </w:r>
+            <w:proofErr w:type="spellEnd"/>
           </w:p>
         </w:tc>
       </w:tr>
@@ -17613,12 +18848,14 @@
               <w:spacing w:line="360" w:lineRule="auto"/>
               <w:jc w:val="center"/>
             </w:pPr>
+            <w:proofErr w:type="spellStart"/>
             <w:r>
               <w:rPr>
                 <w:sz w:val="21"/>
               </w:rPr>
               <w:t>普通用户登录</w:t>
             </w:r>
+            <w:proofErr w:type="spellEnd"/>
           </w:p>
         </w:tc>
         <w:tc>
@@ -17653,12 +18890,14 @@
               <w:spacing w:line="360" w:lineRule="auto"/>
               <w:jc w:val="center"/>
             </w:pPr>
+            <w:proofErr w:type="spellStart"/>
             <w:r>
               <w:rPr>
                 <w:sz w:val="21"/>
               </w:rPr>
               <w:t>通过</w:t>
             </w:r>
+            <w:proofErr w:type="spellEnd"/>
           </w:p>
         </w:tc>
       </w:tr>
@@ -17735,12 +18974,14 @@
               <w:spacing w:line="360" w:lineRule="auto"/>
               <w:jc w:val="center"/>
             </w:pPr>
+            <w:proofErr w:type="spellStart"/>
             <w:r>
               <w:rPr>
                 <w:sz w:val="21"/>
               </w:rPr>
               <w:t>通过</w:t>
             </w:r>
+            <w:proofErr w:type="spellEnd"/>
           </w:p>
         </w:tc>
       </w:tr>
@@ -17773,12 +19014,14 @@
               <w:spacing w:line="360" w:lineRule="auto"/>
               <w:jc w:val="center"/>
             </w:pPr>
+            <w:proofErr w:type="spellStart"/>
             <w:r>
               <w:rPr>
                 <w:sz w:val="21"/>
               </w:rPr>
               <w:t>上传单张图片检测</w:t>
             </w:r>
+            <w:proofErr w:type="spellEnd"/>
           </w:p>
         </w:tc>
         <w:tc>
@@ -17813,12 +19056,14 @@
               <w:spacing w:line="360" w:lineRule="auto"/>
               <w:jc w:val="center"/>
             </w:pPr>
+            <w:proofErr w:type="spellStart"/>
             <w:r>
               <w:rPr>
                 <w:sz w:val="21"/>
               </w:rPr>
               <w:t>通过</w:t>
             </w:r>
+            <w:proofErr w:type="spellEnd"/>
           </w:p>
         </w:tc>
       </w:tr>
@@ -17851,12 +19096,14 @@
               <w:spacing w:line="360" w:lineRule="auto"/>
               <w:jc w:val="center"/>
             </w:pPr>
+            <w:proofErr w:type="spellStart"/>
             <w:r>
               <w:rPr>
                 <w:sz w:val="21"/>
               </w:rPr>
               <w:t>批量图片检测</w:t>
             </w:r>
+            <w:proofErr w:type="spellEnd"/>
           </w:p>
         </w:tc>
         <w:tc>
@@ -17891,12 +19138,14 @@
               <w:spacing w:line="360" w:lineRule="auto"/>
               <w:jc w:val="center"/>
             </w:pPr>
+            <w:proofErr w:type="spellStart"/>
             <w:r>
               <w:rPr>
                 <w:sz w:val="21"/>
               </w:rPr>
               <w:t>通过</w:t>
             </w:r>
+            <w:proofErr w:type="spellEnd"/>
           </w:p>
         </w:tc>
       </w:tr>
@@ -17929,12 +19178,14 @@
               <w:spacing w:line="360" w:lineRule="auto"/>
               <w:jc w:val="center"/>
             </w:pPr>
+            <w:proofErr w:type="spellStart"/>
             <w:r>
               <w:rPr>
                 <w:sz w:val="21"/>
               </w:rPr>
               <w:t>摄像头拍照检测</w:t>
             </w:r>
+            <w:proofErr w:type="spellEnd"/>
           </w:p>
         </w:tc>
         <w:tc>
@@ -17969,12 +19220,14 @@
               <w:spacing w:line="360" w:lineRule="auto"/>
               <w:jc w:val="center"/>
             </w:pPr>
+            <w:proofErr w:type="spellStart"/>
             <w:r>
               <w:rPr>
                 <w:sz w:val="21"/>
               </w:rPr>
               <w:t>通过</w:t>
             </w:r>
+            <w:proofErr w:type="spellEnd"/>
           </w:p>
         </w:tc>
       </w:tr>
@@ -18007,12 +19260,14 @@
               <w:spacing w:line="360" w:lineRule="auto"/>
               <w:jc w:val="center"/>
             </w:pPr>
+            <w:proofErr w:type="spellStart"/>
             <w:r>
               <w:rPr>
                 <w:sz w:val="21"/>
               </w:rPr>
               <w:t>按缺陷类型查询历史</w:t>
             </w:r>
+            <w:proofErr w:type="spellEnd"/>
           </w:p>
         </w:tc>
         <w:tc>
@@ -18047,12 +19302,14 @@
               <w:spacing w:line="360" w:lineRule="auto"/>
               <w:jc w:val="center"/>
             </w:pPr>
+            <w:proofErr w:type="spellStart"/>
             <w:r>
               <w:rPr>
                 <w:sz w:val="21"/>
               </w:rPr>
               <w:t>通过</w:t>
             </w:r>
+            <w:proofErr w:type="spellEnd"/>
           </w:p>
         </w:tc>
       </w:tr>
@@ -18085,24 +19342,28 @@
               <w:spacing w:line="360" w:lineRule="auto"/>
               <w:jc w:val="center"/>
             </w:pPr>
+            <w:proofErr w:type="spellStart"/>
             <w:r>
               <w:rPr>
                 <w:sz w:val="21"/>
               </w:rPr>
               <w:t>导出</w:t>
             </w:r>
+            <w:proofErr w:type="spellEnd"/>
             <w:r>
               <w:rPr>
                 <w:sz w:val="21"/>
               </w:rPr>
               <w:t xml:space="preserve"> Excel </w:t>
             </w:r>
+            <w:proofErr w:type="spellStart"/>
             <w:r>
               <w:rPr>
                 <w:sz w:val="21"/>
               </w:rPr>
               <w:t>报表</w:t>
             </w:r>
+            <w:proofErr w:type="spellEnd"/>
           </w:p>
         </w:tc>
         <w:tc>
@@ -18137,12 +19398,14 @@
               <w:spacing w:line="360" w:lineRule="auto"/>
               <w:jc w:val="center"/>
             </w:pPr>
+            <w:proofErr w:type="spellStart"/>
             <w:r>
               <w:rPr>
                 <w:sz w:val="21"/>
               </w:rPr>
               <w:t>通过</w:t>
             </w:r>
+            <w:proofErr w:type="spellEnd"/>
           </w:p>
         </w:tc>
       </w:tr>
@@ -18219,12 +19482,14 @@
               <w:spacing w:line="360" w:lineRule="auto"/>
               <w:jc w:val="center"/>
             </w:pPr>
+            <w:proofErr w:type="spellStart"/>
             <w:r>
               <w:rPr>
                 <w:sz w:val="21"/>
               </w:rPr>
               <w:t>通过</w:t>
             </w:r>
+            <w:proofErr w:type="spellEnd"/>
           </w:p>
         </w:tc>
       </w:tr>
@@ -18257,12 +19522,14 @@
               <w:spacing w:line="360" w:lineRule="auto"/>
               <w:jc w:val="center"/>
             </w:pPr>
+            <w:proofErr w:type="spellStart"/>
             <w:r>
               <w:rPr>
                 <w:sz w:val="21"/>
               </w:rPr>
               <w:t>管理员上传新模型</w:t>
             </w:r>
+            <w:proofErr w:type="spellEnd"/>
           </w:p>
         </w:tc>
         <w:tc>
@@ -18297,12 +19564,14 @@
               <w:spacing w:line="360" w:lineRule="auto"/>
               <w:jc w:val="center"/>
             </w:pPr>
+            <w:proofErr w:type="spellStart"/>
             <w:r>
               <w:rPr>
                 <w:sz w:val="21"/>
               </w:rPr>
               <w:t>通过</w:t>
             </w:r>
+            <w:proofErr w:type="spellEnd"/>
           </w:p>
         </w:tc>
       </w:tr>
@@ -18325,6 +19594,7 @@
         <w:rPr>
           <w:lang w:eastAsia="zh-CN"/>
         </w:rPr>
+        <w:lastRenderedPageBreak/>
         <w:t>除正向测试外，还对空文件上传、角色入口错误、库存不足、无权限删除历史记录等异常场景进行了验证。从当前代码执行结果看，系统能够给出相应的提示信息，并阻止非法或不合理操作继续执行。</w:t>
       </w:r>
     </w:p>
@@ -18337,14 +19607,13 @@
           <w:lang w:eastAsia="zh-CN"/>
         </w:rPr>
       </w:pPr>
-      <w:bookmarkStart w:id="58" w:name="_Toc226647454"/>
+      <w:bookmarkStart w:id="58" w:name="_Toc226649498"/>
       <w:r>
         <w:rPr>
           <w:rFonts w:ascii="Times New Roman" w:eastAsia="黑体" w:hAnsi="Times New Roman"/>
           <w:sz w:val="24"/>
           <w:lang w:eastAsia="zh-CN"/>
         </w:rPr>
-        <w:lastRenderedPageBreak/>
         <w:t xml:space="preserve">6.4 </w:t>
       </w:r>
       <w:r>
@@ -18370,7 +19639,21 @@
         <w:rPr>
           <w:lang w:eastAsia="zh-CN"/>
         </w:rPr>
-        <w:t>从当前代码实现和功能验证结果看，系统能够完成预定的核心业务流程：用户登录与鉴权稳定可用，检测模块可以输出缺陷类型和等级判定结果，历史与报表模块能够形成可视化追溯，销售模块实现了与库存的联动，管理员也可以完成基础配置和模型替换。整体系统满足毕业设计演示和课程实践场景下的使用要求。</w:t>
+        <w:t>从当前代码实现和功能验证结果看，系统能够完成预定的核心业务流程：用户登录与鉴</w:t>
+      </w:r>
+      <w:proofErr w:type="gramStart"/>
+      <w:r>
+        <w:rPr>
+          <w:lang w:eastAsia="zh-CN"/>
+        </w:rPr>
+        <w:t>权稳定</w:t>
+      </w:r>
+      <w:proofErr w:type="gramEnd"/>
+      <w:r>
+        <w:rPr>
+          <w:lang w:eastAsia="zh-CN"/>
+        </w:rPr>
+        <w:t>可用，检测模块可以输出缺陷类型和等级判定结果，历史与报表模块能够形成可视化追溯，销售模块实现了与库存的联动，管理员也可以完成基础配置和模型替换。整体系统满足毕业设计演示和课程实践场景下的使用要求。</w:t>
       </w:r>
     </w:p>
     <w:p>
@@ -18433,7 +19716,7 @@
           <w:lang w:eastAsia="zh-CN"/>
         </w:rPr>
       </w:pPr>
-      <w:bookmarkStart w:id="59" w:name="_Toc226647455"/>
+      <w:bookmarkStart w:id="59" w:name="_Toc226649499"/>
       <w:r>
         <w:rPr>
           <w:rFonts w:ascii="Times New Roman" w:eastAsia="仿宋_GB2312" w:hAnsi="Times New Roman"/>
@@ -18471,7 +19754,21 @@
         <w:rPr>
           <w:lang w:eastAsia="zh-CN"/>
         </w:rPr>
-        <w:t xml:space="preserve"> `WebDetectionSystem` </w:t>
+        <w:t xml:space="preserve"> `</w:t>
+      </w:r>
+      <w:proofErr w:type="spellStart"/>
+      <w:r>
+        <w:rPr>
+          <w:lang w:eastAsia="zh-CN"/>
+        </w:rPr>
+        <w:t>WebDetectionSystem</w:t>
+      </w:r>
+      <w:proofErr w:type="spellEnd"/>
+      <w:r>
+        <w:rPr>
+          <w:lang w:eastAsia="zh-CN"/>
+        </w:rPr>
+        <w:t xml:space="preserve">` </w:t>
       </w:r>
       <w:r>
         <w:rPr>
@@ -18633,7 +19930,8 @@
         <w:pStyle w:val="1"/>
         <w:spacing w:before="120" w:after="120" w:line="360" w:lineRule="auto"/>
       </w:pPr>
-      <w:bookmarkStart w:id="60" w:name="_Toc226647456"/>
+      <w:bookmarkStart w:id="60" w:name="_Toc226649500"/>
+      <w:proofErr w:type="spellStart"/>
       <w:r>
         <w:rPr>
           <w:rFonts w:ascii="Times New Roman" w:eastAsia="仿宋_GB2312" w:hAnsi="Times New Roman"/>
@@ -18642,6 +19940,7 @@
         <w:t>参考文献</w:t>
       </w:r>
       <w:bookmarkEnd w:id="60"/>
+      <w:proofErr w:type="spellEnd"/>
     </w:p>
     <w:p>
       <w:pPr>
@@ -18650,7 +19949,15 @@
         <w:jc w:val="both"/>
       </w:pPr>
       <w:r>
-        <w:t>[1] Python Software Foundation. Python Documentation[EB/OL].</w:t>
+        <w:t xml:space="preserve">[1] Python Software Foundation. Python </w:t>
+      </w:r>
+      <w:proofErr w:type="gramStart"/>
+      <w:r>
+        <w:t>Documentation[</w:t>
+      </w:r>
+      <w:proofErr w:type="gramEnd"/>
+      <w:r>
+        <w:t>EB/OL].</w:t>
       </w:r>
     </w:p>
     <w:p>
@@ -18660,7 +19967,15 @@
         <w:jc w:val="both"/>
       </w:pPr>
       <w:r>
-        <w:t>[2] Flask Documentation Team. Flask Documentation[EB/OL].</w:t>
+        <w:t xml:space="preserve">[2] Flask Documentation Team. Flask </w:t>
+      </w:r>
+      <w:proofErr w:type="gramStart"/>
+      <w:r>
+        <w:t>Documentation[</w:t>
+      </w:r>
+      <w:proofErr w:type="gramEnd"/>
+      <w:r>
+        <w:t>EB/OL].</w:t>
       </w:r>
     </w:p>
     <w:p>
@@ -18670,7 +19985,31 @@
         <w:jc w:val="both"/>
       </w:pPr>
       <w:r>
-        <w:t>[3] SQLAlchemy Authors. SQLAlchemy Documentation[EB/OL].</w:t>
+        <w:t xml:space="preserve">[3] </w:t>
+      </w:r>
+      <w:proofErr w:type="spellStart"/>
+      <w:r>
+        <w:t>SQLAlchemy</w:t>
+      </w:r>
+      <w:proofErr w:type="spellEnd"/>
+      <w:r>
+        <w:t xml:space="preserve"> Authors. </w:t>
+      </w:r>
+      <w:proofErr w:type="spellStart"/>
+      <w:r>
+        <w:t>SQLAlchemy</w:t>
+      </w:r>
+      <w:proofErr w:type="spellEnd"/>
+      <w:r>
+        <w:t xml:space="preserve"> </w:t>
+      </w:r>
+      <w:proofErr w:type="gramStart"/>
+      <w:r>
+        <w:t>Documentation[</w:t>
+      </w:r>
+      <w:proofErr w:type="gramEnd"/>
+      <w:r>
+        <w:t>EB/OL].</w:t>
       </w:r>
     </w:p>
     <w:p>
@@ -18680,7 +20019,31 @@
         <w:jc w:val="both"/>
       </w:pPr>
       <w:r>
-        <w:t>[4] Ultralytics. Ultralytics YOLO Docs[EB/OL].</w:t>
+        <w:t xml:space="preserve">[4] </w:t>
+      </w:r>
+      <w:proofErr w:type="spellStart"/>
+      <w:r>
+        <w:t>Ultralytics</w:t>
+      </w:r>
+      <w:proofErr w:type="spellEnd"/>
+      <w:r>
+        <w:t xml:space="preserve">. </w:t>
+      </w:r>
+      <w:proofErr w:type="spellStart"/>
+      <w:r>
+        <w:t>Ultralytics</w:t>
+      </w:r>
+      <w:proofErr w:type="spellEnd"/>
+      <w:r>
+        <w:t xml:space="preserve"> YOLO </w:t>
+      </w:r>
+      <w:proofErr w:type="gramStart"/>
+      <w:r>
+        <w:t>Docs[</w:t>
+      </w:r>
+      <w:proofErr w:type="gramEnd"/>
+      <w:r>
+        <w:t>EB/OL].</w:t>
       </w:r>
     </w:p>
     <w:p>
@@ -18690,7 +20053,16 @@
         <w:jc w:val="both"/>
       </w:pPr>
       <w:r>
-        <w:t>[5] OpenCV Team. OpenCV-Python Tutorials[EB/OL].</w:t>
+        <w:lastRenderedPageBreak/>
+        <w:t xml:space="preserve">[5] OpenCV Team. OpenCV-Python </w:t>
+      </w:r>
+      <w:proofErr w:type="gramStart"/>
+      <w:r>
+        <w:t>Tutorials[</w:t>
+      </w:r>
+      <w:proofErr w:type="gramEnd"/>
+      <w:r>
+        <w:t>EB/OL].</w:t>
       </w:r>
     </w:p>
     <w:p>
@@ -18700,7 +20072,15 @@
         <w:jc w:val="both"/>
       </w:pPr>
       <w:r>
-        <w:t>[6] Bootstrap Team. Bootstrap 5 Documentation[EB/OL].</w:t>
+        <w:t xml:space="preserve">[6] Bootstrap Team. Bootstrap 5 </w:t>
+      </w:r>
+      <w:proofErr w:type="gramStart"/>
+      <w:r>
+        <w:t>Documentation[</w:t>
+      </w:r>
+      <w:proofErr w:type="gramEnd"/>
+      <w:r>
+        <w:t>EB/OL].</w:t>
       </w:r>
     </w:p>
     <w:p>
@@ -18710,7 +20090,23 @@
         <w:jc w:val="both"/>
       </w:pPr>
       <w:r>
-        <w:t>[7] pandas development team. pandas Documentation[EB/OL].</w:t>
+        <w:t xml:space="preserve">[7] pandas development team. </w:t>
+      </w:r>
+      <w:proofErr w:type="gramStart"/>
+      <w:r>
+        <w:t>pandas</w:t>
+      </w:r>
+      <w:proofErr w:type="gramEnd"/>
+      <w:r>
+        <w:t xml:space="preserve"> </w:t>
+      </w:r>
+      <w:proofErr w:type="gramStart"/>
+      <w:r>
+        <w:t>Documentation[</w:t>
+      </w:r>
+      <w:proofErr w:type="gramEnd"/>
+      <w:r>
+        <w:t>EB/OL].</w:t>
       </w:r>
     </w:p>
     <w:p>
@@ -18720,8 +20116,15 @@
         <w:jc w:val="both"/>
       </w:pPr>
       <w:r>
-        <w:lastRenderedPageBreak/>
-        <w:t>[8] He K, Gkioxari G, Dollar P, et al. Mask R-CNN[C]. IEEE, 2017.</w:t>
+        <w:t xml:space="preserve">[8] He K, </w:t>
+      </w:r>
+      <w:proofErr w:type="spellStart"/>
+      <w:r>
+        <w:t>Gkioxari</w:t>
+      </w:r>
+      <w:proofErr w:type="spellEnd"/>
+      <w:r>
+        <w:t xml:space="preserve"> G, Dollar P, et al. Mask R-CNN[C]. IEEE, 2017.</w:t>
       </w:r>
     </w:p>
     <w:p>
@@ -18731,7 +20134,15 @@
         <w:jc w:val="both"/>
       </w:pPr>
       <w:r>
-        <w:t>[9] Redmon J, Farhadi A. YOLOv3: An Incremental Improvement[EB/OL].</w:t>
+        <w:t xml:space="preserve">[9] Redmon J, Farhadi A. YOLOv3: An Incremental </w:t>
+      </w:r>
+      <w:proofErr w:type="gramStart"/>
+      <w:r>
+        <w:t>Improvement[</w:t>
+      </w:r>
+      <w:proofErr w:type="gramEnd"/>
+      <w:r>
+        <w:t>EB/OL].</w:t>
       </w:r>
     </w:p>
     <w:p>
@@ -18741,7 +20152,28 @@
         <w:jc w:val="both"/>
       </w:pPr>
       <w:r>
-        <w:t>[10] Jocher G, Chaurasia A, Qiu J. YOLO by Ultralytics[EB/OL].</w:t>
+        <w:t xml:space="preserve">[10] </w:t>
+      </w:r>
+      <w:proofErr w:type="spellStart"/>
+      <w:r>
+        <w:t>Jocher</w:t>
+      </w:r>
+      <w:proofErr w:type="spellEnd"/>
+      <w:r>
+        <w:t xml:space="preserve"> G, Chaurasia A, Qiu J. YOLO by </w:t>
+      </w:r>
+      <w:proofErr w:type="spellStart"/>
+      <w:proofErr w:type="gramStart"/>
+      <w:r>
+        <w:t>Ultralytics</w:t>
+      </w:r>
+      <w:proofErr w:type="spellEnd"/>
+      <w:r>
+        <w:t>[</w:t>
+      </w:r>
+      <w:proofErr w:type="gramEnd"/>
+      <w:r>
+        <w:t>EB/OL].</w:t>
       </w:r>
     </w:p>
     <w:p>
@@ -18892,7 +20324,7 @@
           <w:lang w:eastAsia="zh-CN"/>
         </w:rPr>
       </w:pPr>
-      <w:bookmarkStart w:id="61" w:name="_Toc226647457"/>
+      <w:bookmarkStart w:id="61" w:name="_Toc226649501"/>
       <w:r>
         <w:rPr>
           <w:rFonts w:ascii="Times New Roman" w:eastAsia="仿宋_GB2312" w:hAnsi="Times New Roman"/>

--- a/WebDetectionSystem/基于Python的Web木材表面缺陷智能检测系统的设计与实现.docx
+++ b/WebDetectionSystem/基于Python的Web木材表面缺陷智能检测系统的设计与实现.docx
@@ -12104,34 +12104,26 @@
     </w:p>
     <w:p>
       <w:pPr>
-        <w:spacing w:after="0" w:line="360" w:lineRule="auto"/>
-        <w:rPr>
-          <w:lang w:eastAsia="zh-CN"/>
-        </w:rPr>
-      </w:pPr>
-      <w:r>
-        <w:rPr>
-          <w:noProof/>
-          <w:lang w:eastAsia="zh-CN"/>
-        </w:rPr>
-        <w:lastRenderedPageBreak/>
+        <w:spacing w:before="120" w:after="60" w:line="240" w:lineRule="auto"/>
+        <w:jc w:val="center"/>
+      </w:pPr>
+      <w:r>
         <w:drawing>
-          <wp:inline distT="0" distB="0" distL="0" distR="0" wp14:anchorId="0815D19E" wp14:editId="5189616F">
-            <wp:extent cx="5515255" cy="8652295"/>
-            <wp:effectExtent l="0" t="0" r="9525" b="0"/>
-            <wp:docPr id="1216584320" name="图片 1"/>
+          <wp:inline xmlns:a="http://schemas.openxmlformats.org/drawingml/2006/main" xmlns:pic="http://schemas.openxmlformats.org/drawingml/2006/picture">
+            <wp:extent cx="5580000" cy="3417750"/>
+            <wp:docPr id="2022288430" name="Picture 2022288430"/>
             <wp:cNvGraphicFramePr>
-              <a:graphicFrameLocks xmlns:a="http://schemas.openxmlformats.org/drawingml/2006/main" noChangeAspect="1"/>
+              <a:graphicFrameLocks noChangeAspect="1"/>
             </wp:cNvGraphicFramePr>
-            <a:graphic xmlns:a="http://schemas.openxmlformats.org/drawingml/2006/main">
+            <a:graphic>
               <a:graphicData uri="http://schemas.openxmlformats.org/drawingml/2006/picture">
-                <pic:pic xmlns:pic="http://schemas.openxmlformats.org/drawingml/2006/picture">
+                <pic:pic>
                   <pic:nvPicPr>
-                    <pic:cNvPr id="1216584320" name=""/>
+                    <pic:cNvPr id="0" name="图4-1_系统总体结构图_参考风格.png"/>
                     <pic:cNvPicPr/>
                   </pic:nvPicPr>
                   <pic:blipFill>
-                    <a:blip r:embed="rId10"/>
+                    <a:blip r:embed="rId35"/>
                     <a:stretch>
                       <a:fillRect/>
                     </a:stretch>
@@ -12139,11 +12131,9 @@
                   <pic:spPr>
                     <a:xfrm>
                       <a:off x="0" y="0"/>
-                      <a:ext cx="5522928" cy="8664333"/>
+                      <a:ext cx="5580000" cy="3417750"/>
                     </a:xfrm>
-                    <a:prstGeom prst="rect">
-                      <a:avLst/>
-                    </a:prstGeom>
+                    <a:prstGeom prst="rect"/>
                   </pic:spPr>
                 </pic:pic>
               </a:graphicData>
@@ -12154,7 +12144,7 @@
     </w:p>
     <w:p>
       <w:pPr>
-        <w:spacing w:after="0" w:line="360" w:lineRule="auto"/>
+        <w:spacing w:after="120" w:line="360" w:lineRule="auto" w:before="0"/>
         <w:jc w:val="center"/>
         <w:rPr>
           <w:lang w:eastAsia="zh-CN"/>
@@ -12283,33 +12273,26 @@
     </w:p>
     <w:p>
       <w:pPr>
-        <w:spacing w:after="0" w:line="360" w:lineRule="auto"/>
-        <w:rPr>
-          <w:lang w:eastAsia="zh-CN"/>
-        </w:rPr>
-      </w:pPr>
-      <w:r>
-        <w:rPr>
-          <w:noProof/>
-          <w:lang w:eastAsia="zh-CN"/>
-        </w:rPr>
+        <w:spacing w:before="120" w:after="60" w:line="240" w:lineRule="auto"/>
+        <w:jc w:val="center"/>
+      </w:pPr>
+      <w:r>
         <w:drawing>
-          <wp:inline distT="0" distB="0" distL="0" distR="0" wp14:anchorId="5113182F" wp14:editId="0A35D1F6">
-            <wp:extent cx="5633049" cy="3685718"/>
-            <wp:effectExtent l="0" t="0" r="6350" b="0"/>
-            <wp:docPr id="219025519" name="图片 1" descr="地图的截图&#10;&#10;AI 生成的内容可能不正确。"/>
+          <wp:inline xmlns:a="http://schemas.openxmlformats.org/drawingml/2006/main" xmlns:pic="http://schemas.openxmlformats.org/drawingml/2006/picture">
+            <wp:extent cx="5580000" cy="3417750"/>
+            <wp:docPr id="2022288431" name="Picture 2022288431"/>
             <wp:cNvGraphicFramePr>
-              <a:graphicFrameLocks xmlns:a="http://schemas.openxmlformats.org/drawingml/2006/main" noChangeAspect="1"/>
+              <a:graphicFrameLocks noChangeAspect="1"/>
             </wp:cNvGraphicFramePr>
-            <a:graphic xmlns:a="http://schemas.openxmlformats.org/drawingml/2006/main">
+            <a:graphic>
               <a:graphicData uri="http://schemas.openxmlformats.org/drawingml/2006/picture">
-                <pic:pic xmlns:pic="http://schemas.openxmlformats.org/drawingml/2006/picture">
+                <pic:pic>
                   <pic:nvPicPr>
-                    <pic:cNvPr id="219025519" name="图片 1" descr="地图的截图&#10;&#10;AI 生成的内容可能不正确。"/>
+                    <pic:cNvPr id="0" name="图4-2_登录顺序图_参考风格.png"/>
                     <pic:cNvPicPr/>
                   </pic:nvPicPr>
                   <pic:blipFill>
-                    <a:blip r:embed="rId11"/>
+                    <a:blip r:embed="rId36"/>
                     <a:stretch>
                       <a:fillRect/>
                     </a:stretch>
@@ -12317,11 +12300,9 @@
                   <pic:spPr>
                     <a:xfrm>
                       <a:off x="0" y="0"/>
-                      <a:ext cx="5638256" cy="3689125"/>
+                      <a:ext cx="5580000" cy="3417750"/>
                     </a:xfrm>
-                    <a:prstGeom prst="rect">
-                      <a:avLst/>
-                    </a:prstGeom>
+                    <a:prstGeom prst="rect"/>
                   </pic:spPr>
                 </pic:pic>
               </a:graphicData>
@@ -12332,7 +12313,7 @@
     </w:p>
     <w:p>
       <w:pPr>
-        <w:spacing w:after="0" w:line="360" w:lineRule="auto"/>
+        <w:spacing w:after="120" w:line="360" w:lineRule="auto" w:before="0"/>
         <w:jc w:val="center"/>
         <w:rPr>
           <w:lang w:eastAsia="zh-CN"/>
@@ -12444,34 +12425,26 @@
     </w:p>
     <w:p>
       <w:pPr>
-        <w:spacing w:after="0" w:line="360" w:lineRule="auto"/>
-        <w:rPr>
-          <w:lang w:eastAsia="zh-CN"/>
-        </w:rPr>
-      </w:pPr>
-      <w:r>
-        <w:rPr>
-          <w:noProof/>
-          <w:lang w:eastAsia="zh-CN"/>
-        </w:rPr>
-        <w:lastRenderedPageBreak/>
+        <w:spacing w:before="120" w:after="60" w:line="240" w:lineRule="auto"/>
+        <w:jc w:val="center"/>
+      </w:pPr>
+      <w:r>
         <w:drawing>
-          <wp:inline distT="0" distB="0" distL="0" distR="0" wp14:anchorId="2D179705" wp14:editId="3585BD4A">
-            <wp:extent cx="5512279" cy="2580253"/>
-            <wp:effectExtent l="0" t="0" r="0" b="0"/>
-            <wp:docPr id="1243522748" name="图片 1" descr="图示&#10;&#10;AI 生成的内容可能不正确。"/>
+          <wp:inline xmlns:a="http://schemas.openxmlformats.org/drawingml/2006/main" xmlns:pic="http://schemas.openxmlformats.org/drawingml/2006/picture">
+            <wp:extent cx="5580000" cy="3107045"/>
+            <wp:docPr id="2022288432" name="Picture 2022288432"/>
             <wp:cNvGraphicFramePr>
-              <a:graphicFrameLocks xmlns:a="http://schemas.openxmlformats.org/drawingml/2006/main" noChangeAspect="1"/>
+              <a:graphicFrameLocks noChangeAspect="1"/>
             </wp:cNvGraphicFramePr>
-            <a:graphic xmlns:a="http://schemas.openxmlformats.org/drawingml/2006/main">
+            <a:graphic>
               <a:graphicData uri="http://schemas.openxmlformats.org/drawingml/2006/picture">
-                <pic:pic xmlns:pic="http://schemas.openxmlformats.org/drawingml/2006/picture">
+                <pic:pic>
                   <pic:nvPicPr>
-                    <pic:cNvPr id="1243522748" name="图片 1" descr="图示&#10;&#10;AI 生成的内容可能不正确。"/>
+                    <pic:cNvPr id="0" name="图4-3_缺陷检测顺序图_参考风格.png"/>
                     <pic:cNvPicPr/>
                   </pic:nvPicPr>
                   <pic:blipFill>
-                    <a:blip r:embed="rId12"/>
+                    <a:blip r:embed="rId37"/>
                     <a:stretch>
                       <a:fillRect/>
                     </a:stretch>
@@ -12479,11 +12452,9 @@
                   <pic:spPr>
                     <a:xfrm>
                       <a:off x="0" y="0"/>
-                      <a:ext cx="5515227" cy="2581633"/>
+                      <a:ext cx="5580000" cy="3107045"/>
                     </a:xfrm>
-                    <a:prstGeom prst="rect">
-                      <a:avLst/>
-                    </a:prstGeom>
+                    <a:prstGeom prst="rect"/>
                   </pic:spPr>
                 </pic:pic>
               </a:graphicData>
@@ -12494,7 +12465,7 @@
     </w:p>
     <w:p>
       <w:pPr>
-        <w:spacing w:after="0" w:line="360" w:lineRule="auto"/>
+        <w:spacing w:after="120" w:line="360" w:lineRule="auto" w:before="0"/>
         <w:jc w:val="center"/>
         <w:rPr>
           <w:lang w:eastAsia="zh-CN"/>
@@ -12602,33 +12573,26 @@
     </w:p>
     <w:p>
       <w:pPr>
-        <w:spacing w:after="0" w:line="360" w:lineRule="auto"/>
-        <w:rPr>
-          <w:lang w:eastAsia="zh-CN"/>
-        </w:rPr>
-      </w:pPr>
-      <w:r>
-        <w:rPr>
-          <w:noProof/>
-          <w:lang w:eastAsia="zh-CN"/>
-        </w:rPr>
+        <w:spacing w:before="120" w:after="60" w:line="240" w:lineRule="auto"/>
+        <w:jc w:val="center"/>
+      </w:pPr>
+      <w:r>
         <w:drawing>
-          <wp:inline distT="0" distB="0" distL="0" distR="0" wp14:anchorId="3F649BE1" wp14:editId="6A8A8809">
-            <wp:extent cx="5340096" cy="2765662"/>
-            <wp:effectExtent l="0" t="0" r="0" b="0"/>
-            <wp:docPr id="1564493832" name="图片 1" descr="图示&#10;&#10;AI 生成的内容可能不正确。"/>
+          <wp:inline xmlns:a="http://schemas.openxmlformats.org/drawingml/2006/main" xmlns:pic="http://schemas.openxmlformats.org/drawingml/2006/picture">
+            <wp:extent cx="5580000" cy="3417750"/>
+            <wp:docPr id="2022288433" name="Picture 2022288433"/>
             <wp:cNvGraphicFramePr>
-              <a:graphicFrameLocks xmlns:a="http://schemas.openxmlformats.org/drawingml/2006/main" noChangeAspect="1"/>
+              <a:graphicFrameLocks noChangeAspect="1"/>
             </wp:cNvGraphicFramePr>
-            <a:graphic xmlns:a="http://schemas.openxmlformats.org/drawingml/2006/main">
+            <a:graphic>
               <a:graphicData uri="http://schemas.openxmlformats.org/drawingml/2006/picture">
-                <pic:pic xmlns:pic="http://schemas.openxmlformats.org/drawingml/2006/picture">
+                <pic:pic>
                   <pic:nvPicPr>
-                    <pic:cNvPr id="1564493832" name="图片 1" descr="图示&#10;&#10;AI 生成的内容可能不正确。"/>
+                    <pic:cNvPr id="0" name="图4-4_历史与报表顺序图_参考风格.png"/>
                     <pic:cNvPicPr/>
                   </pic:nvPicPr>
                   <pic:blipFill>
-                    <a:blip r:embed="rId13"/>
+                    <a:blip r:embed="rId38"/>
                     <a:stretch>
                       <a:fillRect/>
                     </a:stretch>
@@ -12636,11 +12600,9 @@
                   <pic:spPr>
                     <a:xfrm>
                       <a:off x="0" y="0"/>
-                      <a:ext cx="5348759" cy="2770148"/>
+                      <a:ext cx="5580000" cy="3417750"/>
                     </a:xfrm>
-                    <a:prstGeom prst="rect">
-                      <a:avLst/>
-                    </a:prstGeom>
+                    <a:prstGeom prst="rect"/>
                   </pic:spPr>
                 </pic:pic>
               </a:graphicData>
@@ -12651,7 +12613,7 @@
     </w:p>
     <w:p>
       <w:pPr>
-        <w:spacing w:after="0" w:line="360" w:lineRule="auto"/>
+        <w:spacing w:after="120" w:line="360" w:lineRule="auto" w:before="0"/>
         <w:jc w:val="center"/>
         <w:rPr>
           <w:lang w:eastAsia="zh-CN"/>
@@ -12732,33 +12694,26 @@
     </w:p>
     <w:p>
       <w:pPr>
-        <w:spacing w:after="0" w:line="360" w:lineRule="auto"/>
-        <w:rPr>
-          <w:lang w:eastAsia="zh-CN"/>
-        </w:rPr>
-      </w:pPr>
-      <w:r>
-        <w:rPr>
-          <w:noProof/>
-          <w:lang w:eastAsia="zh-CN"/>
-        </w:rPr>
+        <w:spacing w:before="120" w:after="60" w:line="240" w:lineRule="auto"/>
+        <w:jc w:val="center"/>
+      </w:pPr>
+      <w:r>
         <w:drawing>
-          <wp:inline distT="0" distB="0" distL="0" distR="0" wp14:anchorId="620383DA" wp14:editId="1B4B5DC0">
-            <wp:extent cx="5391302" cy="3919428"/>
-            <wp:effectExtent l="0" t="0" r="0" b="5080"/>
-            <wp:docPr id="859350340" name="图片 1" descr="图片包含 图示&#10;&#10;AI 生成的内容可能不正确。"/>
+          <wp:inline xmlns:a="http://schemas.openxmlformats.org/drawingml/2006/main" xmlns:pic="http://schemas.openxmlformats.org/drawingml/2006/picture">
+            <wp:extent cx="5580000" cy="3255000"/>
+            <wp:docPr id="2022288437" name="Picture 2022288437"/>
             <wp:cNvGraphicFramePr>
-              <a:graphicFrameLocks xmlns:a="http://schemas.openxmlformats.org/drawingml/2006/main" noChangeAspect="1"/>
+              <a:graphicFrameLocks noChangeAspect="1"/>
             </wp:cNvGraphicFramePr>
-            <a:graphic xmlns:a="http://schemas.openxmlformats.org/drawingml/2006/main">
+            <a:graphic>
               <a:graphicData uri="http://schemas.openxmlformats.org/drawingml/2006/picture">
-                <pic:pic xmlns:pic="http://schemas.openxmlformats.org/drawingml/2006/picture">
+                <pic:pic>
                   <pic:nvPicPr>
-                    <pic:cNvPr id="859350340" name="图片 1" descr="图片包含 图示&#10;&#10;AI 生成的内容可能不正确。"/>
+                    <pic:cNvPr id="0" name="图4-5_销售出库顺序图_参考风格.png"/>
                     <pic:cNvPicPr/>
                   </pic:nvPicPr>
                   <pic:blipFill>
-                    <a:blip r:embed="rId14"/>
+                    <a:blip r:embed="rId43"/>
                     <a:stretch>
                       <a:fillRect/>
                     </a:stretch>
@@ -12766,11 +12721,9 @@
                   <pic:spPr>
                     <a:xfrm>
                       <a:off x="0" y="0"/>
-                      <a:ext cx="5394575" cy="3921807"/>
+                      <a:ext cx="5580000" cy="3255000"/>
                     </a:xfrm>
-                    <a:prstGeom prst="rect">
-                      <a:avLst/>
-                    </a:prstGeom>
+                    <a:prstGeom prst="rect"/>
                   </pic:spPr>
                 </pic:pic>
               </a:graphicData>
@@ -12781,7 +12734,7 @@
     </w:p>
     <w:p>
       <w:pPr>
-        <w:spacing w:after="0" w:line="360" w:lineRule="auto"/>
+        <w:spacing w:after="120" w:line="360" w:lineRule="auto" w:before="0"/>
         <w:jc w:val="center"/>
         <w:rPr>
           <w:lang w:eastAsia="zh-CN"/>
@@ -12883,33 +12836,26 @@
     </w:p>
     <w:p>
       <w:pPr>
-        <w:spacing w:after="0" w:line="360" w:lineRule="auto"/>
-        <w:rPr>
-          <w:lang w:eastAsia="zh-CN"/>
-        </w:rPr>
-      </w:pPr>
-      <w:r>
-        <w:rPr>
-          <w:noProof/>
-          <w:lang w:eastAsia="zh-CN"/>
-        </w:rPr>
+        <w:spacing w:before="120" w:after="60" w:line="240" w:lineRule="auto"/>
+        <w:jc w:val="center"/>
+      </w:pPr>
+      <w:r>
         <w:drawing>
-          <wp:inline distT="0" distB="0" distL="0" distR="0" wp14:anchorId="3CF13A34" wp14:editId="08EEFE96">
-            <wp:extent cx="5405933" cy="1385722"/>
-            <wp:effectExtent l="0" t="0" r="4445" b="5080"/>
-            <wp:docPr id="126276120" name="图片 1" descr="图形用户界面&#10;&#10;AI 生成的内容可能不正确。"/>
+          <wp:inline xmlns:a="http://schemas.openxmlformats.org/drawingml/2006/main" xmlns:pic="http://schemas.openxmlformats.org/drawingml/2006/picture">
+            <wp:extent cx="5580000" cy="3417750"/>
+            <wp:docPr id="2022288435" name="Picture 2022288435"/>
             <wp:cNvGraphicFramePr>
-              <a:graphicFrameLocks xmlns:a="http://schemas.openxmlformats.org/drawingml/2006/main" noChangeAspect="1"/>
+              <a:graphicFrameLocks noChangeAspect="1"/>
             </wp:cNvGraphicFramePr>
-            <a:graphic xmlns:a="http://schemas.openxmlformats.org/drawingml/2006/main">
+            <a:graphic>
               <a:graphicData uri="http://schemas.openxmlformats.org/drawingml/2006/picture">
-                <pic:pic xmlns:pic="http://schemas.openxmlformats.org/drawingml/2006/picture">
+                <pic:pic>
                   <pic:nvPicPr>
-                    <pic:cNvPr id="126276120" name="图片 1" descr="图形用户界面&#10;&#10;AI 生成的内容可能不正确。"/>
+                    <pic:cNvPr id="0" name="图4-6_主要实体属性图_参考风格.png"/>
                     <pic:cNvPicPr/>
                   </pic:nvPicPr>
                   <pic:blipFill>
-                    <a:blip r:embed="rId15"/>
+                    <a:blip r:embed="rId40"/>
                     <a:stretch>
                       <a:fillRect/>
                     </a:stretch>
@@ -12917,11 +12863,9 @@
                   <pic:spPr>
                     <a:xfrm>
                       <a:off x="0" y="0"/>
-                      <a:ext cx="5425777" cy="1390809"/>
+                      <a:ext cx="5580000" cy="3417750"/>
                     </a:xfrm>
-                    <a:prstGeom prst="rect">
-                      <a:avLst/>
-                    </a:prstGeom>
+                    <a:prstGeom prst="rect"/>
                   </pic:spPr>
                 </pic:pic>
               </a:graphicData>
@@ -12932,6 +12876,79 @@
     </w:p>
     <w:p>
       <w:pPr>
+        <w:spacing w:after="120" w:line="360" w:lineRule="auto" w:before="0"/>
+        <w:ind w:firstLine="480"/>
+        <w:jc w:val="center"/>
+        <w:rPr>
+          <w:lang w:eastAsia="zh-CN"/>
+        </w:rPr>
+      </w:pPr>
+      <w:r>
+        <w:rPr>
+          <w:lang w:eastAsia="zh-CN"/>
+        </w:rPr>
+        <w:t>图</w:t>
+      </w:r>
+      <w:r>
+        <w:rPr>
+          <w:lang w:eastAsia="zh-CN"/>
+        </w:rPr>
+        <w:t xml:space="preserve">4-6 </w:t>
+      </w:r>
+      <w:r>
+        <w:rPr>
+          <w:lang w:eastAsia="zh-CN"/>
+        </w:rPr>
+        <w:t>主要实体属性图</w:t>
+      </w:r>
+    </w:p>
+    <w:p>
+      <w:pPr>
+        <w:pStyle w:val="31"/>
+        <w:spacing w:before="0" w:line="360" w:lineRule="auto"/>
+        <w:jc w:val="both"/>
+        <w:rPr>
+          <w:lang w:eastAsia="zh-CN"/>
+        </w:rPr>
+      </w:pPr>
+      <w:bookmarkStart w:id="32" w:name="_Toc226649472"/>
+      <w:r>
+        <w:rPr>
+          <w:rFonts w:ascii="Times New Roman" w:eastAsia="仿宋_GB2312" w:hAnsi="Times New Roman"/>
+          <w:b w:val="0"/>
+          <w:lang w:eastAsia="zh-CN"/>
+        </w:rPr>
+        <w:lastRenderedPageBreak/>
+        <w:t xml:space="preserve">4.3.2 </w:t>
+      </w:r>
+      <w:r>
+        <w:rPr>
+          <w:rFonts w:ascii="Times New Roman" w:eastAsia="仿宋_GB2312" w:hAnsi="Times New Roman"/>
+          <w:b w:val="0"/>
+          <w:lang w:eastAsia="zh-CN"/>
+        </w:rPr>
+        <w:t>数据库</w:t>
+      </w:r>
+      <w:r>
+        <w:rPr>
+          <w:rFonts w:ascii="Times New Roman" w:eastAsia="仿宋_GB2312" w:hAnsi="Times New Roman"/>
+          <w:b w:val="0"/>
+          <w:lang w:eastAsia="zh-CN"/>
+        </w:rPr>
+        <w:t xml:space="preserve"> E-R </w:t>
+      </w:r>
+      <w:r>
+        <w:rPr>
+          <w:rFonts w:ascii="Times New Roman" w:eastAsia="仿宋_GB2312" w:hAnsi="Times New Roman"/>
+          <w:b w:val="0"/>
+          <w:lang w:eastAsia="zh-CN"/>
+        </w:rPr>
+        <w:t>设计</w:t>
+      </w:r>
+      <w:bookmarkEnd w:id="32"/>
+    </w:p>
+    <w:p>
+      <w:pPr>
         <w:spacing w:after="0" w:line="360" w:lineRule="auto"/>
         <w:ind w:firstLine="480"/>
         <w:jc w:val="both"/>
@@ -12943,111 +12960,31 @@
         <w:rPr>
           <w:lang w:eastAsia="zh-CN"/>
         </w:rPr>
-        <w:t>图</w:t>
-      </w:r>
-      <w:r>
-        <w:rPr>
-          <w:lang w:eastAsia="zh-CN"/>
-        </w:rPr>
-        <w:t xml:space="preserve">4-6 </w:t>
-      </w:r>
-      <w:r>
-        <w:rPr>
-          <w:lang w:eastAsia="zh-CN"/>
-        </w:rPr>
-        <w:t>主要实体属性图</w:t>
+        <w:t>系统以用户实体为中心，与检测历史和工作日志形成一对多关系；库存与销售记录通过等级字段形成业务对应关系；系统设置独立存放全局参数，不直接依附于某个业务实体。总体来看，数据库结构较为简洁，适合课程设计场景下快速实现，同时也为后续扩展订单、设备、分类和统计维度保留了空间。</w:t>
       </w:r>
     </w:p>
     <w:p>
       <w:pPr>
-        <w:pStyle w:val="31"/>
-        <w:spacing w:before="0" w:line="360" w:lineRule="auto"/>
-        <w:jc w:val="both"/>
-        <w:rPr>
-          <w:lang w:eastAsia="zh-CN"/>
-        </w:rPr>
-      </w:pPr>
-      <w:bookmarkStart w:id="32" w:name="_Toc226649472"/>
-      <w:r>
-        <w:rPr>
-          <w:rFonts w:ascii="Times New Roman" w:eastAsia="仿宋_GB2312" w:hAnsi="Times New Roman"/>
-          <w:b w:val="0"/>
-          <w:lang w:eastAsia="zh-CN"/>
-        </w:rPr>
-        <w:lastRenderedPageBreak/>
-        <w:t xml:space="preserve">4.3.2 </w:t>
-      </w:r>
-      <w:r>
-        <w:rPr>
-          <w:rFonts w:ascii="Times New Roman" w:eastAsia="仿宋_GB2312" w:hAnsi="Times New Roman"/>
-          <w:b w:val="0"/>
-          <w:lang w:eastAsia="zh-CN"/>
-        </w:rPr>
-        <w:t>数据库</w:t>
-      </w:r>
-      <w:r>
-        <w:rPr>
-          <w:rFonts w:ascii="Times New Roman" w:eastAsia="仿宋_GB2312" w:hAnsi="Times New Roman"/>
-          <w:b w:val="0"/>
-          <w:lang w:eastAsia="zh-CN"/>
-        </w:rPr>
-        <w:t xml:space="preserve"> E-R </w:t>
-      </w:r>
-      <w:r>
-        <w:rPr>
-          <w:rFonts w:ascii="Times New Roman" w:eastAsia="仿宋_GB2312" w:hAnsi="Times New Roman"/>
-          <w:b w:val="0"/>
-          <w:lang w:eastAsia="zh-CN"/>
-        </w:rPr>
-        <w:t>设计</w:t>
-      </w:r>
-      <w:bookmarkEnd w:id="32"/>
-    </w:p>
-    <w:p>
-      <w:pPr>
-        <w:spacing w:after="0" w:line="360" w:lineRule="auto"/>
-        <w:ind w:firstLine="480"/>
-        <w:jc w:val="both"/>
-        <w:rPr>
-          <w:lang w:eastAsia="zh-CN"/>
-        </w:rPr>
-      </w:pPr>
-      <w:r>
-        <w:rPr>
-          <w:lang w:eastAsia="zh-CN"/>
-        </w:rPr>
-        <w:t>系统以用户实体为中心，与检测历史和工作日志形成一对多关系；库存与销售记录通过等级字段形成业务对应关系；系统设置独立存放全局参数，不直接依附于某个业务实体。总体来看，数据库结构较为简洁，适合课程设计场景下快速实现，同时也为后续扩展订单、设备、分类和统计维度保留了空间。</w:t>
-      </w:r>
-    </w:p>
-    <w:p>
-      <w:pPr>
-        <w:spacing w:after="0" w:line="360" w:lineRule="auto"/>
-        <w:rPr>
-          <w:lang w:eastAsia="zh-CN"/>
-        </w:rPr>
-      </w:pPr>
-      <w:r>
-        <w:rPr>
-          <w:noProof/>
-          <w:lang w:eastAsia="zh-CN"/>
-        </w:rPr>
+        <w:spacing w:before="120" w:after="60" w:line="240" w:lineRule="auto"/>
+        <w:jc w:val="center"/>
+      </w:pPr>
+      <w:r>
         <w:drawing>
-          <wp:inline distT="0" distB="0" distL="0" distR="0" wp14:anchorId="5E8F8996" wp14:editId="53C255DA">
-            <wp:extent cx="5654650" cy="1514757"/>
-            <wp:effectExtent l="0" t="0" r="3810" b="9525"/>
-            <wp:docPr id="1720002954" name="图片 1" descr="图形用户界面&#10;&#10;AI 生成的内容可能不正确。"/>
+          <wp:inline xmlns:a="http://schemas.openxmlformats.org/drawingml/2006/main" xmlns:pic="http://schemas.openxmlformats.org/drawingml/2006/picture">
+            <wp:extent cx="5580000" cy="3610588"/>
+            <wp:docPr id="2022288436" name="Picture 2022288436"/>
             <wp:cNvGraphicFramePr>
-              <a:graphicFrameLocks xmlns:a="http://schemas.openxmlformats.org/drawingml/2006/main" noChangeAspect="1"/>
+              <a:graphicFrameLocks noChangeAspect="1"/>
             </wp:cNvGraphicFramePr>
-            <a:graphic xmlns:a="http://schemas.openxmlformats.org/drawingml/2006/main">
+            <a:graphic>
               <a:graphicData uri="http://schemas.openxmlformats.org/drawingml/2006/picture">
-                <pic:pic xmlns:pic="http://schemas.openxmlformats.org/drawingml/2006/picture">
+                <pic:pic>
                   <pic:nvPicPr>
-                    <pic:cNvPr id="1720002954" name="图片 1" descr="图形用户界面&#10;&#10;AI 生成的内容可能不正确。"/>
+                    <pic:cNvPr id="0" name="图4-7_系统E-R图_参考风格.png"/>
                     <pic:cNvPicPr/>
                   </pic:nvPicPr>
                   <pic:blipFill>
-                    <a:blip r:embed="rId16"/>
+                    <a:blip r:embed="rId41"/>
                     <a:stretch>
                       <a:fillRect/>
                     </a:stretch>
@@ -13055,11 +12992,9 @@
                   <pic:spPr>
                     <a:xfrm>
                       <a:off x="0" y="0"/>
-                      <a:ext cx="5665205" cy="1517585"/>
+                      <a:ext cx="5580000" cy="3610588"/>
                     </a:xfrm>
-                    <a:prstGeom prst="rect">
-                      <a:avLst/>
-                    </a:prstGeom>
+                    <a:prstGeom prst="rect"/>
                   </pic:spPr>
                 </pic:pic>
               </a:graphicData>
@@ -13070,7 +13005,7 @@
     </w:p>
     <w:p>
       <w:pPr>
-        <w:spacing w:after="0" w:line="360" w:lineRule="auto"/>
+        <w:spacing w:after="120" w:line="360" w:lineRule="auto" w:before="0"/>
         <w:jc w:val="center"/>
         <w:rPr>
           <w:lang w:eastAsia="zh-CN"/>

--- a/WebDetectionSystem/基于Python的Web木材表面缺陷智能检测系统的设计与实现.docx
+++ b/WebDetectionSystem/基于Python的Web木材表面缺陷智能检测系统的设计与实现.docx
@@ -67,7 +67,7 @@
                       <w:szCs w:val="84"/>
                     </w:rPr>
                     <w:drawing>
-                      <wp:inline distT="0" distB="0" distL="0" distR="0" wp14:anchorId="4C054DD1" wp14:editId="02872957">
+                      <wp:inline distT="0" distB="0" distL="0" distR="0" wp14:anchorId="4A8DB7F6" wp14:editId="39D73235">
                         <wp:extent cx="3467100" cy="952500"/>
                         <wp:effectExtent l="0" t="0" r="0" b="0"/>
                         <wp:docPr id="2" name="图片 2"/>
@@ -166,7 +166,7 @@
                       <w:szCs w:val="28"/>
                     </w:rPr>
                     <w:drawing>
-                      <wp:inline distT="0" distB="0" distL="0" distR="0" wp14:anchorId="16499CFD" wp14:editId="21185A19">
+                      <wp:inline distT="0" distB="0" distL="0" distR="0" wp14:anchorId="0FADECEE" wp14:editId="1E67197D">
                         <wp:extent cx="1438275" cy="1428750"/>
                         <wp:effectExtent l="0" t="0" r="9525" b="0"/>
                         <wp:docPr id="1" name="图片 1"/>
@@ -1094,7 +1094,7 @@
       <w:r>
         <w:fldChar w:fldCharType="separate"/>
       </w:r>
-      <w:hyperlink w:anchor="_Toc227050662" w:history="1">
+      <w:hyperlink w:anchor="_Toc227053155" w:history="1">
         <w:r>
           <w:rPr>
             <w:rStyle w:val="aff9"/>
@@ -1142,7 +1142,7 @@
             <w:noProof/>
             <w:webHidden/>
           </w:rPr>
-          <w:instrText>PAGEREF _Toc227050662 \h</w:instrText>
+          <w:instrText>PAGEREF _Toc227053155 \h</w:instrText>
         </w:r>
         <w:r>
           <w:rPr>
@@ -1201,7 +1201,7 @@
           <w14:ligatures w14:val="standardContextual"/>
         </w:rPr>
       </w:pPr>
-      <w:hyperlink w:anchor="_Toc227050663" w:history="1">
+      <w:hyperlink w:anchor="_Toc227053156" w:history="1">
         <w:r>
           <w:rPr>
             <w:rStyle w:val="aff9"/>
@@ -1249,7 +1249,7 @@
             <w:noProof/>
             <w:webHidden/>
           </w:rPr>
-          <w:instrText>PAGEREF _Toc227050663 \h</w:instrText>
+          <w:instrText>PAGEREF _Toc227053156 \h</w:instrText>
         </w:r>
         <w:r>
           <w:rPr>
@@ -1308,7 +1308,7 @@
           <w14:ligatures w14:val="standardContextual"/>
         </w:rPr>
       </w:pPr>
-      <w:hyperlink w:anchor="_Toc227050664" w:history="1">
+      <w:hyperlink w:anchor="_Toc227053157" w:history="1">
         <w:r>
           <w:rPr>
             <w:rStyle w:val="aff9"/>
@@ -1356,7 +1356,7 @@
             <w:noProof/>
             <w:webHidden/>
           </w:rPr>
-          <w:instrText>PAGEREF _Toc227050664 \h</w:instrText>
+          <w:instrText>PAGEREF _Toc227053157 \h</w:instrText>
         </w:r>
         <w:r>
           <w:rPr>
@@ -1415,7 +1415,7 @@
           <w14:ligatures w14:val="standardContextual"/>
         </w:rPr>
       </w:pPr>
-      <w:hyperlink w:anchor="_Toc227050665" w:history="1">
+      <w:hyperlink w:anchor="_Toc227053158" w:history="1">
         <w:r>
           <w:rPr>
             <w:rStyle w:val="aff9"/>
@@ -1463,7 +1463,7 @@
             <w:noProof/>
             <w:webHidden/>
           </w:rPr>
-          <w:instrText>PAGEREF _Toc227050665 \h</w:instrText>
+          <w:instrText>PAGEREF _Toc227053158 \h</w:instrText>
         </w:r>
         <w:r>
           <w:rPr>
@@ -1522,7 +1522,7 @@
           <w14:ligatures w14:val="standardContextual"/>
         </w:rPr>
       </w:pPr>
-      <w:hyperlink w:anchor="_Toc227050666" w:history="1">
+      <w:hyperlink w:anchor="_Toc227053159" w:history="1">
         <w:r>
           <w:rPr>
             <w:rStyle w:val="aff9"/>
@@ -1570,7 +1570,7 @@
             <w:noProof/>
             <w:webHidden/>
           </w:rPr>
-          <w:instrText>PAGEREF _Toc227050666 \h</w:instrText>
+          <w:instrText>PAGEREF _Toc227053159 \h</w:instrText>
         </w:r>
         <w:r>
           <w:rPr>
@@ -1629,7 +1629,7 @@
           <w14:ligatures w14:val="standardContextual"/>
         </w:rPr>
       </w:pPr>
-      <w:hyperlink w:anchor="_Toc227050667" w:history="1">
+      <w:hyperlink w:anchor="_Toc227053160" w:history="1">
         <w:r>
           <w:rPr>
             <w:rStyle w:val="aff9"/>
@@ -1677,7 +1677,7 @@
             <w:noProof/>
             <w:webHidden/>
           </w:rPr>
-          <w:instrText>PAGEREF _Toc227050667 \h</w:instrText>
+          <w:instrText>PAGEREF _Toc227053160 \h</w:instrText>
         </w:r>
         <w:r>
           <w:rPr>
@@ -1735,7 +1735,7 @@
           <w14:ligatures w14:val="standardContextual"/>
         </w:rPr>
       </w:pPr>
-      <w:hyperlink w:anchor="_Toc227050668" w:history="1">
+      <w:hyperlink w:anchor="_Toc227053161" w:history="1">
         <w:r>
           <w:rPr>
             <w:rStyle w:val="aff9"/>
@@ -1783,7 +1783,7 @@
             <w:noProof/>
             <w:webHidden/>
           </w:rPr>
-          <w:instrText>PAGEREF _Toc227050668 \h</w:instrText>
+          <w:instrText>PAGEREF _Toc227053161 \h</w:instrText>
         </w:r>
         <w:r>
           <w:rPr>
@@ -1842,7 +1842,7 @@
           <w14:ligatures w14:val="standardContextual"/>
         </w:rPr>
       </w:pPr>
-      <w:hyperlink w:anchor="_Toc227050669" w:history="1">
+      <w:hyperlink w:anchor="_Toc227053162" w:history="1">
         <w:r>
           <w:rPr>
             <w:rStyle w:val="aff9"/>
@@ -1890,7 +1890,7 @@
             <w:noProof/>
             <w:webHidden/>
           </w:rPr>
-          <w:instrText>PAGEREF _Toc227050669 \h</w:instrText>
+          <w:instrText>PAGEREF _Toc227053162 \h</w:instrText>
         </w:r>
         <w:r>
           <w:rPr>
@@ -1949,7 +1949,7 @@
           <w14:ligatures w14:val="standardContextual"/>
         </w:rPr>
       </w:pPr>
-      <w:hyperlink w:anchor="_Toc227050670" w:history="1">
+      <w:hyperlink w:anchor="_Toc227053163" w:history="1">
         <w:r>
           <w:rPr>
             <w:rStyle w:val="aff9"/>
@@ -1997,7 +1997,7 @@
             <w:noProof/>
             <w:webHidden/>
           </w:rPr>
-          <w:instrText>PAGEREF _Toc227050670 \h</w:instrText>
+          <w:instrText>PAGEREF _Toc227053163 \h</w:instrText>
         </w:r>
         <w:r>
           <w:rPr>
@@ -2056,7 +2056,7 @@
           <w14:ligatures w14:val="standardContextual"/>
         </w:rPr>
       </w:pPr>
-      <w:hyperlink w:anchor="_Toc227050671" w:history="1">
+      <w:hyperlink w:anchor="_Toc227053164" w:history="1">
         <w:r>
           <w:rPr>
             <w:rStyle w:val="aff9"/>
@@ -2102,7 +2102,7 @@
             <w:noProof/>
             <w:webHidden/>
           </w:rPr>
-          <w:instrText>PAGEREF _Toc227050671 \h</w:instrText>
+          <w:instrText>PAGEREF _Toc227053164 \h</w:instrText>
         </w:r>
         <w:r>
           <w:rPr>
@@ -2161,7 +2161,7 @@
           <w14:ligatures w14:val="standardContextual"/>
         </w:rPr>
       </w:pPr>
-      <w:hyperlink w:anchor="_Toc227050672" w:history="1">
+      <w:hyperlink w:anchor="_Toc227053165" w:history="1">
         <w:r>
           <w:rPr>
             <w:rStyle w:val="aff9"/>
@@ -2218,7 +2218,7 @@
             <w:noProof/>
             <w:webHidden/>
           </w:rPr>
-          <w:instrText>PAGEREF _Toc227050672 \h</w:instrText>
+          <w:instrText>PAGEREF _Toc227053165 \h</w:instrText>
         </w:r>
         <w:r>
           <w:rPr>
@@ -2277,7 +2277,7 @@
           <w14:ligatures w14:val="standardContextual"/>
         </w:rPr>
       </w:pPr>
-      <w:hyperlink w:anchor="_Toc227050673" w:history="1">
+      <w:hyperlink w:anchor="_Toc227053166" w:history="1">
         <w:r>
           <w:rPr>
             <w:rStyle w:val="aff9"/>
@@ -2325,7 +2325,7 @@
             <w:noProof/>
             <w:webHidden/>
           </w:rPr>
-          <w:instrText>PAGEREF _Toc227050673 \h</w:instrText>
+          <w:instrText>PAGEREF _Toc227053166 \h</w:instrText>
         </w:r>
         <w:r>
           <w:rPr>
@@ -2383,7 +2383,7 @@
           <w14:ligatures w14:val="standardContextual"/>
         </w:rPr>
       </w:pPr>
-      <w:hyperlink w:anchor="_Toc227050674" w:history="1">
+      <w:hyperlink w:anchor="_Toc227053167" w:history="1">
         <w:r>
           <w:rPr>
             <w:rStyle w:val="aff9"/>
@@ -2431,7 +2431,7 @@
             <w:noProof/>
             <w:webHidden/>
           </w:rPr>
-          <w:instrText>PAGEREF _Toc227050674 \h</w:instrText>
+          <w:instrText>PAGEREF _Toc227053167 \h</w:instrText>
         </w:r>
         <w:r>
           <w:rPr>
@@ -2490,7 +2490,7 @@
           <w14:ligatures w14:val="standardContextual"/>
         </w:rPr>
       </w:pPr>
-      <w:hyperlink w:anchor="_Toc227050675" w:history="1">
+      <w:hyperlink w:anchor="_Toc227053168" w:history="1">
         <w:r>
           <w:rPr>
             <w:rStyle w:val="aff9"/>
@@ -2538,7 +2538,7 @@
             <w:noProof/>
             <w:webHidden/>
           </w:rPr>
-          <w:instrText>PAGEREF _Toc227050675 \h</w:instrText>
+          <w:instrText>PAGEREF _Toc227053168 \h</w:instrText>
         </w:r>
         <w:r>
           <w:rPr>
@@ -2597,7 +2597,7 @@
           <w14:ligatures w14:val="standardContextual"/>
         </w:rPr>
       </w:pPr>
-      <w:hyperlink w:anchor="_Toc227050676" w:history="1">
+      <w:hyperlink w:anchor="_Toc227053169" w:history="1">
         <w:r>
           <w:rPr>
             <w:rStyle w:val="aff9"/>
@@ -2645,7 +2645,7 @@
             <w:noProof/>
             <w:webHidden/>
           </w:rPr>
-          <w:instrText>PAGEREF _Toc227050676 \h</w:instrText>
+          <w:instrText>PAGEREF _Toc227053169 \h</w:instrText>
         </w:r>
         <w:r>
           <w:rPr>
@@ -2704,7 +2704,7 @@
           <w14:ligatures w14:val="standardContextual"/>
         </w:rPr>
       </w:pPr>
-      <w:hyperlink w:anchor="_Toc227050677" w:history="1">
+      <w:hyperlink w:anchor="_Toc227053170" w:history="1">
         <w:r>
           <w:rPr>
             <w:rStyle w:val="aff9"/>
@@ -2752,7 +2752,7 @@
             <w:noProof/>
             <w:webHidden/>
           </w:rPr>
-          <w:instrText>PAGEREF _Toc227050677 \h</w:instrText>
+          <w:instrText>PAGEREF _Toc227053170 \h</w:instrText>
         </w:r>
         <w:r>
           <w:rPr>
@@ -2811,7 +2811,7 @@
           <w14:ligatures w14:val="standardContextual"/>
         </w:rPr>
       </w:pPr>
-      <w:hyperlink w:anchor="_Toc227050678" w:history="1">
+      <w:hyperlink w:anchor="_Toc227053171" w:history="1">
         <w:r>
           <w:rPr>
             <w:rStyle w:val="aff9"/>
@@ -2859,7 +2859,7 @@
             <w:noProof/>
             <w:webHidden/>
           </w:rPr>
-          <w:instrText>PAGEREF _Toc227050678 \h</w:instrText>
+          <w:instrText>PAGEREF _Toc227053171 \h</w:instrText>
         </w:r>
         <w:r>
           <w:rPr>
@@ -2918,7 +2918,7 @@
           <w14:ligatures w14:val="standardContextual"/>
         </w:rPr>
       </w:pPr>
-      <w:hyperlink w:anchor="_Toc227050679" w:history="1">
+      <w:hyperlink w:anchor="_Toc227053172" w:history="1">
         <w:r>
           <w:rPr>
             <w:rStyle w:val="aff9"/>
@@ -2966,7 +2966,7 @@
             <w:noProof/>
             <w:webHidden/>
           </w:rPr>
-          <w:instrText>PAGEREF _Toc227050679 \h</w:instrText>
+          <w:instrText>PAGEREF _Toc227053172 \h</w:instrText>
         </w:r>
         <w:r>
           <w:rPr>
@@ -3025,7 +3025,7 @@
           <w14:ligatures w14:val="standardContextual"/>
         </w:rPr>
       </w:pPr>
-      <w:hyperlink w:anchor="_Toc227050680" w:history="1">
+      <w:hyperlink w:anchor="_Toc227053173" w:history="1">
         <w:r>
           <w:rPr>
             <w:rStyle w:val="aff9"/>
@@ -3073,7 +3073,7 @@
             <w:noProof/>
             <w:webHidden/>
           </w:rPr>
-          <w:instrText>PAGEREF _Toc227050680 \h</w:instrText>
+          <w:instrText>PAGEREF _Toc227053173 \h</w:instrText>
         </w:r>
         <w:r>
           <w:rPr>
@@ -3132,7 +3132,7 @@
           <w14:ligatures w14:val="standardContextual"/>
         </w:rPr>
       </w:pPr>
-      <w:hyperlink w:anchor="_Toc227050681" w:history="1">
+      <w:hyperlink w:anchor="_Toc227053174" w:history="1">
         <w:r>
           <w:rPr>
             <w:rStyle w:val="aff9"/>
@@ -3180,7 +3180,7 @@
             <w:noProof/>
             <w:webHidden/>
           </w:rPr>
-          <w:instrText>PAGEREF _Toc227050681 \h</w:instrText>
+          <w:instrText>PAGEREF _Toc227053174 \h</w:instrText>
         </w:r>
         <w:r>
           <w:rPr>
@@ -3239,7 +3239,7 @@
           <w14:ligatures w14:val="standardContextual"/>
         </w:rPr>
       </w:pPr>
-      <w:hyperlink w:anchor="_Toc227050682" w:history="1">
+      <w:hyperlink w:anchor="_Toc227053175" w:history="1">
         <w:r>
           <w:rPr>
             <w:rStyle w:val="aff9"/>
@@ -3287,7 +3287,7 @@
             <w:noProof/>
             <w:webHidden/>
           </w:rPr>
-          <w:instrText>PAGEREF _Toc227050682 \h</w:instrText>
+          <w:instrText>PAGEREF _Toc227053175 \h</w:instrText>
         </w:r>
         <w:r>
           <w:rPr>
@@ -3345,7 +3345,7 @@
           <w14:ligatures w14:val="standardContextual"/>
         </w:rPr>
       </w:pPr>
-      <w:hyperlink w:anchor="_Toc227050683" w:history="1">
+      <w:hyperlink w:anchor="_Toc227053176" w:history="1">
         <w:r>
           <w:rPr>
             <w:rStyle w:val="aff9"/>
@@ -3393,7 +3393,7 @@
             <w:noProof/>
             <w:webHidden/>
           </w:rPr>
-          <w:instrText>PAGEREF _Toc227050683 \h</w:instrText>
+          <w:instrText>PAGEREF _Toc227053176 \h</w:instrText>
         </w:r>
         <w:r>
           <w:rPr>
@@ -3452,7 +3452,7 @@
           <w14:ligatures w14:val="standardContextual"/>
         </w:rPr>
       </w:pPr>
-      <w:hyperlink w:anchor="_Toc227050684" w:history="1">
+      <w:hyperlink w:anchor="_Toc227053177" w:history="1">
         <w:r>
           <w:rPr>
             <w:rStyle w:val="aff9"/>
@@ -3500,7 +3500,7 @@
             <w:noProof/>
             <w:webHidden/>
           </w:rPr>
-          <w:instrText>PAGEREF _Toc227050684 \h</w:instrText>
+          <w:instrText>PAGEREF _Toc227053177 \h</w:instrText>
         </w:r>
         <w:r>
           <w:rPr>
@@ -3559,7 +3559,7 @@
           <w14:ligatures w14:val="standardContextual"/>
         </w:rPr>
       </w:pPr>
-      <w:hyperlink w:anchor="_Toc227050685" w:history="1">
+      <w:hyperlink w:anchor="_Toc227053178" w:history="1">
         <w:r>
           <w:rPr>
             <w:rStyle w:val="aff9"/>
@@ -3607,7 +3607,7 @@
             <w:noProof/>
             <w:webHidden/>
           </w:rPr>
-          <w:instrText>PAGEREF _Toc227050685 \h</w:instrText>
+          <w:instrText>PAGEREF _Toc227053178 \h</w:instrText>
         </w:r>
         <w:r>
           <w:rPr>
@@ -3666,7 +3666,7 @@
           <w14:ligatures w14:val="standardContextual"/>
         </w:rPr>
       </w:pPr>
-      <w:hyperlink w:anchor="_Toc227050686" w:history="1">
+      <w:hyperlink w:anchor="_Toc227053179" w:history="1">
         <w:r>
           <w:rPr>
             <w:rStyle w:val="aff9"/>
@@ -3714,7 +3714,7 @@
             <w:noProof/>
             <w:webHidden/>
           </w:rPr>
-          <w:instrText>PAGEREF _Toc227050686 \h</w:instrText>
+          <w:instrText>PAGEREF _Toc227053179 \h</w:instrText>
         </w:r>
         <w:r>
           <w:rPr>
@@ -3773,7 +3773,7 @@
           <w14:ligatures w14:val="standardContextual"/>
         </w:rPr>
       </w:pPr>
-      <w:hyperlink w:anchor="_Toc227050687" w:history="1">
+      <w:hyperlink w:anchor="_Toc227053180" w:history="1">
         <w:r>
           <w:rPr>
             <w:rStyle w:val="aff9"/>
@@ -3821,7 +3821,7 @@
             <w:noProof/>
             <w:webHidden/>
           </w:rPr>
-          <w:instrText>PAGEREF _Toc227050687 \h</w:instrText>
+          <w:instrText>PAGEREF _Toc227053180 \h</w:instrText>
         </w:r>
         <w:r>
           <w:rPr>
@@ -3880,7 +3880,7 @@
           <w14:ligatures w14:val="standardContextual"/>
         </w:rPr>
       </w:pPr>
-      <w:hyperlink w:anchor="_Toc227050688" w:history="1">
+      <w:hyperlink w:anchor="_Toc227053181" w:history="1">
         <w:r>
           <w:rPr>
             <w:rStyle w:val="aff9"/>
@@ -3928,7 +3928,7 @@
             <w:noProof/>
             <w:webHidden/>
           </w:rPr>
-          <w:instrText>PAGEREF _Toc227050688 \h</w:instrText>
+          <w:instrText>PAGEREF _Toc227053181 \h</w:instrText>
         </w:r>
         <w:r>
           <w:rPr>
@@ -3987,7 +3987,7 @@
           <w14:ligatures w14:val="standardContextual"/>
         </w:rPr>
       </w:pPr>
-      <w:hyperlink w:anchor="_Toc227050689" w:history="1">
+      <w:hyperlink w:anchor="_Toc227053182" w:history="1">
         <w:r>
           <w:rPr>
             <w:rStyle w:val="aff9"/>
@@ -4035,7 +4035,7 @@
             <w:noProof/>
             <w:webHidden/>
           </w:rPr>
-          <w:instrText>PAGEREF _Toc227050689 \h</w:instrText>
+          <w:instrText>PAGEREF _Toc227053182 \h</w:instrText>
         </w:r>
         <w:r>
           <w:rPr>
@@ -4094,7 +4094,7 @@
           <w14:ligatures w14:val="standardContextual"/>
         </w:rPr>
       </w:pPr>
-      <w:hyperlink w:anchor="_Toc227050690" w:history="1">
+      <w:hyperlink w:anchor="_Toc227053183" w:history="1">
         <w:r>
           <w:rPr>
             <w:rStyle w:val="aff9"/>
@@ -4142,7 +4142,7 @@
             <w:noProof/>
             <w:webHidden/>
           </w:rPr>
-          <w:instrText>PAGEREF _Toc227050690 \h</w:instrText>
+          <w:instrText>PAGEREF _Toc227053183 \h</w:instrText>
         </w:r>
         <w:r>
           <w:rPr>
@@ -4201,7 +4201,7 @@
           <w14:ligatures w14:val="standardContextual"/>
         </w:rPr>
       </w:pPr>
-      <w:hyperlink w:anchor="_Toc227050691" w:history="1">
+      <w:hyperlink w:anchor="_Toc227053184" w:history="1">
         <w:r>
           <w:rPr>
             <w:rStyle w:val="aff9"/>
@@ -4249,7 +4249,7 @@
             <w:noProof/>
             <w:webHidden/>
           </w:rPr>
-          <w:instrText>PAGEREF _Toc227050691 \h</w:instrText>
+          <w:instrText>PAGEREF _Toc227053184 \h</w:instrText>
         </w:r>
         <w:r>
           <w:rPr>
@@ -4308,7 +4308,7 @@
           <w14:ligatures w14:val="standardContextual"/>
         </w:rPr>
       </w:pPr>
-      <w:hyperlink w:anchor="_Toc227050692" w:history="1">
+      <w:hyperlink w:anchor="_Toc227053185" w:history="1">
         <w:r>
           <w:rPr>
             <w:rStyle w:val="aff9"/>
@@ -4356,7 +4356,7 @@
             <w:noProof/>
             <w:webHidden/>
           </w:rPr>
-          <w:instrText>PAGEREF _Toc227050692 \h</w:instrText>
+          <w:instrText>PAGEREF _Toc227053185 \h</w:instrText>
         </w:r>
         <w:r>
           <w:rPr>
@@ -4415,7 +4415,7 @@
           <w14:ligatures w14:val="standardContextual"/>
         </w:rPr>
       </w:pPr>
-      <w:hyperlink w:anchor="_Toc227050693" w:history="1">
+      <w:hyperlink w:anchor="_Toc227053186" w:history="1">
         <w:r>
           <w:rPr>
             <w:rStyle w:val="aff9"/>
@@ -4463,7 +4463,7 @@
             <w:noProof/>
             <w:webHidden/>
           </w:rPr>
-          <w:instrText>PAGEREF _Toc227050693 \h</w:instrText>
+          <w:instrText>PAGEREF _Toc227053186 \h</w:instrText>
         </w:r>
         <w:r>
           <w:rPr>
@@ -4522,7 +4522,7 @@
           <w14:ligatures w14:val="standardContextual"/>
         </w:rPr>
       </w:pPr>
-      <w:hyperlink w:anchor="_Toc227050694" w:history="1">
+      <w:hyperlink w:anchor="_Toc227053187" w:history="1">
         <w:r>
           <w:rPr>
             <w:rStyle w:val="aff9"/>
@@ -4588,7 +4588,7 @@
             <w:noProof/>
             <w:webHidden/>
           </w:rPr>
-          <w:instrText>PAGEREF _Toc227050694 \h</w:instrText>
+          <w:instrText>PAGEREF _Toc227053187 \h</w:instrText>
         </w:r>
         <w:r>
           <w:rPr>
@@ -4647,7 +4647,7 @@
           <w14:ligatures w14:val="standardContextual"/>
         </w:rPr>
       </w:pPr>
-      <w:hyperlink w:anchor="_Toc227050695" w:history="1">
+      <w:hyperlink w:anchor="_Toc227053188" w:history="1">
         <w:r>
           <w:rPr>
             <w:rStyle w:val="aff9"/>
@@ -4695,7 +4695,7 @@
             <w:noProof/>
             <w:webHidden/>
           </w:rPr>
-          <w:instrText>PAGEREF _Toc227050695 \h</w:instrText>
+          <w:instrText>PAGEREF _Toc227053188 \h</w:instrText>
         </w:r>
         <w:r>
           <w:rPr>
@@ -4753,7 +4753,7 @@
           <w14:ligatures w14:val="standardContextual"/>
         </w:rPr>
       </w:pPr>
-      <w:hyperlink w:anchor="_Toc227050696" w:history="1">
+      <w:hyperlink w:anchor="_Toc227053189" w:history="1">
         <w:r>
           <w:rPr>
             <w:rStyle w:val="aff9"/>
@@ -4799,7 +4799,7 @@
             <w:noProof/>
             <w:webHidden/>
           </w:rPr>
-          <w:instrText>PAGEREF _Toc227050696 \h</w:instrText>
+          <w:instrText>PAGEREF _Toc227053189 \h</w:instrText>
         </w:r>
         <w:r>
           <w:rPr>
@@ -4858,7 +4858,7 @@
           <w14:ligatures w14:val="standardContextual"/>
         </w:rPr>
       </w:pPr>
-      <w:hyperlink w:anchor="_Toc227050697" w:history="1">
+      <w:hyperlink w:anchor="_Toc227053190" w:history="1">
         <w:r>
           <w:rPr>
             <w:rStyle w:val="aff9"/>
@@ -4904,7 +4904,7 @@
             <w:noProof/>
             <w:webHidden/>
           </w:rPr>
-          <w:instrText>PAGEREF _Toc227050697 \h</w:instrText>
+          <w:instrText>PAGEREF _Toc227053190 \h</w:instrText>
         </w:r>
         <w:r>
           <w:rPr>
@@ -4963,7 +4963,7 @@
           <w14:ligatures w14:val="standardContextual"/>
         </w:rPr>
       </w:pPr>
-      <w:hyperlink w:anchor="_Toc227050698" w:history="1">
+      <w:hyperlink w:anchor="_Toc227053191" w:history="1">
         <w:r>
           <w:rPr>
             <w:rStyle w:val="aff9"/>
@@ -5009,7 +5009,7 @@
             <w:noProof/>
             <w:webHidden/>
           </w:rPr>
-          <w:instrText>PAGEREF _Toc227050698 \h</w:instrText>
+          <w:instrText>PAGEREF _Toc227053191 \h</w:instrText>
         </w:r>
         <w:r>
           <w:rPr>
@@ -5068,7 +5068,7 @@
           <w14:ligatures w14:val="standardContextual"/>
         </w:rPr>
       </w:pPr>
-      <w:hyperlink w:anchor="_Toc227050699" w:history="1">
+      <w:hyperlink w:anchor="_Toc227053192" w:history="1">
         <w:r>
           <w:rPr>
             <w:rStyle w:val="aff9"/>
@@ -5116,7 +5116,7 @@
             <w:noProof/>
             <w:webHidden/>
           </w:rPr>
-          <w:instrText>PAGEREF _Toc227050699 \h</w:instrText>
+          <w:instrText>PAGEREF _Toc227053192 \h</w:instrText>
         </w:r>
         <w:r>
           <w:rPr>
@@ -5175,7 +5175,7 @@
           <w14:ligatures w14:val="standardContextual"/>
         </w:rPr>
       </w:pPr>
-      <w:hyperlink w:anchor="_Toc227050700" w:history="1">
+      <w:hyperlink w:anchor="_Toc227053193" w:history="1">
         <w:r>
           <w:rPr>
             <w:rStyle w:val="aff9"/>
@@ -5223,7 +5223,7 @@
             <w:noProof/>
             <w:webHidden/>
           </w:rPr>
-          <w:instrText>PAGEREF _Toc227050700 \h</w:instrText>
+          <w:instrText>PAGEREF _Toc227053193 \h</w:instrText>
         </w:r>
         <w:r>
           <w:rPr>
@@ -5282,7 +5282,7 @@
           <w14:ligatures w14:val="standardContextual"/>
         </w:rPr>
       </w:pPr>
-      <w:hyperlink w:anchor="_Toc227050701" w:history="1">
+      <w:hyperlink w:anchor="_Toc227053194" w:history="1">
         <w:r>
           <w:rPr>
             <w:rStyle w:val="aff9"/>
@@ -5330,7 +5330,7 @@
             <w:noProof/>
             <w:webHidden/>
           </w:rPr>
-          <w:instrText>PAGEREF _Toc227050701 \h</w:instrText>
+          <w:instrText>PAGEREF _Toc227053194 \h</w:instrText>
         </w:r>
         <w:r>
           <w:rPr>
@@ -5360,7 +5360,7 @@
             <w:noProof/>
             <w:webHidden/>
           </w:rPr>
-          <w:t>20</w:t>
+          <w:t>21</w:t>
         </w:r>
         <w:r>
           <w:rPr>
@@ -5389,7 +5389,7 @@
           <w14:ligatures w14:val="standardContextual"/>
         </w:rPr>
       </w:pPr>
-      <w:hyperlink w:anchor="_Toc227050702" w:history="1">
+      <w:hyperlink w:anchor="_Toc227053195" w:history="1">
         <w:r>
           <w:rPr>
             <w:rStyle w:val="aff9"/>
@@ -5437,7 +5437,7 @@
             <w:noProof/>
             <w:webHidden/>
           </w:rPr>
-          <w:instrText>PAGEREF _Toc227050702 \h</w:instrText>
+          <w:instrText>PAGEREF _Toc227053195 \h</w:instrText>
         </w:r>
         <w:r>
           <w:rPr>
@@ -5467,7 +5467,7 @@
             <w:noProof/>
             <w:webHidden/>
           </w:rPr>
-          <w:t>20</w:t>
+          <w:t>21</w:t>
         </w:r>
         <w:r>
           <w:rPr>
@@ -5496,7 +5496,7 @@
           <w14:ligatures w14:val="standardContextual"/>
         </w:rPr>
       </w:pPr>
-      <w:hyperlink w:anchor="_Toc227050703" w:history="1">
+      <w:hyperlink w:anchor="_Toc227053196" w:history="1">
         <w:r>
           <w:rPr>
             <w:rStyle w:val="aff9"/>
@@ -5544,7 +5544,7 @@
             <w:noProof/>
             <w:webHidden/>
           </w:rPr>
-          <w:instrText>PAGEREF _Toc227050703 \h</w:instrText>
+          <w:instrText>PAGEREF _Toc227053196 \h</w:instrText>
         </w:r>
         <w:r>
           <w:rPr>
@@ -5574,7 +5574,7 @@
             <w:noProof/>
             <w:webHidden/>
           </w:rPr>
-          <w:t>21</w:t>
+          <w:t>22</w:t>
         </w:r>
         <w:r>
           <w:rPr>
@@ -5603,7 +5603,7 @@
           <w14:ligatures w14:val="standardContextual"/>
         </w:rPr>
       </w:pPr>
-      <w:hyperlink w:anchor="_Toc227050704" w:history="1">
+      <w:hyperlink w:anchor="_Toc227053197" w:history="1">
         <w:r>
           <w:rPr>
             <w:rStyle w:val="aff9"/>
@@ -5651,7 +5651,7 @@
             <w:noProof/>
             <w:webHidden/>
           </w:rPr>
-          <w:instrText>PAGEREF _Toc227050704 \h</w:instrText>
+          <w:instrText>PAGEREF _Toc227053197 \h</w:instrText>
         </w:r>
         <w:r>
           <w:rPr>
@@ -5681,7 +5681,7 @@
             <w:noProof/>
             <w:webHidden/>
           </w:rPr>
-          <w:t>22</w:t>
+          <w:t>23</w:t>
         </w:r>
         <w:r>
           <w:rPr>
@@ -5710,7 +5710,7 @@
           <w14:ligatures w14:val="standardContextual"/>
         </w:rPr>
       </w:pPr>
-      <w:hyperlink w:anchor="_Toc227050705" w:history="1">
+      <w:hyperlink w:anchor="_Toc227053198" w:history="1">
         <w:r>
           <w:rPr>
             <w:rStyle w:val="aff9"/>
@@ -5758,7 +5758,7 @@
             <w:noProof/>
             <w:webHidden/>
           </w:rPr>
-          <w:instrText>PAGEREF _Toc227050705 \h</w:instrText>
+          <w:instrText>PAGEREF _Toc227053198 \h</w:instrText>
         </w:r>
         <w:r>
           <w:rPr>
@@ -5788,7 +5788,7 @@
             <w:noProof/>
             <w:webHidden/>
           </w:rPr>
-          <w:t>22</w:t>
+          <w:t>24</w:t>
         </w:r>
         <w:r>
           <w:rPr>
@@ -5817,7 +5817,7 @@
           <w14:ligatures w14:val="standardContextual"/>
         </w:rPr>
       </w:pPr>
-      <w:hyperlink w:anchor="_Toc227050706" w:history="1">
+      <w:hyperlink w:anchor="_Toc227053199" w:history="1">
         <w:r>
           <w:rPr>
             <w:rStyle w:val="aff9"/>
@@ -5865,7 +5865,7 @@
             <w:noProof/>
             <w:webHidden/>
           </w:rPr>
-          <w:instrText>PAGEREF _Toc227050706 \h</w:instrText>
+          <w:instrText>PAGEREF _Toc227053199 \h</w:instrText>
         </w:r>
         <w:r>
           <w:rPr>
@@ -5895,7 +5895,7 @@
             <w:noProof/>
             <w:webHidden/>
           </w:rPr>
-          <w:t>23</w:t>
+          <w:t>25</w:t>
         </w:r>
         <w:r>
           <w:rPr>
@@ -5924,7 +5924,7 @@
           <w14:ligatures w14:val="standardContextual"/>
         </w:rPr>
       </w:pPr>
-      <w:hyperlink w:anchor="_Toc227050707" w:history="1">
+      <w:hyperlink w:anchor="_Toc227053200" w:history="1">
         <w:r>
           <w:rPr>
             <w:rStyle w:val="aff9"/>
@@ -5972,7 +5972,7 @@
             <w:noProof/>
             <w:webHidden/>
           </w:rPr>
-          <w:instrText>PAGEREF _Toc227050707 \h</w:instrText>
+          <w:instrText>PAGEREF _Toc227053200 \h</w:instrText>
         </w:r>
         <w:r>
           <w:rPr>
@@ -6002,7 +6002,7 @@
             <w:noProof/>
             <w:webHidden/>
           </w:rPr>
-          <w:t>23</w:t>
+          <w:t>25</w:t>
         </w:r>
         <w:r>
           <w:rPr>
@@ -6031,7 +6031,7 @@
           <w14:ligatures w14:val="standardContextual"/>
         </w:rPr>
       </w:pPr>
-      <w:hyperlink w:anchor="_Toc227050708" w:history="1">
+      <w:hyperlink w:anchor="_Toc227053201" w:history="1">
         <w:r>
           <w:rPr>
             <w:rStyle w:val="aff9"/>
@@ -6097,7 +6097,7 @@
             <w:noProof/>
             <w:webHidden/>
           </w:rPr>
-          <w:instrText>PAGEREF _Toc227050708 \h</w:instrText>
+          <w:instrText>PAGEREF _Toc227053201 \h</w:instrText>
         </w:r>
         <w:r>
           <w:rPr>
@@ -6127,7 +6127,7 @@
             <w:noProof/>
             <w:webHidden/>
           </w:rPr>
-          <w:t>24</w:t>
+          <w:t>26</w:t>
         </w:r>
         <w:r>
           <w:rPr>
@@ -6156,7 +6156,7 @@
           <w14:ligatures w14:val="standardContextual"/>
         </w:rPr>
       </w:pPr>
-      <w:hyperlink w:anchor="_Toc227050709" w:history="1">
+      <w:hyperlink w:anchor="_Toc227053202" w:history="1">
         <w:r>
           <w:rPr>
             <w:rStyle w:val="aff9"/>
@@ -6204,7 +6204,7 @@
             <w:noProof/>
             <w:webHidden/>
           </w:rPr>
-          <w:instrText>PAGEREF _Toc227050709 \h</w:instrText>
+          <w:instrText>PAGEREF _Toc227053202 \h</w:instrText>
         </w:r>
         <w:r>
           <w:rPr>
@@ -6234,7 +6234,7 @@
             <w:noProof/>
             <w:webHidden/>
           </w:rPr>
-          <w:t>24</w:t>
+          <w:t>27</w:t>
         </w:r>
         <w:r>
           <w:rPr>
@@ -6263,7 +6263,7 @@
           <w14:ligatures w14:val="standardContextual"/>
         </w:rPr>
       </w:pPr>
-      <w:hyperlink w:anchor="_Toc227050710" w:history="1">
+      <w:hyperlink w:anchor="_Toc227053203" w:history="1">
         <w:r>
           <w:rPr>
             <w:rStyle w:val="aff9"/>
@@ -6311,7 +6311,7 @@
             <w:noProof/>
             <w:webHidden/>
           </w:rPr>
-          <w:instrText>PAGEREF _Toc227050710 \h</w:instrText>
+          <w:instrText>PAGEREF _Toc227053203 \h</w:instrText>
         </w:r>
         <w:r>
           <w:rPr>
@@ -6341,7 +6341,7 @@
             <w:noProof/>
             <w:webHidden/>
           </w:rPr>
-          <w:t>25</w:t>
+          <w:t>28</w:t>
         </w:r>
         <w:r>
           <w:rPr>
@@ -6370,7 +6370,7 @@
           <w14:ligatures w14:val="standardContextual"/>
         </w:rPr>
       </w:pPr>
-      <w:hyperlink w:anchor="_Toc227050711" w:history="1">
+      <w:hyperlink w:anchor="_Toc227053204" w:history="1">
         <w:r>
           <w:rPr>
             <w:rStyle w:val="aff9"/>
@@ -6418,7 +6418,7 @@
             <w:noProof/>
             <w:webHidden/>
           </w:rPr>
-          <w:instrText>PAGEREF _Toc227050711 \h</w:instrText>
+          <w:instrText>PAGEREF _Toc227053204 \h</w:instrText>
         </w:r>
         <w:r>
           <w:rPr>
@@ -6448,7 +6448,7 @@
             <w:noProof/>
             <w:webHidden/>
           </w:rPr>
-          <w:t>25</w:t>
+          <w:t>28</w:t>
         </w:r>
         <w:r>
           <w:rPr>
@@ -6477,7 +6477,7 @@
           <w14:ligatures w14:val="standardContextual"/>
         </w:rPr>
       </w:pPr>
-      <w:hyperlink w:anchor="_Toc227050712" w:history="1">
+      <w:hyperlink w:anchor="_Toc227053205" w:history="1">
         <w:r>
           <w:rPr>
             <w:rStyle w:val="aff9"/>
@@ -6525,7 +6525,7 @@
             <w:noProof/>
             <w:webHidden/>
           </w:rPr>
-          <w:instrText>PAGEREF _Toc227050712 \h</w:instrText>
+          <w:instrText>PAGEREF _Toc227053205 \h</w:instrText>
         </w:r>
         <w:r>
           <w:rPr>
@@ -6555,7 +6555,7 @@
             <w:noProof/>
             <w:webHidden/>
           </w:rPr>
-          <w:t>26</w:t>
+          <w:t>29</w:t>
         </w:r>
         <w:r>
           <w:rPr>
@@ -6584,7 +6584,7 @@
           <w14:ligatures w14:val="standardContextual"/>
         </w:rPr>
       </w:pPr>
-      <w:hyperlink w:anchor="_Toc227050713" w:history="1">
+      <w:hyperlink w:anchor="_Toc227053206" w:history="1">
         <w:r>
           <w:rPr>
             <w:rStyle w:val="aff9"/>
@@ -6632,7 +6632,7 @@
             <w:noProof/>
             <w:webHidden/>
           </w:rPr>
-          <w:instrText>PAGEREF _Toc227050713 \h</w:instrText>
+          <w:instrText>PAGEREF _Toc227053206 \h</w:instrText>
         </w:r>
         <w:r>
           <w:rPr>
@@ -6662,7 +6662,7 @@
             <w:noProof/>
             <w:webHidden/>
           </w:rPr>
-          <w:t>26</w:t>
+          <w:t>30</w:t>
         </w:r>
         <w:r>
           <w:rPr>
@@ -6691,7 +6691,7 @@
           <w14:ligatures w14:val="standardContextual"/>
         </w:rPr>
       </w:pPr>
-      <w:hyperlink w:anchor="_Toc227050714" w:history="1">
+      <w:hyperlink w:anchor="_Toc227053207" w:history="1">
         <w:r>
           <w:rPr>
             <w:rStyle w:val="aff9"/>
@@ -6739,7 +6739,7 @@
             <w:noProof/>
             <w:webHidden/>
           </w:rPr>
-          <w:instrText>PAGEREF _Toc227050714 \h</w:instrText>
+          <w:instrText>PAGEREF _Toc227053207 \h</w:instrText>
         </w:r>
         <w:r>
           <w:rPr>
@@ -6769,7 +6769,7 @@
             <w:noProof/>
             <w:webHidden/>
           </w:rPr>
-          <w:t>27</w:t>
+          <w:t>31</w:t>
         </w:r>
         <w:r>
           <w:rPr>
@@ -6798,7 +6798,7 @@
           <w14:ligatures w14:val="standardContextual"/>
         </w:rPr>
       </w:pPr>
-      <w:hyperlink w:anchor="_Toc227050715" w:history="1">
+      <w:hyperlink w:anchor="_Toc227053208" w:history="1">
         <w:r>
           <w:rPr>
             <w:rStyle w:val="aff9"/>
@@ -6846,7 +6846,7 @@
             <w:noProof/>
             <w:webHidden/>
           </w:rPr>
-          <w:instrText>PAGEREF _Toc227050715 \h</w:instrText>
+          <w:instrText>PAGEREF _Toc227053208 \h</w:instrText>
         </w:r>
         <w:r>
           <w:rPr>
@@ -6876,7 +6876,7 @@
             <w:noProof/>
             <w:webHidden/>
           </w:rPr>
-          <w:t>28</w:t>
+          <w:t>32</w:t>
         </w:r>
         <w:r>
           <w:rPr>
@@ -6904,7 +6904,7 @@
           <w14:ligatures w14:val="standardContextual"/>
         </w:rPr>
       </w:pPr>
-      <w:hyperlink w:anchor="_Toc227050716" w:history="1">
+      <w:hyperlink w:anchor="_Toc227053209" w:history="1">
         <w:r>
           <w:rPr>
             <w:rStyle w:val="aff9"/>
@@ -6952,7 +6952,7 @@
             <w:noProof/>
             <w:webHidden/>
           </w:rPr>
-          <w:instrText>PAGEREF _Toc227050716 \h</w:instrText>
+          <w:instrText>PAGEREF _Toc227053209 \h</w:instrText>
         </w:r>
         <w:r>
           <w:rPr>
@@ -6982,7 +6982,7 @@
             <w:noProof/>
             <w:webHidden/>
           </w:rPr>
-          <w:t>28</w:t>
+          <w:t>33</w:t>
         </w:r>
         <w:r>
           <w:rPr>
@@ -7011,7 +7011,7 @@
           <w14:ligatures w14:val="standardContextual"/>
         </w:rPr>
       </w:pPr>
-      <w:hyperlink w:anchor="_Toc227050717" w:history="1">
+      <w:hyperlink w:anchor="_Toc227053210" w:history="1">
         <w:r>
           <w:rPr>
             <w:rStyle w:val="aff9"/>
@@ -7059,7 +7059,7 @@
             <w:noProof/>
             <w:webHidden/>
           </w:rPr>
-          <w:instrText>PAGEREF _Toc227050717 \h</w:instrText>
+          <w:instrText>PAGEREF _Toc227053210 \h</w:instrText>
         </w:r>
         <w:r>
           <w:rPr>
@@ -7089,7 +7089,7 @@
             <w:noProof/>
             <w:webHidden/>
           </w:rPr>
-          <w:t>28</w:t>
+          <w:t>33</w:t>
         </w:r>
         <w:r>
           <w:rPr>
@@ -7118,7 +7118,7 @@
           <w14:ligatures w14:val="standardContextual"/>
         </w:rPr>
       </w:pPr>
-      <w:hyperlink w:anchor="_Toc227050718" w:history="1">
+      <w:hyperlink w:anchor="_Toc227053211" w:history="1">
         <w:r>
           <w:rPr>
             <w:rStyle w:val="aff9"/>
@@ -7166,7 +7166,7 @@
             <w:noProof/>
             <w:webHidden/>
           </w:rPr>
-          <w:instrText>PAGEREF _Toc227050718 \h</w:instrText>
+          <w:instrText>PAGEREF _Toc227053211 \h</w:instrText>
         </w:r>
         <w:r>
           <w:rPr>
@@ -7196,7 +7196,7 @@
             <w:noProof/>
             <w:webHidden/>
           </w:rPr>
-          <w:t>28</w:t>
+          <w:t>33</w:t>
         </w:r>
         <w:r>
           <w:rPr>
@@ -7225,7 +7225,7 @@
           <w14:ligatures w14:val="standardContextual"/>
         </w:rPr>
       </w:pPr>
-      <w:hyperlink w:anchor="_Toc227050719" w:history="1">
+      <w:hyperlink w:anchor="_Toc227053212" w:history="1">
         <w:r>
           <w:rPr>
             <w:rStyle w:val="aff9"/>
@@ -7271,7 +7271,7 @@
             <w:noProof/>
             <w:webHidden/>
           </w:rPr>
-          <w:instrText>PAGEREF _Toc227050719 \h</w:instrText>
+          <w:instrText>PAGEREF _Toc227053212 \h</w:instrText>
         </w:r>
         <w:r>
           <w:rPr>
@@ -7301,7 +7301,7 @@
             <w:noProof/>
             <w:webHidden/>
           </w:rPr>
-          <w:t>29</w:t>
+          <w:t>34</w:t>
         </w:r>
         <w:r>
           <w:rPr>
@@ -7330,7 +7330,7 @@
           <w14:ligatures w14:val="standardContextual"/>
         </w:rPr>
       </w:pPr>
-      <w:hyperlink w:anchor="_Toc227050720" w:history="1">
+      <w:hyperlink w:anchor="_Toc227053213" w:history="1">
         <w:r>
           <w:rPr>
             <w:rStyle w:val="aff9"/>
@@ -7378,7 +7378,7 @@
             <w:noProof/>
             <w:webHidden/>
           </w:rPr>
-          <w:instrText>PAGEREF _Toc227050720 \h</w:instrText>
+          <w:instrText>PAGEREF _Toc227053213 \h</w:instrText>
         </w:r>
         <w:r>
           <w:rPr>
@@ -7408,7 +7408,7 @@
             <w:noProof/>
             <w:webHidden/>
           </w:rPr>
-          <w:t>29</w:t>
+          <w:t>35</w:t>
         </w:r>
         <w:r>
           <w:rPr>
@@ -7436,7 +7436,7 @@
           <w14:ligatures w14:val="standardContextual"/>
         </w:rPr>
       </w:pPr>
-      <w:hyperlink w:anchor="_Toc227050721" w:history="1">
+      <w:hyperlink w:anchor="_Toc227053214" w:history="1">
         <w:r>
           <w:rPr>
             <w:rStyle w:val="aff9"/>
@@ -7484,7 +7484,7 @@
             <w:noProof/>
             <w:webHidden/>
           </w:rPr>
-          <w:instrText>PAGEREF _Toc227050721 \h</w:instrText>
+          <w:instrText>PAGEREF _Toc227053214 \h</w:instrText>
         </w:r>
         <w:r>
           <w:rPr>
@@ -7514,7 +7514,7 @@
             <w:noProof/>
             <w:webHidden/>
           </w:rPr>
-          <w:t>30</w:t>
+          <w:t>35</w:t>
         </w:r>
         <w:r>
           <w:rPr>
@@ -7542,7 +7542,7 @@
           <w14:ligatures w14:val="standardContextual"/>
         </w:rPr>
       </w:pPr>
-      <w:hyperlink w:anchor="_Toc227050722" w:history="1">
+      <w:hyperlink w:anchor="_Toc227053215" w:history="1">
         <w:r>
           <w:rPr>
             <w:rStyle w:val="aff9"/>
@@ -7580,7 +7580,7 @@
             <w:noProof/>
             <w:webHidden/>
           </w:rPr>
-          <w:instrText>PAGEREF _Toc227050722 \h</w:instrText>
+          <w:instrText>PAGEREF _Toc227053215 \h</w:instrText>
         </w:r>
         <w:r>
           <w:rPr>
@@ -7610,7 +7610,7 @@
             <w:noProof/>
             <w:webHidden/>
           </w:rPr>
-          <w:t>30</w:t>
+          <w:t>35</w:t>
         </w:r>
         <w:r>
           <w:rPr>
@@ -7638,7 +7638,7 @@
           <w14:ligatures w14:val="standardContextual"/>
         </w:rPr>
       </w:pPr>
-      <w:hyperlink w:anchor="_Toc227050723" w:history="1">
+      <w:hyperlink w:anchor="_Toc227053216" w:history="1">
         <w:r>
           <w:rPr>
             <w:rStyle w:val="aff9"/>
@@ -7677,7 +7677,7 @@
             <w:noProof/>
             <w:webHidden/>
           </w:rPr>
-          <w:instrText>PAGEREF _Toc227050723 \h</w:instrText>
+          <w:instrText>PAGEREF _Toc227053216 \h</w:instrText>
         </w:r>
         <w:r>
           <w:rPr>
@@ -7707,7 +7707,7 @@
             <w:noProof/>
             <w:webHidden/>
           </w:rPr>
-          <w:t>30</w:t>
+          <w:t>36</w:t>
         </w:r>
         <w:r>
           <w:rPr>
@@ -8346,7 +8346,7 @@
           <w:lang w:eastAsia="zh-CN"/>
         </w:rPr>
       </w:pPr>
-      <w:bookmarkStart w:id="0" w:name="_Toc227050662"/>
+      <w:bookmarkStart w:id="0" w:name="_Toc227053155"/>
       <w:r>
         <w:rPr>
           <w:rFonts w:ascii="Times New Roman" w:eastAsia="仿宋_GB2312" w:hAnsi="Times New Roman"/>
@@ -8375,7 +8375,7 @@
           <w:lang w:eastAsia="zh-CN"/>
         </w:rPr>
       </w:pPr>
-      <w:bookmarkStart w:id="1" w:name="_Toc227050663"/>
+      <w:bookmarkStart w:id="1" w:name="_Toc227053156"/>
       <w:r>
         <w:rPr>
           <w:rFonts w:ascii="Times New Roman" w:eastAsia="黑体" w:hAnsi="Times New Roman"/>
@@ -8499,7 +8499,7 @@
           <w:lang w:eastAsia="zh-CN"/>
         </w:rPr>
       </w:pPr>
-      <w:bookmarkStart w:id="2" w:name="_Toc227050664"/>
+      <w:bookmarkStart w:id="2" w:name="_Toc227053157"/>
       <w:r>
         <w:rPr>
           <w:rFonts w:ascii="Times New Roman" w:eastAsia="黑体" w:hAnsi="Times New Roman"/>
@@ -8527,7 +8527,7 @@
           <w:lang w:eastAsia="zh-CN"/>
         </w:rPr>
       </w:pPr>
-      <w:bookmarkStart w:id="3" w:name="_Toc227050665"/>
+      <w:bookmarkStart w:id="3" w:name="_Toc227053158"/>
       <w:r>
         <w:rPr>
           <w:rFonts w:ascii="Times New Roman" w:eastAsia="仿宋_GB2312" w:hAnsi="Times New Roman"/>
@@ -8611,7 +8611,7 @@
           <w:lang w:eastAsia="zh-CN"/>
         </w:rPr>
       </w:pPr>
-      <w:bookmarkStart w:id="4" w:name="_Toc227050666"/>
+      <w:bookmarkStart w:id="4" w:name="_Toc227053159"/>
       <w:r>
         <w:rPr>
           <w:rFonts w:ascii="Times New Roman" w:eastAsia="仿宋_GB2312" w:hAnsi="Times New Roman"/>
@@ -8744,7 +8744,7 @@
           <w:lang w:eastAsia="zh-CN"/>
         </w:rPr>
       </w:pPr>
-      <w:bookmarkStart w:id="5" w:name="_Toc227050667"/>
+      <w:bookmarkStart w:id="5" w:name="_Toc227053160"/>
       <w:r>
         <w:rPr>
           <w:rFonts w:ascii="Times New Roman" w:eastAsia="黑体" w:hAnsi="Times New Roman"/>
@@ -8979,7 +8979,7 @@
           <w:lang w:eastAsia="zh-CN"/>
         </w:rPr>
       </w:pPr>
-      <w:bookmarkStart w:id="6" w:name="_Toc227050668"/>
+      <w:bookmarkStart w:id="6" w:name="_Toc227053161"/>
       <w:r>
         <w:rPr>
           <w:rFonts w:ascii="Times New Roman" w:eastAsia="仿宋_GB2312" w:hAnsi="Times New Roman"/>
@@ -9007,7 +9007,7 @@
           <w:lang w:eastAsia="zh-CN"/>
         </w:rPr>
       </w:pPr>
-      <w:bookmarkStart w:id="7" w:name="_Toc227050669"/>
+      <w:bookmarkStart w:id="7" w:name="_Toc227053162"/>
       <w:r>
         <w:rPr>
           <w:rFonts w:ascii="Times New Roman" w:eastAsia="黑体" w:hAnsi="Times New Roman"/>
@@ -9112,7 +9112,7 @@
           <w:lang w:eastAsia="zh-CN"/>
         </w:rPr>
       </w:pPr>
-      <w:bookmarkStart w:id="8" w:name="_Toc227050670"/>
+      <w:bookmarkStart w:id="8" w:name="_Toc227053163"/>
       <w:r>
         <w:rPr>
           <w:rFonts w:ascii="Times New Roman" w:eastAsia="黑体" w:hAnsi="Times New Roman"/>
@@ -9212,7 +9212,7 @@
         <w:spacing w:before="0" w:line="360" w:lineRule="auto"/>
         <w:jc w:val="both"/>
       </w:pPr>
-      <w:bookmarkStart w:id="9" w:name="_Toc227050671"/>
+      <w:bookmarkStart w:id="9" w:name="_Toc227053164"/>
       <w:r>
         <w:rPr>
           <w:rFonts w:ascii="Times New Roman" w:eastAsia="黑体" w:hAnsi="Times New Roman"/>
@@ -9327,7 +9327,7 @@
           <w:lang w:eastAsia="zh-CN"/>
         </w:rPr>
       </w:pPr>
-      <w:bookmarkStart w:id="10" w:name="_Toc227050672"/>
+      <w:bookmarkStart w:id="10" w:name="_Toc227053165"/>
       <w:r>
         <w:rPr>
           <w:rFonts w:ascii="Times New Roman" w:eastAsia="黑体" w:hAnsi="Times New Roman"/>
@@ -9443,7 +9443,7 @@
           <w:lang w:eastAsia="zh-CN"/>
         </w:rPr>
       </w:pPr>
-      <w:bookmarkStart w:id="11" w:name="_Toc227050673"/>
+      <w:bookmarkStart w:id="11" w:name="_Toc227053166"/>
       <w:r>
         <w:rPr>
           <w:rFonts w:ascii="Times New Roman" w:eastAsia="黑体" w:hAnsi="Times New Roman"/>
@@ -9526,7 +9526,7 @@
           <w:lang w:eastAsia="zh-CN"/>
         </w:rPr>
       </w:pPr>
-      <w:bookmarkStart w:id="12" w:name="_Toc227050674"/>
+      <w:bookmarkStart w:id="12" w:name="_Toc227053167"/>
       <w:r>
         <w:rPr>
           <w:rFonts w:ascii="Times New Roman" w:eastAsia="仿宋_GB2312" w:hAnsi="Times New Roman"/>
@@ -9555,7 +9555,7 @@
           <w:lang w:eastAsia="zh-CN"/>
         </w:rPr>
       </w:pPr>
-      <w:bookmarkStart w:id="13" w:name="_Toc227050675"/>
+      <w:bookmarkStart w:id="13" w:name="_Toc227053168"/>
       <w:r>
         <w:rPr>
           <w:rFonts w:ascii="Times New Roman" w:eastAsia="黑体" w:hAnsi="Times New Roman"/>
@@ -9583,7 +9583,7 @@
           <w:lang w:eastAsia="zh-CN"/>
         </w:rPr>
       </w:pPr>
-      <w:bookmarkStart w:id="14" w:name="_Toc227050676"/>
+      <w:bookmarkStart w:id="14" w:name="_Toc227053169"/>
       <w:r>
         <w:rPr>
           <w:rFonts w:ascii="Times New Roman" w:eastAsia="仿宋_GB2312" w:hAnsi="Times New Roman"/>
@@ -9699,7 +9699,7 @@
           <w:lang w:eastAsia="zh-CN"/>
         </w:rPr>
       </w:pPr>
-      <w:bookmarkStart w:id="15" w:name="_Toc227050677"/>
+      <w:bookmarkStart w:id="15" w:name="_Toc227053170"/>
       <w:r>
         <w:rPr>
           <w:rFonts w:ascii="Times New Roman" w:eastAsia="仿宋_GB2312" w:hAnsi="Times New Roman"/>
@@ -9743,7 +9743,7 @@
           <w:lang w:eastAsia="zh-CN"/>
         </w:rPr>
       </w:pPr>
-      <w:bookmarkStart w:id="16" w:name="_Toc227050678"/>
+      <w:bookmarkStart w:id="16" w:name="_Toc227053171"/>
       <w:r>
         <w:rPr>
           <w:rFonts w:ascii="Times New Roman" w:eastAsia="仿宋_GB2312" w:hAnsi="Times New Roman"/>
@@ -9827,7 +9827,7 @@
           <w:lang w:eastAsia="zh-CN"/>
         </w:rPr>
       </w:pPr>
-      <w:bookmarkStart w:id="17" w:name="_Toc227050679"/>
+      <w:bookmarkStart w:id="17" w:name="_Toc227053172"/>
       <w:r>
         <w:rPr>
           <w:rFonts w:ascii="Times New Roman" w:eastAsia="黑体" w:hAnsi="Times New Roman"/>
@@ -9927,7 +9927,7 @@
           <w:lang w:eastAsia="zh-CN"/>
         </w:rPr>
       </w:pPr>
-      <w:bookmarkStart w:id="18" w:name="_Toc227050680"/>
+      <w:bookmarkStart w:id="18" w:name="_Toc227053173"/>
       <w:r>
         <w:rPr>
           <w:rFonts w:ascii="Times New Roman" w:eastAsia="黑体" w:hAnsi="Times New Roman"/>
@@ -10127,7 +10127,7 @@
           <w:lang w:eastAsia="zh-CN"/>
         </w:rPr>
       </w:pPr>
-      <w:bookmarkStart w:id="19" w:name="_Toc227050681"/>
+      <w:bookmarkStart w:id="19" w:name="_Toc227053174"/>
       <w:r>
         <w:rPr>
           <w:rFonts w:ascii="Times New Roman" w:eastAsia="黑体" w:hAnsi="Times New Roman"/>
@@ -10207,7 +10207,7 @@
           <w:lang w:eastAsia="zh-CN"/>
         </w:rPr>
       </w:pPr>
-      <w:bookmarkStart w:id="20" w:name="_Toc227050682"/>
+      <w:bookmarkStart w:id="20" w:name="_Toc227053175"/>
       <w:r>
         <w:rPr>
           <w:rFonts w:ascii="Times New Roman" w:eastAsia="黑体" w:hAnsi="Times New Roman"/>
@@ -10354,7 +10354,7 @@
           <w:lang w:eastAsia="zh-CN"/>
         </w:rPr>
       </w:pPr>
-      <w:bookmarkStart w:id="21" w:name="_Toc227050683"/>
+      <w:bookmarkStart w:id="21" w:name="_Toc227053176"/>
       <w:r>
         <w:rPr>
           <w:rFonts w:ascii="Times New Roman" w:eastAsia="仿宋_GB2312" w:hAnsi="Times New Roman"/>
@@ -10383,7 +10383,7 @@
           <w:lang w:eastAsia="zh-CN"/>
         </w:rPr>
       </w:pPr>
-      <w:bookmarkStart w:id="22" w:name="_Toc227050684"/>
+      <w:bookmarkStart w:id="22" w:name="_Toc227053177"/>
       <w:r>
         <w:rPr>
           <w:rFonts w:ascii="Times New Roman" w:eastAsia="黑体" w:hAnsi="Times New Roman"/>
@@ -10543,7 +10543,7 @@
           <w:lang w:eastAsia="zh-CN"/>
         </w:rPr>
       </w:pPr>
-      <w:bookmarkStart w:id="23" w:name="_Toc227050685"/>
+      <w:bookmarkStart w:id="23" w:name="_Toc227053178"/>
       <w:r>
         <w:rPr>
           <w:rFonts w:ascii="Times New Roman" w:eastAsia="仿宋_GB2312" w:hAnsi="Times New Roman"/>
@@ -10629,7 +10629,7 @@
           <w:lang w:eastAsia="zh-CN"/>
         </w:rPr>
       </w:pPr>
-      <w:bookmarkStart w:id="24" w:name="_Toc227050686"/>
+      <w:bookmarkStart w:id="24" w:name="_Toc227053179"/>
       <w:r>
         <w:rPr>
           <w:rFonts w:ascii="Times New Roman" w:eastAsia="仿宋_GB2312" w:hAnsi="Times New Roman"/>
@@ -10675,7 +10675,7 @@
         </w:rPr>
         <w:lastRenderedPageBreak/>
         <w:drawing>
-          <wp:inline distT="0" distB="0" distL="0" distR="0" wp14:anchorId="3E4546CD" wp14:editId="02B9F886">
+          <wp:inline distT="0" distB="0" distL="0" distR="0" wp14:anchorId="74499EA2" wp14:editId="47579EF8">
             <wp:extent cx="5580000" cy="3417750"/>
             <wp:effectExtent l="0" t="0" r="0" b="0"/>
             <wp:docPr id="2022288430" name="Picture 2022288430"/>
@@ -10750,7 +10750,7 @@
           <w:lang w:eastAsia="zh-CN"/>
         </w:rPr>
       </w:pPr>
-      <w:bookmarkStart w:id="25" w:name="_Toc227050687"/>
+      <w:bookmarkStart w:id="25" w:name="_Toc227053180"/>
       <w:r>
         <w:rPr>
           <w:rFonts w:ascii="Times New Roman" w:eastAsia="黑体" w:hAnsi="Times New Roman"/>
@@ -10778,7 +10778,7 @@
           <w:lang w:eastAsia="zh-CN"/>
         </w:rPr>
       </w:pPr>
-      <w:bookmarkStart w:id="26" w:name="_Toc227050688"/>
+      <w:bookmarkStart w:id="26" w:name="_Toc227053181"/>
       <w:r>
         <w:rPr>
           <w:rFonts w:ascii="Times New Roman" w:eastAsia="仿宋_GB2312" w:hAnsi="Times New Roman"/>
@@ -10824,7 +10824,7 @@
         </w:rPr>
         <w:lastRenderedPageBreak/>
         <w:drawing>
-          <wp:inline distT="0" distB="0" distL="0" distR="0" wp14:anchorId="337FDC2F" wp14:editId="4B2ED70F">
+          <wp:inline distT="0" distB="0" distL="0" distR="0" wp14:anchorId="077A5C26" wp14:editId="7C2DDF4A">
             <wp:extent cx="5580000" cy="3417750"/>
             <wp:effectExtent l="0" t="0" r="0" b="0"/>
             <wp:docPr id="2022288431" name="Picture 2022288431"/>
@@ -10899,7 +10899,7 @@
           <w:lang w:eastAsia="zh-CN"/>
         </w:rPr>
       </w:pPr>
-      <w:bookmarkStart w:id="27" w:name="_Toc227050689"/>
+      <w:bookmarkStart w:id="27" w:name="_Toc227053182"/>
       <w:r>
         <w:rPr>
           <w:rFonts w:ascii="Times New Roman" w:eastAsia="仿宋_GB2312" w:hAnsi="Times New Roman"/>
@@ -10956,7 +10956,7 @@
           <w:noProof/>
         </w:rPr>
         <w:drawing>
-          <wp:inline distT="0" distB="0" distL="0" distR="0" wp14:anchorId="5EFD3F14" wp14:editId="3469B9EF">
+          <wp:inline distT="0" distB="0" distL="0" distR="0" wp14:anchorId="06DC10A6" wp14:editId="43776009">
             <wp:extent cx="5580000" cy="3107045"/>
             <wp:effectExtent l="0" t="0" r="0" b="0"/>
             <wp:docPr id="2022288432" name="Picture 2022288432"/>
@@ -11031,7 +11031,7 @@
           <w:lang w:eastAsia="zh-CN"/>
         </w:rPr>
       </w:pPr>
-      <w:bookmarkStart w:id="28" w:name="_Toc227050690"/>
+      <w:bookmarkStart w:id="28" w:name="_Toc227053183"/>
       <w:r>
         <w:rPr>
           <w:rFonts w:ascii="Times New Roman" w:eastAsia="仿宋_GB2312" w:hAnsi="Times New Roman"/>
@@ -11101,7 +11101,7 @@
           <w:noProof/>
         </w:rPr>
         <w:drawing>
-          <wp:inline distT="0" distB="0" distL="0" distR="0" wp14:anchorId="570ECD3B" wp14:editId="6DE42E3E">
+          <wp:inline distT="0" distB="0" distL="0" distR="0" wp14:anchorId="55AC07CB" wp14:editId="43B3DE5F">
             <wp:extent cx="5580000" cy="3417750"/>
             <wp:effectExtent l="0" t="0" r="0" b="0"/>
             <wp:docPr id="2022288433" name="Picture 2022288433"/>
@@ -11176,7 +11176,7 @@
           <w:lang w:eastAsia="zh-CN"/>
         </w:rPr>
       </w:pPr>
-      <w:bookmarkStart w:id="29" w:name="_Toc227050691"/>
+      <w:bookmarkStart w:id="29" w:name="_Toc227053184"/>
       <w:r>
         <w:rPr>
           <w:rFonts w:ascii="Times New Roman" w:eastAsia="仿宋_GB2312" w:hAnsi="Times New Roman"/>
@@ -11222,7 +11222,7 @@
         </w:rPr>
         <w:lastRenderedPageBreak/>
         <w:drawing>
-          <wp:inline distT="0" distB="0" distL="0" distR="0" wp14:anchorId="65CEEA3F" wp14:editId="4DFD581D">
+          <wp:inline distT="0" distB="0" distL="0" distR="0" wp14:anchorId="6666C45E" wp14:editId="0F882C88">
             <wp:extent cx="5580000" cy="3255000"/>
             <wp:effectExtent l="0" t="0" r="0" b="0"/>
             <wp:docPr id="2022288437" name="Picture 2022288437"/>
@@ -11297,7 +11297,7 @@
           <w:lang w:eastAsia="zh-CN"/>
         </w:rPr>
       </w:pPr>
-      <w:bookmarkStart w:id="30" w:name="_Toc227050692"/>
+      <w:bookmarkStart w:id="30" w:name="_Toc227053185"/>
       <w:r>
         <w:rPr>
           <w:rFonts w:ascii="Times New Roman" w:eastAsia="黑体" w:hAnsi="Times New Roman"/>
@@ -11325,7 +11325,7 @@
           <w:lang w:eastAsia="zh-CN"/>
         </w:rPr>
       </w:pPr>
-      <w:bookmarkStart w:id="31" w:name="_Toc227050693"/>
+      <w:bookmarkStart w:id="31" w:name="_Toc227053186"/>
       <w:r>
         <w:rPr>
           <w:rFonts w:ascii="Times New Roman" w:eastAsia="仿宋_GB2312" w:hAnsi="Times New Roman"/>
@@ -11395,7 +11395,7 @@
         </w:rPr>
         <w:lastRenderedPageBreak/>
         <w:drawing>
-          <wp:inline distT="0" distB="0" distL="0" distR="0" wp14:anchorId="0B2A3997" wp14:editId="6DEFFC4B">
+          <wp:inline distT="0" distB="0" distL="0" distR="0" wp14:anchorId="762123D6" wp14:editId="7068BF0D">
             <wp:extent cx="5580000" cy="3417750"/>
             <wp:effectExtent l="0" t="0" r="0" b="0"/>
             <wp:docPr id="2022288435" name="Picture 2022288435"/>
@@ -11468,7 +11468,7 @@
           <w:lang w:eastAsia="zh-CN"/>
         </w:rPr>
       </w:pPr>
-      <w:bookmarkStart w:id="32" w:name="_Toc227050694"/>
+      <w:bookmarkStart w:id="32" w:name="_Toc227053187"/>
       <w:r>
         <w:rPr>
           <w:rFonts w:ascii="Times New Roman" w:eastAsia="仿宋_GB2312" w:hAnsi="Times New Roman"/>
@@ -11529,7 +11529,7 @@
           <w:noProof/>
         </w:rPr>
         <w:drawing>
-          <wp:inline distT="0" distB="0" distL="0" distR="0" wp14:anchorId="2AAEAA0E" wp14:editId="09BEA8A4">
+          <wp:inline distT="0" distB="0" distL="0" distR="0" wp14:anchorId="7D764EBA" wp14:editId="3EB74343">
             <wp:extent cx="5580000" cy="3610588"/>
             <wp:effectExtent l="0" t="0" r="0" b="0"/>
             <wp:docPr id="2022288436" name="Picture 2022288436"/>
@@ -11619,7 +11619,7 @@
           <w:lang w:eastAsia="zh-CN"/>
         </w:rPr>
       </w:pPr>
-      <w:bookmarkStart w:id="33" w:name="_Toc227050695"/>
+      <w:bookmarkStart w:id="33" w:name="_Toc227053188"/>
       <w:r>
         <w:rPr>
           <w:rFonts w:ascii="Times New Roman" w:eastAsia="仿宋_GB2312" w:hAnsi="Times New Roman"/>
@@ -13820,7 +13820,7 @@
         <w:pStyle w:val="1"/>
         <w:spacing w:before="120" w:after="120" w:line="360" w:lineRule="auto"/>
       </w:pPr>
-      <w:bookmarkStart w:id="34" w:name="_Toc227050696"/>
+      <w:bookmarkStart w:id="34" w:name="_Toc227053189"/>
       <w:r>
         <w:rPr>
           <w:rFonts w:ascii="Times New Roman" w:eastAsia="仿宋_GB2312" w:hAnsi="Times New Roman"/>
@@ -13843,7 +13843,7 @@
         <w:spacing w:before="0" w:line="360" w:lineRule="auto"/>
         <w:jc w:val="both"/>
       </w:pPr>
-      <w:bookmarkStart w:id="35" w:name="_Toc227050697"/>
+      <w:bookmarkStart w:id="35" w:name="_Toc227053190"/>
       <w:r>
         <w:rPr>
           <w:rFonts w:ascii="Times New Roman" w:eastAsia="黑体" w:hAnsi="Times New Roman"/>
@@ -13866,7 +13866,7 @@
         <w:spacing w:before="0" w:line="360" w:lineRule="auto"/>
         <w:jc w:val="both"/>
       </w:pPr>
-      <w:bookmarkStart w:id="36" w:name="_Toc227050698"/>
+      <w:bookmarkStart w:id="36" w:name="_Toc227053191"/>
       <w:r>
         <w:rPr>
           <w:rFonts w:ascii="Times New Roman" w:eastAsia="仿宋_GB2312" w:hAnsi="Times New Roman"/>
@@ -13913,7 +13913,7 @@
         </w:rPr>
         <w:lastRenderedPageBreak/>
         <w:drawing>
-          <wp:inline distT="0" distB="0" distL="0" distR="0" wp14:anchorId="72584EFA" wp14:editId="40DABDE3">
+          <wp:inline distT="0" distB="0" distL="0" distR="0" wp14:anchorId="179C2767" wp14:editId="5CA04786">
             <wp:extent cx="3157268" cy="3069769"/>
             <wp:effectExtent l="0" t="0" r="5080" b="0"/>
             <wp:docPr id="2022288429" name="图片 1" descr="图形用户界面, 应用程序&#10;&#10;AI 生成的内容可能不正确。"/>
@@ -13980,6 +13980,163 @@
       </w:r>
     </w:p>
     <w:p>
+      <w:r>
+        <w:rPr>
+          <w:rFonts w:ascii="宋体" w:hAnsi="宋体"/>
+        </w:rPr>
+        <w:t>部分关键代码如下：</w:t>
+      </w:r>
+    </w:p>
+    <w:p>
+      <w:r>
+        <w:rPr>
+          <w:rFonts w:ascii="Courier New" w:hAnsi="Courier New"/>
+          <w:sz w:val="18"/>
+        </w:rPr>
+        <w:t># app.py</w:t>
+      </w:r>
+      <w:r>
+        <w:rPr>
+          <w:rFonts w:ascii="Courier New" w:hAnsi="Courier New"/>
+          <w:sz w:val="18"/>
+        </w:rPr>
+        <w:br/>
+        <w:t>@app.route('/login', methods=['GET', 'POST'])</w:t>
+      </w:r>
+      <w:r>
+        <w:rPr>
+          <w:rFonts w:ascii="Courier New" w:hAnsi="Courier New"/>
+          <w:sz w:val="18"/>
+        </w:rPr>
+        <w:br/>
+        <w:t>def login():</w:t>
+      </w:r>
+      <w:r>
+        <w:rPr>
+          <w:rFonts w:ascii="Courier New" w:hAnsi="Courier New"/>
+          <w:sz w:val="18"/>
+        </w:rPr>
+        <w:br/>
+        <w:t xml:space="preserve">    if request.method == 'POST':</w:t>
+      </w:r>
+      <w:r>
+        <w:rPr>
+          <w:rFonts w:ascii="Courier New" w:hAnsi="Courier New"/>
+          <w:sz w:val="18"/>
+        </w:rPr>
+        <w:br/>
+        <w:t xml:space="preserve">        username = request.form.get('username')</w:t>
+      </w:r>
+      <w:r>
+        <w:rPr>
+          <w:rFonts w:ascii="Courier New" w:hAnsi="Courier New"/>
+          <w:sz w:val="18"/>
+        </w:rPr>
+        <w:br/>
+        <w:t xml:space="preserve">        password = request.form.get('password')</w:t>
+      </w:r>
+      <w:r>
+        <w:rPr>
+          <w:rFonts w:ascii="Courier New" w:hAnsi="Courier New"/>
+          <w:sz w:val="18"/>
+        </w:rPr>
+        <w:br/>
+        <w:t xml:space="preserve">        login_role = request.form.get('login_role')</w:t>
+      </w:r>
+      <w:r>
+        <w:rPr>
+          <w:rFonts w:ascii="Courier New" w:hAnsi="Courier New"/>
+          <w:sz w:val="18"/>
+        </w:rPr>
+        <w:br/>
+        <w:t xml:space="preserve">        user = User.query.filter_by(username=username).first()</w:t>
+      </w:r>
+      <w:r>
+        <w:rPr>
+          <w:rFonts w:ascii="Courier New" w:hAnsi="Courier New"/>
+          <w:sz w:val="18"/>
+        </w:rPr>
+        <w:br/>
+      </w:r>
+      <w:r>
+        <w:rPr>
+          <w:rFonts w:ascii="Courier New" w:hAnsi="Courier New"/>
+          <w:sz w:val="18"/>
+        </w:rPr>
+        <w:br/>
+        <w:t xml:space="preserve">        if user and check_password_hash(user.password, password):</w:t>
+      </w:r>
+      <w:r>
+        <w:rPr>
+          <w:rFonts w:ascii="Courier New" w:hAnsi="Courier New"/>
+          <w:sz w:val="18"/>
+        </w:rPr>
+        <w:br/>
+        <w:t xml:space="preserve">            if user.role != login_role:</w:t>
+      </w:r>
+      <w:r>
+        <w:rPr>
+          <w:rFonts w:ascii="Courier New" w:hAnsi="Courier New"/>
+          <w:sz w:val="18"/>
+        </w:rPr>
+        <w:br/>
+        <w:t xml:space="preserve">                flash('</w:t>
+      </w:r>
+      <w:r>
+        <w:rPr>
+          <w:rFonts w:ascii="Courier New" w:hAnsi="Courier New"/>
+          <w:sz w:val="18"/>
+        </w:rPr>
+        <w:t>身份不匹配，请切换到对应标签页登录。</w:t>
+      </w:r>
+      <w:r>
+        <w:rPr>
+          <w:rFonts w:ascii="Courier New" w:hAnsi="Courier New"/>
+          <w:sz w:val="18"/>
+        </w:rPr>
+        <w:t>', 'warning')</w:t>
+      </w:r>
+      <w:r>
+        <w:rPr>
+          <w:rFonts w:ascii="Courier New" w:hAnsi="Courier New"/>
+          <w:sz w:val="18"/>
+        </w:rPr>
+        <w:br/>
+        <w:t xml:space="preserve">                return redirect(url_for('login</w:t>
+      </w:r>
+      <w:r>
+        <w:rPr>
+          <w:rFonts w:ascii="Courier New" w:hAnsi="Courier New"/>
+          <w:sz w:val="18"/>
+        </w:rPr>
+        <w:t>'))</w:t>
+      </w:r>
+      <w:r>
+        <w:rPr>
+          <w:rFonts w:ascii="Courier New" w:hAnsi="Courier New"/>
+          <w:sz w:val="18"/>
+        </w:rPr>
+        <w:br/>
+        <w:t xml:space="preserve">            login_user(user)</w:t>
+      </w:r>
+      <w:r>
+        <w:rPr>
+          <w:rFonts w:ascii="Courier New" w:hAnsi="Courier New"/>
+          <w:sz w:val="18"/>
+        </w:rPr>
+        <w:br/>
+        <w:t xml:space="preserve">            return redirect(url_for('dashboard'))</w:t>
+      </w:r>
+      <w:r>
+        <w:rPr>
+          <w:rFonts w:ascii="Courier New" w:hAnsi="Courier New"/>
+          <w:sz w:val="18"/>
+        </w:rPr>
+        <w:br/>
+        <w:t xml:space="preserve">    return render_template('login.html')</w:t>
+      </w:r>
+    </w:p>
+    <w:p>
       <w:pPr>
         <w:pStyle w:val="31"/>
         <w:spacing w:before="0" w:line="360" w:lineRule="auto"/>
@@ -13988,7 +14145,7 @@
           <w:lang w:eastAsia="zh-CN"/>
         </w:rPr>
       </w:pPr>
-      <w:bookmarkStart w:id="37" w:name="_Toc227050699"/>
+      <w:bookmarkStart w:id="37" w:name="_Toc227053192"/>
       <w:r>
         <w:rPr>
           <w:rFonts w:ascii="Times New Roman" w:eastAsia="仿宋_GB2312" w:hAnsi="Times New Roman"/>
@@ -14034,8 +14191,9 @@
         <w:rPr>
           <w:noProof/>
         </w:rPr>
+        <w:lastRenderedPageBreak/>
         <w:drawing>
-          <wp:inline distT="0" distB="0" distL="0" distR="0" wp14:anchorId="22B38B0D" wp14:editId="5CEA468A">
+          <wp:inline distT="0" distB="0" distL="0" distR="0" wp14:anchorId="0BE4C6DC" wp14:editId="62AD9DF7">
             <wp:extent cx="6086246" cy="2918446"/>
             <wp:effectExtent l="0" t="0" r="0" b="0"/>
             <wp:docPr id="532290678" name="图片 1" descr="图形用户界面, 应用程序&#10;&#10;AI 生成的内容可能不正确。"/>
@@ -14111,6 +14269,163 @@
       </w:r>
     </w:p>
     <w:p>
+      <w:r>
+        <w:rPr>
+          <w:rFonts w:ascii="宋体" w:hAnsi="宋体"/>
+        </w:rPr>
+        <w:t>部分关键代码如下：</w:t>
+      </w:r>
+    </w:p>
+    <w:p>
+      <w:r>
+        <w:rPr>
+          <w:rFonts w:ascii="Courier New" w:hAnsi="Courier New"/>
+          <w:sz w:val="18"/>
+        </w:rPr>
+        <w:t># app.py</w:t>
+      </w:r>
+      <w:r>
+        <w:rPr>
+          <w:rFonts w:ascii="Courier New" w:hAnsi="Courier New"/>
+          <w:sz w:val="18"/>
+        </w:rPr>
+        <w:br/>
+      </w:r>
+      <w:r>
+        <w:rPr>
+          <w:rFonts w:ascii="Courier New" w:hAnsi="Courier New"/>
+          <w:sz w:val="18"/>
+        </w:rPr>
+        <w:t>@app.route('/dashboard')</w:t>
+      </w:r>
+      <w:r>
+        <w:rPr>
+          <w:rFonts w:ascii="Courier New" w:hAnsi="Courier New"/>
+          <w:sz w:val="18"/>
+        </w:rPr>
+        <w:br/>
+        <w:t>@login_required</w:t>
+      </w:r>
+      <w:r>
+        <w:rPr>
+          <w:rFonts w:ascii="Courier New" w:hAnsi="Courier New"/>
+          <w:sz w:val="18"/>
+        </w:rPr>
+        <w:br/>
+        <w:t>def dashboard():</w:t>
+      </w:r>
+      <w:r>
+        <w:rPr>
+          <w:rFonts w:ascii="Courier New" w:hAnsi="Courier New"/>
+          <w:sz w:val="18"/>
+        </w:rPr>
+        <w:br/>
+        <w:t xml:space="preserve">    return render_template('dashboard.html')</w:t>
+      </w:r>
+      <w:r>
+        <w:rPr>
+          <w:rFonts w:ascii="Courier New" w:hAnsi="Courier New"/>
+          <w:sz w:val="18"/>
+        </w:rPr>
+        <w:br/>
+      </w:r>
+      <w:r>
+        <w:rPr>
+          <w:rFonts w:ascii="Courier New" w:hAnsi="Courier New"/>
+          <w:sz w:val="18"/>
+        </w:rPr>
+        <w:br/>
+        <w:t>@app.route('/profile', methods=['GET', 'POST'])</w:t>
+      </w:r>
+      <w:r>
+        <w:rPr>
+          <w:rFonts w:ascii="Courier New" w:hAnsi="Courier New"/>
+          <w:sz w:val="18"/>
+        </w:rPr>
+        <w:br/>
+        <w:t>@login_required</w:t>
+      </w:r>
+      <w:r>
+        <w:rPr>
+          <w:rFonts w:ascii="Courier New" w:hAnsi="Courier New"/>
+          <w:sz w:val="18"/>
+        </w:rPr>
+        <w:br/>
+        <w:t>def profile():</w:t>
+      </w:r>
+      <w:r>
+        <w:rPr>
+          <w:rFonts w:ascii="Courier New" w:hAnsi="Courier New"/>
+          <w:sz w:val="18"/>
+        </w:rPr>
+        <w:br/>
+        <w:t xml:space="preserve">    if request.method == 'POST':</w:t>
+      </w:r>
+      <w:r>
+        <w:rPr>
+          <w:rFonts w:ascii="Courier New" w:hAnsi="Courier New"/>
+          <w:sz w:val="18"/>
+        </w:rPr>
+        <w:br/>
+        <w:t xml:space="preserve">        old_pass = request.form.get('old_password')</w:t>
+      </w:r>
+      <w:r>
+        <w:rPr>
+          <w:rFonts w:ascii="Courier New" w:hAnsi="Courier New"/>
+          <w:sz w:val="18"/>
+        </w:rPr>
+        <w:br/>
+        <w:t xml:space="preserve">        new_pass = request.form.get('new_password')</w:t>
+      </w:r>
+      <w:r>
+        <w:rPr>
+          <w:rFonts w:ascii="Courier New" w:hAnsi="Courier New"/>
+          <w:sz w:val="18"/>
+        </w:rPr>
+        <w:br/>
+        <w:t xml:space="preserve">        if check_password_hash(current_user.password, old_pass):</w:t>
+      </w:r>
+      <w:r>
+        <w:rPr>
+          <w:rFonts w:ascii="Courier New" w:hAnsi="Courier New"/>
+          <w:sz w:val="18"/>
+        </w:rPr>
+        <w:br/>
+        <w:t xml:space="preserve">            current_user.password = generate_password_hash(new_pass)</w:t>
+      </w:r>
+      <w:r>
+        <w:rPr>
+          <w:rFonts w:ascii="Courier New" w:hAnsi="Courier New"/>
+          <w:sz w:val="18"/>
+        </w:rPr>
+        <w:br/>
+        <w:t xml:space="preserve">            db.session.commit()</w:t>
+      </w:r>
+      <w:r>
+        <w:rPr>
+          <w:rFonts w:ascii="Courier New" w:hAnsi="Courier New"/>
+          <w:sz w:val="18"/>
+        </w:rPr>
+        <w:br/>
+        <w:t xml:space="preserve">            return redirec</w:t>
+      </w:r>
+      <w:r>
+        <w:rPr>
+          <w:rFonts w:ascii="Courier New" w:hAnsi="Courier New"/>
+          <w:sz w:val="18"/>
+        </w:rPr>
+        <w:t>t(url_for('logout'))</w:t>
+      </w:r>
+      <w:r>
+        <w:rPr>
+          <w:rFonts w:ascii="Courier New" w:hAnsi="Courier New"/>
+          <w:sz w:val="18"/>
+        </w:rPr>
+        <w:br/>
+        <w:t xml:space="preserve">    return render_template('profile.html')</w:t>
+      </w:r>
+    </w:p>
+    <w:p>
       <w:pPr>
         <w:pStyle w:val="31"/>
         <w:spacing w:before="0" w:line="360" w:lineRule="auto"/>
@@ -14119,14 +14434,13 @@
           <w:lang w:eastAsia="zh-CN"/>
         </w:rPr>
       </w:pPr>
-      <w:bookmarkStart w:id="38" w:name="_Toc227050700"/>
+      <w:bookmarkStart w:id="38" w:name="_Toc227053193"/>
       <w:r>
         <w:rPr>
           <w:rFonts w:ascii="Times New Roman" w:eastAsia="仿宋_GB2312" w:hAnsi="Times New Roman"/>
           <w:b w:val="0"/>
           <w:lang w:eastAsia="zh-CN"/>
         </w:rPr>
-        <w:lastRenderedPageBreak/>
         <w:t xml:space="preserve">5.1.3 </w:t>
       </w:r>
       <w:r>
@@ -14195,8 +14509,9 @@
         <w:rPr>
           <w:noProof/>
         </w:rPr>
+        <w:lastRenderedPageBreak/>
         <w:drawing>
-          <wp:inline distT="0" distB="0" distL="0" distR="0" wp14:anchorId="22A10DA7" wp14:editId="17957A44">
+          <wp:inline distT="0" distB="0" distL="0" distR="0" wp14:anchorId="399207D7" wp14:editId="3243874B">
             <wp:extent cx="2121804" cy="4149305"/>
             <wp:effectExtent l="0" t="0" r="0" b="3810"/>
             <wp:docPr id="865071042" name="图片 1"/>
@@ -14263,6 +14578,169 @@
       </w:r>
     </w:p>
     <w:p>
+      <w:r>
+        <w:rPr>
+          <w:rFonts w:ascii="宋体" w:hAnsi="宋体"/>
+        </w:rPr>
+        <w:t>部分关键代码如下：</w:t>
+      </w:r>
+    </w:p>
+    <w:p>
+      <w:r>
+        <w:rPr>
+          <w:rFonts w:ascii="Courier New" w:hAnsi="Courier New"/>
+          <w:sz w:val="18"/>
+        </w:rPr>
+        <w:t># templates/base.html</w:t>
+      </w:r>
+      <w:r>
+        <w:rPr>
+          <w:rFonts w:ascii="Courier New" w:hAnsi="Courier New"/>
+          <w:sz w:val="18"/>
+        </w:rPr>
+        <w:br/>
+        <w:t>&lt;a class="nav-link" href="{{ url_for('dashboard') }}"&gt;</w:t>
+      </w:r>
+      <w:r>
+        <w:rPr>
+          <w:rFonts w:ascii="Courier New" w:hAnsi="Courier New"/>
+          <w:sz w:val="18"/>
+        </w:rPr>
+        <w:br/>
+        <w:t xml:space="preserve">    &lt;i class="fas fa-home"&gt;&lt;/i&gt; </w:t>
+      </w:r>
+      <w:r>
+        <w:rPr>
+          <w:rFonts w:ascii="Courier New" w:hAnsi="Courier New"/>
+          <w:sz w:val="18"/>
+        </w:rPr>
+        <w:t>仪表盘</w:t>
+      </w:r>
+      <w:r>
+        <w:rPr>
+          <w:rFonts w:ascii="Courier New" w:hAnsi="Courier New"/>
+          <w:sz w:val="18"/>
+        </w:rPr>
+        <w:br/>
+        <w:t>&lt;/a&gt;</w:t>
+      </w:r>
+      <w:r>
+        <w:rPr>
+          <w:rFonts w:ascii="Courier New" w:hAnsi="Courier New"/>
+          <w:sz w:val="18"/>
+        </w:rPr>
+        <w:br/>
+        <w:t>&lt;a class="nav-link" href="{{ url_for('detect') }}"&gt;</w:t>
+      </w:r>
+      <w:r>
+        <w:rPr>
+          <w:rFonts w:ascii="Courier New" w:hAnsi="Courier New"/>
+          <w:sz w:val="18"/>
+        </w:rPr>
+        <w:br/>
+      </w:r>
+      <w:r>
+        <w:rPr>
+          <w:rFonts w:ascii="Courier New" w:hAnsi="Courier New"/>
+          <w:sz w:val="18"/>
+        </w:rPr>
+        <w:t xml:space="preserve">    &lt;i class="fas fa-camera"&gt;&lt;/i&gt; </w:t>
+      </w:r>
+      <w:r>
+        <w:rPr>
+          <w:rFonts w:ascii="Courier New" w:hAnsi="Courier New"/>
+          <w:sz w:val="18"/>
+        </w:rPr>
+        <w:t>开始检测</w:t>
+      </w:r>
+      <w:r>
+        <w:rPr>
+          <w:rFonts w:ascii="Courier New" w:hAnsi="Courier New"/>
+          <w:sz w:val="18"/>
+        </w:rPr>
+        <w:br/>
+        <w:t>&lt;/a&gt;</w:t>
+      </w:r>
+      <w:r>
+        <w:rPr>
+          <w:rFonts w:ascii="Courier New" w:hAnsi="Courier New"/>
+          <w:sz w:val="18"/>
+        </w:rPr>
+        <w:br/>
+        <w:t>&lt;a class="nav-link" href="{{ url_for('history') }}"&gt;</w:t>
+      </w:r>
+      <w:r>
+        <w:rPr>
+          <w:rFonts w:ascii="Courier New" w:hAnsi="Courier New"/>
+          <w:sz w:val="18"/>
+        </w:rPr>
+        <w:br/>
+        <w:t xml:space="preserve">    &lt;i class="fas fa-images"&gt;&lt;/i&gt; </w:t>
+      </w:r>
+      <w:r>
+        <w:rPr>
+          <w:rFonts w:ascii="Courier New" w:hAnsi="Courier New"/>
+          <w:sz w:val="18"/>
+        </w:rPr>
+        <w:t>历史记录</w:t>
+      </w:r>
+      <w:r>
+        <w:rPr>
+          <w:rFonts w:ascii="Courier New" w:hAnsi="Courier New"/>
+          <w:sz w:val="18"/>
+        </w:rPr>
+        <w:br/>
+        <w:t>&lt;/a&gt;</w:t>
+      </w:r>
+      <w:r>
+        <w:rPr>
+          <w:rFonts w:ascii="Courier New" w:hAnsi="Courier New"/>
+          <w:sz w:val="18"/>
+        </w:rPr>
+        <w:br/>
+        <w:t>{% if current_user.role == 'admin' %}</w:t>
+      </w:r>
+      <w:r>
+        <w:rPr>
+          <w:rFonts w:ascii="Courier New" w:hAnsi="Courier New"/>
+          <w:sz w:val="18"/>
+        </w:rPr>
+        <w:br/>
+        <w:t>&lt;a class="nav-link" href="{{ url_for('admin_users') }}"&gt;</w:t>
+      </w:r>
+      <w:r>
+        <w:rPr>
+          <w:rFonts w:ascii="Courier New" w:hAnsi="Courier New"/>
+          <w:sz w:val="18"/>
+        </w:rPr>
+        <w:br/>
+        <w:t xml:space="preserve">    &lt;i class="fas fa-users-cog"&gt;&lt;/i&gt; </w:t>
+      </w:r>
+      <w:r>
+        <w:rPr>
+          <w:rFonts w:ascii="Courier New" w:hAnsi="Courier New"/>
+          <w:sz w:val="18"/>
+        </w:rPr>
+        <w:t>用户管理</w:t>
+      </w:r>
+      <w:r>
+        <w:rPr>
+          <w:rFonts w:ascii="Courier New" w:hAnsi="Courier New"/>
+          <w:sz w:val="18"/>
+        </w:rPr>
+        <w:br/>
+        <w:t>&lt;/a&gt;</w:t>
+      </w:r>
+      <w:r>
+        <w:rPr>
+          <w:rFonts w:ascii="Courier New" w:hAnsi="Courier New"/>
+          <w:sz w:val="18"/>
+        </w:rPr>
+        <w:br/>
+        <w:t>{% endif %}</w:t>
+      </w:r>
+    </w:p>
+    <w:p>
       <w:pPr>
         <w:pStyle w:val="21"/>
         <w:spacing w:before="0" w:line="360" w:lineRule="auto"/>
@@ -14271,7 +14749,7 @@
           <w:lang w:eastAsia="zh-CN"/>
         </w:rPr>
       </w:pPr>
-      <w:bookmarkStart w:id="39" w:name="_Toc227050701"/>
+      <w:bookmarkStart w:id="39" w:name="_Toc227053194"/>
       <w:r>
         <w:rPr>
           <w:rFonts w:ascii="Times New Roman" w:eastAsia="黑体" w:hAnsi="Times New Roman"/>
@@ -14299,7 +14777,7 @@
           <w:lang w:eastAsia="zh-CN"/>
         </w:rPr>
       </w:pPr>
-      <w:bookmarkStart w:id="40" w:name="_Toc227050702"/>
+      <w:bookmarkStart w:id="40" w:name="_Toc227053195"/>
       <w:r>
         <w:rPr>
           <w:rFonts w:ascii="Times New Roman" w:eastAsia="仿宋_GB2312" w:hAnsi="Times New Roman"/>
@@ -14379,7 +14857,14 @@
         <w:rPr>
           <w:lang w:eastAsia="zh-CN"/>
         </w:rPr>
-        <w:t>放在同一个页面中，通过选项卡切换，用户不需要来回跳转页面。实际调试时，这种组织方式比拆成两个独立页面更顺手，也更适合演示。后来为了让操作更直观，页面又补充了本地图片预览，用户在点击检测前就能先确认自己选中的文件。</w:t>
+        <w:t>放在同一个页面中，通过选项卡切换，用户不需要来回跳转页面。实际调试时，这种组织方</w:t>
+      </w:r>
+      <w:r>
+        <w:rPr>
+          <w:lang w:eastAsia="zh-CN"/>
+        </w:rPr>
+        <w:lastRenderedPageBreak/>
+        <w:t>式比拆成两个独立页面更顺手，也更适合演示。后来为了让操作更直观，页面又补充了本地图片预览，用户在点击检测前就能先确认自己选中的文件。</w:t>
       </w:r>
     </w:p>
     <w:p>
@@ -14394,9 +14879,8 @@
         <w:rPr>
           <w:noProof/>
         </w:rPr>
-        <w:lastRenderedPageBreak/>
         <w:drawing>
-          <wp:inline distT="0" distB="0" distL="0" distR="0" wp14:anchorId="5C8037D3" wp14:editId="3DEA918A">
+          <wp:inline distT="0" distB="0" distL="0" distR="0" wp14:anchorId="63AA06F6" wp14:editId="0CD9E67C">
             <wp:extent cx="5940425" cy="2863850"/>
             <wp:effectExtent l="0" t="0" r="3175" b="0"/>
             <wp:docPr id="719957081" name="图片 1" descr="图形用户界面, 文本, 应用程序&#10;&#10;AI 生成的内容可能不正确。"/>
@@ -14463,6 +14947,178 @@
       </w:r>
     </w:p>
     <w:p>
+      <w:r>
+        <w:rPr>
+          <w:rFonts w:ascii="宋体" w:hAnsi="宋体"/>
+        </w:rPr>
+        <w:t>部分关键代码如下：</w:t>
+      </w:r>
+    </w:p>
+    <w:p>
+      <w:r>
+        <w:rPr>
+          <w:rFonts w:ascii="Courier New" w:hAnsi="Courier New"/>
+          <w:sz w:val="18"/>
+        </w:rPr>
+        <w:t># templates/detect.html</w:t>
+      </w:r>
+      <w:r>
+        <w:rPr>
+          <w:rFonts w:ascii="Courier New" w:hAnsi="Courier New"/>
+          <w:sz w:val="18"/>
+        </w:rPr>
+        <w:br/>
+        <w:t>&lt;ul class="nav nav-tabs mb-3" id="detectTab"&gt;</w:t>
+      </w:r>
+      <w:r>
+        <w:rPr>
+          <w:rFonts w:ascii="Courier New" w:hAnsi="Courier New"/>
+          <w:sz w:val="18"/>
+        </w:rPr>
+        <w:br/>
+        <w:t xml:space="preserve">    &lt;li class="nav-item"&gt;</w:t>
+      </w:r>
+      <w:r>
+        <w:rPr>
+          <w:rFonts w:ascii="Courier New" w:hAnsi="Courier New"/>
+          <w:sz w:val="18"/>
+        </w:rPr>
+        <w:br/>
+        <w:t xml:space="preserve">        &lt;button class="nav-link active" data-bs-target="#upload-pane"</w:t>
+      </w:r>
+      <w:r>
+        <w:rPr>
+          <w:rFonts w:ascii="Courier New" w:hAnsi="Courier New"/>
+          <w:sz w:val="18"/>
+        </w:rPr>
+        <w:br/>
+        <w:t xml:space="preserve">                type="button" onclick="stopCamera()"&gt;</w:t>
+      </w:r>
+      <w:r>
+        <w:rPr>
+          <w:rFonts w:ascii="Courier New" w:hAnsi="Courier New"/>
+          <w:sz w:val="18"/>
+        </w:rPr>
+        <w:t>本地上传</w:t>
+      </w:r>
+      <w:r>
+        <w:rPr>
+          <w:rFonts w:ascii="Courier New" w:hAnsi="Courier New"/>
+          <w:sz w:val="18"/>
+        </w:rPr>
+        <w:t>&lt;/button&gt;</w:t>
+      </w:r>
+      <w:r>
+        <w:rPr>
+          <w:rFonts w:ascii="Courier New" w:hAnsi="Courier New"/>
+          <w:sz w:val="18"/>
+        </w:rPr>
+        <w:br/>
+        <w:t xml:space="preserve">    &lt;/li&gt;</w:t>
+      </w:r>
+      <w:r>
+        <w:rPr>
+          <w:rFonts w:ascii="Courier New" w:hAnsi="Courier New"/>
+          <w:sz w:val="18"/>
+        </w:rPr>
+        <w:br/>
+        <w:t xml:space="preserve">    &lt;li class="nav-item"&gt;</w:t>
+      </w:r>
+      <w:r>
+        <w:rPr>
+          <w:rFonts w:ascii="Courier New" w:hAnsi="Courier New"/>
+          <w:sz w:val="18"/>
+        </w:rPr>
+        <w:br/>
+        <w:t xml:space="preserve">        &lt;button class="nav-link" data-bs-target="#camera-pane"</w:t>
+      </w:r>
+      <w:r>
+        <w:rPr>
+          <w:rFonts w:ascii="Courier New" w:hAnsi="Courier New"/>
+          <w:sz w:val="18"/>
+        </w:rPr>
+        <w:br/>
+        <w:t xml:space="preserve">                type="button" onclick="initCamera()"&gt;</w:t>
+      </w:r>
+      <w:r>
+        <w:rPr>
+          <w:rFonts w:ascii="Courier New" w:hAnsi="Courier New"/>
+          <w:sz w:val="18"/>
+        </w:rPr>
+        <w:t>摄像头采集</w:t>
+      </w:r>
+      <w:r>
+        <w:rPr>
+          <w:rFonts w:ascii="Courier New" w:hAnsi="Courier New"/>
+          <w:sz w:val="18"/>
+        </w:rPr>
+        <w:t>&lt;/button&gt;</w:t>
+      </w:r>
+      <w:r>
+        <w:rPr>
+          <w:rFonts w:ascii="Courier New" w:hAnsi="Courier New"/>
+          <w:sz w:val="18"/>
+        </w:rPr>
+        <w:br/>
+        <w:t xml:space="preserve">    &lt;/li&gt;</w:t>
+      </w:r>
+      <w:r>
+        <w:rPr>
+          <w:rFonts w:ascii="Courier New" w:hAnsi="Courier New"/>
+          <w:sz w:val="18"/>
+        </w:rPr>
+        <w:br/>
+        <w:t>&lt;/ul&gt;</w:t>
+      </w:r>
+      <w:r>
+        <w:rPr>
+          <w:rFonts w:ascii="Courier New" w:hAnsi="Courier New"/>
+          <w:sz w:val="18"/>
+        </w:rPr>
+        <w:br/>
+        <w:t>&lt;form id="uploadForm"&gt;</w:t>
+      </w:r>
+      <w:r>
+        <w:rPr>
+          <w:rFonts w:ascii="Courier New" w:hAnsi="Courier New"/>
+          <w:sz w:val="18"/>
+        </w:rPr>
+        <w:br/>
+        <w:t xml:space="preserve">    &lt;input class="form-control" type="file" id="images"</w:t>
+      </w:r>
+      <w:r>
+        <w:rPr>
+          <w:rFonts w:ascii="Courier New" w:hAnsi="Courier New"/>
+          <w:sz w:val="18"/>
+        </w:rPr>
+        <w:br/>
+        <w:t xml:space="preserve">           name="images" multiple accept</w:t>
+      </w:r>
+      <w:r>
+        <w:rPr>
+          <w:rFonts w:ascii="Courier New" w:hAnsi="Courier New"/>
+          <w:sz w:val="18"/>
+        </w:rPr>
+        <w:t>="image/*"&gt;</w:t>
+      </w:r>
+      <w:r>
+        <w:rPr>
+          <w:rFonts w:ascii="Courier New" w:hAnsi="Courier New"/>
+          <w:sz w:val="18"/>
+        </w:rPr>
+        <w:br/>
+        <w:t xml:space="preserve">    &lt;div class="row g-3 mb-3" id="previewArea"&gt;&lt;/div&gt;</w:t>
+      </w:r>
+      <w:r>
+        <w:rPr>
+          <w:rFonts w:ascii="Courier New" w:hAnsi="Courier New"/>
+          <w:sz w:val="18"/>
+        </w:rPr>
+        <w:br/>
+        <w:t>&lt;/form&gt;</w:t>
+      </w:r>
+    </w:p>
+    <w:p>
       <w:pPr>
         <w:pStyle w:val="31"/>
         <w:spacing w:before="0" w:line="360" w:lineRule="auto"/>
@@ -14471,7 +15127,7 @@
           <w:lang w:eastAsia="zh-CN"/>
         </w:rPr>
       </w:pPr>
-      <w:bookmarkStart w:id="41" w:name="_Toc227050703"/>
+      <w:bookmarkStart w:id="41" w:name="_Toc227053196"/>
       <w:r>
         <w:rPr>
           <w:rFonts w:ascii="Times New Roman" w:eastAsia="仿宋_GB2312" w:hAnsi="Times New Roman"/>
@@ -14543,6 +15199,7 @@
         <w:rPr>
           <w:lang w:eastAsia="zh-CN"/>
         </w:rPr>
+        <w:lastRenderedPageBreak/>
         <w:t>模型返回的原始类别是英文名称，系统并没有直接照搬到前端，而是先映射成中文缺陷，再结合业务规则给出等级结果。与此同时，页面展示的不只是类别文本，还包括结果图、置信度和判定等级，这样用户在一次操作中就能看到完整信息。</w:t>
       </w:r>
     </w:p>
@@ -14559,7 +15216,7 @@
           <w:noProof/>
         </w:rPr>
         <w:drawing>
-          <wp:inline distT="0" distB="0" distL="0" distR="0" wp14:anchorId="6ADE2695" wp14:editId="677B1EF5">
+          <wp:inline distT="0" distB="0" distL="0" distR="0" wp14:anchorId="1E6BD1BB" wp14:editId="2959ACA1">
             <wp:extent cx="3019425" cy="2381250"/>
             <wp:effectExtent l="0" t="0" r="9525" b="0"/>
             <wp:docPr id="475090580" name="图片 1"/>
@@ -14626,6 +15283,148 @@
       </w:r>
     </w:p>
     <w:p>
+      <w:r>
+        <w:rPr>
+          <w:rFonts w:ascii="宋体" w:hAnsi="宋体"/>
+        </w:rPr>
+        <w:t>部分关键代码如下：</w:t>
+      </w:r>
+    </w:p>
+    <w:p>
+      <w:r>
+        <w:rPr>
+          <w:rFonts w:ascii="Courier New" w:hAnsi="Courier New"/>
+          <w:sz w:val="18"/>
+        </w:rPr>
+        <w:t># utils/detection.py</w:t>
+      </w:r>
+      <w:r>
+        <w:rPr>
+          <w:rFonts w:ascii="Courier New" w:hAnsi="Courier New"/>
+          <w:sz w:val="18"/>
+        </w:rPr>
+        <w:br/>
+        <w:t>def process_image(image_path, save_dir, model_path, conf_threshold=0.25):</w:t>
+      </w:r>
+      <w:r>
+        <w:rPr>
+          <w:rFonts w:ascii="Courier New" w:hAnsi="Courier New"/>
+          <w:sz w:val="18"/>
+        </w:rPr>
+        <w:br/>
+      </w:r>
+      <w:r>
+        <w:rPr>
+          <w:rFonts w:ascii="Courier New" w:hAnsi="Courier New"/>
+          <w:sz w:val="18"/>
+        </w:rPr>
+        <w:t xml:space="preserve">    model = load_model(model_path)</w:t>
+      </w:r>
+      <w:r>
+        <w:rPr>
+          <w:rFonts w:ascii="Courier New" w:hAnsi="Courier New"/>
+          <w:sz w:val="18"/>
+        </w:rPr>
+        <w:br/>
+        <w:t xml:space="preserve">    img = cv2.imread(image_path)</w:t>
+      </w:r>
+      <w:r>
+        <w:rPr>
+          <w:rFonts w:ascii="Courier New" w:hAnsi="Courier New"/>
+          <w:sz w:val="18"/>
+        </w:rPr>
+        <w:br/>
+        <w:t xml:space="preserve">    results = model(img, conf=float(conf_threshold))</w:t>
+      </w:r>
+      <w:r>
+        <w:rPr>
+          <w:rFonts w:ascii="Courier New" w:hAnsi="Courier New"/>
+          <w:sz w:val="18"/>
+        </w:rPr>
+        <w:br/>
+      </w:r>
+      <w:r>
+        <w:rPr>
+          <w:rFonts w:ascii="Courier New" w:hAnsi="Courier New"/>
+          <w:sz w:val="18"/>
+        </w:rPr>
+        <w:br/>
+        <w:t xml:space="preserve">    detected_objects = []</w:t>
+      </w:r>
+      <w:r>
+        <w:rPr>
+          <w:rFonts w:ascii="Courier New" w:hAnsi="Courier New"/>
+          <w:sz w:val="18"/>
+        </w:rPr>
+        <w:br/>
+        <w:t xml:space="preserve">    max_conf = 0.0</w:t>
+      </w:r>
+      <w:r>
+        <w:rPr>
+          <w:rFonts w:ascii="Courier New" w:hAnsi="Courier New"/>
+          <w:sz w:val="18"/>
+        </w:rPr>
+        <w:br/>
+        <w:t xml:space="preserve">    for r in results:</w:t>
+      </w:r>
+      <w:r>
+        <w:rPr>
+          <w:rFonts w:ascii="Courier New" w:hAnsi="Courier New"/>
+          <w:sz w:val="18"/>
+        </w:rPr>
+        <w:br/>
+        <w:t xml:space="preserve">        res_plotted = r.plot()</w:t>
+      </w:r>
+      <w:r>
+        <w:rPr>
+          <w:rFonts w:ascii="Courier New" w:hAnsi="Courier New"/>
+          <w:sz w:val="18"/>
+        </w:rPr>
+        <w:br/>
+        <w:t xml:space="preserve">        for box in r.boxes:</w:t>
+      </w:r>
+      <w:r>
+        <w:rPr>
+          <w:rFonts w:ascii="Courier New" w:hAnsi="Courier New"/>
+          <w:sz w:val="18"/>
+        </w:rPr>
+        <w:br/>
+        <w:t xml:space="preserve">            cls_id = int(box.cls[0])</w:t>
+      </w:r>
+      <w:r>
+        <w:rPr>
+          <w:rFonts w:ascii="Courier New" w:hAnsi="Courier New"/>
+          <w:sz w:val="18"/>
+        </w:rPr>
+        <w:br/>
+        <w:t xml:space="preserve">            detected_objects.append(model.names[cls_id])</w:t>
+      </w:r>
+      <w:r>
+        <w:rPr>
+          <w:rFonts w:ascii="Courier New" w:hAnsi="Courier New"/>
+          <w:sz w:val="18"/>
+        </w:rPr>
+        <w:br/>
+        <w:t xml:space="preserve">            max_conf = max(max_conf, float(box.conf[0]))</w:t>
+      </w:r>
+      <w:r>
+        <w:rPr>
+          <w:rFonts w:ascii="Courier New" w:hAnsi="Courier New"/>
+          <w:sz w:val="18"/>
+        </w:rPr>
+        <w:br/>
+        <w:t xml:space="preserve">    return {'defects': ','.join(list(set(detected_objects))),</w:t>
+      </w:r>
+      <w:r>
+        <w:rPr>
+          <w:rFonts w:ascii="Courier New" w:hAnsi="Courier New"/>
+          <w:sz w:val="18"/>
+        </w:rPr>
+        <w:br/>
+        <w:t xml:space="preserve">            'confidence': round(max_conf, 2)}</w:t>
+      </w:r>
+    </w:p>
+    <w:p>
       <w:pPr>
         <w:pStyle w:val="31"/>
         <w:spacing w:before="0" w:line="360" w:lineRule="auto"/>
@@ -14634,14 +15433,13 @@
           <w:lang w:eastAsia="zh-CN"/>
         </w:rPr>
       </w:pPr>
-      <w:bookmarkStart w:id="42" w:name="_Toc227050704"/>
+      <w:bookmarkStart w:id="42" w:name="_Toc227053197"/>
       <w:r>
         <w:rPr>
           <w:rFonts w:ascii="Times New Roman" w:eastAsia="仿宋_GB2312" w:hAnsi="Times New Roman"/>
           <w:b w:val="0"/>
           <w:lang w:eastAsia="zh-CN"/>
         </w:rPr>
-        <w:lastRenderedPageBreak/>
         <w:t xml:space="preserve">5.2.3 </w:t>
       </w:r>
       <w:r>
@@ -14718,8 +15516,9 @@
         <w:rPr>
           <w:noProof/>
         </w:rPr>
+        <w:lastRenderedPageBreak/>
         <w:drawing>
-          <wp:inline distT="0" distB="0" distL="0" distR="0" wp14:anchorId="795F8E84" wp14:editId="61EB6546">
+          <wp:inline distT="0" distB="0" distL="0" distR="0" wp14:anchorId="70407114" wp14:editId="733F0F3D">
             <wp:extent cx="5940425" cy="2616835"/>
             <wp:effectExtent l="0" t="0" r="3175" b="0"/>
             <wp:docPr id="1375853139" name="图片 1" descr="图形用户界面, 应用程序&#10;&#10;AI 生成的内容可能不正确。"/>
@@ -14786,6 +15585,246 @@
       </w:r>
     </w:p>
     <w:p>
+      <w:r>
+        <w:rPr>
+          <w:rFonts w:ascii="宋体" w:hAnsi="宋体"/>
+        </w:rPr>
+        <w:t>部分关键代码如下：</w:t>
+      </w:r>
+    </w:p>
+    <w:p>
+      <w:r>
+        <w:rPr>
+          <w:rFonts w:ascii="Courier New" w:hAnsi="Courier New"/>
+          <w:sz w:val="18"/>
+        </w:rPr>
+        <w:t># app.py</w:t>
+      </w:r>
+      <w:r>
+        <w:rPr>
+          <w:rFonts w:ascii="Courier New" w:hAnsi="Courier New"/>
+          <w:sz w:val="18"/>
+        </w:rPr>
+        <w:br/>
+        <w:t>detected_grade = 'A</w:t>
+      </w:r>
+      <w:r>
+        <w:rPr>
+          <w:rFonts w:ascii="Courier New" w:hAnsi="Courier New"/>
+          <w:sz w:val="18"/>
+        </w:rPr>
+        <w:t>级</w:t>
+      </w:r>
+      <w:r>
+        <w:rPr>
+          <w:rFonts w:ascii="Courier New" w:hAnsi="Courier New"/>
+          <w:sz w:val="18"/>
+        </w:rPr>
+        <w:t>'</w:t>
+      </w:r>
+      <w:r>
+        <w:rPr>
+          <w:rFonts w:ascii="Courier New" w:hAnsi="Courier New"/>
+          <w:sz w:val="18"/>
+        </w:rPr>
+        <w:br/>
+        <w:t>if res['is_clean']:</w:t>
+      </w:r>
+      <w:r>
+        <w:rPr>
+          <w:rFonts w:ascii="Courier New" w:hAnsi="Courier New"/>
+          <w:sz w:val="18"/>
+        </w:rPr>
+        <w:br/>
+      </w:r>
+      <w:r>
+        <w:rPr>
+          <w:rFonts w:ascii="Courier New" w:hAnsi="Courier New"/>
+          <w:sz w:val="18"/>
+        </w:rPr>
+        <w:t xml:space="preserve">    detected_grade = 'A</w:t>
+      </w:r>
+      <w:r>
+        <w:rPr>
+          <w:rFonts w:ascii="Courier New" w:hAnsi="Courier New"/>
+          <w:sz w:val="18"/>
+        </w:rPr>
+        <w:t>级</w:t>
+      </w:r>
+      <w:r>
+        <w:rPr>
+          <w:rFonts w:ascii="Courier New" w:hAnsi="Courier New"/>
+          <w:sz w:val="18"/>
+        </w:rPr>
+        <w:t>'</w:t>
+      </w:r>
+      <w:r>
+        <w:rPr>
+          <w:rFonts w:ascii="Courier New" w:hAnsi="Courier New"/>
+          <w:sz w:val="18"/>
+        </w:rPr>
+        <w:br/>
+        <w:t>else:</w:t>
+      </w:r>
+      <w:r>
+        <w:rPr>
+          <w:rFonts w:ascii="Courier New" w:hAnsi="Courier New"/>
+          <w:sz w:val="18"/>
+        </w:rPr>
+        <w:br/>
+        <w:t xml:space="preserve">    for d in res['defects'].split(','):</w:t>
+      </w:r>
+      <w:r>
+        <w:rPr>
+          <w:rFonts w:ascii="Courier New" w:hAnsi="Courier New"/>
+          <w:sz w:val="18"/>
+        </w:rPr>
+        <w:br/>
+        <w:t xml:space="preserve">        zh_name = DEFECT_MAPPING.get(d.strip(), d.strip())</w:t>
+      </w:r>
+      <w:r>
+        <w:rPr>
+          <w:rFonts w:ascii="Courier New" w:hAnsi="Courier New"/>
+          <w:sz w:val="18"/>
+        </w:rPr>
+        <w:br/>
+        <w:t xml:space="preserve">        if zh_name in ['</w:t>
+      </w:r>
+      <w:r>
+        <w:rPr>
+          <w:rFonts w:ascii="Courier New" w:hAnsi="Courier New"/>
+          <w:sz w:val="18"/>
+        </w:rPr>
+        <w:t>裂纹</w:t>
+      </w:r>
+      <w:r>
+        <w:rPr>
+          <w:rFonts w:ascii="Courier New" w:hAnsi="Courier New"/>
+          <w:sz w:val="18"/>
+        </w:rPr>
+        <w:t>', '</w:t>
+      </w:r>
+      <w:r>
+        <w:rPr>
+          <w:rFonts w:ascii="Courier New" w:hAnsi="Courier New"/>
+          <w:sz w:val="18"/>
+        </w:rPr>
+        <w:t>死节</w:t>
+      </w:r>
+      <w:r>
+        <w:rPr>
+          <w:rFonts w:ascii="Courier New" w:hAnsi="Courier New"/>
+          <w:sz w:val="18"/>
+        </w:rPr>
+        <w:t>']:</w:t>
+      </w:r>
+      <w:r>
+        <w:rPr>
+          <w:rFonts w:ascii="Courier New" w:hAnsi="Courier New"/>
+          <w:sz w:val="18"/>
+        </w:rPr>
+        <w:br/>
+        <w:t xml:space="preserve">            detected_grade = 'C</w:t>
+      </w:r>
+      <w:r>
+        <w:rPr>
+          <w:rFonts w:ascii="Courier New" w:hAnsi="Courier New"/>
+          <w:sz w:val="18"/>
+        </w:rPr>
+        <w:t>级</w:t>
+      </w:r>
+      <w:r>
+        <w:rPr>
+          <w:rFonts w:ascii="Courier New" w:hAnsi="Courier New"/>
+          <w:sz w:val="18"/>
+        </w:rPr>
+        <w:t>'</w:t>
+      </w:r>
+      <w:r>
+        <w:rPr>
+          <w:rFonts w:ascii="Courier New" w:hAnsi="Courier New"/>
+          <w:sz w:val="18"/>
+        </w:rPr>
+        <w:br/>
+        <w:t xml:space="preserve">            break</w:t>
+      </w:r>
+      <w:r>
+        <w:rPr>
+          <w:rFonts w:ascii="Courier New" w:hAnsi="Courier New"/>
+          <w:sz w:val="18"/>
+        </w:rPr>
+        <w:br/>
+        <w:t xml:space="preserve">        elif zh_name == '</w:t>
+      </w:r>
+      <w:r>
+        <w:rPr>
+          <w:rFonts w:ascii="Courier New" w:hAnsi="Courier New"/>
+          <w:sz w:val="18"/>
+        </w:rPr>
+        <w:t>活节</w:t>
+      </w:r>
+      <w:r>
+        <w:rPr>
+          <w:rFonts w:ascii="Courier New" w:hAnsi="Courier New"/>
+          <w:sz w:val="18"/>
+        </w:rPr>
+        <w:t>':</w:t>
+      </w:r>
+      <w:r>
+        <w:rPr>
+          <w:rFonts w:ascii="Courier New" w:hAnsi="Courier New"/>
+          <w:sz w:val="18"/>
+        </w:rPr>
+        <w:br/>
+        <w:t xml:space="preserve">            detected_grade = 'B</w:t>
+      </w:r>
+      <w:r>
+        <w:rPr>
+          <w:rFonts w:ascii="Courier New" w:hAnsi="Courier New"/>
+          <w:sz w:val="18"/>
+        </w:rPr>
+        <w:t>级</w:t>
+      </w:r>
+      <w:r>
+        <w:rPr>
+          <w:rFonts w:ascii="Courier New" w:hAnsi="Courier New"/>
+          <w:sz w:val="18"/>
+        </w:rPr>
+        <w:t>'</w:t>
+      </w:r>
+      <w:r>
+        <w:rPr>
+          <w:rFonts w:ascii="Courier New" w:hAnsi="Courier New"/>
+          <w:sz w:val="18"/>
+        </w:rPr>
+        <w:br/>
+      </w:r>
+      <w:r>
+        <w:rPr>
+          <w:rFonts w:ascii="Courier New" w:hAnsi="Courier New"/>
+          <w:sz w:val="18"/>
+        </w:rPr>
+        <w:br/>
+        <w:t>inv = db.session.get(Inventory, detected_grade)</w:t>
+      </w:r>
+      <w:r>
+        <w:rPr>
+          <w:rFonts w:ascii="Courier New" w:hAnsi="Courier New"/>
+          <w:sz w:val="18"/>
+        </w:rPr>
+        <w:br/>
+        <w:t>if inv:</w:t>
+      </w:r>
+      <w:r>
+        <w:rPr>
+          <w:rFonts w:ascii="Courier New" w:hAnsi="Courier New"/>
+          <w:sz w:val="18"/>
+        </w:rPr>
+        <w:br/>
+        <w:t xml:space="preserve">    inv.count += 1</w:t>
+      </w:r>
+    </w:p>
+    <w:p>
       <w:pPr>
         <w:pStyle w:val="31"/>
         <w:spacing w:before="0" w:line="360" w:lineRule="auto"/>
@@ -14794,7 +15833,7 @@
           <w:lang w:eastAsia="zh-CN"/>
         </w:rPr>
       </w:pPr>
-      <w:bookmarkStart w:id="43" w:name="_Toc227050705"/>
+      <w:bookmarkStart w:id="43" w:name="_Toc227053198"/>
       <w:r>
         <w:rPr>
           <w:rFonts w:ascii="Times New Roman" w:eastAsia="仿宋_GB2312" w:hAnsi="Times New Roman"/>
@@ -14882,7 +15921,7 @@
         </w:rPr>
         <w:lastRenderedPageBreak/>
         <w:drawing>
-          <wp:inline distT="0" distB="0" distL="0" distR="0" wp14:anchorId="1E990A12" wp14:editId="70240DA2">
+          <wp:inline distT="0" distB="0" distL="0" distR="0" wp14:anchorId="5538847B" wp14:editId="743F3D1F">
             <wp:extent cx="6100084" cy="2611527"/>
             <wp:effectExtent l="0" t="0" r="0" b="0"/>
             <wp:docPr id="1158483859" name="图片 1" descr="截图里有图片&#10;&#10;AI 生成的内容可能不正确。"/>
@@ -14949,6 +15988,111 @@
       </w:r>
     </w:p>
     <w:p>
+      <w:r>
+        <w:rPr>
+          <w:rFonts w:ascii="宋体" w:hAnsi="宋体"/>
+        </w:rPr>
+        <w:t>部分关键代码如下：</w:t>
+      </w:r>
+    </w:p>
+    <w:p>
+      <w:r>
+        <w:rPr>
+          <w:rFonts w:ascii="Courier New" w:hAnsi="Courier New"/>
+          <w:sz w:val="18"/>
+        </w:rPr>
+        <w:t># app.py</w:t>
+      </w:r>
+      <w:r>
+        <w:rPr>
+          <w:rFonts w:ascii="Courier New" w:hAnsi="Courier New"/>
+          <w:sz w:val="18"/>
+        </w:rPr>
+        <w:br/>
+        <w:t>history = DetectionHistory(</w:t>
+      </w:r>
+      <w:r>
+        <w:rPr>
+          <w:rFonts w:ascii="Courier New" w:hAnsi="Courier New"/>
+          <w:sz w:val="18"/>
+        </w:rPr>
+        <w:br/>
+        <w:t xml:space="preserve">    filename=filename,</w:t>
+      </w:r>
+      <w:r>
+        <w:rPr>
+          <w:rFonts w:ascii="Courier New" w:hAnsi="Courier New"/>
+          <w:sz w:val="18"/>
+        </w:rPr>
+        <w:br/>
+        <w:t xml:space="preserve">    result_image=res['filepath'],</w:t>
+      </w:r>
+      <w:r>
+        <w:rPr>
+          <w:rFonts w:ascii="Courier New" w:hAnsi="Courier New"/>
+          <w:sz w:val="18"/>
+        </w:rPr>
+        <w:br/>
+        <w:t xml:space="preserve">    defect_type=final_defect_str,</w:t>
+      </w:r>
+      <w:r>
+        <w:rPr>
+          <w:rFonts w:ascii="Courier New" w:hAnsi="Courier New"/>
+          <w:sz w:val="18"/>
+        </w:rPr>
+        <w:br/>
+        <w:t xml:space="preserve">    confidence=res.get('confidence', 0.0),</w:t>
+      </w:r>
+      <w:r>
+        <w:rPr>
+          <w:rFonts w:ascii="Courier New" w:hAnsi="Courier New"/>
+          <w:sz w:val="18"/>
+        </w:rPr>
+        <w:br/>
+        <w:t xml:space="preserve">    user_id=current_user.id,</w:t>
+      </w:r>
+      <w:r>
+        <w:rPr>
+          <w:rFonts w:ascii="Courier New" w:hAnsi="Courier New"/>
+          <w:sz w:val="18"/>
+        </w:rPr>
+        <w:br/>
+        <w:t xml:space="preserve">    grade=detected_grade</w:t>
+      </w:r>
+      <w:r>
+        <w:rPr>
+          <w:rFonts w:ascii="Courier New" w:hAnsi="Courier New"/>
+          <w:sz w:val="18"/>
+        </w:rPr>
+        <w:br/>
+        <w:t>)</w:t>
+      </w:r>
+      <w:r>
+        <w:rPr>
+          <w:rFonts w:ascii="Courier New" w:hAnsi="Courier New"/>
+          <w:sz w:val="18"/>
+        </w:rPr>
+        <w:br/>
+        <w:t>db.session.add(history)</w:t>
+      </w:r>
+      <w:r>
+        <w:rPr>
+          <w:rFonts w:ascii="Courier New" w:hAnsi="Courier New"/>
+          <w:sz w:val="18"/>
+        </w:rPr>
+        <w:br/>
+        <w:t>results.append(res)</w:t>
+      </w:r>
+      <w:r>
+        <w:rPr>
+          <w:rFonts w:ascii="Courier New" w:hAnsi="Courier New"/>
+          <w:sz w:val="18"/>
+        </w:rPr>
+        <w:br/>
+        <w:t>db.session.commit()</w:t>
+      </w:r>
+    </w:p>
+    <w:p>
       <w:pPr>
         <w:pStyle w:val="21"/>
         <w:spacing w:before="0" w:line="360" w:lineRule="auto"/>
@@ -14957,7 +16101,7 @@
           <w:lang w:eastAsia="zh-CN"/>
         </w:rPr>
       </w:pPr>
-      <w:bookmarkStart w:id="44" w:name="_Toc227050706"/>
+      <w:bookmarkStart w:id="44" w:name="_Toc227053199"/>
       <w:r>
         <w:rPr>
           <w:rFonts w:ascii="Times New Roman" w:eastAsia="黑体" w:hAnsi="Times New Roman"/>
@@ -14985,7 +16129,7 @@
           <w:lang w:eastAsia="zh-CN"/>
         </w:rPr>
       </w:pPr>
-      <w:bookmarkStart w:id="45" w:name="_Toc227050707"/>
+      <w:bookmarkStart w:id="45" w:name="_Toc227053200"/>
       <w:r>
         <w:rPr>
           <w:rFonts w:ascii="Times New Roman" w:eastAsia="仿宋_GB2312" w:hAnsi="Times New Roman"/>
@@ -15096,8 +16240,9 @@
         <w:rPr>
           <w:noProof/>
         </w:rPr>
+        <w:lastRenderedPageBreak/>
         <w:drawing>
-          <wp:inline distT="0" distB="0" distL="0" distR="0" wp14:anchorId="322BE96D" wp14:editId="59A6D1E3">
+          <wp:inline distT="0" distB="0" distL="0" distR="0" wp14:anchorId="3918B151" wp14:editId="03574F5D">
             <wp:extent cx="5558979" cy="3536830"/>
             <wp:effectExtent l="0" t="0" r="3810" b="6985"/>
             <wp:docPr id="310731533" name="图片 1" descr="图形用户界面, 应用程序&#10;&#10;AI 生成的内容可能不正确。"/>
@@ -15146,7 +16291,6 @@
           <w:sz w:val="21"/>
           <w:lang w:eastAsia="zh-CN"/>
         </w:rPr>
-        <w:lastRenderedPageBreak/>
         <w:t>图</w:t>
       </w:r>
       <w:r>
@@ -15162,6 +16306,133 @@
           <w:lang w:eastAsia="zh-CN"/>
         </w:rPr>
         <w:t>历史记录页面截图</w:t>
+      </w:r>
+    </w:p>
+    <w:p>
+      <w:r>
+        <w:rPr>
+          <w:rFonts w:ascii="宋体" w:hAnsi="宋体"/>
+        </w:rPr>
+        <w:t>部分关键代码如下：</w:t>
+      </w:r>
+    </w:p>
+    <w:p>
+      <w:r>
+        <w:rPr>
+          <w:rFonts w:ascii="Courier New" w:hAnsi="Courier New"/>
+          <w:sz w:val="18"/>
+        </w:rPr>
+        <w:t># app.py</w:t>
+      </w:r>
+      <w:r>
+        <w:rPr>
+          <w:rFonts w:ascii="Courier New" w:hAnsi="Courier New"/>
+          <w:sz w:val="18"/>
+        </w:rPr>
+        <w:br/>
+        <w:t>@app.route('/history', methods=['GET', 'POST'])</w:t>
+      </w:r>
+      <w:r>
+        <w:rPr>
+          <w:rFonts w:ascii="Courier New" w:hAnsi="Courier New"/>
+          <w:sz w:val="18"/>
+        </w:rPr>
+        <w:br/>
+        <w:t>@login_required</w:t>
+      </w:r>
+      <w:r>
+        <w:rPr>
+          <w:rFonts w:ascii="Courier New" w:hAnsi="Courier New"/>
+          <w:sz w:val="18"/>
+        </w:rPr>
+        <w:br/>
+        <w:t>def history():</w:t>
+      </w:r>
+      <w:r>
+        <w:rPr>
+          <w:rFonts w:ascii="Courier New" w:hAnsi="Courier New"/>
+          <w:sz w:val="18"/>
+        </w:rPr>
+        <w:br/>
+      </w:r>
+      <w:r>
+        <w:rPr>
+          <w:rFonts w:ascii="Courier New" w:hAnsi="Courier New"/>
+          <w:sz w:val="18"/>
+        </w:rPr>
+        <w:t xml:space="preserve">    page = request.args.get('page', 1, type=int)</w:t>
+      </w:r>
+      <w:r>
+        <w:rPr>
+          <w:rFonts w:ascii="Courier New" w:hAnsi="Courier New"/>
+          <w:sz w:val="18"/>
+        </w:rPr>
+        <w:br/>
+        <w:t xml:space="preserve">    search = request.args.get('search', '')</w:t>
+      </w:r>
+      <w:r>
+        <w:rPr>
+          <w:rFonts w:ascii="Courier New" w:hAnsi="Courier New"/>
+          <w:sz w:val="18"/>
+        </w:rPr>
+        <w:br/>
+        <w:t xml:space="preserve">    query = DetectionHistory.query</w:t>
+      </w:r>
+      <w:r>
+        <w:rPr>
+          <w:rFonts w:ascii="Courier New" w:hAnsi="Courier New"/>
+          <w:sz w:val="18"/>
+        </w:rPr>
+        <w:br/>
+        <w:t xml:space="preserve">    if current_user.role != 'admin':</w:t>
+      </w:r>
+      <w:r>
+        <w:rPr>
+          <w:rFonts w:ascii="Courier New" w:hAnsi="Courier New"/>
+          <w:sz w:val="18"/>
+        </w:rPr>
+        <w:br/>
+        <w:t xml:space="preserve">        query = query.filter_by(user_id=current_user.id)</w:t>
+      </w:r>
+      <w:r>
+        <w:rPr>
+          <w:rFonts w:ascii="Courier New" w:hAnsi="Courier New"/>
+          <w:sz w:val="18"/>
+        </w:rPr>
+        <w:br/>
+        <w:t xml:space="preserve">    if search:</w:t>
+      </w:r>
+      <w:r>
+        <w:rPr>
+          <w:rFonts w:ascii="Courier New" w:hAnsi="Courier New"/>
+          <w:sz w:val="18"/>
+        </w:rPr>
+        <w:br/>
+        <w:t xml:space="preserve">        query = query.filter(DetectionHistory.defect_type.contains(search))</w:t>
+      </w:r>
+      <w:r>
+        <w:rPr>
+          <w:rFonts w:ascii="Courier New" w:hAnsi="Courier New"/>
+          <w:sz w:val="18"/>
+        </w:rPr>
+        <w:br/>
+        <w:t xml:space="preserve">    records = query.order_by(</w:t>
+      </w:r>
+      <w:r>
+        <w:rPr>
+          <w:rFonts w:ascii="Courier New" w:hAnsi="Courier New"/>
+          <w:sz w:val="18"/>
+        </w:rPr>
+        <w:br/>
+        <w:t xml:space="preserve">        DetectionHistory.upload_date.desc()</w:t>
+      </w:r>
+      <w:r>
+        <w:rPr>
+          <w:rFonts w:ascii="Courier New" w:hAnsi="Courier New"/>
+          <w:sz w:val="18"/>
+        </w:rPr>
+        <w:br/>
+        <w:t xml:space="preserve">    ).paginate(page=page, per_page=12)</w:t>
       </w:r>
     </w:p>
     <w:p>
@@ -15173,7 +16444,7 @@
           <w:lang w:eastAsia="zh-CN"/>
         </w:rPr>
       </w:pPr>
-      <w:bookmarkStart w:id="46" w:name="_Toc227050708"/>
+      <w:bookmarkStart w:id="46" w:name="_Toc227053201"/>
       <w:r>
         <w:rPr>
           <w:rFonts w:ascii="Times New Roman" w:eastAsia="仿宋_GB2312" w:hAnsi="Times New Roman"/>
@@ -15323,8 +16594,9 @@
         <w:rPr>
           <w:noProof/>
         </w:rPr>
+        <w:lastRenderedPageBreak/>
         <w:drawing>
-          <wp:inline distT="0" distB="0" distL="0" distR="0" wp14:anchorId="6FCEE2C1" wp14:editId="6EDDF887">
+          <wp:inline distT="0" distB="0" distL="0" distR="0" wp14:anchorId="478C5B95" wp14:editId="6EA230D4">
             <wp:extent cx="6073671" cy="1909267"/>
             <wp:effectExtent l="0" t="0" r="3810" b="0"/>
             <wp:docPr id="702591342" name="图片 1" descr="图表, 折线图&#10;&#10;AI 生成的内容可能不正确。"/>
@@ -15400,6 +16672,141 @@
       </w:r>
     </w:p>
     <w:p>
+      <w:r>
+        <w:rPr>
+          <w:rFonts w:ascii="宋体" w:hAnsi="宋体"/>
+        </w:rPr>
+        <w:t>部分关键代码如下：</w:t>
+      </w:r>
+    </w:p>
+    <w:p>
+      <w:r>
+        <w:rPr>
+          <w:rFonts w:ascii="Courier New" w:hAnsi="Courier New"/>
+          <w:sz w:val="18"/>
+        </w:rPr>
+        <w:t># app.py</w:t>
+      </w:r>
+      <w:r>
+        <w:rPr>
+          <w:rFonts w:ascii="Courier New" w:hAnsi="Courier New"/>
+          <w:sz w:val="18"/>
+        </w:rPr>
+        <w:br/>
+      </w:r>
+      <w:r>
+        <w:rPr>
+          <w:rFonts w:ascii="Courier New" w:hAnsi="Courier New"/>
+          <w:sz w:val="18"/>
+        </w:rPr>
+        <w:t>@app.route('/logs')</w:t>
+      </w:r>
+      <w:r>
+        <w:rPr>
+          <w:rFonts w:ascii="Courier New" w:hAnsi="Courier New"/>
+          <w:sz w:val="18"/>
+        </w:rPr>
+        <w:br/>
+        <w:t>@login_required</w:t>
+      </w:r>
+      <w:r>
+        <w:rPr>
+          <w:rFonts w:ascii="Courier New" w:hAnsi="Courier New"/>
+          <w:sz w:val="18"/>
+        </w:rPr>
+        <w:br/>
+        <w:t>def logs():</w:t>
+      </w:r>
+      <w:r>
+        <w:rPr>
+          <w:rFonts w:ascii="Courier New" w:hAnsi="Courier New"/>
+          <w:sz w:val="18"/>
+        </w:rPr>
+        <w:br/>
+        <w:t xml:space="preserve">    today_count = hist_query.filter(</w:t>
+      </w:r>
+      <w:r>
+        <w:rPr>
+          <w:rFonts w:ascii="Courier New" w:hAnsi="Courier New"/>
+          <w:sz w:val="18"/>
+        </w:rPr>
+        <w:br/>
+        <w:t xml:space="preserve">        func.date(DetectionHistory.upload_date) == date.today()</w:t>
+      </w:r>
+      <w:r>
+        <w:rPr>
+          <w:rFonts w:ascii="Courier New" w:hAnsi="Courier New"/>
+          <w:sz w:val="18"/>
+        </w:rPr>
+        <w:br/>
+        <w:t xml:space="preserve">    ).count()</w:t>
+      </w:r>
+      <w:r>
+        <w:rPr>
+          <w:rFonts w:ascii="Courier New" w:hAnsi="Courier New"/>
+          <w:sz w:val="18"/>
+        </w:rPr>
+        <w:br/>
+        <w:t xml:space="preserve">    stats_data = [[k, v] for k, v in counter.items()]</w:t>
+      </w:r>
+      <w:r>
+        <w:rPr>
+          <w:rFonts w:ascii="Courier New" w:hAnsi="Courier New"/>
+          <w:sz w:val="18"/>
+        </w:rPr>
+        <w:br/>
+        <w:t xml:space="preserve">    trend_data = []</w:t>
+      </w:r>
+      <w:r>
+        <w:rPr>
+          <w:rFonts w:ascii="Courier New" w:hAnsi="Courier New"/>
+          <w:sz w:val="18"/>
+        </w:rPr>
+        <w:br/>
+        <w:t xml:space="preserve">    for i in range(6, -1, -1):</w:t>
+      </w:r>
+      <w:r>
+        <w:rPr>
+          <w:rFonts w:ascii="Courier New" w:hAnsi="Courier New"/>
+          <w:sz w:val="18"/>
+        </w:rPr>
+        <w:br/>
+        <w:t xml:space="preserve">        target_date = date.today() - timedelta(days=i)</w:t>
+      </w:r>
+      <w:r>
+        <w:rPr>
+          <w:rFonts w:ascii="Courier New" w:hAnsi="Courier New"/>
+          <w:sz w:val="18"/>
+        </w:rPr>
+        <w:br/>
+        <w:t xml:space="preserve">        count = hist_query.filter(</w:t>
+      </w:r>
+      <w:r>
+        <w:rPr>
+          <w:rFonts w:ascii="Courier New" w:hAnsi="Courier New"/>
+          <w:sz w:val="18"/>
+        </w:rPr>
+        <w:br/>
+        <w:t xml:space="preserve">            func.date(DetectionHistory.upload_date) == target_date</w:t>
+      </w:r>
+      <w:r>
+        <w:rPr>
+          <w:rFonts w:ascii="Courier New" w:hAnsi="Courier New"/>
+          <w:sz w:val="18"/>
+        </w:rPr>
+        <w:br/>
+        <w:t xml:space="preserve">        ).count()</w:t>
+      </w:r>
+      <w:r>
+        <w:rPr>
+          <w:rFonts w:ascii="Courier New" w:hAnsi="Courier New"/>
+          <w:sz w:val="18"/>
+        </w:rPr>
+        <w:br/>
+        <w:t xml:space="preserve">        trend_data.append(count)</w:t>
+      </w:r>
+    </w:p>
+    <w:p>
       <w:pPr>
         <w:pStyle w:val="31"/>
         <w:spacing w:before="0" w:line="360" w:lineRule="auto"/>
@@ -15408,7 +16815,7 @@
           <w:lang w:eastAsia="zh-CN"/>
         </w:rPr>
       </w:pPr>
-      <w:bookmarkStart w:id="47" w:name="_Toc227050709"/>
+      <w:bookmarkStart w:id="47" w:name="_Toc227053202"/>
       <w:r>
         <w:rPr>
           <w:rFonts w:ascii="Times New Roman" w:eastAsia="仿宋_GB2312" w:hAnsi="Times New Roman"/>
@@ -15509,7 +16916,7 @@
         </w:rPr>
         <w:lastRenderedPageBreak/>
         <w:drawing>
-          <wp:inline distT="0" distB="0" distL="0" distR="0" wp14:anchorId="54943AF8" wp14:editId="55A71389">
+          <wp:inline distT="0" distB="0" distL="0" distR="0" wp14:anchorId="5F381CB7" wp14:editId="06B2814F">
             <wp:extent cx="5940425" cy="3593465"/>
             <wp:effectExtent l="0" t="0" r="3175" b="6985"/>
             <wp:docPr id="1116203833" name="图片 1" descr="图表, 折线图&#10;&#10;AI 生成的内容可能不正确。"/>
@@ -15576,6 +16983,153 @@
       </w:r>
     </w:p>
     <w:p>
+      <w:r>
+        <w:rPr>
+          <w:rFonts w:ascii="宋体" w:hAnsi="宋体"/>
+        </w:rPr>
+        <w:t>部分关键代码如下：</w:t>
+      </w:r>
+    </w:p>
+    <w:p>
+      <w:r>
+        <w:rPr>
+          <w:rFonts w:ascii="Courier New" w:hAnsi="Courier New"/>
+          <w:sz w:val="18"/>
+        </w:rPr>
+        <w:t># app.py</w:t>
+      </w:r>
+      <w:r>
+        <w:rPr>
+          <w:rFonts w:ascii="Courier New" w:hAnsi="Courier New"/>
+          <w:sz w:val="18"/>
+        </w:rPr>
+        <w:br/>
+        <w:t>total_seconds = 0</w:t>
+      </w:r>
+      <w:r>
+        <w:rPr>
+          <w:rFonts w:ascii="Courier New" w:hAnsi="Courier New"/>
+          <w:sz w:val="18"/>
+        </w:rPr>
+        <w:br/>
+        <w:t>for l in log_query.filter(WorkLog.logout_time != None).all():</w:t>
+      </w:r>
+      <w:r>
+        <w:rPr>
+          <w:rFonts w:ascii="Courier New" w:hAnsi="Courier New"/>
+          <w:sz w:val="18"/>
+        </w:rPr>
+        <w:br/>
+        <w:t xml:space="preserve">    total_seconds += (l.logout_time - l.login_time).total_seconds()</w:t>
+      </w:r>
+      <w:r>
+        <w:rPr>
+          <w:rFonts w:ascii="Courier New" w:hAnsi="Courier New"/>
+          <w:sz w:val="18"/>
+        </w:rPr>
+        <w:br/>
+      </w:r>
+      <w:r>
+        <w:rPr>
+          <w:rFonts w:ascii="Courier New" w:hAnsi="Courier New"/>
+          <w:sz w:val="18"/>
+        </w:rPr>
+        <w:br/>
+        <w:t>if session.get('current_log_id'):</w:t>
+      </w:r>
+      <w:r>
+        <w:rPr>
+          <w:rFonts w:ascii="Courier New" w:hAnsi="Courier New"/>
+          <w:sz w:val="18"/>
+        </w:rPr>
+        <w:br/>
+        <w:t xml:space="preserve">    curr = db.session.get(WorkLog, session['current_log_id'])</w:t>
+      </w:r>
+      <w:r>
+        <w:rPr>
+          <w:rFonts w:ascii="Courier New" w:hAnsi="Courier New"/>
+          <w:sz w:val="18"/>
+        </w:rPr>
+        <w:br/>
+        <w:t xml:space="preserve">    if curr:</w:t>
+      </w:r>
+      <w:r>
+        <w:rPr>
+          <w:rFonts w:ascii="Courier New" w:hAnsi="Courier New"/>
+          <w:sz w:val="18"/>
+        </w:rPr>
+        <w:br/>
+        <w:t xml:space="preserve">        total_seconds += (datetime.now() - curr.login_time).total_seconds()</w:t>
+      </w:r>
+      <w:r>
+        <w:rPr>
+          <w:rFonts w:ascii="Courier New" w:hAnsi="Courier New"/>
+          <w:sz w:val="18"/>
+        </w:rPr>
+        <w:br/>
+      </w:r>
+      <w:r>
+        <w:rPr>
+          <w:rFonts w:ascii="Courier New" w:hAnsi="Courier New"/>
+          <w:sz w:val="18"/>
+        </w:rPr>
+        <w:br/>
+        <w:t>work_time_str = (</w:t>
+      </w:r>
+      <w:r>
+        <w:rPr>
+          <w:rFonts w:ascii="Courier New" w:hAnsi="Courier New"/>
+          <w:sz w:val="18"/>
+        </w:rPr>
+        <w:br/>
+        <w:t xml:space="preserve">    f"{int(total_seconds // 3600)}</w:t>
+      </w:r>
+      <w:r>
+        <w:rPr>
+          <w:rFonts w:ascii="Courier New" w:hAnsi="Courier New"/>
+          <w:sz w:val="18"/>
+        </w:rPr>
+        <w:t>小时</w:t>
+      </w:r>
+      <w:r>
+        <w:rPr>
+          <w:rFonts w:ascii="Courier New" w:hAnsi="Courier New"/>
+          <w:sz w:val="18"/>
+        </w:rPr>
+        <w:t xml:space="preserve"> "</w:t>
+      </w:r>
+      <w:r>
+        <w:rPr>
+          <w:rFonts w:ascii="Courier New" w:hAnsi="Courier New"/>
+          <w:sz w:val="18"/>
+        </w:rPr>
+        <w:br/>
+        <w:t xml:space="preserve">    f"{int((total_seconds % 3600) // 60)}</w:t>
+      </w:r>
+      <w:r>
+        <w:rPr>
+          <w:rFonts w:ascii="Courier New" w:hAnsi="Courier New"/>
+          <w:sz w:val="18"/>
+        </w:rPr>
+        <w:t>分钟</w:t>
+      </w:r>
+      <w:r>
+        <w:rPr>
+          <w:rFonts w:ascii="Courier New" w:hAnsi="Courier New"/>
+          <w:sz w:val="18"/>
+        </w:rPr>
+        <w:t>"</w:t>
+      </w:r>
+      <w:r>
+        <w:rPr>
+          <w:rFonts w:ascii="Courier New" w:hAnsi="Courier New"/>
+          <w:sz w:val="18"/>
+        </w:rPr>
+        <w:br/>
+        <w:t>)</w:t>
+      </w:r>
+    </w:p>
+    <w:p>
       <w:pPr>
         <w:pStyle w:val="21"/>
         <w:spacing w:before="0" w:line="360" w:lineRule="auto"/>
@@ -15584,7 +17138,7 @@
           <w:lang w:eastAsia="zh-CN"/>
         </w:rPr>
       </w:pPr>
-      <w:bookmarkStart w:id="48" w:name="_Toc227050710"/>
+      <w:bookmarkStart w:id="48" w:name="_Toc227053203"/>
       <w:r>
         <w:rPr>
           <w:rFonts w:ascii="Times New Roman" w:eastAsia="黑体" w:hAnsi="Times New Roman"/>
@@ -15612,7 +17166,7 @@
           <w:lang w:eastAsia="zh-CN"/>
         </w:rPr>
       </w:pPr>
-      <w:bookmarkStart w:id="49" w:name="_Toc227050711"/>
+      <w:bookmarkStart w:id="49" w:name="_Toc227053204"/>
       <w:r>
         <w:rPr>
           <w:rFonts w:ascii="Times New Roman" w:eastAsia="仿宋_GB2312" w:hAnsi="Times New Roman"/>
@@ -15695,8 +17249,9 @@
         <w:rPr>
           <w:noProof/>
         </w:rPr>
+        <w:lastRenderedPageBreak/>
         <w:drawing>
-          <wp:inline distT="0" distB="0" distL="0" distR="0" wp14:anchorId="05A547A3" wp14:editId="30B9FC07">
+          <wp:inline distT="0" distB="0" distL="0" distR="0" wp14:anchorId="09176B99" wp14:editId="62879363">
             <wp:extent cx="5503653" cy="2883314"/>
             <wp:effectExtent l="0" t="0" r="1905" b="0"/>
             <wp:docPr id="1466306156" name="图片 1" descr="表格&#10;&#10;AI 生成的内容可能不正确。"/>
@@ -15745,7 +17300,6 @@
           <w:sz w:val="21"/>
           <w:lang w:eastAsia="zh-CN"/>
         </w:rPr>
-        <w:lastRenderedPageBreak/>
         <w:t>图</w:t>
       </w:r>
       <w:r>
@@ -15761,6 +17315,155 @@
           <w:lang w:eastAsia="zh-CN"/>
         </w:rPr>
         <w:t>销售与库存页面截图</w:t>
+      </w:r>
+    </w:p>
+    <w:p>
+      <w:r>
+        <w:rPr>
+          <w:rFonts w:ascii="宋体" w:hAnsi="宋体"/>
+        </w:rPr>
+        <w:t>部分关键代码如下：</w:t>
+      </w:r>
+    </w:p>
+    <w:p>
+      <w:r>
+        <w:rPr>
+          <w:rFonts w:ascii="Courier New" w:hAnsi="Courier New"/>
+          <w:sz w:val="18"/>
+        </w:rPr>
+        <w:t># app.py</w:t>
+      </w:r>
+      <w:r>
+        <w:rPr>
+          <w:rFonts w:ascii="Courier New" w:hAnsi="Courier New"/>
+          <w:sz w:val="18"/>
+        </w:rPr>
+        <w:br/>
+        <w:t>@app.route('/sales', methods=['GET', 'POST'])</w:t>
+      </w:r>
+      <w:r>
+        <w:rPr>
+          <w:rFonts w:ascii="Courier New" w:hAnsi="Courier New"/>
+          <w:sz w:val="18"/>
+        </w:rPr>
+        <w:br/>
+        <w:t>@login_required</w:t>
+      </w:r>
+      <w:r>
+        <w:rPr>
+          <w:rFonts w:ascii="Courier New" w:hAnsi="Courier New"/>
+          <w:sz w:val="18"/>
+        </w:rPr>
+        <w:br/>
+        <w:t>def sales():</w:t>
+      </w:r>
+      <w:r>
+        <w:rPr>
+          <w:rFonts w:ascii="Courier New" w:hAnsi="Courier New"/>
+          <w:sz w:val="18"/>
+        </w:rPr>
+        <w:br/>
+        <w:t xml:space="preserve">    if request.method == 'POST':</w:t>
+      </w:r>
+      <w:r>
+        <w:rPr>
+          <w:rFonts w:ascii="Courier New" w:hAnsi="Courier New"/>
+          <w:sz w:val="18"/>
+        </w:rPr>
+        <w:br/>
+      </w:r>
+      <w:r>
+        <w:rPr>
+          <w:rFonts w:ascii="Courier New" w:hAnsi="Courier New"/>
+          <w:sz w:val="18"/>
+        </w:rPr>
+        <w:t xml:space="preserve">        grade = request.form.get('grade')</w:t>
+      </w:r>
+      <w:r>
+        <w:rPr>
+          <w:rFonts w:ascii="Courier New" w:hAnsi="Courier New"/>
+          <w:sz w:val="18"/>
+        </w:rPr>
+        <w:br/>
+        <w:t xml:space="preserve">        qty = int(request.form.get('quantity'))</w:t>
+      </w:r>
+      <w:r>
+        <w:rPr>
+          <w:rFonts w:ascii="Courier New" w:hAnsi="Courier New"/>
+          <w:sz w:val="18"/>
+        </w:rPr>
+        <w:br/>
+        <w:t xml:space="preserve">        inv = db.session.get(Inventory, grade)</w:t>
+      </w:r>
+      <w:r>
+        <w:rPr>
+          <w:rFonts w:ascii="Courier New" w:hAnsi="Courier New"/>
+          <w:sz w:val="18"/>
+        </w:rPr>
+        <w:br/>
+        <w:t xml:space="preserve">        if not inv or inv.count &lt; qty:</w:t>
+      </w:r>
+      <w:r>
+        <w:rPr>
+          <w:rFonts w:ascii="Courier New" w:hAnsi="Courier New"/>
+          <w:sz w:val="18"/>
+        </w:rPr>
+        <w:br/>
+        <w:t xml:space="preserve">            flash(f'{grade} </w:t>
+      </w:r>
+      <w:r>
+        <w:rPr>
+          <w:rFonts w:ascii="Courier New" w:hAnsi="Courier New"/>
+          <w:sz w:val="18"/>
+        </w:rPr>
+        <w:t>库存不足！</w:t>
+      </w:r>
+      <w:r>
+        <w:rPr>
+          <w:rFonts w:ascii="Courier New" w:hAnsi="Courier New"/>
+          <w:sz w:val="18"/>
+        </w:rPr>
+        <w:t>', 'danger')</w:t>
+      </w:r>
+      <w:r>
+        <w:rPr>
+          <w:rFonts w:ascii="Courier New" w:hAnsi="Courier New"/>
+          <w:sz w:val="18"/>
+        </w:rPr>
+        <w:br/>
+        <w:t xml:space="preserve">        else:</w:t>
+      </w:r>
+      <w:r>
+        <w:rPr>
+          <w:rFonts w:ascii="Courier New" w:hAnsi="Courier New"/>
+          <w:sz w:val="18"/>
+        </w:rPr>
+        <w:br/>
+        <w:t xml:space="preserve">            inv.count -= qty</w:t>
+      </w:r>
+      <w:r>
+        <w:rPr>
+          <w:rFonts w:ascii="Courier New" w:hAnsi="Courier New"/>
+          <w:sz w:val="18"/>
+        </w:rPr>
+        <w:br/>
+        <w:t xml:space="preserve">            sale = SalesRecord(customer_name=request.form.get('customer'),</w:t>
+      </w:r>
+      <w:r>
+        <w:rPr>
+          <w:rFonts w:ascii="Courier New" w:hAnsi="Courier New"/>
+          <w:sz w:val="18"/>
+        </w:rPr>
+        <w:br/>
+        <w:t xml:space="preserve">                               product_grade=grade, quantity=qty)</w:t>
+      </w:r>
+      <w:r>
+        <w:rPr>
+          <w:rFonts w:ascii="Courier New" w:hAnsi="Courier New"/>
+          <w:sz w:val="18"/>
+        </w:rPr>
+        <w:br/>
+        <w:t xml:space="preserve">            db.session.add(sale)</w:t>
       </w:r>
     </w:p>
     <w:p>
@@ -15772,7 +17475,7 @@
           <w:lang w:eastAsia="zh-CN"/>
         </w:rPr>
       </w:pPr>
-      <w:bookmarkStart w:id="50" w:name="_Toc227050712"/>
+      <w:bookmarkStart w:id="50" w:name="_Toc227053205"/>
       <w:r>
         <w:rPr>
           <w:rFonts w:ascii="Times New Roman" w:eastAsia="仿宋_GB2312" w:hAnsi="Times New Roman"/>
@@ -15818,8 +17521,9 @@
         <w:rPr>
           <w:noProof/>
         </w:rPr>
+        <w:lastRenderedPageBreak/>
         <w:drawing>
-          <wp:inline distT="0" distB="0" distL="0" distR="0" wp14:anchorId="6A065AC7" wp14:editId="10D57404">
+          <wp:inline distT="0" distB="0" distL="0" distR="0" wp14:anchorId="062E2FC2" wp14:editId="34EAE371">
             <wp:extent cx="6128393" cy="1887322"/>
             <wp:effectExtent l="0" t="0" r="5715" b="0"/>
             <wp:docPr id="1038587683" name="图片 1" descr="图形用户界面, 文本, 应用程序&#10;&#10;AI 生成的内容可能不正确。"/>
@@ -15886,6 +17590,127 @@
       </w:r>
     </w:p>
     <w:p>
+      <w:r>
+        <w:rPr>
+          <w:rFonts w:ascii="宋体" w:hAnsi="宋体"/>
+        </w:rPr>
+        <w:t>部分关键代码如下：</w:t>
+      </w:r>
+    </w:p>
+    <w:p>
+      <w:r>
+        <w:rPr>
+          <w:rFonts w:ascii="Courier New" w:hAnsi="Courier New"/>
+          <w:sz w:val="18"/>
+        </w:rPr>
+        <w:t># app.py</w:t>
+      </w:r>
+      <w:r>
+        <w:rPr>
+          <w:rFonts w:ascii="Courier New" w:hAnsi="Courier New"/>
+          <w:sz w:val="18"/>
+        </w:rPr>
+        <w:br/>
+        <w:t>@app.route('/admin/users', methods=['GET', 'POST'])</w:t>
+      </w:r>
+      <w:r>
+        <w:rPr>
+          <w:rFonts w:ascii="Courier New" w:hAnsi="Courier New"/>
+          <w:sz w:val="18"/>
+        </w:rPr>
+        <w:br/>
+        <w:t>@login_required</w:t>
+      </w:r>
+      <w:r>
+        <w:rPr>
+          <w:rFonts w:ascii="Courier New" w:hAnsi="Courier New"/>
+          <w:sz w:val="18"/>
+        </w:rPr>
+        <w:br/>
+        <w:t>def admin_users():</w:t>
+      </w:r>
+      <w:r>
+        <w:rPr>
+          <w:rFonts w:ascii="Courier New" w:hAnsi="Courier New"/>
+          <w:sz w:val="18"/>
+        </w:rPr>
+        <w:br/>
+        <w:t xml:space="preserve">    if request.method == 'POST':</w:t>
+      </w:r>
+      <w:r>
+        <w:rPr>
+          <w:rFonts w:ascii="Courier New" w:hAnsi="Courier New"/>
+          <w:sz w:val="18"/>
+        </w:rPr>
+        <w:br/>
+        <w:t xml:space="preserve">        action = request.form.get('action')</w:t>
+      </w:r>
+      <w:r>
+        <w:rPr>
+          <w:rFonts w:ascii="Courier New" w:hAnsi="Courier New"/>
+          <w:sz w:val="18"/>
+        </w:rPr>
+        <w:br/>
+        <w:t xml:space="preserve">        if action == 'add':</w:t>
+      </w:r>
+      <w:r>
+        <w:rPr>
+          <w:rFonts w:ascii="Courier New" w:hAnsi="Courier New"/>
+          <w:sz w:val="18"/>
+        </w:rPr>
+        <w:br/>
+        <w:t xml:space="preserve">            new_user = User(</w:t>
+      </w:r>
+      <w:r>
+        <w:rPr>
+          <w:rFonts w:ascii="Courier New" w:hAnsi="Courier New"/>
+          <w:sz w:val="18"/>
+        </w:rPr>
+        <w:br/>
+        <w:t xml:space="preserve">                username=request.form.get('username'),</w:t>
+      </w:r>
+      <w:r>
+        <w:rPr>
+          <w:rFonts w:ascii="Courier New" w:hAnsi="Courier New"/>
+          <w:sz w:val="18"/>
+        </w:rPr>
+        <w:br/>
+        <w:t xml:space="preserve">                password=generate_password_hash(request.form.get('password')),</w:t>
+      </w:r>
+      <w:r>
+        <w:rPr>
+          <w:rFonts w:ascii="Courier New" w:hAnsi="Courier New"/>
+          <w:sz w:val="18"/>
+        </w:rPr>
+        <w:br/>
+        <w:t xml:space="preserve">                role=request.form.get('role')</w:t>
+      </w:r>
+      <w:r>
+        <w:rPr>
+          <w:rFonts w:ascii="Courier New" w:hAnsi="Courier New"/>
+          <w:sz w:val="18"/>
+        </w:rPr>
+        <w:br/>
+        <w:t xml:space="preserve">            )</w:t>
+      </w:r>
+      <w:r>
+        <w:rPr>
+          <w:rFonts w:ascii="Courier New" w:hAnsi="Courier New"/>
+          <w:sz w:val="18"/>
+        </w:rPr>
+        <w:br/>
+        <w:t xml:space="preserve">            db.session.add(new_user)</w:t>
+      </w:r>
+      <w:r>
+        <w:rPr>
+          <w:rFonts w:ascii="Courier New" w:hAnsi="Courier New"/>
+          <w:sz w:val="18"/>
+        </w:rPr>
+        <w:br/>
+        <w:t xml:space="preserve">            db.session.commit()</w:t>
+      </w:r>
+    </w:p>
+    <w:p>
       <w:pPr>
         <w:pStyle w:val="31"/>
         <w:spacing w:before="0" w:line="360" w:lineRule="auto"/>
@@ -15894,7 +17719,7 @@
           <w:lang w:eastAsia="zh-CN"/>
         </w:rPr>
       </w:pPr>
-      <w:bookmarkStart w:id="51" w:name="_Toc227050713"/>
+      <w:bookmarkStart w:id="51" w:name="_Toc227053206"/>
       <w:r>
         <w:rPr>
           <w:rFonts w:ascii="Times New Roman" w:eastAsia="仿宋_GB2312" w:hAnsi="Times New Roman"/>
@@ -15955,7 +17780,7 @@
         </w:rPr>
         <w:lastRenderedPageBreak/>
         <w:drawing>
-          <wp:inline distT="0" distB="0" distL="0" distR="0" wp14:anchorId="67D06A42" wp14:editId="418957A5">
+          <wp:inline distT="0" distB="0" distL="0" distR="0" wp14:anchorId="32244835" wp14:editId="34F2F125">
             <wp:extent cx="5457498" cy="4252823"/>
             <wp:effectExtent l="0" t="0" r="0" b="0"/>
             <wp:docPr id="908736082" name="图片 1" descr="图形用户界面, 文本, 应用程序&#10;&#10;AI 生成的内容可能不正确。"/>
@@ -16022,6 +17847,133 @@
       </w:r>
     </w:p>
     <w:p>
+      <w:r>
+        <w:rPr>
+          <w:rFonts w:ascii="宋体" w:hAnsi="宋体"/>
+        </w:rPr>
+        <w:t>部分关键代码如下：</w:t>
+      </w:r>
+    </w:p>
+    <w:p>
+      <w:r>
+        <w:rPr>
+          <w:rFonts w:ascii="Courier New" w:hAnsi="Courier New"/>
+          <w:sz w:val="18"/>
+        </w:rPr>
+        <w:t># app.py</w:t>
+      </w:r>
+      <w:r>
+        <w:rPr>
+          <w:rFonts w:ascii="Courier New" w:hAnsi="Courier New"/>
+          <w:sz w:val="18"/>
+        </w:rPr>
+        <w:br/>
+        <w:t xml:space="preserve">@app.route('/settings', </w:t>
+      </w:r>
+      <w:r>
+        <w:rPr>
+          <w:rFonts w:ascii="Courier New" w:hAnsi="Courier New"/>
+          <w:sz w:val="18"/>
+        </w:rPr>
+        <w:t>methods=['GET', 'POST'])</w:t>
+      </w:r>
+      <w:r>
+        <w:rPr>
+          <w:rFonts w:ascii="Courier New" w:hAnsi="Courier New"/>
+          <w:sz w:val="18"/>
+        </w:rPr>
+        <w:br/>
+        <w:t>@login_required</w:t>
+      </w:r>
+      <w:r>
+        <w:rPr>
+          <w:rFonts w:ascii="Courier New" w:hAnsi="Courier New"/>
+          <w:sz w:val="18"/>
+        </w:rPr>
+        <w:br/>
+        <w:t>def settings():</w:t>
+      </w:r>
+      <w:r>
+        <w:rPr>
+          <w:rFonts w:ascii="Courier New" w:hAnsi="Courier New"/>
+          <w:sz w:val="18"/>
+        </w:rPr>
+        <w:br/>
+        <w:t xml:space="preserve">    val = request.form.get('conf_threshold')</w:t>
+      </w:r>
+      <w:r>
+        <w:rPr>
+          <w:rFonts w:ascii="Courier New" w:hAnsi="Courier New"/>
+          <w:sz w:val="18"/>
+        </w:rPr>
+        <w:br/>
+        <w:t xml:space="preserve">    s = SystemSettings.query.filter_by(key_name='conf_threshold').first()</w:t>
+      </w:r>
+      <w:r>
+        <w:rPr>
+          <w:rFonts w:ascii="Courier New" w:hAnsi="Courier New"/>
+          <w:sz w:val="18"/>
+        </w:rPr>
+        <w:br/>
+        <w:t xml:space="preserve">    s.value = val</w:t>
+      </w:r>
+      <w:r>
+        <w:rPr>
+          <w:rFonts w:ascii="Courier New" w:hAnsi="Courier New"/>
+          <w:sz w:val="18"/>
+        </w:rPr>
+        <w:br/>
+      </w:r>
+      <w:r>
+        <w:rPr>
+          <w:rFonts w:ascii="Courier New" w:hAnsi="Courier New"/>
+          <w:sz w:val="18"/>
+        </w:rPr>
+        <w:br/>
+        <w:t xml:space="preserve">    f = request.files.get('model_file')</w:t>
+      </w:r>
+      <w:r>
+        <w:rPr>
+          <w:rFonts w:ascii="Courier New" w:hAnsi="Courier New"/>
+          <w:sz w:val="18"/>
+        </w:rPr>
+        <w:br/>
+        <w:t xml:space="preserve">    if f and f.filename.endswith('.pt'):</w:t>
+      </w:r>
+      <w:r>
+        <w:rPr>
+          <w:rFonts w:ascii="Courier New" w:hAnsi="Courier New"/>
+          <w:sz w:val="18"/>
+        </w:rPr>
+        <w:br/>
+        <w:t xml:space="preserve">        fname = secure_filename(f.filename)</w:t>
+      </w:r>
+      <w:r>
+        <w:rPr>
+          <w:rFonts w:ascii="Courier New" w:hAnsi="Courier New"/>
+          <w:sz w:val="18"/>
+        </w:rPr>
+        <w:br/>
+        <w:t xml:space="preserve">        f.save(os.path.join(app.root_path, fname))</w:t>
+      </w:r>
+      <w:r>
+        <w:rPr>
+          <w:rFonts w:ascii="Courier New" w:hAnsi="Courier New"/>
+          <w:sz w:val="18"/>
+        </w:rPr>
+        <w:br/>
+        <w:t xml:space="preserve">        m = SystemSettings.query.filter_by(key_name='current_model').first()</w:t>
+      </w:r>
+      <w:r>
+        <w:rPr>
+          <w:rFonts w:ascii="Courier New" w:hAnsi="Courier New"/>
+          <w:sz w:val="18"/>
+        </w:rPr>
+        <w:br/>
+        <w:t xml:space="preserve">        m.value = fname</w:t>
+      </w:r>
+    </w:p>
+    <w:p>
       <w:pPr>
         <w:pStyle w:val="31"/>
         <w:spacing w:before="0" w:line="360" w:lineRule="auto"/>
@@ -16030,7 +17982,7 @@
           <w:lang w:eastAsia="zh-CN"/>
         </w:rPr>
       </w:pPr>
-      <w:bookmarkStart w:id="52" w:name="_Toc227050714"/>
+      <w:bookmarkStart w:id="52" w:name="_Toc227053207"/>
       <w:r>
         <w:rPr>
           <w:rFonts w:ascii="Times New Roman" w:eastAsia="仿宋_GB2312" w:hAnsi="Times New Roman"/>
@@ -16078,6 +18030,7 @@
         <w:rPr>
           <w:lang w:eastAsia="zh-CN"/>
         </w:rPr>
+        <w:lastRenderedPageBreak/>
         <w:t>另外，系统还会自动检查并创建上传目录和结果目录。实际调试时，如果没有这一步，第一次检测往往会因为目录不存在而出错，因此这类初始化逻辑虽然不起眼，但很有必要。</w:t>
       </w:r>
     </w:p>
@@ -16093,7 +18046,7 @@
           <w:noProof/>
         </w:rPr>
         <w:drawing>
-          <wp:inline distT="0" distB="0" distL="0" distR="0" wp14:anchorId="4CF41D79" wp14:editId="4C1B7E34">
+          <wp:inline distT="0" distB="0" distL="0" distR="0" wp14:anchorId="6719F4C0" wp14:editId="69CF618F">
             <wp:extent cx="5733319" cy="1360627"/>
             <wp:effectExtent l="0" t="0" r="1270" b="0"/>
             <wp:docPr id="138895439" name="图片 1"/>
@@ -16169,6 +18122,176 @@
       </w:r>
     </w:p>
     <w:p>
+      <w:r>
+        <w:rPr>
+          <w:rFonts w:ascii="宋体" w:hAnsi="宋体"/>
+        </w:rPr>
+        <w:t>部分关键代码如下：</w:t>
+      </w:r>
+    </w:p>
+    <w:p>
+      <w:r>
+        <w:rPr>
+          <w:rFonts w:ascii="Courier New" w:hAnsi="Courier New"/>
+          <w:sz w:val="18"/>
+        </w:rPr>
+        <w:t># app.py</w:t>
+      </w:r>
+      <w:r>
+        <w:rPr>
+          <w:rFonts w:ascii="Courier New" w:hAnsi="Courier New"/>
+          <w:sz w:val="18"/>
+        </w:rPr>
+        <w:br/>
+        <w:t>if __name__ == '__main__':</w:t>
+      </w:r>
+      <w:r>
+        <w:rPr>
+          <w:rFonts w:ascii="Courier New" w:hAnsi="Courier New"/>
+          <w:sz w:val="18"/>
+        </w:rPr>
+        <w:br/>
+        <w:t xml:space="preserve">    os.makedirs(app.config['UPLOAD_FOLDER'], exist_ok=True)</w:t>
+      </w:r>
+      <w:r>
+        <w:rPr>
+          <w:rFonts w:ascii="Courier New" w:hAnsi="Courier New"/>
+          <w:sz w:val="18"/>
+        </w:rPr>
+        <w:br/>
+        <w:t xml:space="preserve">    os.makedirs(app.config['RESULT_FOLDER'], exist_ok=True)</w:t>
+      </w:r>
+      <w:r>
+        <w:rPr>
+          <w:rFonts w:ascii="Courier New" w:hAnsi="Courier New"/>
+          <w:sz w:val="18"/>
+        </w:rPr>
+        <w:br/>
+        <w:t xml:space="preserve">    with app.app_context():</w:t>
+      </w:r>
+      <w:r>
+        <w:rPr>
+          <w:rFonts w:ascii="Courier New" w:hAnsi="Courier New"/>
+          <w:sz w:val="18"/>
+        </w:rPr>
+        <w:br/>
+        <w:t xml:space="preserve">        db.create_all()</w:t>
+      </w:r>
+      <w:r>
+        <w:rPr>
+          <w:rFonts w:ascii="Courier New" w:hAnsi="Courier New"/>
+          <w:sz w:val="18"/>
+        </w:rPr>
+        <w:br/>
+        <w:t xml:space="preserve">        if not User.query.filter_by(username='admin').first():</w:t>
+      </w:r>
+      <w:r>
+        <w:rPr>
+          <w:rFonts w:ascii="Courier New" w:hAnsi="Courier New"/>
+          <w:sz w:val="18"/>
+        </w:rPr>
+        <w:br/>
+        <w:t xml:space="preserve">            db.session.add(User(username='admin',</w:t>
+      </w:r>
+      <w:r>
+        <w:rPr>
+          <w:rFonts w:ascii="Courier New" w:hAnsi="Courier New"/>
+          <w:sz w:val="18"/>
+        </w:rPr>
+        <w:br/>
+        <w:t xml:space="preserve">                                password=generate_password_hash('123456'),</w:t>
+      </w:r>
+      <w:r>
+        <w:rPr>
+          <w:rFonts w:ascii="Courier New" w:hAnsi="Courier New"/>
+          <w:sz w:val="18"/>
+        </w:rPr>
+        <w:br/>
+        <w:t xml:space="preserve">                                role='admin'))</w:t>
+      </w:r>
+      <w:r>
+        <w:rPr>
+          <w:rFonts w:ascii="Courier New" w:hAnsi="Courier New"/>
+          <w:sz w:val="18"/>
+        </w:rPr>
+        <w:br/>
+        <w:t xml:space="preserve">        if not Inventory.query.first():</w:t>
+      </w:r>
+      <w:r>
+        <w:rPr>
+          <w:rFonts w:ascii="Courier New" w:hAnsi="Courier New"/>
+          <w:sz w:val="18"/>
+        </w:rPr>
+        <w:br/>
+        <w:t xml:space="preserve">            db.session.add(Inventory(</w:t>
+      </w:r>
+      <w:r>
+        <w:rPr>
+          <w:rFonts w:ascii="Courier New" w:hAnsi="Courier New"/>
+          <w:sz w:val="18"/>
+        </w:rPr>
+        <w:t>grade='A</w:t>
+      </w:r>
+      <w:r>
+        <w:rPr>
+          <w:rFonts w:ascii="Courier New" w:hAnsi="Courier New"/>
+          <w:sz w:val="18"/>
+        </w:rPr>
+        <w:t>级</w:t>
+      </w:r>
+      <w:r>
+        <w:rPr>
+          <w:rFonts w:ascii="Courier New" w:hAnsi="Courier New"/>
+          <w:sz w:val="18"/>
+        </w:rPr>
+        <w:t>', count=0))</w:t>
+      </w:r>
+      <w:r>
+        <w:rPr>
+          <w:rFonts w:ascii="Courier New" w:hAnsi="Courier New"/>
+          <w:sz w:val="18"/>
+        </w:rPr>
+        <w:br/>
+        <w:t xml:space="preserve">            db.session.add(Inventory(grade='B</w:t>
+      </w:r>
+      <w:r>
+        <w:rPr>
+          <w:rFonts w:ascii="Courier New" w:hAnsi="Courier New"/>
+          <w:sz w:val="18"/>
+        </w:rPr>
+        <w:t>级</w:t>
+      </w:r>
+      <w:r>
+        <w:rPr>
+          <w:rFonts w:ascii="Courier New" w:hAnsi="Courier New"/>
+          <w:sz w:val="18"/>
+        </w:rPr>
+        <w:t>', count=0))</w:t>
+      </w:r>
+      <w:r>
+        <w:rPr>
+          <w:rFonts w:ascii="Courier New" w:hAnsi="Courier New"/>
+          <w:sz w:val="18"/>
+        </w:rPr>
+        <w:br/>
+        <w:t xml:space="preserve">            db.session.add(Inventory(grade='C</w:t>
+      </w:r>
+      <w:r>
+        <w:rPr>
+          <w:rFonts w:ascii="Courier New" w:hAnsi="Courier New"/>
+          <w:sz w:val="18"/>
+        </w:rPr>
+        <w:t>级</w:t>
+      </w:r>
+      <w:r>
+        <w:rPr>
+          <w:rFonts w:ascii="Courier New" w:hAnsi="Courier New"/>
+          <w:sz w:val="18"/>
+        </w:rPr>
+        <w:t>', count=0))</w:t>
+      </w:r>
+    </w:p>
+    <w:p>
       <w:pPr>
         <w:pStyle w:val="21"/>
         <w:spacing w:before="0" w:line="360" w:lineRule="auto"/>
@@ -16177,14 +18300,13 @@
           <w:lang w:eastAsia="zh-CN"/>
         </w:rPr>
       </w:pPr>
-      <w:bookmarkStart w:id="53" w:name="_Toc227050715"/>
+      <w:bookmarkStart w:id="53" w:name="_Toc227053208"/>
       <w:r>
         <w:rPr>
           <w:rFonts w:ascii="Times New Roman" w:eastAsia="黑体" w:hAnsi="Times New Roman"/>
           <w:sz w:val="24"/>
           <w:lang w:eastAsia="zh-CN"/>
         </w:rPr>
-        <w:lastRenderedPageBreak/>
         <w:t xml:space="preserve">5.5 </w:t>
       </w:r>
       <w:r>
@@ -16224,8 +18346,9 @@
         <w:rPr>
           <w:noProof/>
         </w:rPr>
+        <w:lastRenderedPageBreak/>
         <w:drawing>
-          <wp:inline distT="0" distB="0" distL="0" distR="0" wp14:anchorId="55C56329" wp14:editId="107A06AC">
+          <wp:inline distT="0" distB="0" distL="0" distR="0" wp14:anchorId="53DE95CC" wp14:editId="1D258DB3">
             <wp:extent cx="5991148" cy="3456357"/>
             <wp:effectExtent l="0" t="0" r="0" b="0"/>
             <wp:docPr id="1899454264" name="图片 1" descr="图形用户界面, 网站&#10;&#10;AI 生成的内容可能不正确。"/>
@@ -16292,6 +18415,152 @@
       </w:r>
     </w:p>
     <w:p>
+      <w:r>
+        <w:rPr>
+          <w:rFonts w:ascii="宋体" w:hAnsi="宋体"/>
+        </w:rPr>
+        <w:t>部分关键代码如下：</w:t>
+      </w:r>
+    </w:p>
+    <w:p>
+      <w:r>
+        <w:rPr>
+          <w:rFonts w:ascii="Courier New" w:hAnsi="Courier New"/>
+          <w:sz w:val="18"/>
+        </w:rPr>
+        <w:t># app.py / templates/help.html</w:t>
+      </w:r>
+      <w:r>
+        <w:rPr>
+          <w:rFonts w:ascii="Courier New" w:hAnsi="Courier New"/>
+          <w:sz w:val="18"/>
+        </w:rPr>
+        <w:br/>
+        <w:t>@app.route('/help')</w:t>
+      </w:r>
+      <w:r>
+        <w:rPr>
+          <w:rFonts w:ascii="Courier New" w:hAnsi="Courier New"/>
+          <w:sz w:val="18"/>
+        </w:rPr>
+        <w:br/>
+        <w:t>@login_required</w:t>
+      </w:r>
+      <w:r>
+        <w:rPr>
+          <w:rFonts w:ascii="Courier New" w:hAnsi="Courier New"/>
+          <w:sz w:val="18"/>
+        </w:rPr>
+        <w:br/>
+        <w:t>def help_center():</w:t>
+      </w:r>
+      <w:r>
+        <w:rPr>
+          <w:rFonts w:ascii="Courier New" w:hAnsi="Courier New"/>
+          <w:sz w:val="18"/>
+        </w:rPr>
+        <w:br/>
+        <w:t xml:space="preserve">    return render_template('help.html')</w:t>
+      </w:r>
+      <w:r>
+        <w:rPr>
+          <w:rFonts w:ascii="Courier New" w:hAnsi="Courier New"/>
+          <w:sz w:val="18"/>
+        </w:rPr>
+        <w:br/>
+      </w:r>
+      <w:r>
+        <w:rPr>
+          <w:rFonts w:ascii="Courier New" w:hAnsi="Courier New"/>
+          <w:sz w:val="18"/>
+        </w:rPr>
+        <w:br/>
+        <w:t>&lt;img src="{{ url_for('static', filename='img/live_knot.png') }}"</w:t>
+      </w:r>
+      <w:r>
+        <w:rPr>
+          <w:rFonts w:ascii="Courier New" w:hAnsi="Courier New"/>
+          <w:sz w:val="18"/>
+        </w:rPr>
+        <w:br/>
+        <w:t xml:space="preserve">     class="card-img-top" alt="</w:t>
+      </w:r>
+      <w:r>
+        <w:rPr>
+          <w:rFonts w:ascii="Courier New" w:hAnsi="Courier New"/>
+          <w:sz w:val="18"/>
+        </w:rPr>
+        <w:t>活节样张</w:t>
+      </w:r>
+      <w:r>
+        <w:rPr>
+          <w:rFonts w:ascii="Courier New" w:hAnsi="Courier New"/>
+          <w:sz w:val="18"/>
+        </w:rPr>
+        <w:t>"&gt;</w:t>
+      </w:r>
+      <w:r>
+        <w:rPr>
+          <w:rFonts w:ascii="Courier New" w:hAnsi="Courier New"/>
+          <w:sz w:val="18"/>
+        </w:rPr>
+        <w:br/>
+        <w:t>&lt;img src="{{ url_for('static', filename='img/dead_knot.png') }}"</w:t>
+      </w:r>
+      <w:r>
+        <w:rPr>
+          <w:rFonts w:ascii="Courier New" w:hAnsi="Courier New"/>
+          <w:sz w:val="18"/>
+        </w:rPr>
+        <w:br/>
+        <w:t xml:space="preserve">     class="card-img-top" alt="</w:t>
+      </w:r>
+      <w:r>
+        <w:rPr>
+          <w:rFonts w:ascii="Courier New" w:hAnsi="Courier New"/>
+          <w:sz w:val="18"/>
+        </w:rPr>
+        <w:t>死节样张</w:t>
+      </w:r>
+      <w:r>
+        <w:rPr>
+          <w:rFonts w:ascii="Courier New" w:hAnsi="Courier New"/>
+          <w:sz w:val="18"/>
+        </w:rPr>
+        <w:t>"&gt;</w:t>
+      </w:r>
+      <w:r>
+        <w:rPr>
+          <w:rFonts w:ascii="Courier New" w:hAnsi="Courier New"/>
+          <w:sz w:val="18"/>
+        </w:rPr>
+        <w:br/>
+        <w:t>&lt;img src="{{ url_for('static', filename='img/crack.png') }}"</w:t>
+      </w:r>
+      <w:r>
+        <w:rPr>
+          <w:rFonts w:ascii="Courier New" w:hAnsi="Courier New"/>
+          <w:sz w:val="18"/>
+        </w:rPr>
+        <w:br/>
+        <w:t xml:space="preserve">     class="card-img-top" alt="</w:t>
+      </w:r>
+      <w:r>
+        <w:rPr>
+          <w:rFonts w:ascii="Courier New" w:hAnsi="Courier New"/>
+          <w:sz w:val="18"/>
+        </w:rPr>
+        <w:t>裂纹样张</w:t>
+      </w:r>
+      <w:r>
+        <w:rPr>
+          <w:rFonts w:ascii="Courier New" w:hAnsi="Courier New"/>
+          <w:sz w:val="18"/>
+        </w:rPr>
+        <w:t>"&gt;</w:t>
+      </w:r>
+    </w:p>
+    <w:p>
       <w:pPr>
         <w:pStyle w:val="1"/>
         <w:spacing w:before="120" w:after="120" w:line="360" w:lineRule="auto"/>
@@ -16299,7 +18568,7 @@
           <w:lang w:eastAsia="zh-CN"/>
         </w:rPr>
       </w:pPr>
-      <w:bookmarkStart w:id="54" w:name="_Toc227050716"/>
+      <w:bookmarkStart w:id="54" w:name="_Toc227053209"/>
       <w:r>
         <w:rPr>
           <w:rFonts w:ascii="Times New Roman" w:eastAsia="仿宋_GB2312" w:hAnsi="Times New Roman"/>
@@ -16327,7 +18596,7 @@
           <w:lang w:eastAsia="zh-CN"/>
         </w:rPr>
       </w:pPr>
-      <w:bookmarkStart w:id="55" w:name="_Toc227050717"/>
+      <w:bookmarkStart w:id="55" w:name="_Toc227053210"/>
       <w:r>
         <w:rPr>
           <w:rFonts w:ascii="Times New Roman" w:eastAsia="黑体" w:hAnsi="Times New Roman"/>
@@ -16395,7 +18664,7 @@
           <w:lang w:eastAsia="zh-CN"/>
         </w:rPr>
       </w:pPr>
-      <w:bookmarkStart w:id="56" w:name="_Toc227050718"/>
+      <w:bookmarkStart w:id="56" w:name="_Toc227053211"/>
       <w:r>
         <w:rPr>
           <w:rFonts w:ascii="Times New Roman" w:eastAsia="黑体" w:hAnsi="Times New Roman"/>
@@ -16487,7 +18756,14 @@
         <w:rPr>
           <w:lang w:eastAsia="zh-CN"/>
         </w:rPr>
-        <w:t>权重文件。这样安排更能说明论文中的系统是可以在现有项目环境下直接复现的，而不是另外搭了一套展示环境。</w:t>
+        <w:t>权重文</w:t>
+      </w:r>
+      <w:r>
+        <w:rPr>
+          <w:lang w:eastAsia="zh-CN"/>
+        </w:rPr>
+        <w:lastRenderedPageBreak/>
+        <w:t>件。这样安排更能说明论文中的系统是可以在现有项目环境下直接复现的，而不是另外搭了一套展示环境。</w:t>
       </w:r>
     </w:p>
     <w:p>
@@ -16503,7 +18779,6 @@
         <w:rPr>
           <w:lang w:eastAsia="zh-CN"/>
         </w:rPr>
-        <w:lastRenderedPageBreak/>
         <w:t>测试过程中分别使用普通用户和管理员两种身份进入系统，按真实操作顺序逐项检查核心页面和关键流程。除了正常业务外，也顺手验证了几类常见异常输入，例如未选图片直接提交、角色入口选择错误以及库存不足仍尝试出库等情况。</w:t>
       </w:r>
     </w:p>
@@ -16513,7 +18788,7 @@
         <w:spacing w:before="0" w:line="360" w:lineRule="auto"/>
         <w:jc w:val="both"/>
       </w:pPr>
-      <w:bookmarkStart w:id="57" w:name="_Toc227050719"/>
+      <w:bookmarkStart w:id="57" w:name="_Toc227053212"/>
       <w:r>
         <w:rPr>
           <w:rFonts w:ascii="Times New Roman" w:eastAsia="黑体" w:hAnsi="Times New Roman"/>
@@ -17369,13 +19644,14 @@
           <w:lang w:eastAsia="zh-CN"/>
         </w:rPr>
       </w:pPr>
-      <w:bookmarkStart w:id="58" w:name="_Toc227050720"/>
+      <w:bookmarkStart w:id="58" w:name="_Toc227053213"/>
       <w:r>
         <w:rPr>
           <w:rFonts w:ascii="Times New Roman" w:eastAsia="黑体" w:hAnsi="Times New Roman"/>
           <w:sz w:val="24"/>
           <w:lang w:eastAsia="zh-CN"/>
         </w:rPr>
+        <w:lastRenderedPageBreak/>
         <w:t xml:space="preserve">6.4 </w:t>
       </w:r>
       <w:r>
@@ -17417,7 +19693,6 @@
         <w:rPr>
           <w:lang w:eastAsia="zh-CN"/>
         </w:rPr>
-        <w:lastRenderedPageBreak/>
         <w:t>不过，系统也还有一些比较明显的改进空间。例如当前删除历史记录时还没有同步清理对应图片文件，数据库仍以</w:t>
       </w:r>
       <w:r>
@@ -17441,7 +19716,7 @@
           <w:lang w:eastAsia="zh-CN"/>
         </w:rPr>
       </w:pPr>
-      <w:bookmarkStart w:id="59" w:name="_Toc227050721"/>
+      <w:bookmarkStart w:id="59" w:name="_Toc227053214"/>
       <w:r>
         <w:rPr>
           <w:rFonts w:ascii="Times New Roman" w:eastAsia="仿宋_GB2312" w:hAnsi="Times New Roman"/>
@@ -17509,7 +19784,7 @@
         <w:pStyle w:val="1"/>
         <w:spacing w:before="120" w:after="120" w:line="360" w:lineRule="auto"/>
       </w:pPr>
-      <w:bookmarkStart w:id="60" w:name="_Toc227050722"/>
+      <w:bookmarkStart w:id="60" w:name="_Toc227053215"/>
       <w:r>
         <w:rPr>
           <w:rFonts w:ascii="Times New Roman" w:eastAsia="仿宋_GB2312" w:hAnsi="Times New Roman"/>
@@ -17767,13 +20042,14 @@
           <w:lang w:eastAsia="zh-CN"/>
         </w:rPr>
       </w:pPr>
-      <w:bookmarkStart w:id="61" w:name="_Toc227050723"/>
+      <w:bookmarkStart w:id="61" w:name="_Toc227053216"/>
       <w:r>
         <w:rPr>
           <w:rFonts w:ascii="Times New Roman" w:eastAsia="仿宋_GB2312" w:hAnsi="Times New Roman"/>
           <w:b w:val="0"/>
           <w:lang w:eastAsia="zh-CN"/>
         </w:rPr>
+        <w:lastRenderedPageBreak/>
         <w:t>致谢</w:t>
       </w:r>
       <w:bookmarkEnd w:id="61"/>
@@ -17791,14 +20067,7 @@
         <w:rPr>
           <w:lang w:eastAsia="zh-CN"/>
         </w:rPr>
-        <w:t>本论文能够顺利完成，首先要感谢指导教师在选题确定、系统梳理和论文修改过程中给予的耐心指导。从需求整理、页面调整、数据库设计，到检测流程打通和正文修改，老师都</w:t>
-      </w:r>
-      <w:r>
-        <w:rPr>
-          <w:lang w:eastAsia="zh-CN"/>
-        </w:rPr>
-        <w:lastRenderedPageBreak/>
-        <w:t>提供了很多具体建议。同时，也感谢学院提供实验环境和学习平台，使本人能够把课程中接触到的</w:t>
+        <w:t>本论文能够顺利完成，首先要感谢指导教师在选题确定、系统梳理和论文修改过程中给予的耐心指导。从需求整理、页面调整、数据库设计，到检测流程打通和正文修改，老师都提供了很多具体建议。同时，也感谢学院提供实验环境和学习平台，使本人能够把课程中接触到的</w:t>
       </w:r>
       <w:r>
         <w:rPr>
@@ -17812,6 +20081,171 @@
         </w:rPr>
         <w:t>开发、数据库应用和目标检测方法落实到一个真实项目中。还要感谢同学和家人在项目调试、资料整理与论文撰写期间给予的支持。通过这次毕业设计，本人对一个项目从实现到成文的完整过程有了更清楚的认识，也积累了后续继续深入学习的基础。</w:t>
       </w:r>
+    </w:p>
+    <w:p>
+      <w:pPr>
+        <w:spacing w:after="60"/>
+      </w:pPr>
+    </w:p>
+    <w:p>
+      <w:pPr>
+        <w:spacing w:after="120" w:line="240" w:lineRule="auto"/>
+        <w:ind w:left="420" w:right="227"/>
+      </w:pPr>
+    </w:p>
+    <w:p>
+      <w:pPr>
+        <w:spacing w:after="60"/>
+      </w:pPr>
+    </w:p>
+    <w:p>
+      <w:pPr>
+        <w:spacing w:after="120" w:line="240" w:lineRule="auto"/>
+        <w:ind w:left="420" w:right="227"/>
+      </w:pPr>
+    </w:p>
+    <w:p>
+      <w:pPr>
+        <w:spacing w:after="60"/>
+      </w:pPr>
+    </w:p>
+    <w:p>
+      <w:pPr>
+        <w:spacing w:after="120" w:line="240" w:lineRule="auto"/>
+        <w:ind w:left="420" w:right="227"/>
+      </w:pPr>
+    </w:p>
+    <w:p>
+      <w:pPr>
+        <w:spacing w:after="60"/>
+      </w:pPr>
+    </w:p>
+    <w:p>
+      <w:pPr>
+        <w:spacing w:after="120" w:line="240" w:lineRule="auto"/>
+        <w:ind w:left="420" w:right="227"/>
+      </w:pPr>
+    </w:p>
+    <w:p>
+      <w:pPr>
+        <w:spacing w:after="60"/>
+      </w:pPr>
+    </w:p>
+    <w:p>
+      <w:pPr>
+        <w:spacing w:after="120" w:line="240" w:lineRule="auto"/>
+        <w:ind w:left="420" w:right="227"/>
+      </w:pPr>
+    </w:p>
+    <w:p>
+      <w:pPr>
+        <w:spacing w:after="60"/>
+      </w:pPr>
+    </w:p>
+    <w:p>
+      <w:pPr>
+        <w:spacing w:after="120" w:line="240" w:lineRule="auto"/>
+        <w:ind w:left="420" w:right="227"/>
+      </w:pPr>
+    </w:p>
+    <w:p>
+      <w:pPr>
+        <w:spacing w:after="60"/>
+      </w:pPr>
+    </w:p>
+    <w:p>
+      <w:pPr>
+        <w:spacing w:after="120" w:line="240" w:lineRule="auto"/>
+        <w:ind w:left="420" w:right="227"/>
+      </w:pPr>
+    </w:p>
+    <w:p>
+      <w:pPr>
+        <w:spacing w:after="60"/>
+      </w:pPr>
+    </w:p>
+    <w:p>
+      <w:pPr>
+        <w:spacing w:after="120" w:line="240" w:lineRule="auto"/>
+        <w:ind w:left="420" w:right="227"/>
+      </w:pPr>
+    </w:p>
+    <w:p>
+      <w:pPr>
+        <w:spacing w:after="60"/>
+      </w:pPr>
+    </w:p>
+    <w:p>
+      <w:pPr>
+        <w:spacing w:after="120" w:line="240" w:lineRule="auto"/>
+        <w:ind w:left="420" w:right="227"/>
+      </w:pPr>
+    </w:p>
+    <w:p>
+      <w:pPr>
+        <w:spacing w:after="60"/>
+      </w:pPr>
+    </w:p>
+    <w:p>
+      <w:pPr>
+        <w:spacing w:after="120" w:line="240" w:lineRule="auto"/>
+        <w:ind w:left="420" w:right="227"/>
+      </w:pPr>
+    </w:p>
+    <w:p>
+      <w:pPr>
+        <w:spacing w:after="60"/>
+      </w:pPr>
+    </w:p>
+    <w:p>
+      <w:pPr>
+        <w:spacing w:after="120" w:line="240" w:lineRule="auto"/>
+        <w:ind w:left="420" w:right="227"/>
+      </w:pPr>
+    </w:p>
+    <w:p>
+      <w:pPr>
+        <w:spacing w:after="60"/>
+      </w:pPr>
+    </w:p>
+    <w:p>
+      <w:pPr>
+        <w:spacing w:after="120" w:line="240" w:lineRule="auto"/>
+        <w:ind w:left="420" w:right="227"/>
+      </w:pPr>
+    </w:p>
+    <w:p>
+      <w:pPr>
+        <w:spacing w:after="60"/>
+      </w:pPr>
+    </w:p>
+    <w:p>
+      <w:pPr>
+        <w:spacing w:after="120" w:line="240" w:lineRule="auto"/>
+        <w:ind w:left="420" w:right="227"/>
+      </w:pPr>
+    </w:p>
+    <w:p>
+      <w:pPr>
+        <w:spacing w:after="60"/>
+      </w:pPr>
+    </w:p>
+    <w:p>
+      <w:pPr>
+        <w:spacing w:after="120" w:line="240" w:lineRule="auto"/>
+        <w:ind w:left="420" w:right="227"/>
+      </w:pPr>
+    </w:p>
+    <w:p>
+      <w:pPr>
+        <w:spacing w:after="60"/>
+      </w:pPr>
+    </w:p>
+    <w:p>
+      <w:pPr>
+        <w:spacing w:after="120" w:line="240" w:lineRule="auto"/>
+        <w:ind w:left="420" w:right="227"/>
+      </w:pPr>
     </w:p>
     <w:sectPr>
       <w:footerReference w:type="default" r:id="rId32"/>
